--- a/Project Report in Progress.docx
+++ b/Project Report in Progress.docx
@@ -2,47 +2,2030 @@
 <file path=word/document.xml><?xml version="1.0" encoding="utf-8"?>
 <w:document xmlns:wpc="http://schemas.microsoft.com/office/word/2010/wordprocessingCanvas" xmlns:cx="http://schemas.microsoft.com/office/drawing/2014/chartex" xmlns:cx1="http://schemas.microsoft.com/office/drawing/2015/9/8/chartex" xmlns:cx2="http://schemas.microsoft.com/office/drawing/2015/10/21/chartex" xmlns:cx3="http://schemas.microsoft.com/office/drawing/2016/5/9/chartex" xmlns:cx4="http://schemas.microsoft.com/office/drawing/2016/5/10/chartex" xmlns:cx5="http://schemas.microsoft.com/office/drawing/2016/5/11/chartex" xmlns:cx6="http://schemas.microsoft.com/office/drawing/2016/5/12/chartex" xmlns:cx7="http://schemas.microsoft.com/office/drawing/2016/5/13/chartex" xmlns:cx8="http://schemas.microsoft.com/office/drawing/2016/5/14/chartex" xmlns:mc="http://schemas.openxmlformats.org/markup-compatibility/2006" xmlns:aink="http://schemas.microsoft.com/office/drawing/2016/ink" xmlns:am3d="http://schemas.microsoft.com/office/drawing/2017/model3d" xmlns:o="urn:schemas-microsoft-com:office:office" xmlns:oel="http://schemas.microsoft.com/office/2019/extlst" xmlns:r="http://schemas.openxmlformats.org/officeDocument/2006/relationships" xmlns:m="http://schemas.openxmlformats.org/officeDocument/2006/math" xmlns:v="urn:schemas-microsoft-com:vml" xmlns:wp14="http://schemas.microsoft.com/office/word/2010/wordprocessingDrawing" xmlns:wp="http://schemas.openxmlformats.org/drawingml/2006/wordprocessingDrawing" xmlns:w10="urn:schemas-microsoft-com:office:word" xmlns:w="http://schemas.openxmlformats.org/wordprocessingml/2006/main" xmlns:w14="http://schemas.microsoft.com/office/word/2010/wordml" xmlns:w15="http://schemas.microsoft.com/office/word/2012/wordml" xmlns:w16cex="http://schemas.microsoft.com/office/word/2018/wordml/cex" xmlns:w16cid="http://schemas.microsoft.com/office/word/2016/wordml/cid" xmlns:w16="http://schemas.microsoft.com/office/word/2018/wordml" xmlns:w16du="http://schemas.microsoft.com/office/word/2023/wordml/word16du" xmlns:w16sdtdh="http://schemas.microsoft.com/office/word/2020/wordml/sdtdatahash" xmlns:w16sdtfl="http://schemas.microsoft.com/office/word/2024/wordml/sdtformatlock" xmlns:w16se="http://schemas.microsoft.com/office/word/2015/wordml/symex" xmlns:wpg="http://schemas.microsoft.com/office/word/2010/wordprocessingGroup" xmlns:wpi="http://schemas.microsoft.com/office/word/2010/wordprocessingInk" xmlns:wne="http://schemas.microsoft.com/office/word/2006/wordml" xmlns:wps="http://schemas.microsoft.com/office/word/2010/wordprocessingShape" mc:Ignorable="w14 w15 w16se w16cid w16 w16cex w16sdtdh w16sdtfl w16du wp14">
   <w:body>
-    <w:p>
-      <w:r>
-        <w:t xml:space="preserve">Title page: Typical scientific/technical report </w:t>
-      </w:r>
-    </w:p>
-    <w:p>
-      <w:r>
-        <w:t xml:space="preserve">Summary (Abstract) </w:t>
-      </w:r>
-    </w:p>
-    <w:p>
-      <w:r>
-        <w:t xml:space="preserve">Acknowledgments - thanks or recognition </w:t>
-      </w:r>
-    </w:p>
-    <w:p>
-      <w:r>
-        <w:t xml:space="preserve">Table of contents </w:t>
-      </w:r>
-    </w:p>
-    <w:p>
-      <w:r>
-        <w:t xml:space="preserve">Glossary of acronyms/abbreviations </w:t>
-      </w:r>
-    </w:p>
-    <w:p>
-      <w:r>
-        <w:t xml:space="preserve">1. Introduction (Sets scene: project aims, objectives and background) </w:t>
-      </w:r>
-    </w:p>
-    <w:p>
+    <w:sdt>
+      <w:sdtPr>
+        <w:rPr>
+          <w:rFonts w:eastAsiaTheme="minorEastAsia"/>
+          <w:caps/>
+          <w:color w:val="0D558B" w:themeColor="accent5" w:themeShade="80"/>
+          <w:kern w:val="0"/>
+          <w:sz w:val="28"/>
+          <w:szCs w:val="28"/>
+          <w:lang w:eastAsia="en-GB"/>
+          <w14:ligatures w14:val="none"/>
+        </w:rPr>
+        <w:id w:val="1675065858"/>
+        <w:docPartObj>
+          <w:docPartGallery w:val="Cover Pages"/>
+          <w:docPartUnique/>
+        </w:docPartObj>
+      </w:sdtPr>
+      <w:sdtContent>
+        <w:p>
+          <w:pPr>
+            <w:rPr>
+              <w:rFonts w:eastAsiaTheme="minorEastAsia"/>
+              <w:caps/>
+              <w:color w:val="0D558B" w:themeColor="accent5" w:themeShade="80"/>
+              <w:kern w:val="0"/>
+              <w:sz w:val="28"/>
+              <w:szCs w:val="28"/>
+              <w:lang w:eastAsia="en-GB"/>
+              <w14:ligatures w14:val="none"/>
+            </w:rPr>
+          </w:pPr>
+          <w:r>
+            <w:rPr>
+              <w:rFonts w:eastAsiaTheme="minorEastAsia"/>
+              <w:caps/>
+              <w:color w:val="0D558B" w:themeColor="accent5" w:themeShade="80"/>
+              <w:kern w:val="0"/>
+              <w:sz w:val="28"/>
+              <w:szCs w:val="28"/>
+              <w:lang w:eastAsia="en-GB"/>
+              <w14:ligatures w14:val="none"/>
+            </w:rPr>
+            <mc:AlternateContent>
+              <mc:Choice Requires="wps">
+                <w:drawing>
+                  <wp:anchor distT="0" distB="0" distL="114300" distR="114300" simplePos="0" relativeHeight="251659264" behindDoc="0" locked="0" layoutInCell="1" allowOverlap="1" wp14:anchorId="35863ED2" wp14:editId="7A24BDFA">
+                    <wp:simplePos x="0" y="0"/>
+                    <wp:positionH relativeFrom="page">
+                      <wp:align>center</wp:align>
+                    </wp:positionH>
+                    <wp:positionV relativeFrom="page">
+                      <wp:align>center</wp:align>
+                    </wp:positionV>
+                    <wp:extent cx="1712890" cy="3840480"/>
+                    <wp:effectExtent l="0" t="0" r="1270" b="0"/>
+                    <wp:wrapNone/>
+                    <wp:docPr id="138" name="Text Box 139"/>
+                    <wp:cNvGraphicFramePr/>
+                    <a:graphic xmlns:a="http://schemas.openxmlformats.org/drawingml/2006/main">
+                      <a:graphicData uri="http://schemas.microsoft.com/office/word/2010/wordprocessingShape">
+                        <wps:wsp>
+                          <wps:cNvSpPr txBox="1"/>
+                          <wps:spPr>
+                            <a:xfrm>
+                              <a:off x="0" y="0"/>
+                              <a:ext cx="1712890" cy="3840480"/>
+                            </a:xfrm>
+                            <a:prstGeom prst="rect">
+                              <a:avLst/>
+                            </a:prstGeom>
+                            <a:solidFill>
+                              <a:schemeClr val="lt1"/>
+                            </a:solidFill>
+                            <a:ln w="6350">
+                              <a:noFill/>
+                            </a:ln>
+                            <a:effectLst/>
+                          </wps:spPr>
+                          <wps:style>
+                            <a:lnRef idx="0">
+                              <a:schemeClr val="accent1"/>
+                            </a:lnRef>
+                            <a:fillRef idx="0">
+                              <a:schemeClr val="accent1"/>
+                            </a:fillRef>
+                            <a:effectRef idx="0">
+                              <a:schemeClr val="accent1"/>
+                            </a:effectRef>
+                            <a:fontRef idx="minor">
+                              <a:schemeClr val="dk1"/>
+                            </a:fontRef>
+                          </wps:style>
+                          <wps:txbx>
+                            <w:txbxContent>
+                              <w:tbl>
+                                <w:tblPr>
+                                  <w:tblW w:w="5000" w:type="pct"/>
+                                  <w:jc w:val="center"/>
+                                  <w:tblBorders>
+                                    <w:insideV w:val="single" w:sz="12" w:space="0" w:color="9B57D3" w:themeColor="accent2"/>
+                                  </w:tblBorders>
+                                  <w:tblCellMar>
+                                    <w:top w:w="1296" w:type="dxa"/>
+                                    <w:left w:w="360" w:type="dxa"/>
+                                    <w:bottom w:w="1296" w:type="dxa"/>
+                                    <w:right w:w="360" w:type="dxa"/>
+                                  </w:tblCellMar>
+                                  <w:tblLook w:val="04A0" w:firstRow="1" w:lastRow="0" w:firstColumn="1" w:lastColumn="0" w:noHBand="0" w:noVBand="1"/>
+                                </w:tblPr>
+                                <w:tblGrid>
+                                  <w:gridCol w:w="5546"/>
+                                  <w:gridCol w:w="1975"/>
+                                </w:tblGrid>
+                                <w:tr>
+                                  <w:trPr>
+                                    <w:jc w:val="center"/>
+                                  </w:trPr>
+                                  <w:tc>
+                                    <w:tcPr>
+                                      <w:tcW w:w="2568" w:type="pct"/>
+                                      <w:vAlign w:val="center"/>
+                                    </w:tcPr>
+                                    <w:p>
+                                      <w:pPr>
+                                        <w:jc w:val="right"/>
+                                      </w:pPr>
+                                      <w:r>
+                                        <w:drawing>
+                                          <wp:inline distT="0" distB="0" distL="0" distR="0" wp14:anchorId="0E6CAA8A" wp14:editId="6CA2F727">
+                                            <wp:extent cx="3065006" cy="3065006"/>
+                                            <wp:effectExtent l="0" t="0" r="0" b="0"/>
+                                            <wp:docPr id="139" name="Picture 137" descr="Beaver with solid fill"/>
+                                            <wp:cNvGraphicFramePr>
+                                              <a:graphicFrameLocks xmlns:a="http://schemas.openxmlformats.org/drawingml/2006/main" noChangeAspect="1"/>
+                                            </wp:cNvGraphicFramePr>
+                                            <a:graphic xmlns:a="http://schemas.openxmlformats.org/drawingml/2006/main">
+                                              <a:graphicData uri="http://schemas.openxmlformats.org/drawingml/2006/picture">
+                                                <pic:pic xmlns:pic="http://schemas.openxmlformats.org/drawingml/2006/picture">
+                                                  <pic:nvPicPr>
+                                                    <pic:cNvPr id="139" name="Picture 137" descr="Beaver with solid fill"/>
+                                                    <pic:cNvPicPr/>
+                                                  </pic:nvPicPr>
+                                                  <pic:blipFill>
+                                                    <a:blip r:embed="rId9">
+                                                      <a:extLst>
+                                                        <a:ext uri="{96DAC541-7B7A-43D3-8B79-37D633B846F1}">
+                                                          <asvg:svgBlip xmlns:asvg="http://schemas.microsoft.com/office/drawing/2016/SVG/main" r:embed="rId10"/>
+                                                        </a:ext>
+                                                      </a:extLst>
+                                                    </a:blip>
+                                                    <a:stretch>
+                                                      <a:fillRect/>
+                                                    </a:stretch>
+                                                  </pic:blipFill>
+                                                  <pic:spPr>
+                                                    <a:xfrm>
+                                                      <a:off x="0" y="0"/>
+                                                      <a:ext cx="3065006" cy="3065006"/>
+                                                    </a:xfrm>
+                                                    <a:prstGeom prst="rect">
+                                                      <a:avLst/>
+                                                    </a:prstGeom>
+                                                  </pic:spPr>
+                                                </pic:pic>
+                                              </a:graphicData>
+                                            </a:graphic>
+                                          </wp:inline>
+                                        </w:drawing>
+                                      </w:r>
+                                    </w:p>
+                                    <w:sdt>
+                                      <w:sdtPr>
+                                        <w:rPr>
+                                          <w:caps/>
+                                          <w:color w:val="191919" w:themeColor="text1" w:themeTint="E6"/>
+                                          <w:sz w:val="72"/>
+                                          <w:szCs w:val="72"/>
+                                        </w:rPr>
+                                        <w:alias w:val="Title"/>
+                                        <w:tag w:val=""/>
+                                        <w:id w:val="-438379639"/>
+                                        <w:dataBinding w:prefixMappings="xmlns:ns0='http://purl.org/dc/elements/1.1/' xmlns:ns1='http://schemas.openxmlformats.org/package/2006/metadata/core-properties' " w:xpath="/ns1:coreProperties[1]/ns0:title[1]" w:storeItemID="{6C3C8BC8-F283-45AE-878A-BAB7291924A1}"/>
+                                        <w:text/>
+                                      </w:sdtPr>
+                                      <w:sdtContent>
+                                        <w:p>
+                                          <w:pPr>
+                                            <w:pStyle w:val="NoSpacing"/>
+                                            <w:spacing w:line="312" w:lineRule="auto"/>
+                                            <w:jc w:val="right"/>
+                                            <w:rPr>
+                                              <w:caps/>
+                                              <w:color w:val="191919" w:themeColor="text1" w:themeTint="E6"/>
+                                              <w:sz w:val="72"/>
+                                              <w:szCs w:val="72"/>
+                                            </w:rPr>
+                                          </w:pPr>
+                                          <w:r>
+                                            <w:rPr>
+                                              <w:caps/>
+                                              <w:color w:val="191919" w:themeColor="text1" w:themeTint="E6"/>
+                                              <w:sz w:val="72"/>
+                                              <w:szCs w:val="72"/>
+                                            </w:rPr>
+                                            <w:t>PROJ300 : Mobile Searching Robot</w:t>
+                                          </w:r>
+                                        </w:p>
+                                      </w:sdtContent>
+                                    </w:sdt>
+                                    <w:sdt>
+                                      <w:sdtPr>
+                                        <w:rPr>
+                                          <w:color w:val="000000" w:themeColor="text1"/>
+                                          <w:sz w:val="24"/>
+                                          <w:szCs w:val="24"/>
+                                        </w:rPr>
+                                        <w:alias w:val="Subtitle"/>
+                                        <w:tag w:val=""/>
+                                        <w:id w:val="1354072561"/>
+                                        <w:dataBinding w:prefixMappings="xmlns:ns0='http://purl.org/dc/elements/1.1/' xmlns:ns1='http://schemas.openxmlformats.org/package/2006/metadata/core-properties' " w:xpath="/ns1:coreProperties[1]/ns0:subject[1]" w:storeItemID="{6C3C8BC8-F283-45AE-878A-BAB7291924A1}"/>
+                                        <w:text/>
+                                      </w:sdtPr>
+                                      <w:sdtContent>
+                                        <w:p>
+                                          <w:pPr>
+                                            <w:jc w:val="right"/>
+                                            <w:rPr>
+                                              <w:sz w:val="24"/>
+                                              <w:szCs w:val="24"/>
+                                            </w:rPr>
+                                          </w:pPr>
+                                          <w:r>
+                                            <w:rPr>
+                                              <w:color w:val="000000" w:themeColor="text1"/>
+                                              <w:sz w:val="24"/>
+                                              <w:szCs w:val="24"/>
+                                            </w:rPr>
+                                            <w:t>May 2025</w:t>
+                                          </w:r>
+                                        </w:p>
+                                      </w:sdtContent>
+                                    </w:sdt>
+                                  </w:tc>
+                                  <w:tc>
+                                    <w:tcPr>
+                                      <w:tcW w:w="2432" w:type="pct"/>
+                                      <w:vAlign w:val="center"/>
+                                    </w:tcPr>
+                                    <w:p>
+                                      <w:pPr>
+                                        <w:pStyle w:val="NoSpacing"/>
+                                        <w:jc w:val="center"/>
+                                        <w:rPr>
+                                          <w:caps/>
+                                          <w:color w:val="9B57D3" w:themeColor="accent2"/>
+                                          <w:sz w:val="26"/>
+                                          <w:szCs w:val="26"/>
+                                        </w:rPr>
+                                      </w:pPr>
+                                      <w:r>
+                                        <w:rPr>
+                                          <w:caps/>
+                                          <w:color w:val="9B57D3" w:themeColor="accent2"/>
+                                          <w:sz w:val="26"/>
+                                          <w:szCs w:val="26"/>
+                                        </w:rPr>
+                                        <w:t>University of Plymouth</w:t>
+                                      </w:r>
+                                    </w:p>
+                                    <w:p>
+                                      <w:pPr>
+                                        <w:pStyle w:val="NoSpacing"/>
+                                        <w:jc w:val="center"/>
+                                        <w:rPr>
+                                          <w:caps/>
+                                          <w:color w:val="9B57D3" w:themeColor="accent2"/>
+                                          <w:sz w:val="20"/>
+                                          <w:szCs w:val="20"/>
+                                        </w:rPr>
+                                      </w:pPr>
+                                      <w:r>
+                                        <w:rPr>
+                                          <w:caps/>
+                                          <w:color w:val="9B57D3" w:themeColor="accent2"/>
+                                          <w:sz w:val="20"/>
+                                          <w:szCs w:val="20"/>
+                                        </w:rPr>
+                                        <w:t>School of computing, electronics &amp; mathematics</w:t>
+                                      </w:r>
+                                    </w:p>
+                                    <w:sdt>
+                                      <w:sdtPr>
+                                        <w:rPr>
+                                          <w:color w:val="000000" w:themeColor="text1"/>
+                                        </w:rPr>
+                                        <w:alias w:val="Abstract"/>
+                                        <w:tag w:val=""/>
+                                        <w:id w:val="-2036181933"/>
+                                        <w:showingPlcHdr/>
+                                        <w:dataBinding w:prefixMappings="xmlns:ns0='http://schemas.microsoft.com/office/2006/coverPageProps' " w:xpath="/ns0:CoverPageProperties[1]/ns0:Abstract[1]" w:storeItemID="{55AF091B-3C7A-41E3-B477-F2FDAA23CFDA}"/>
+                                        <w:text/>
+                                      </w:sdtPr>
+                                      <w:sdtContent>
+                                        <w:p>
+                                          <w:pPr>
+                                            <w:jc w:val="center"/>
+                                            <w:rPr>
+                                              <w:color w:val="000000" w:themeColor="text1"/>
+                                            </w:rPr>
+                                          </w:pPr>
+                                          <w:r>
+                                            <w:rPr>
+                                              <w:color w:val="000000" w:themeColor="text1"/>
+                                            </w:rPr>
+                                            <w:t>[Draw your reader in with an engaging abstract. It is typically a short summary of the document. When you’re ready to add your content, just click here and start typing.]</w:t>
+                                          </w:r>
+                                        </w:p>
+                                      </w:sdtContent>
+                                    </w:sdt>
+                                    <w:sdt>
+                                      <w:sdtPr>
+                                        <w:rPr>
+                                          <w:color w:val="9B57D3" w:themeColor="accent2"/>
+                                          <w:sz w:val="26"/>
+                                          <w:szCs w:val="26"/>
+                                        </w:rPr>
+                                        <w:alias w:val="Author"/>
+                                        <w:tag w:val=""/>
+                                        <w:id w:val="-279026076"/>
+                                        <w:dataBinding w:prefixMappings="xmlns:ns0='http://purl.org/dc/elements/1.1/' xmlns:ns1='http://schemas.openxmlformats.org/package/2006/metadata/core-properties' " w:xpath="/ns1:coreProperties[1]/ns0:creator[1]" w:storeItemID="{6C3C8BC8-F283-45AE-878A-BAB7291924A1}"/>
+                                        <w:text/>
+                                      </w:sdtPr>
+                                      <w:sdtContent>
+                                        <w:p>
+                                          <w:pPr>
+                                            <w:pStyle w:val="NoSpacing"/>
+                                            <w:jc w:val="center"/>
+                                            <w:rPr>
+                                              <w:color w:val="9B57D3" w:themeColor="accent2"/>
+                                              <w:sz w:val="26"/>
+                                              <w:szCs w:val="26"/>
+                                            </w:rPr>
+                                          </w:pPr>
+                                          <w:r>
+                                            <w:rPr>
+                                              <w:color w:val="9B57D3" w:themeColor="accent2"/>
+                                              <w:sz w:val="26"/>
+                                              <w:szCs w:val="26"/>
+                                            </w:rPr>
+                                            <w:t>Aisling Cleary                                                  Student Number: 10648218</w:t>
+                                          </w:r>
+                                        </w:p>
+                                      </w:sdtContent>
+                                    </w:sdt>
+                                    <w:p>
+                                      <w:pPr>
+                                        <w:pStyle w:val="NoSpacing"/>
+                                        <w:jc w:val="center"/>
+                                      </w:pPr>
+                                      <w:sdt>
+                                        <w:sdtPr>
+                                          <w:rPr>
+                                            <w:color w:val="632E62" w:themeColor="text2"/>
+                                          </w:rPr>
+                                          <w:alias w:val="Course"/>
+                                          <w:tag w:val="Course"/>
+                                          <w:id w:val="-710501431"/>
+                                          <w:dataBinding w:prefixMappings="xmlns:ns0='http://purl.org/dc/elements/1.1/' xmlns:ns1='http://schemas.openxmlformats.org/package/2006/metadata/core-properties' " w:xpath="/ns1:coreProperties[1]/ns1:category[1]" w:storeItemID="{6C3C8BC8-F283-45AE-878A-BAB7291924A1}"/>
+                                          <w:text/>
+                                        </w:sdtPr>
+                                        <w:sdtContent>
+                                          <w:r>
+                                            <w:rPr>
+                                              <w:color w:val="632E62" w:themeColor="text2"/>
+                                            </w:rPr>
+                                            <w:t>Robotics</w:t>
+                                          </w:r>
+                                        </w:sdtContent>
+                                      </w:sdt>
+                                    </w:p>
+                                  </w:tc>
+                                </w:tr>
+                              </w:tbl>
+                              <w:p/>
+                            </w:txbxContent>
+                          </wps:txbx>
+                          <wps:bodyPr rot="0" spcFirstLastPara="0" vertOverflow="overflow" horzOverflow="overflow" vert="horz" wrap="square" lIns="0" tIns="0" rIns="0" bIns="0" numCol="1" spcCol="0" rtlCol="0" fromWordArt="0" anchor="ctr" anchorCtr="0" forceAA="0" compatLnSpc="1">
+                            <a:prstTxWarp prst="textNoShape">
+                              <a:avLst/>
+                            </a:prstTxWarp>
+                            <a:noAutofit/>
+                          </wps:bodyPr>
+                        </wps:wsp>
+                      </a:graphicData>
+                    </a:graphic>
+                    <wp14:sizeRelH relativeFrom="page">
+                      <wp14:pctWidth>94100</wp14:pctWidth>
+                    </wp14:sizeRelH>
+                    <wp14:sizeRelV relativeFrom="page">
+                      <wp14:pctHeight>77300</wp14:pctHeight>
+                    </wp14:sizeRelV>
+                  </wp:anchor>
+                </w:drawing>
+              </mc:Choice>
+              <mc:Fallback>
+                <w:pict>
+                  <v:shapetype w14:anchorId="35863ED2" id="_x0000_t202" coordsize="21600,21600" o:spt="202" path="m,l,21600r21600,l21600,xe">
+                    <v:stroke joinstyle="miter"/>
+                    <v:path gradientshapeok="t" o:connecttype="rect"/>
+                  </v:shapetype>
+                  <v:shape id="Text Box 139" o:spid="_x0000_s1026" type="#_x0000_t202" style="position:absolute;margin-left:0;margin-top:0;width:134.85pt;height:302.4pt;z-index:251659264;visibility:visible;mso-wrap-style:square;mso-width-percent:941;mso-height-percent:773;mso-wrap-distance-left:9pt;mso-wrap-distance-top:0;mso-wrap-distance-right:9pt;mso-wrap-distance-bottom:0;mso-position-horizontal:center;mso-position-horizontal-relative:page;mso-position-vertical:center;mso-position-vertical-relative:page;mso-width-percent:941;mso-height-percent:773;mso-width-relative:page;mso-height-relative:page;v-text-anchor:middle" o:gfxdata="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" fillcolor="white [3201]" stroked="f" strokeweight=".5pt">
+                    <v:textbox inset="0,0,0,0">
+                      <w:txbxContent>
+                        <w:tbl>
+                          <w:tblPr>
+                            <w:tblW w:w="5000" w:type="pct"/>
+                            <w:jc w:val="center"/>
+                            <w:tblBorders>
+                              <w:insideV w:val="single" w:sz="12" w:space="0" w:color="9B57D3" w:themeColor="accent2"/>
+                            </w:tblBorders>
+                            <w:tblCellMar>
+                              <w:top w:w="1296" w:type="dxa"/>
+                              <w:left w:w="360" w:type="dxa"/>
+                              <w:bottom w:w="1296" w:type="dxa"/>
+                              <w:right w:w="360" w:type="dxa"/>
+                            </w:tblCellMar>
+                            <w:tblLook w:val="04A0" w:firstRow="1" w:lastRow="0" w:firstColumn="1" w:lastColumn="0" w:noHBand="0" w:noVBand="1"/>
+                          </w:tblPr>
+                          <w:tblGrid>
+                            <w:gridCol w:w="5546"/>
+                            <w:gridCol w:w="1975"/>
+                          </w:tblGrid>
+                          <w:tr>
+                            <w:trPr>
+                              <w:jc w:val="center"/>
+                            </w:trPr>
+                            <w:tc>
+                              <w:tcPr>
+                                <w:tcW w:w="2568" w:type="pct"/>
+                                <w:vAlign w:val="center"/>
+                              </w:tcPr>
+                              <w:p>
+                                <w:pPr>
+                                  <w:jc w:val="right"/>
+                                </w:pPr>
+                                <w:r>
+                                  <w:drawing>
+                                    <wp:inline distT="0" distB="0" distL="0" distR="0" wp14:anchorId="0E6CAA8A" wp14:editId="6CA2F727">
+                                      <wp:extent cx="3065006" cy="3065006"/>
+                                      <wp:effectExtent l="0" t="0" r="0" b="0"/>
+                                      <wp:docPr id="139" name="Picture 137" descr="Beaver with solid fill"/>
+                                      <wp:cNvGraphicFramePr>
+                                        <a:graphicFrameLocks xmlns:a="http://schemas.openxmlformats.org/drawingml/2006/main" noChangeAspect="1"/>
+                                      </wp:cNvGraphicFramePr>
+                                      <a:graphic xmlns:a="http://schemas.openxmlformats.org/drawingml/2006/main">
+                                        <a:graphicData uri="http://schemas.openxmlformats.org/drawingml/2006/picture">
+                                          <pic:pic xmlns:pic="http://schemas.openxmlformats.org/drawingml/2006/picture">
+                                            <pic:nvPicPr>
+                                              <pic:cNvPr id="139" name="Picture 137" descr="Beaver with solid fill"/>
+                                              <pic:cNvPicPr/>
+                                            </pic:nvPicPr>
+                                            <pic:blipFill>
+                                              <a:blip r:embed="rId9">
+                                                <a:extLst>
+                                                  <a:ext uri="{96DAC541-7B7A-43D3-8B79-37D633B846F1}">
+                                                    <asvg:svgBlip xmlns:asvg="http://schemas.microsoft.com/office/drawing/2016/SVG/main" r:embed="rId10"/>
+                                                  </a:ext>
+                                                </a:extLst>
+                                              </a:blip>
+                                              <a:stretch>
+                                                <a:fillRect/>
+                                              </a:stretch>
+                                            </pic:blipFill>
+                                            <pic:spPr>
+                                              <a:xfrm>
+                                                <a:off x="0" y="0"/>
+                                                <a:ext cx="3065006" cy="3065006"/>
+                                              </a:xfrm>
+                                              <a:prstGeom prst="rect">
+                                                <a:avLst/>
+                                              </a:prstGeom>
+                                            </pic:spPr>
+                                          </pic:pic>
+                                        </a:graphicData>
+                                      </a:graphic>
+                                    </wp:inline>
+                                  </w:drawing>
+                                </w:r>
+                              </w:p>
+                              <w:sdt>
+                                <w:sdtPr>
+                                  <w:rPr>
+                                    <w:caps/>
+                                    <w:color w:val="191919" w:themeColor="text1" w:themeTint="E6"/>
+                                    <w:sz w:val="72"/>
+                                    <w:szCs w:val="72"/>
+                                  </w:rPr>
+                                  <w:alias w:val="Title"/>
+                                  <w:tag w:val=""/>
+                                  <w:id w:val="-438379639"/>
+                                  <w:dataBinding w:prefixMappings="xmlns:ns0='http://purl.org/dc/elements/1.1/' xmlns:ns1='http://schemas.openxmlformats.org/package/2006/metadata/core-properties' " w:xpath="/ns1:coreProperties[1]/ns0:title[1]" w:storeItemID="{6C3C8BC8-F283-45AE-878A-BAB7291924A1}"/>
+                                  <w:text/>
+                                </w:sdtPr>
+                                <w:sdtContent>
+                                  <w:p>
+                                    <w:pPr>
+                                      <w:pStyle w:val="NoSpacing"/>
+                                      <w:spacing w:line="312" w:lineRule="auto"/>
+                                      <w:jc w:val="right"/>
+                                      <w:rPr>
+                                        <w:caps/>
+                                        <w:color w:val="191919" w:themeColor="text1" w:themeTint="E6"/>
+                                        <w:sz w:val="72"/>
+                                        <w:szCs w:val="72"/>
+                                      </w:rPr>
+                                    </w:pPr>
+                                    <w:r>
+                                      <w:rPr>
+                                        <w:caps/>
+                                        <w:color w:val="191919" w:themeColor="text1" w:themeTint="E6"/>
+                                        <w:sz w:val="72"/>
+                                        <w:szCs w:val="72"/>
+                                      </w:rPr>
+                                      <w:t>PROJ300 : Mobile Searching Robot</w:t>
+                                    </w:r>
+                                  </w:p>
+                                </w:sdtContent>
+                              </w:sdt>
+                              <w:sdt>
+                                <w:sdtPr>
+                                  <w:rPr>
+                                    <w:color w:val="000000" w:themeColor="text1"/>
+                                    <w:sz w:val="24"/>
+                                    <w:szCs w:val="24"/>
+                                  </w:rPr>
+                                  <w:alias w:val="Subtitle"/>
+                                  <w:tag w:val=""/>
+                                  <w:id w:val="1354072561"/>
+                                  <w:dataBinding w:prefixMappings="xmlns:ns0='http://purl.org/dc/elements/1.1/' xmlns:ns1='http://schemas.openxmlformats.org/package/2006/metadata/core-properties' " w:xpath="/ns1:coreProperties[1]/ns0:subject[1]" w:storeItemID="{6C3C8BC8-F283-45AE-878A-BAB7291924A1}"/>
+                                  <w:text/>
+                                </w:sdtPr>
+                                <w:sdtContent>
+                                  <w:p>
+                                    <w:pPr>
+                                      <w:jc w:val="right"/>
+                                      <w:rPr>
+                                        <w:sz w:val="24"/>
+                                        <w:szCs w:val="24"/>
+                                      </w:rPr>
+                                    </w:pPr>
+                                    <w:r>
+                                      <w:rPr>
+                                        <w:color w:val="000000" w:themeColor="text1"/>
+                                        <w:sz w:val="24"/>
+                                        <w:szCs w:val="24"/>
+                                      </w:rPr>
+                                      <w:t>May 2025</w:t>
+                                    </w:r>
+                                  </w:p>
+                                </w:sdtContent>
+                              </w:sdt>
+                            </w:tc>
+                            <w:tc>
+                              <w:tcPr>
+                                <w:tcW w:w="2432" w:type="pct"/>
+                                <w:vAlign w:val="center"/>
+                              </w:tcPr>
+                              <w:p>
+                                <w:pPr>
+                                  <w:pStyle w:val="NoSpacing"/>
+                                  <w:jc w:val="center"/>
+                                  <w:rPr>
+                                    <w:caps/>
+                                    <w:color w:val="9B57D3" w:themeColor="accent2"/>
+                                    <w:sz w:val="26"/>
+                                    <w:szCs w:val="26"/>
+                                  </w:rPr>
+                                </w:pPr>
+                                <w:r>
+                                  <w:rPr>
+                                    <w:caps/>
+                                    <w:color w:val="9B57D3" w:themeColor="accent2"/>
+                                    <w:sz w:val="26"/>
+                                    <w:szCs w:val="26"/>
+                                  </w:rPr>
+                                  <w:t>University of Plymouth</w:t>
+                                </w:r>
+                              </w:p>
+                              <w:p>
+                                <w:pPr>
+                                  <w:pStyle w:val="NoSpacing"/>
+                                  <w:jc w:val="center"/>
+                                  <w:rPr>
+                                    <w:caps/>
+                                    <w:color w:val="9B57D3" w:themeColor="accent2"/>
+                                    <w:sz w:val="20"/>
+                                    <w:szCs w:val="20"/>
+                                  </w:rPr>
+                                </w:pPr>
+                                <w:r>
+                                  <w:rPr>
+                                    <w:caps/>
+                                    <w:color w:val="9B57D3" w:themeColor="accent2"/>
+                                    <w:sz w:val="20"/>
+                                    <w:szCs w:val="20"/>
+                                  </w:rPr>
+                                  <w:t>School of computing, electronics &amp; mathematics</w:t>
+                                </w:r>
+                              </w:p>
+                              <w:sdt>
+                                <w:sdtPr>
+                                  <w:rPr>
+                                    <w:color w:val="000000" w:themeColor="text1"/>
+                                  </w:rPr>
+                                  <w:alias w:val="Abstract"/>
+                                  <w:tag w:val=""/>
+                                  <w:id w:val="-2036181933"/>
+                                  <w:showingPlcHdr/>
+                                  <w:dataBinding w:prefixMappings="xmlns:ns0='http://schemas.microsoft.com/office/2006/coverPageProps' " w:xpath="/ns0:CoverPageProperties[1]/ns0:Abstract[1]" w:storeItemID="{55AF091B-3C7A-41E3-B477-F2FDAA23CFDA}"/>
+                                  <w:text/>
+                                </w:sdtPr>
+                                <w:sdtContent>
+                                  <w:p>
+                                    <w:pPr>
+                                      <w:jc w:val="center"/>
+                                      <w:rPr>
+                                        <w:color w:val="000000" w:themeColor="text1"/>
+                                      </w:rPr>
+                                    </w:pPr>
+                                    <w:r>
+                                      <w:rPr>
+                                        <w:color w:val="000000" w:themeColor="text1"/>
+                                      </w:rPr>
+                                      <w:t>[Draw your reader in with an engaging abstract. It is typically a short summary of the document. When you’re ready to add your content, just click here and start typing.]</w:t>
+                                    </w:r>
+                                  </w:p>
+                                </w:sdtContent>
+                              </w:sdt>
+                              <w:sdt>
+                                <w:sdtPr>
+                                  <w:rPr>
+                                    <w:color w:val="9B57D3" w:themeColor="accent2"/>
+                                    <w:sz w:val="26"/>
+                                    <w:szCs w:val="26"/>
+                                  </w:rPr>
+                                  <w:alias w:val="Author"/>
+                                  <w:tag w:val=""/>
+                                  <w:id w:val="-279026076"/>
+                                  <w:dataBinding w:prefixMappings="xmlns:ns0='http://purl.org/dc/elements/1.1/' xmlns:ns1='http://schemas.openxmlformats.org/package/2006/metadata/core-properties' " w:xpath="/ns1:coreProperties[1]/ns0:creator[1]" w:storeItemID="{6C3C8BC8-F283-45AE-878A-BAB7291924A1}"/>
+                                  <w:text/>
+                                </w:sdtPr>
+                                <w:sdtContent>
+                                  <w:p>
+                                    <w:pPr>
+                                      <w:pStyle w:val="NoSpacing"/>
+                                      <w:jc w:val="center"/>
+                                      <w:rPr>
+                                        <w:color w:val="9B57D3" w:themeColor="accent2"/>
+                                        <w:sz w:val="26"/>
+                                        <w:szCs w:val="26"/>
+                                      </w:rPr>
+                                    </w:pPr>
+                                    <w:r>
+                                      <w:rPr>
+                                        <w:color w:val="9B57D3" w:themeColor="accent2"/>
+                                        <w:sz w:val="26"/>
+                                        <w:szCs w:val="26"/>
+                                      </w:rPr>
+                                      <w:t>Aisling Cleary                                                  Student Number: 10648218</w:t>
+                                    </w:r>
+                                  </w:p>
+                                </w:sdtContent>
+                              </w:sdt>
+                              <w:p>
+                                <w:pPr>
+                                  <w:pStyle w:val="NoSpacing"/>
+                                  <w:jc w:val="center"/>
+                                </w:pPr>
+                                <w:sdt>
+                                  <w:sdtPr>
+                                    <w:rPr>
+                                      <w:color w:val="632E62" w:themeColor="text2"/>
+                                    </w:rPr>
+                                    <w:alias w:val="Course"/>
+                                    <w:tag w:val="Course"/>
+                                    <w:id w:val="-710501431"/>
+                                    <w:dataBinding w:prefixMappings="xmlns:ns0='http://purl.org/dc/elements/1.1/' xmlns:ns1='http://schemas.openxmlformats.org/package/2006/metadata/core-properties' " w:xpath="/ns1:coreProperties[1]/ns1:category[1]" w:storeItemID="{6C3C8BC8-F283-45AE-878A-BAB7291924A1}"/>
+                                    <w:text/>
+                                  </w:sdtPr>
+                                  <w:sdtContent>
+                                    <w:r>
+                                      <w:rPr>
+                                        <w:color w:val="632E62" w:themeColor="text2"/>
+                                      </w:rPr>
+                                      <w:t>Robotics</w:t>
+                                    </w:r>
+                                  </w:sdtContent>
+                                </w:sdt>
+                              </w:p>
+                            </w:tc>
+                          </w:tr>
+                        </w:tbl>
+                        <w:p/>
+                      </w:txbxContent>
+                    </v:textbox>
+                    <w10:wrap anchorx="page" anchory="page"/>
+                  </v:shape>
+                </w:pict>
+              </mc:Fallback>
+            </mc:AlternateContent>
+          </w:r>
+          <w:r>
+            <w:rPr>
+              <w:rFonts w:eastAsiaTheme="minorEastAsia"/>
+              <w:caps/>
+              <w:color w:val="0D558B" w:themeColor="accent5" w:themeShade="80"/>
+              <w:kern w:val="0"/>
+              <w:sz w:val="28"/>
+              <w:szCs w:val="28"/>
+              <w:lang w:eastAsia="en-GB"/>
+              <w14:ligatures w14:val="none"/>
+            </w:rPr>
+            <w:br w:type="page"/>
+          </w:r>
+        </w:p>
+      </w:sdtContent>
+    </w:sdt>
+    <w:p/>
+    <w:sdt>
+      <w:sdtPr>
+        <w:id w:val="-1625683213"/>
+        <w:docPartObj>
+          <w:docPartGallery w:val="Table of Contents"/>
+          <w:docPartUnique/>
+        </w:docPartObj>
+      </w:sdtPr>
+      <w:sdtEndPr>
+        <w:rPr>
+          <w:rFonts w:asciiTheme="minorHAnsi" w:eastAsiaTheme="minorHAnsi" w:hAnsiTheme="minorHAnsi" w:cstheme="minorBidi"/>
+          <w:b/>
+          <w:bCs/>
+          <w:color w:val="auto"/>
+          <w:kern w:val="2"/>
+          <w:sz w:val="22"/>
+          <w:szCs w:val="22"/>
+          <w:lang w:eastAsia="en-US"/>
+          <w14:ligatures w14:val="standardContextual"/>
+        </w:rPr>
+      </w:sdtEndPr>
+      <w:sdtContent>
+        <w:p>
+          <w:pPr>
+            <w:pStyle w:val="TOCHeading"/>
+          </w:pPr>
+          <w:r>
+            <w:t>Table of Contents</w:t>
+          </w:r>
+        </w:p>
+        <w:p>
+          <w:pPr>
+            <w:pStyle w:val="TOC2"/>
+            <w:tabs>
+              <w:tab w:val="right" w:leader="dot" w:pos="9016"/>
+            </w:tabs>
+            <w:rPr>
+              <w:rFonts w:eastAsiaTheme="minorEastAsia"/>
+              <w:noProof/>
+              <w:sz w:val="24"/>
+              <w:szCs w:val="24"/>
+              <w:lang w:eastAsia="en-GB"/>
+            </w:rPr>
+          </w:pPr>
+          <w:r>
+            <w:fldChar w:fldCharType="begin"/>
+          </w:r>
+          <w:r>
+            <w:instrText xml:space="preserve"> TOC \o "1-3" \h \z \u </w:instrText>
+          </w:r>
+          <w:r>
+            <w:fldChar w:fldCharType="separate"/>
+          </w:r>
+          <w:hyperlink w:anchor="_Toc188629958" w:history="1">
+            <w:r>
+              <w:rPr>
+                <w:rStyle w:val="Hyperlink"/>
+                <w:noProof/>
+              </w:rPr>
+              <w:t>Glossary</w:t>
+            </w:r>
+            <w:r>
+              <w:rPr>
+                <w:noProof/>
+                <w:webHidden/>
+              </w:rPr>
+              <w:tab/>
+            </w:r>
+            <w:r>
+              <w:rPr>
+                <w:noProof/>
+                <w:webHidden/>
+              </w:rPr>
+              <w:fldChar w:fldCharType="begin"/>
+            </w:r>
+            <w:r>
+              <w:rPr>
+                <w:noProof/>
+                <w:webHidden/>
+              </w:rPr>
+              <w:instrText xml:space="preserve"> PAGEREF _Toc188629958 \h </w:instrText>
+            </w:r>
+            <w:r>
+              <w:rPr>
+                <w:noProof/>
+                <w:webHidden/>
+              </w:rPr>
+            </w:r>
+            <w:r>
+              <w:rPr>
+                <w:noProof/>
+                <w:webHidden/>
+              </w:rPr>
+              <w:fldChar w:fldCharType="separate"/>
+            </w:r>
+            <w:r>
+              <w:rPr>
+                <w:noProof/>
+                <w:webHidden/>
+              </w:rPr>
+              <w:t>1</w:t>
+            </w:r>
+            <w:r>
+              <w:rPr>
+                <w:noProof/>
+                <w:webHidden/>
+              </w:rPr>
+              <w:fldChar w:fldCharType="end"/>
+            </w:r>
+          </w:hyperlink>
+        </w:p>
+        <w:p>
+          <w:pPr>
+            <w:pStyle w:val="TOC2"/>
+            <w:tabs>
+              <w:tab w:val="right" w:leader="dot" w:pos="9016"/>
+            </w:tabs>
+            <w:rPr>
+              <w:rFonts w:eastAsiaTheme="minorEastAsia"/>
+              <w:noProof/>
+              <w:sz w:val="24"/>
+              <w:szCs w:val="24"/>
+              <w:lang w:eastAsia="en-GB"/>
+            </w:rPr>
+          </w:pPr>
+          <w:hyperlink w:anchor="_Toc188629959" w:history="1">
+            <w:r>
+              <w:rPr>
+                <w:rStyle w:val="Hyperlink"/>
+                <w:noProof/>
+              </w:rPr>
+              <w:t>1. Introduction</w:t>
+            </w:r>
+            <w:r>
+              <w:rPr>
+                <w:noProof/>
+                <w:webHidden/>
+              </w:rPr>
+              <w:tab/>
+            </w:r>
+            <w:r>
+              <w:rPr>
+                <w:noProof/>
+                <w:webHidden/>
+              </w:rPr>
+              <w:fldChar w:fldCharType="begin"/>
+            </w:r>
+            <w:r>
+              <w:rPr>
+                <w:noProof/>
+                <w:webHidden/>
+              </w:rPr>
+              <w:instrText xml:space="preserve"> PAGEREF _Toc188629959 \h </w:instrText>
+            </w:r>
+            <w:r>
+              <w:rPr>
+                <w:noProof/>
+                <w:webHidden/>
+              </w:rPr>
+            </w:r>
+            <w:r>
+              <w:rPr>
+                <w:noProof/>
+                <w:webHidden/>
+              </w:rPr>
+              <w:fldChar w:fldCharType="separate"/>
+            </w:r>
+            <w:r>
+              <w:rPr>
+                <w:noProof/>
+                <w:webHidden/>
+              </w:rPr>
+              <w:t>1</w:t>
+            </w:r>
+            <w:r>
+              <w:rPr>
+                <w:noProof/>
+                <w:webHidden/>
+              </w:rPr>
+              <w:fldChar w:fldCharType="end"/>
+            </w:r>
+          </w:hyperlink>
+        </w:p>
+        <w:p>
+          <w:pPr>
+            <w:pStyle w:val="TOC3"/>
+            <w:tabs>
+              <w:tab w:val="right" w:leader="dot" w:pos="9016"/>
+            </w:tabs>
+            <w:rPr>
+              <w:rFonts w:eastAsiaTheme="minorEastAsia"/>
+              <w:noProof/>
+              <w:sz w:val="24"/>
+              <w:szCs w:val="24"/>
+              <w:lang w:eastAsia="en-GB"/>
+            </w:rPr>
+          </w:pPr>
+          <w:hyperlink w:anchor="_Toc188629960" w:history="1">
+            <w:r>
+              <w:rPr>
+                <w:rStyle w:val="Hyperlink"/>
+                <w:noProof/>
+              </w:rPr>
+              <w:t>1.1 Project Plan</w:t>
+            </w:r>
+            <w:r>
+              <w:rPr>
+                <w:noProof/>
+                <w:webHidden/>
+              </w:rPr>
+              <w:tab/>
+            </w:r>
+            <w:r>
+              <w:rPr>
+                <w:noProof/>
+                <w:webHidden/>
+              </w:rPr>
+              <w:fldChar w:fldCharType="begin"/>
+            </w:r>
+            <w:r>
+              <w:rPr>
+                <w:noProof/>
+                <w:webHidden/>
+              </w:rPr>
+              <w:instrText xml:space="preserve"> PAGEREF _Toc188629960 \h </w:instrText>
+            </w:r>
+            <w:r>
+              <w:rPr>
+                <w:noProof/>
+                <w:webHidden/>
+              </w:rPr>
+            </w:r>
+            <w:r>
+              <w:rPr>
+                <w:noProof/>
+                <w:webHidden/>
+              </w:rPr>
+              <w:fldChar w:fldCharType="separate"/>
+            </w:r>
+            <w:r>
+              <w:rPr>
+                <w:noProof/>
+                <w:webHidden/>
+              </w:rPr>
+              <w:t>1</w:t>
+            </w:r>
+            <w:r>
+              <w:rPr>
+                <w:noProof/>
+                <w:webHidden/>
+              </w:rPr>
+              <w:fldChar w:fldCharType="end"/>
+            </w:r>
+          </w:hyperlink>
+        </w:p>
+        <w:p>
+          <w:pPr>
+            <w:pStyle w:val="TOC2"/>
+            <w:tabs>
+              <w:tab w:val="right" w:leader="dot" w:pos="9016"/>
+            </w:tabs>
+            <w:rPr>
+              <w:rFonts w:eastAsiaTheme="minorEastAsia"/>
+              <w:noProof/>
+              <w:sz w:val="24"/>
+              <w:szCs w:val="24"/>
+              <w:lang w:eastAsia="en-GB"/>
+            </w:rPr>
+          </w:pPr>
+          <w:hyperlink w:anchor="_Toc188629961" w:history="1">
+            <w:r>
+              <w:rPr>
+                <w:rStyle w:val="Hyperlink"/>
+                <w:noProof/>
+              </w:rPr>
+              <w:t>2. Main Body</w:t>
+            </w:r>
+            <w:r>
+              <w:rPr>
+                <w:noProof/>
+                <w:webHidden/>
+              </w:rPr>
+              <w:tab/>
+            </w:r>
+            <w:r>
+              <w:rPr>
+                <w:noProof/>
+                <w:webHidden/>
+              </w:rPr>
+              <w:fldChar w:fldCharType="begin"/>
+            </w:r>
+            <w:r>
+              <w:rPr>
+                <w:noProof/>
+                <w:webHidden/>
+              </w:rPr>
+              <w:instrText xml:space="preserve"> PAGEREF _Toc188629961 \h </w:instrText>
+            </w:r>
+            <w:r>
+              <w:rPr>
+                <w:noProof/>
+                <w:webHidden/>
+              </w:rPr>
+            </w:r>
+            <w:r>
+              <w:rPr>
+                <w:noProof/>
+                <w:webHidden/>
+              </w:rPr>
+              <w:fldChar w:fldCharType="separate"/>
+            </w:r>
+            <w:r>
+              <w:rPr>
+                <w:noProof/>
+                <w:webHidden/>
+              </w:rPr>
+              <w:t>2</w:t>
+            </w:r>
+            <w:r>
+              <w:rPr>
+                <w:noProof/>
+                <w:webHidden/>
+              </w:rPr>
+              <w:fldChar w:fldCharType="end"/>
+            </w:r>
+          </w:hyperlink>
+        </w:p>
+        <w:p>
+          <w:pPr>
+            <w:pStyle w:val="TOC3"/>
+            <w:tabs>
+              <w:tab w:val="right" w:leader="dot" w:pos="9016"/>
+            </w:tabs>
+            <w:rPr>
+              <w:rFonts w:eastAsiaTheme="minorEastAsia"/>
+              <w:noProof/>
+              <w:sz w:val="24"/>
+              <w:szCs w:val="24"/>
+              <w:lang w:eastAsia="en-GB"/>
+            </w:rPr>
+          </w:pPr>
+          <w:hyperlink w:anchor="_Toc188629962" w:history="1">
+            <w:r>
+              <w:rPr>
+                <w:rStyle w:val="Hyperlink"/>
+                <w:noProof/>
+              </w:rPr>
+              <w:t>2.1 Image Matching</w:t>
+            </w:r>
+            <w:r>
+              <w:rPr>
+                <w:noProof/>
+                <w:webHidden/>
+              </w:rPr>
+              <w:tab/>
+            </w:r>
+            <w:r>
+              <w:rPr>
+                <w:noProof/>
+                <w:webHidden/>
+              </w:rPr>
+              <w:fldChar w:fldCharType="begin"/>
+            </w:r>
+            <w:r>
+              <w:rPr>
+                <w:noProof/>
+                <w:webHidden/>
+              </w:rPr>
+              <w:instrText xml:space="preserve"> PAGEREF _Toc188629962 \h </w:instrText>
+            </w:r>
+            <w:r>
+              <w:rPr>
+                <w:noProof/>
+                <w:webHidden/>
+              </w:rPr>
+            </w:r>
+            <w:r>
+              <w:rPr>
+                <w:noProof/>
+                <w:webHidden/>
+              </w:rPr>
+              <w:fldChar w:fldCharType="separate"/>
+            </w:r>
+            <w:r>
+              <w:rPr>
+                <w:noProof/>
+                <w:webHidden/>
+              </w:rPr>
+              <w:t>2</w:t>
+            </w:r>
+            <w:r>
+              <w:rPr>
+                <w:noProof/>
+                <w:webHidden/>
+              </w:rPr>
+              <w:fldChar w:fldCharType="end"/>
+            </w:r>
+          </w:hyperlink>
+        </w:p>
+        <w:p>
+          <w:pPr>
+            <w:pStyle w:val="TOC3"/>
+            <w:tabs>
+              <w:tab w:val="right" w:leader="dot" w:pos="9016"/>
+            </w:tabs>
+            <w:rPr>
+              <w:rFonts w:eastAsiaTheme="minorEastAsia"/>
+              <w:noProof/>
+              <w:sz w:val="24"/>
+              <w:szCs w:val="24"/>
+              <w:lang w:eastAsia="en-GB"/>
+            </w:rPr>
+          </w:pPr>
+          <w:hyperlink w:anchor="_Toc188629963" w:history="1">
+            <w:r>
+              <w:rPr>
+                <w:rStyle w:val="Hyperlink"/>
+                <w:noProof/>
+              </w:rPr>
+              <w:t>2.2 Mobility of Robot</w:t>
+            </w:r>
+            <w:r>
+              <w:rPr>
+                <w:noProof/>
+                <w:webHidden/>
+              </w:rPr>
+              <w:tab/>
+            </w:r>
+            <w:r>
+              <w:rPr>
+                <w:noProof/>
+                <w:webHidden/>
+              </w:rPr>
+              <w:fldChar w:fldCharType="begin"/>
+            </w:r>
+            <w:r>
+              <w:rPr>
+                <w:noProof/>
+                <w:webHidden/>
+              </w:rPr>
+              <w:instrText xml:space="preserve"> PAGEREF _Toc188629963 \h </w:instrText>
+            </w:r>
+            <w:r>
+              <w:rPr>
+                <w:noProof/>
+                <w:webHidden/>
+              </w:rPr>
+            </w:r>
+            <w:r>
+              <w:rPr>
+                <w:noProof/>
+                <w:webHidden/>
+              </w:rPr>
+              <w:fldChar w:fldCharType="separate"/>
+            </w:r>
+            <w:r>
+              <w:rPr>
+                <w:noProof/>
+                <w:webHidden/>
+              </w:rPr>
+              <w:t>2</w:t>
+            </w:r>
+            <w:r>
+              <w:rPr>
+                <w:noProof/>
+                <w:webHidden/>
+              </w:rPr>
+              <w:fldChar w:fldCharType="end"/>
+            </w:r>
+          </w:hyperlink>
+        </w:p>
+        <w:p>
+          <w:pPr>
+            <w:pStyle w:val="TOC3"/>
+            <w:tabs>
+              <w:tab w:val="right" w:leader="dot" w:pos="9016"/>
+            </w:tabs>
+            <w:rPr>
+              <w:rFonts w:eastAsiaTheme="minorEastAsia"/>
+              <w:noProof/>
+              <w:sz w:val="24"/>
+              <w:szCs w:val="24"/>
+              <w:lang w:eastAsia="en-GB"/>
+            </w:rPr>
+          </w:pPr>
+          <w:hyperlink w:anchor="_Toc188629964" w:history="1">
+            <w:r>
+              <w:rPr>
+                <w:rStyle w:val="Hyperlink"/>
+                <w:noProof/>
+              </w:rPr>
+              <w:t>2.3 Connection between Robot and Laptop</w:t>
+            </w:r>
+            <w:r>
+              <w:rPr>
+                <w:noProof/>
+                <w:webHidden/>
+              </w:rPr>
+              <w:tab/>
+            </w:r>
+            <w:r>
+              <w:rPr>
+                <w:noProof/>
+                <w:webHidden/>
+              </w:rPr>
+              <w:fldChar w:fldCharType="begin"/>
+            </w:r>
+            <w:r>
+              <w:rPr>
+                <w:noProof/>
+                <w:webHidden/>
+              </w:rPr>
+              <w:instrText xml:space="preserve"> PAGEREF _Toc188629964 \h </w:instrText>
+            </w:r>
+            <w:r>
+              <w:rPr>
+                <w:noProof/>
+                <w:webHidden/>
+              </w:rPr>
+            </w:r>
+            <w:r>
+              <w:rPr>
+                <w:noProof/>
+                <w:webHidden/>
+              </w:rPr>
+              <w:fldChar w:fldCharType="separate"/>
+            </w:r>
+            <w:r>
+              <w:rPr>
+                <w:noProof/>
+                <w:webHidden/>
+              </w:rPr>
+              <w:t>2</w:t>
+            </w:r>
+            <w:r>
+              <w:rPr>
+                <w:noProof/>
+                <w:webHidden/>
+              </w:rPr>
+              <w:fldChar w:fldCharType="end"/>
+            </w:r>
+          </w:hyperlink>
+        </w:p>
+        <w:p>
+          <w:pPr>
+            <w:pStyle w:val="TOC2"/>
+            <w:tabs>
+              <w:tab w:val="right" w:leader="dot" w:pos="9016"/>
+            </w:tabs>
+            <w:rPr>
+              <w:rFonts w:eastAsiaTheme="minorEastAsia"/>
+              <w:noProof/>
+              <w:sz w:val="24"/>
+              <w:szCs w:val="24"/>
+              <w:lang w:eastAsia="en-GB"/>
+            </w:rPr>
+          </w:pPr>
+          <w:hyperlink w:anchor="_Toc188629965" w:history="1">
+            <w:r>
+              <w:rPr>
+                <w:rStyle w:val="Hyperlink"/>
+                <w:noProof/>
+              </w:rPr>
+              <w:t>3. Conclusions</w:t>
+            </w:r>
+            <w:r>
+              <w:rPr>
+                <w:noProof/>
+                <w:webHidden/>
+              </w:rPr>
+              <w:tab/>
+            </w:r>
+            <w:r>
+              <w:rPr>
+                <w:noProof/>
+                <w:webHidden/>
+              </w:rPr>
+              <w:fldChar w:fldCharType="begin"/>
+            </w:r>
+            <w:r>
+              <w:rPr>
+                <w:noProof/>
+                <w:webHidden/>
+              </w:rPr>
+              <w:instrText xml:space="preserve"> PAGEREF _Toc188629965 \h </w:instrText>
+            </w:r>
+            <w:r>
+              <w:rPr>
+                <w:noProof/>
+                <w:webHidden/>
+              </w:rPr>
+            </w:r>
+            <w:r>
+              <w:rPr>
+                <w:noProof/>
+                <w:webHidden/>
+              </w:rPr>
+              <w:fldChar w:fldCharType="separate"/>
+            </w:r>
+            <w:r>
+              <w:rPr>
+                <w:noProof/>
+                <w:webHidden/>
+              </w:rPr>
+              <w:t>2</w:t>
+            </w:r>
+            <w:r>
+              <w:rPr>
+                <w:noProof/>
+                <w:webHidden/>
+              </w:rPr>
+              <w:fldChar w:fldCharType="end"/>
+            </w:r>
+          </w:hyperlink>
+        </w:p>
+        <w:p>
+          <w:pPr>
+            <w:pStyle w:val="TOC2"/>
+            <w:tabs>
+              <w:tab w:val="right" w:leader="dot" w:pos="9016"/>
+            </w:tabs>
+            <w:rPr>
+              <w:rFonts w:eastAsiaTheme="minorEastAsia"/>
+              <w:noProof/>
+              <w:sz w:val="24"/>
+              <w:szCs w:val="24"/>
+              <w:lang w:eastAsia="en-GB"/>
+            </w:rPr>
+          </w:pPr>
+          <w:hyperlink w:anchor="_Toc188629966" w:history="1">
+            <w:r>
+              <w:rPr>
+                <w:rStyle w:val="Hyperlink"/>
+                <w:noProof/>
+              </w:rPr>
+              <w:t>4. Recommendations</w:t>
+            </w:r>
+            <w:r>
+              <w:rPr>
+                <w:noProof/>
+                <w:webHidden/>
+              </w:rPr>
+              <w:tab/>
+            </w:r>
+            <w:r>
+              <w:rPr>
+                <w:noProof/>
+                <w:webHidden/>
+              </w:rPr>
+              <w:fldChar w:fldCharType="begin"/>
+            </w:r>
+            <w:r>
+              <w:rPr>
+                <w:noProof/>
+                <w:webHidden/>
+              </w:rPr>
+              <w:instrText xml:space="preserve"> PAGEREF _Toc188629966 \h </w:instrText>
+            </w:r>
+            <w:r>
+              <w:rPr>
+                <w:noProof/>
+                <w:webHidden/>
+              </w:rPr>
+            </w:r>
+            <w:r>
+              <w:rPr>
+                <w:noProof/>
+                <w:webHidden/>
+              </w:rPr>
+              <w:fldChar w:fldCharType="separate"/>
+            </w:r>
+            <w:r>
+              <w:rPr>
+                <w:noProof/>
+                <w:webHidden/>
+              </w:rPr>
+              <w:t>2</w:t>
+            </w:r>
+            <w:r>
+              <w:rPr>
+                <w:noProof/>
+                <w:webHidden/>
+              </w:rPr>
+              <w:fldChar w:fldCharType="end"/>
+            </w:r>
+          </w:hyperlink>
+        </w:p>
+        <w:p>
+          <w:pPr>
+            <w:pStyle w:val="TOC2"/>
+            <w:tabs>
+              <w:tab w:val="right" w:leader="dot" w:pos="9016"/>
+            </w:tabs>
+            <w:rPr>
+              <w:rFonts w:eastAsiaTheme="minorEastAsia"/>
+              <w:noProof/>
+              <w:sz w:val="24"/>
+              <w:szCs w:val="24"/>
+              <w:lang w:eastAsia="en-GB"/>
+            </w:rPr>
+          </w:pPr>
+          <w:hyperlink w:anchor="_Toc188629967" w:history="1">
+            <w:r>
+              <w:rPr>
+                <w:rStyle w:val="Hyperlink"/>
+                <w:noProof/>
+              </w:rPr>
+              <w:t>5. Bibliography</w:t>
+            </w:r>
+            <w:r>
+              <w:rPr>
+                <w:noProof/>
+                <w:webHidden/>
+              </w:rPr>
+              <w:tab/>
+            </w:r>
+            <w:r>
+              <w:rPr>
+                <w:noProof/>
+                <w:webHidden/>
+              </w:rPr>
+              <w:fldChar w:fldCharType="begin"/>
+            </w:r>
+            <w:r>
+              <w:rPr>
+                <w:noProof/>
+                <w:webHidden/>
+              </w:rPr>
+              <w:instrText xml:space="preserve"> PAGEREF _Toc188629967 \h </w:instrText>
+            </w:r>
+            <w:r>
+              <w:rPr>
+                <w:noProof/>
+                <w:webHidden/>
+              </w:rPr>
+            </w:r>
+            <w:r>
+              <w:rPr>
+                <w:noProof/>
+                <w:webHidden/>
+              </w:rPr>
+              <w:fldChar w:fldCharType="separate"/>
+            </w:r>
+            <w:r>
+              <w:rPr>
+                <w:noProof/>
+                <w:webHidden/>
+              </w:rPr>
+              <w:t>3</w:t>
+            </w:r>
+            <w:r>
+              <w:rPr>
+                <w:noProof/>
+                <w:webHidden/>
+              </w:rPr>
+              <w:fldChar w:fldCharType="end"/>
+            </w:r>
+          </w:hyperlink>
+        </w:p>
+        <w:p>
+          <w:pPr>
+            <w:pStyle w:val="TOC2"/>
+            <w:tabs>
+              <w:tab w:val="right" w:leader="dot" w:pos="9016"/>
+            </w:tabs>
+            <w:rPr>
+              <w:rFonts w:eastAsiaTheme="minorEastAsia"/>
+              <w:noProof/>
+              <w:sz w:val="24"/>
+              <w:szCs w:val="24"/>
+              <w:lang w:eastAsia="en-GB"/>
+            </w:rPr>
+          </w:pPr>
+          <w:hyperlink w:anchor="_Toc188629968" w:history="1">
+            <w:r>
+              <w:rPr>
+                <w:rStyle w:val="Hyperlink"/>
+                <w:noProof/>
+              </w:rPr>
+              <w:t>6. Appendix</w:t>
+            </w:r>
+            <w:r>
+              <w:rPr>
+                <w:noProof/>
+                <w:webHidden/>
+              </w:rPr>
+              <w:tab/>
+            </w:r>
+            <w:r>
+              <w:rPr>
+                <w:noProof/>
+                <w:webHidden/>
+              </w:rPr>
+              <w:fldChar w:fldCharType="begin"/>
+            </w:r>
+            <w:r>
+              <w:rPr>
+                <w:noProof/>
+                <w:webHidden/>
+              </w:rPr>
+              <w:instrText xml:space="preserve"> PAGEREF _Toc188629968 \h </w:instrText>
+            </w:r>
+            <w:r>
+              <w:rPr>
+                <w:noProof/>
+                <w:webHidden/>
+              </w:rPr>
+            </w:r>
+            <w:r>
+              <w:rPr>
+                <w:noProof/>
+                <w:webHidden/>
+              </w:rPr>
+              <w:fldChar w:fldCharType="separate"/>
+            </w:r>
+            <w:r>
+              <w:rPr>
+                <w:noProof/>
+                <w:webHidden/>
+              </w:rPr>
+              <w:t>3</w:t>
+            </w:r>
+            <w:r>
+              <w:rPr>
+                <w:noProof/>
+                <w:webHidden/>
+              </w:rPr>
+              <w:fldChar w:fldCharType="end"/>
+            </w:r>
+          </w:hyperlink>
+        </w:p>
+        <w:p>
+          <w:r>
+            <w:rPr>
+              <w:b/>
+              <w:bCs/>
+            </w:rPr>
+            <w:fldChar w:fldCharType="end"/>
+          </w:r>
+        </w:p>
+      </w:sdtContent>
+    </w:sdt>
+    <w:p>
+      <w:pPr>
+        <w:pStyle w:val="Heading2"/>
+      </w:pPr>
+      <w:bookmarkStart w:id="0" w:name="_Toc188629958"/>
+      <w:r>
+        <w:t>Glossary</w:t>
+      </w:r>
+      <w:bookmarkEnd w:id="0"/>
+    </w:p>
+    <w:p>
+      <w:pPr>
+        <w:pStyle w:val="Heading2"/>
+      </w:pPr>
+      <w:bookmarkStart w:id="1" w:name="_Toc188629959"/>
+      <w:r>
+        <w:t>1. Introduction</w:t>
+      </w:r>
+      <w:bookmarkEnd w:id="1"/>
+    </w:p>
+    <w:p>
+      <w:r>
+        <w:t>Heavy use of QTcreator and OpenCV libraries</w:t>
+      </w:r>
+    </w:p>
+    <w:p>
+      <w:r>
+        <w:t xml:space="preserve">(Sets scene: project aims, objectives and background) </w:t>
+      </w:r>
       <w:r>
         <w:tab/>
       </w:r>
-      <w:r>
-        <w:t>1.1 - What you will discuss, and why</w:t>
-      </w:r>
-    </w:p>
-    <w:p>
-      <w:r>
-        <w:t xml:space="preserve">2. Main body </w:t>
+    </w:p>
+    <w:p>
+      <w:pPr>
+        <w:pStyle w:val="Heading3"/>
+        <w:ind w:firstLine="720"/>
+      </w:pPr>
+      <w:bookmarkStart w:id="2" w:name="_Toc188629960"/>
+      <w:r>
+        <w:t>1.1 Project Plan</w:t>
+      </w:r>
+      <w:bookmarkEnd w:id="2"/>
+      <w:r>
+        <w:t>ning</w:t>
+      </w:r>
+    </w:p>
+    <w:p>
+      <w:r>
+        <w:t>Planned deliverables:</w:t>
+      </w:r>
+    </w:p>
+    <w:p>
+      <w:pPr>
+        <w:pStyle w:val="ListParagraph"/>
+        <w:numPr>
+          <w:ilvl w:val="0"/>
+          <w:numId w:val="8"/>
+        </w:numPr>
+      </w:pPr>
+      <w:r>
+        <w:rPr>
+          <w:rStyle w:val="normaltextrun"/>
+          <w:rFonts w:cs="Calibri"/>
+        </w:rPr>
+        <w:t>Image Comparison code that can correctly </w:t>
+      </w:r>
+      <w:r>
+        <w:rPr>
+          <w:rStyle w:val="spellingerror"/>
+          <w:rFonts w:cs="Calibri"/>
+        </w:rPr>
+        <w:t>recognise</w:t>
+      </w:r>
+      <w:r>
+        <w:rPr>
+          <w:rStyle w:val="normaltextrun"/>
+          <w:rFonts w:cs="Calibri"/>
+        </w:rPr>
+        <w:t> a fed in target image, through a camera on a raspberry Pi that connects to laptop</w:t>
+      </w:r>
+      <w:r>
+        <w:rPr>
+          <w:rStyle w:val="eop"/>
+          <w:rFonts w:cs="Calibri"/>
+        </w:rPr>
+        <w:t> </w:t>
+      </w:r>
+    </w:p>
+    <w:p>
+      <w:pPr>
+        <w:pStyle w:val="ListParagraph"/>
+        <w:numPr>
+          <w:ilvl w:val="0"/>
+          <w:numId w:val="8"/>
+        </w:numPr>
+      </w:pPr>
+      <w:r>
+        <w:rPr>
+          <w:rStyle w:val="normaltextrun"/>
+          <w:rFonts w:cs="Calibri"/>
+        </w:rPr>
+        <w:t>Raspberry Pi on mobile robot that can navigate a low obstacle controlled environment (such as search an empty cardboard box) pi communicates wirelessly</w:t>
+      </w:r>
+      <w:r>
+        <w:rPr>
+          <w:rStyle w:val="eop"/>
+          <w:rFonts w:cs="Calibri"/>
+        </w:rPr>
+        <w:t> </w:t>
+      </w:r>
+    </w:p>
+    <w:p>
+      <w:pPr>
+        <w:pStyle w:val="ListParagraph"/>
+        <w:numPr>
+          <w:ilvl w:val="0"/>
+          <w:numId w:val="8"/>
+        </w:numPr>
+      </w:pPr>
+      <w:r>
+        <w:rPr>
+          <w:rStyle w:val="normaltextrun"/>
+          <w:rFonts w:cs="Calibri"/>
+        </w:rPr>
+        <w:t>lower contrast target image/live feed target, more obstacles in environment</w:t>
+      </w:r>
+      <w:r>
+        <w:rPr>
+          <w:rStyle w:val="eop"/>
+          <w:rFonts w:cs="Calibri"/>
+        </w:rPr>
+        <w:t> </w:t>
+      </w:r>
+    </w:p>
+    <w:p>
+      <w:pPr>
+        <w:pStyle w:val="ListParagraph"/>
+        <w:numPr>
+          <w:ilvl w:val="0"/>
+          <w:numId w:val="8"/>
+        </w:numPr>
+      </w:pPr>
+      <w:r>
+        <w:rPr>
+          <w:rStyle w:val="normaltextrun"/>
+          <w:rFonts w:cs="Calibri"/>
+        </w:rPr>
+        <w:t>little control in environment (multiple obstacles and targets not on high contrast surfaces, and no physical barriers) </w:t>
+      </w:r>
+      <w:r>
+        <w:rPr>
+          <w:rStyle w:val="eop"/>
+          <w:rFonts w:cs="Calibri"/>
+        </w:rPr>
+        <w:t> </w:t>
+      </w:r>
+    </w:p>
+    <w:p>
+      <w:pPr>
+        <w:pStyle w:val="ListParagraph"/>
+        <w:numPr>
+          <w:ilvl w:val="0"/>
+          <w:numId w:val="8"/>
+        </w:numPr>
+      </w:pPr>
+      <w:r>
+        <w:rPr>
+          <w:rStyle w:val="normaltextrun"/>
+          <w:rFonts w:cs="Calibri"/>
+        </w:rPr>
+        <w:t>Extra goal if time or to continue working on after project timeframe: Pi Map out specific objects in an environment, feed in multiple targets in specific order, robot correctly goes to each target in order.</w:t>
+      </w:r>
+      <w:r>
+        <w:rPr>
+          <w:rStyle w:val="eop"/>
+          <w:rFonts w:cs="Calibri"/>
+        </w:rPr>
+        <w:t> </w:t>
+      </w:r>
+    </w:p>
+    <w:p/>
+    <w:p>
+      <w:pPr>
+        <w:rPr>
+          <w:rStyle w:val="normaltextrun"/>
+          <w:rFonts w:cs="Calibri"/>
+        </w:rPr>
+      </w:pPr>
+      <w:r>
+        <w:rPr>
+          <w:rStyle w:val="normaltextrun"/>
+          <w:rFonts w:cs="Calibri"/>
+        </w:rPr>
+        <w:t>Quotes from project proposal:</w:t>
+      </w:r>
+    </w:p>
+    <w:p>
+      <w:pPr>
+        <w:pStyle w:val="ListParagraph"/>
+        <w:numPr>
+          <w:ilvl w:val="0"/>
+          <w:numId w:val="9"/>
+        </w:numPr>
+      </w:pPr>
+      <w:r>
+        <w:rPr>
+          <w:rStyle w:val="normaltextrun"/>
+          <w:rFonts w:cs="Calibri"/>
+        </w:rPr>
+        <w:t>High Focus on image comparison,</w:t>
+      </w:r>
+      <w:r>
+        <w:rPr>
+          <w:rStyle w:val="eop"/>
+          <w:rFonts w:cs="Calibri"/>
+        </w:rPr>
+        <w:t> </w:t>
+      </w:r>
+    </w:p>
+    <w:p>
+      <w:pPr>
+        <w:pStyle w:val="ListParagraph"/>
+        <w:numPr>
+          <w:ilvl w:val="0"/>
+          <w:numId w:val="9"/>
+        </w:numPr>
+      </w:pPr>
+      <w:r>
+        <w:rPr>
+          <w:rStyle w:val="normaltextrun"/>
+          <w:rFonts w:cs="Calibri"/>
+        </w:rPr>
+        <w:t>Medium focus on autonomous movement</w:t>
+      </w:r>
+      <w:r>
+        <w:rPr>
+          <w:rStyle w:val="eop"/>
+          <w:rFonts w:cs="Calibri"/>
+        </w:rPr>
+        <w:t> </w:t>
+      </w:r>
+    </w:p>
+    <w:p>
+      <w:pPr>
+        <w:pStyle w:val="ListParagraph"/>
+        <w:numPr>
+          <w:ilvl w:val="0"/>
+          <w:numId w:val="9"/>
+        </w:numPr>
+      </w:pPr>
+      <w:r>
+        <w:rPr>
+          <w:rStyle w:val="normaltextrun"/>
+          <w:rFonts w:cs="Calibri"/>
+        </w:rPr>
+        <w:t>There will be a laptop that wireless communicates with an autonomous mobile robot. Feed it an image either pre-selected or through the laptop webcam (as a stretch goal)</w:t>
+      </w:r>
+      <w:r>
+        <w:rPr>
+          <w:rStyle w:val="eop"/>
+          <w:rFonts w:cs="Calibri"/>
+        </w:rPr>
+        <w:t> </w:t>
+      </w:r>
+    </w:p>
+    <w:p>
+      <w:pPr>
+        <w:pStyle w:val="ListParagraph"/>
+        <w:numPr>
+          <w:ilvl w:val="0"/>
+          <w:numId w:val="9"/>
+        </w:numPr>
+      </w:pPr>
+      <w:r>
+        <w:rPr>
+          <w:rStyle w:val="normaltextrun"/>
+          <w:rFonts w:cs="Calibri"/>
+        </w:rPr>
+        <w:lastRenderedPageBreak/>
+        <w:t>This will start with a high contrast simple shape on a plain background, and if successful, lower contrast or busier images can be used.</w:t>
+      </w:r>
+      <w:r>
+        <w:rPr>
+          <w:rStyle w:val="eop"/>
+          <w:rFonts w:cs="Calibri"/>
+        </w:rPr>
+        <w:t> </w:t>
+      </w:r>
+    </w:p>
+    <w:p>
+      <w:pPr>
+        <w:pStyle w:val="ListParagraph"/>
+        <w:numPr>
+          <w:ilvl w:val="0"/>
+          <w:numId w:val="9"/>
+        </w:numPr>
+        <w:rPr>
+          <w:rStyle w:val="eop"/>
+        </w:rPr>
+      </w:pPr>
+      <w:r>
+        <w:rPr>
+          <w:rStyle w:val="normaltextrun"/>
+          <w:rFonts w:cs="Calibri"/>
+        </w:rPr>
+        <w:t>The mobile robot will then drive around the environment and take photos of similar images and wait for confirmation that the image is close enough to the target.</w:t>
+      </w:r>
+      <w:r>
+        <w:rPr>
+          <w:rStyle w:val="eop"/>
+          <w:rFonts w:cs="Calibri"/>
+        </w:rPr>
+        <w:t> </w:t>
+      </w:r>
+    </w:p>
+    <w:p>
+      <w:pPr>
+        <w:pStyle w:val="ListParagraph"/>
+      </w:pPr>
+      <w:r>
+        <w:rPr>
+          <w:noProof/>
+        </w:rPr>
+        <w:drawing>
+          <wp:anchor distT="0" distB="0" distL="114300" distR="114300" simplePos="0" relativeHeight="251660288" behindDoc="0" locked="0" layoutInCell="1" allowOverlap="1" wp14:anchorId="71959CBC" wp14:editId="689B7CEE">
+            <wp:simplePos x="0" y="0"/>
+            <wp:positionH relativeFrom="column">
+              <wp:posOffset>461176</wp:posOffset>
+            </wp:positionH>
+            <wp:positionV relativeFrom="paragraph">
+              <wp:posOffset>0</wp:posOffset>
+            </wp:positionV>
+            <wp:extent cx="5731510" cy="2667000"/>
+            <wp:effectExtent l="0" t="0" r="2540" b="0"/>
+            <wp:wrapTopAndBottom/>
+            <wp:docPr id="660896599" name="Picture 1" descr="A diagram of a project&#10;&#10;Description automatically generated"/>
+            <wp:cNvGraphicFramePr>
+              <a:graphicFrameLocks xmlns:a="http://schemas.openxmlformats.org/drawingml/2006/main" noChangeAspect="1"/>
+            </wp:cNvGraphicFramePr>
+            <a:graphic xmlns:a="http://schemas.openxmlformats.org/drawingml/2006/main">
+              <a:graphicData uri="http://schemas.openxmlformats.org/drawingml/2006/picture">
+                <pic:pic xmlns:pic="http://schemas.openxmlformats.org/drawingml/2006/picture">
+                  <pic:nvPicPr>
+                    <pic:cNvPr id="660896599" name="Picture 1" descr="A diagram of a project&#10;&#10;Description automatically generated"/>
+                    <pic:cNvPicPr>
+                      <a:picLocks noChangeAspect="1" noChangeArrowheads="1"/>
+                    </pic:cNvPicPr>
+                  </pic:nvPicPr>
+                  <pic:blipFill>
+                    <a:blip r:embed="rId11">
+                      <a:extLst>
+                        <a:ext uri="{28A0092B-C50C-407E-A947-70E740481C1C}">
+                          <a14:useLocalDpi xmlns:a14="http://schemas.microsoft.com/office/drawing/2010/main" val="0"/>
+                        </a:ext>
+                      </a:extLst>
+                    </a:blip>
+                    <a:srcRect/>
+                    <a:stretch>
+                      <a:fillRect/>
+                    </a:stretch>
+                  </pic:blipFill>
+                  <pic:spPr bwMode="auto">
+                    <a:xfrm>
+                      <a:off x="0" y="0"/>
+                      <a:ext cx="5731510" cy="2667000"/>
+                    </a:xfrm>
+                    <a:prstGeom prst="rect">
+                      <a:avLst/>
+                    </a:prstGeom>
+                    <a:noFill/>
+                    <a:ln>
+                      <a:noFill/>
+                    </a:ln>
+                  </pic:spPr>
+                </pic:pic>
+              </a:graphicData>
+            </a:graphic>
+            <wp14:sizeRelH relativeFrom="page">
+              <wp14:pctWidth>0</wp14:pctWidth>
+            </wp14:sizeRelH>
+            <wp14:sizeRelV relativeFrom="page">
+              <wp14:pctHeight>0</wp14:pctHeight>
+            </wp14:sizeRelV>
+          </wp:anchor>
+        </w:drawing>
+      </w:r>
+    </w:p>
+    <w:p/>
+    <w:p/>
+    <w:p>
+      <w:pPr>
+        <w:pStyle w:val="Heading2"/>
+      </w:pPr>
+      <w:bookmarkStart w:id="3" w:name="_Toc188629961"/>
+      <w:commentRangeStart w:id="4"/>
+      <w:r>
+        <w:t>2. Main Body</w:t>
+      </w:r>
+      <w:commentRangeEnd w:id="4"/>
+      <w:r>
+        <w:rPr>
+          <w:rStyle w:val="CommentReference"/>
+          <w:rFonts w:asciiTheme="minorHAnsi" w:eastAsiaTheme="minorHAnsi" w:hAnsiTheme="minorHAnsi" w:cstheme="minorBidi"/>
+          <w:color w:val="auto"/>
+        </w:rPr>
+        <w:commentReference w:id="4"/>
+      </w:r>
+      <w:bookmarkEnd w:id="3"/>
+    </w:p>
+    <w:p>
+      <w:pPr>
+        <w:pStyle w:val="Heading3"/>
+        <w:ind w:firstLine="720"/>
+      </w:pPr>
+      <w:bookmarkStart w:id="5" w:name="_Toc188629962"/>
+      <w:r>
+        <w:t>2.1 Image Matching</w:t>
+      </w:r>
+      <w:bookmarkEnd w:id="5"/>
+    </w:p>
+    <w:p>
+      <w:r>
+        <w:t>DESCRIBE ANALYSE EVALUATE</w:t>
+      </w:r>
+    </w:p>
+    <w:p>
+      <w:r>
+        <w:t>One of the main sections of the project was the image comparison and matching code that would allow the robot to confirm it had found the correct target.</w:t>
+      </w:r>
+    </w:p>
+    <w:p>
+      <w:r>
+        <w:t>1: started with static black X on white background with a zoomed in / cropped image of the X as the template to match against</w:t>
+      </w:r>
+    </w:p>
+    <w:p>
+      <w:r>
+        <w:t>2. then moved to video feed with black x on phone moving it around</w:t>
+      </w:r>
+    </w:p>
+    <w:p>
+      <w:r>
+        <w:t>3. tested different algorithms</w:t>
+      </w:r>
+      <w:r>
+        <w:t xml:space="preserve">: </w:t>
+      </w:r>
+      <w:r>
+        <w:t>TM_SQDIFF_NORMED</w:t>
+      </w:r>
+      <w:r>
+        <w:t xml:space="preserve"> etc.</w:t>
       </w:r>
     </w:p>
     <w:p>
@@ -50,174 +2033,1744 @@
         <w:tab/>
       </w:r>
       <w:r>
-        <w:t xml:space="preserve">Should include: </w:t>
-      </w:r>
-    </w:p>
-    <w:p>
-      <w:pPr>
-        <w:ind w:left="720"/>
-      </w:pPr>
-      <w:r>
-        <w:t xml:space="preserve">• Overall description of the project </w:t>
-      </w:r>
-    </w:p>
-    <w:p>
-      <w:pPr>
-        <w:ind w:left="720"/>
-      </w:pPr>
-      <w:r>
-        <w:t xml:space="preserve">• Business case – cost / market etc </w:t>
-      </w:r>
-    </w:p>
-    <w:p>
-      <w:pPr>
-        <w:ind w:left="720"/>
-      </w:pPr>
-      <w:r>
-        <w:t xml:space="preserve">• Design: philosophy; principles; concepts; algorithms </w:t>
-      </w:r>
-    </w:p>
-    <w:p>
-      <w:pPr>
-        <w:ind w:left="720"/>
-      </w:pPr>
-      <w:r>
-        <w:t xml:space="preserve">• Sample calculations </w:t>
-      </w:r>
-    </w:p>
-    <w:p>
-      <w:pPr>
-        <w:ind w:left="720"/>
-      </w:pPr>
-      <w:r>
-        <w:t xml:space="preserve">• (FULL EXPLAINATION OF ANY DECISIONS MADE) </w:t>
-      </w:r>
-    </w:p>
-    <w:p>
-      <w:pPr>
-        <w:ind w:left="720"/>
-      </w:pPr>
-      <w:r>
-        <w:t xml:space="preserve">• Experimental set up - Methodology </w:t>
-      </w:r>
-    </w:p>
-    <w:p>
-      <w:pPr>
-        <w:ind w:left="720"/>
-      </w:pPr>
-      <w:r>
-        <w:t>• Unique features of hardware and/or software</w:t>
-      </w:r>
-    </w:p>
-    <w:p>
-      <w:pPr>
-        <w:ind w:left="720"/>
-      </w:pPr>
-      <w:r>
-        <w:t xml:space="preserve">• TESTING </w:t>
-      </w:r>
-    </w:p>
-    <w:p>
-      <w:pPr>
-        <w:ind w:left="720"/>
-      </w:pPr>
-      <w:r>
-        <w:t>• Presentation of the processed RESULTS</w:t>
-      </w:r>
-    </w:p>
-    <w:p>
-      <w:pPr>
+        <w:t xml:space="preserve">- </w:t>
+      </w:r>
+      <w:r>
+        <w:t>Include some background info and maths about how they work</w:t>
+      </w:r>
+    </w:p>
+    <w:p>
+      <w:pPr>
+        <w:pStyle w:val="Heading3"/>
         <w:ind w:firstLine="720"/>
       </w:pPr>
-      <w:r>
-        <w:t xml:space="preserve">2.1 Discussions about 1st topic: Describe, analyse and evaluate </w:t>
-      </w:r>
-    </w:p>
-    <w:p>
-      <w:pPr>
-        <w:ind w:left="720"/>
-      </w:pPr>
-      <w:r>
-        <w:t xml:space="preserve">2.2 Discussions about 2nd topic: Describe, analyse and evaluate </w:t>
-      </w:r>
-    </w:p>
-    <w:p>
-      <w:pPr>
-        <w:ind w:left="720"/>
-      </w:pPr>
-      <w:r>
-        <w:t xml:space="preserve">2.3 Discussions etc….. </w:t>
-      </w:r>
-    </w:p>
-    <w:p>
-      <w:r>
-        <w:t xml:space="preserve">3. Conclusions Are a summary of the evaluations </w:t>
-      </w:r>
-    </w:p>
-    <w:p>
+      <w:bookmarkStart w:id="6" w:name="_Toc188629963"/>
+      <w:r>
+        <w:t>2.2 Mobility of Robot</w:t>
+      </w:r>
+      <w:bookmarkEnd w:id="6"/>
+    </w:p>
+    <w:p>
+      <w:pPr>
+        <w:pStyle w:val="Heading3"/>
+      </w:pPr>
       <w:r>
         <w:tab/>
-        <w:t>3</w:t>
-      </w:r>
-      <w:r>
-        <w:t xml:space="preserve">.1 These are a summary of the evaluations from discussion that are not recommendations </w:t>
-      </w:r>
-    </w:p>
-    <w:p>
-      <w:pPr>
-        <w:ind w:left="720" w:firstLine="720"/>
-      </w:pPr>
-      <w:r>
-        <w:t>3</w:t>
-      </w:r>
-      <w:r>
-        <w:t>.1.1 - DO NOT add anything new…</w:t>
-      </w:r>
-    </w:p>
-    <w:p>
-      <w:r>
-        <w:t xml:space="preserve">4. Recommendations Can also be drawn from evaluations References (sources that are used in the main text) </w:t>
-      </w:r>
-    </w:p>
-    <w:p>
-      <w:r>
-        <w:tab/>
+      </w:r>
+      <w:bookmarkStart w:id="7" w:name="_Toc188629964"/>
+      <w:r>
+        <w:t>2.3 Connection between Robot and Laptop</w:t>
+      </w:r>
+      <w:bookmarkEnd w:id="7"/>
+    </w:p>
+    <w:p>
+      <w:pPr>
+        <w:pStyle w:val="Heading2"/>
+      </w:pPr>
+      <w:bookmarkStart w:id="8" w:name="_Toc188629965"/>
+      <w:commentRangeStart w:id="9"/>
+      <w:r>
+        <w:t>3. Conclusions</w:t>
+      </w:r>
+      <w:commentRangeEnd w:id="9"/>
+      <w:r>
+        <w:rPr>
+          <w:rStyle w:val="CommentReference"/>
+          <w:rFonts w:asciiTheme="minorHAnsi" w:eastAsiaTheme="minorHAnsi" w:hAnsiTheme="minorHAnsi" w:cstheme="minorBidi"/>
+          <w:color w:val="auto"/>
+        </w:rPr>
+        <w:commentReference w:id="9"/>
+      </w:r>
+      <w:bookmarkEnd w:id="8"/>
+    </w:p>
+    <w:p/>
+    <w:p>
+      <w:pPr>
+        <w:pStyle w:val="Heading2"/>
+      </w:pPr>
+      <w:bookmarkStart w:id="10" w:name="_Toc188629966"/>
+      <w:r>
         <w:t>4</w:t>
       </w:r>
-      <w:r>
-        <w:t xml:space="preserve">.1 What can you recommend from your evaluations?! </w:t>
-      </w:r>
-    </w:p>
-    <w:p>
-      <w:pPr>
-        <w:ind w:firstLine="720"/>
-      </w:pPr>
-      <w:r>
-        <w:t>4</w:t>
-      </w:r>
-      <w:r>
-        <w:t>.2 Recommendations are not always required in reports</w:t>
-      </w:r>
+      <w:commentRangeStart w:id="11"/>
+      <w:r>
+        <w:t>. Recommendations</w:t>
+      </w:r>
+      <w:commentRangeEnd w:id="11"/>
+      <w:r>
+        <w:rPr>
+          <w:rStyle w:val="CommentReference"/>
+          <w:rFonts w:asciiTheme="minorHAnsi" w:eastAsiaTheme="minorHAnsi" w:hAnsiTheme="minorHAnsi" w:cstheme="minorBidi"/>
+          <w:color w:val="auto"/>
+        </w:rPr>
+        <w:commentReference w:id="11"/>
+      </w:r>
+      <w:bookmarkEnd w:id="10"/>
     </w:p>
     <w:p/>
     <w:p>
-      <w:r>
-        <w:t xml:space="preserve">Bibliography (Sources read but not used in text) </w:t>
-      </w:r>
-    </w:p>
-    <w:p>
-      <w:r>
-        <w:t>Appendix/Appendices</w:t>
-      </w:r>
-    </w:p>
+      <w:pPr>
+        <w:pStyle w:val="Heading2"/>
+      </w:pPr>
+      <w:bookmarkStart w:id="12" w:name="_Toc188629967"/>
+      <w:commentRangeStart w:id="13"/>
+      <w:r>
+        <w:lastRenderedPageBreak/>
+        <w:t>5</w:t>
+      </w:r>
+      <w:r>
+        <w:t>. Bibliography</w:t>
+      </w:r>
+      <w:commentRangeEnd w:id="13"/>
+      <w:r>
+        <w:rPr>
+          <w:rStyle w:val="CommentReference"/>
+          <w:rFonts w:asciiTheme="minorHAnsi" w:eastAsiaTheme="minorHAnsi" w:hAnsiTheme="minorHAnsi" w:cstheme="minorBidi"/>
+          <w:color w:val="auto"/>
+        </w:rPr>
+        <w:commentReference w:id="13"/>
+      </w:r>
+      <w:bookmarkEnd w:id="12"/>
+    </w:p>
+    <w:p>
+      <w:r>
+        <w:t>Software [version], Company, Year, Link, Last visited: Date</w:t>
+      </w:r>
+    </w:p>
+    <w:p>
+      <w:r>
+        <w:t>Qt Creator [12.0.1]</w:t>
+      </w:r>
+    </w:p>
+    <w:p>
+      <w:r>
+        <w:t>OpenCV41</w:t>
+      </w:r>
+    </w:p>
+    <w:p/>
+    <w:p>
+      <w:pPr>
+        <w:pStyle w:val="Heading2"/>
+      </w:pPr>
+      <w:bookmarkStart w:id="14" w:name="_Toc188629968"/>
+      <w:commentRangeStart w:id="15"/>
+      <w:r>
+        <w:t>6</w:t>
+      </w:r>
+      <w:r>
+        <w:t>. Appendix</w:t>
+      </w:r>
+      <w:bookmarkEnd w:id="14"/>
+      <w:commentRangeEnd w:id="15"/>
+      <w:r>
+        <w:rPr>
+          <w:rStyle w:val="CommentReference"/>
+          <w:rFonts w:asciiTheme="minorHAnsi" w:eastAsiaTheme="minorHAnsi" w:hAnsiTheme="minorHAnsi" w:cstheme="minorBidi"/>
+          <w:color w:val="auto"/>
+        </w:rPr>
+        <w:commentReference w:id="15"/>
+      </w:r>
+    </w:p>
+    <w:p/>
+    <w:p/>
     <w:sectPr>
       <w:pgSz w:w="11906" w:h="16838"/>
       <w:pgMar w:top="1440" w:right="1440" w:bottom="1440" w:left="1440" w:header="708" w:footer="708" w:gutter="0"/>
+      <w:pgNumType w:start="0"/>
       <w:cols w:space="708"/>
+      <w:titlePg/>
       <w:docGrid w:linePitch="360"/>
     </w:sectPr>
   </w:body>
 </w:document>
+</file>
+
+<file path=word/comments.xml><?xml version="1.0" encoding="utf-8"?>
+<w:comments xmlns:wpc="http://schemas.microsoft.com/office/word/2010/wordprocessingCanvas" xmlns:cx="http://schemas.microsoft.com/office/drawing/2014/chartex" xmlns:cx1="http://schemas.microsoft.com/office/drawing/2015/9/8/chartex" xmlns:cx2="http://schemas.microsoft.com/office/drawing/2015/10/21/chartex" xmlns:cx3="http://schemas.microsoft.com/office/drawing/2016/5/9/chartex" xmlns:cx4="http://schemas.microsoft.com/office/drawing/2016/5/10/chartex" xmlns:cx5="http://schemas.microsoft.com/office/drawing/2016/5/11/chartex" xmlns:cx6="http://schemas.microsoft.com/office/drawing/2016/5/12/chartex" xmlns:cx7="http://schemas.microsoft.com/office/drawing/2016/5/13/chartex" xmlns:cx8="http://schemas.microsoft.com/office/drawing/2016/5/14/chartex" xmlns:mc="http://schemas.openxmlformats.org/markup-compatibility/2006" xmlns:aink="http://schemas.microsoft.com/office/drawing/2016/ink" xmlns:am3d="http://schemas.microsoft.com/office/drawing/2017/model3d" xmlns:o="urn:schemas-microsoft-com:office:office" xmlns:oel="http://schemas.microsoft.com/office/2019/extlst" xmlns:r="http://schemas.openxmlformats.org/officeDocument/2006/relationships" xmlns:m="http://schemas.openxmlformats.org/officeDocument/2006/math" xmlns:v="urn:schemas-microsoft-com:vml" xmlns:wp14="http://schemas.microsoft.com/office/word/2010/wordprocessingDrawing" xmlns:wp="http://schemas.openxmlformats.org/drawingml/2006/wordprocessingDrawing" xmlns:w10="urn:schemas-microsoft-com:office:word" xmlns:w="http://schemas.openxmlformats.org/wordprocessingml/2006/main" xmlns:w14="http://schemas.microsoft.com/office/word/2010/wordml" xmlns:w15="http://schemas.microsoft.com/office/word/2012/wordml" xmlns:w16cex="http://schemas.microsoft.com/office/word/2018/wordml/cex" xmlns:w16cid="http://schemas.microsoft.com/office/word/2016/wordml/cid" xmlns:w16="http://schemas.microsoft.com/office/word/2018/wordml" xmlns:w16du="http://schemas.microsoft.com/office/word/2023/wordml/word16du" xmlns:w16sdtdh="http://schemas.microsoft.com/office/word/2020/wordml/sdtdatahash" xmlns:w16sdtfl="http://schemas.microsoft.com/office/word/2024/wordml/sdtformatlock" xmlns:w16se="http://schemas.microsoft.com/office/word/2015/wordml/symex" xmlns:wpg="http://schemas.microsoft.com/office/word/2010/wordprocessingGroup" xmlns:wpi="http://schemas.microsoft.com/office/word/2010/wordprocessingInk" xmlns:wne="http://schemas.microsoft.com/office/word/2006/wordml" xmlns:wps="http://schemas.microsoft.com/office/word/2010/wordprocessingShape" mc:Ignorable="w14 w15 w16se w16cid w16 w16cex w16sdtdh w16sdtfl w16du wp14">
+  <w:comment w:id="4" w:author="(s) Aisling Cleary" w:date="2025-01-24T16:34:00Z" w:initials="AC">
+    <w:p>
+      <w:pPr>
+        <w:pStyle w:val="CommentText"/>
+      </w:pPr>
+      <w:r>
+        <w:rPr>
+          <w:rStyle w:val="CommentReference"/>
+        </w:rPr>
+        <w:annotationRef/>
+      </w:r>
+      <w:r>
+        <w:t xml:space="preserve">Should include: </w:t>
+      </w:r>
+    </w:p>
+    <w:p>
+      <w:pPr>
+        <w:pStyle w:val="CommentText"/>
+      </w:pPr>
+      <w:r>
+        <w:t xml:space="preserve">• Overall description of the project </w:t>
+      </w:r>
+    </w:p>
+    <w:p>
+      <w:pPr>
+        <w:pStyle w:val="CommentText"/>
+      </w:pPr>
+      <w:r>
+        <w:t xml:space="preserve">• Business case – cost / market etc </w:t>
+      </w:r>
+    </w:p>
+    <w:p>
+      <w:pPr>
+        <w:pStyle w:val="CommentText"/>
+      </w:pPr>
+      <w:r>
+        <w:t xml:space="preserve">• Design: philosophy; principles; concepts; algorithms </w:t>
+      </w:r>
+    </w:p>
+    <w:p>
+      <w:pPr>
+        <w:pStyle w:val="CommentText"/>
+      </w:pPr>
+      <w:r>
+        <w:t xml:space="preserve">• Sample calculations </w:t>
+      </w:r>
+    </w:p>
+    <w:p>
+      <w:pPr>
+        <w:pStyle w:val="CommentText"/>
+      </w:pPr>
+      <w:r>
+        <w:t xml:space="preserve">• (FULL EXPLAINATION OF ANY DECISIONS MADE) </w:t>
+      </w:r>
+    </w:p>
+    <w:p>
+      <w:pPr>
+        <w:pStyle w:val="CommentText"/>
+      </w:pPr>
+      <w:r>
+        <w:t xml:space="preserve">• Experimental set up - Methodology </w:t>
+      </w:r>
+    </w:p>
+    <w:p>
+      <w:pPr>
+        <w:pStyle w:val="CommentText"/>
+      </w:pPr>
+      <w:r>
+        <w:t>• Unique features of hardware and/or software</w:t>
+      </w:r>
+    </w:p>
+    <w:p>
+      <w:pPr>
+        <w:pStyle w:val="CommentText"/>
+      </w:pPr>
+      <w:r>
+        <w:t xml:space="preserve">• TESTING </w:t>
+      </w:r>
+    </w:p>
+    <w:p>
+      <w:pPr>
+        <w:pStyle w:val="CommentText"/>
+      </w:pPr>
+      <w:r>
+        <w:t>• Presentation of the processed RESULTS</w:t>
+      </w:r>
+    </w:p>
+    <w:p>
+      <w:pPr>
+        <w:pStyle w:val="CommentText"/>
+      </w:pPr>
+      <w:r>
+        <w:t xml:space="preserve">2.1 Discussions about 1st topic: Describe, analyse and evaluate </w:t>
+      </w:r>
+    </w:p>
+    <w:p>
+      <w:pPr>
+        <w:pStyle w:val="CommentText"/>
+      </w:pPr>
+      <w:r>
+        <w:t xml:space="preserve">2.2 Discussions about 2nd topic: Describe, analyse and evaluate </w:t>
+      </w:r>
+    </w:p>
+    <w:p>
+      <w:pPr>
+        <w:pStyle w:val="CommentText"/>
+      </w:pPr>
+      <w:r>
+        <w:t>2.3 Discussions etc…..</w:t>
+      </w:r>
+    </w:p>
+  </w:comment>
+  <w:comment w:id="9" w:author="(s) Aisling Cleary" w:date="2025-01-24T16:34:00Z" w:initials="AC">
+    <w:p>
+      <w:pPr>
+        <w:pStyle w:val="CommentText"/>
+      </w:pPr>
+      <w:r>
+        <w:rPr>
+          <w:rStyle w:val="CommentReference"/>
+        </w:rPr>
+        <w:annotationRef/>
+      </w:r>
+      <w:r>
+        <w:t xml:space="preserve">Are a summary of the evaluations </w:t>
+      </w:r>
+    </w:p>
+    <w:p>
+      <w:pPr>
+        <w:pStyle w:val="CommentText"/>
+      </w:pPr>
+      <w:r>
+        <w:tab/>
+        <w:t xml:space="preserve">3.1 These are a summary of the evaluations from discussion that are not recommendations </w:t>
+      </w:r>
+    </w:p>
+    <w:p>
+      <w:pPr>
+        <w:pStyle w:val="CommentText"/>
+      </w:pPr>
+      <w:r>
+        <w:t>3.1.1 - DO NOT add anything new…</w:t>
+      </w:r>
+    </w:p>
+  </w:comment>
+  <w:comment w:id="11" w:author="(s) Aisling Cleary" w:date="2025-01-24T16:34:00Z" w:initials="AC">
+    <w:p>
+      <w:pPr>
+        <w:pStyle w:val="CommentText"/>
+      </w:pPr>
+      <w:r>
+        <w:rPr>
+          <w:rStyle w:val="CommentReference"/>
+        </w:rPr>
+        <w:annotationRef/>
+      </w:r>
+      <w:r>
+        <w:t xml:space="preserve">Recommendations Can also be drawn from evaluations References (sources that are used in the main text) </w:t>
+      </w:r>
+    </w:p>
+    <w:p>
+      <w:pPr>
+        <w:pStyle w:val="CommentText"/>
+      </w:pPr>
+      <w:r>
+        <w:tab/>
+        <w:t xml:space="preserve">4.1 What can you recommend from your evaluations?! </w:t>
+      </w:r>
+    </w:p>
+    <w:p>
+      <w:pPr>
+        <w:pStyle w:val="CommentText"/>
+      </w:pPr>
+      <w:r>
+        <w:t>4.2 Recommendations are not always required in reports</w:t>
+      </w:r>
+    </w:p>
+  </w:comment>
+  <w:comment w:id="13" w:author="(s) Aisling Cleary" w:date="2025-01-24T16:35:00Z" w:initials="AC">
+    <w:p>
+      <w:pPr>
+        <w:pStyle w:val="CommentText"/>
+      </w:pPr>
+      <w:r>
+        <w:rPr>
+          <w:rStyle w:val="CommentReference"/>
+        </w:rPr>
+        <w:annotationRef/>
+      </w:r>
+      <w:r>
+        <w:t xml:space="preserve">(Sources read but not used in text) </w:t>
+      </w:r>
+    </w:p>
+  </w:comment>
+  <w:comment w:id="15" w:author="(s) Aisling Cleary" w:date="2025-01-24T16:56:00Z" w:initials="AC">
+    <w:p>
+      <w:pPr>
+        <w:pStyle w:val="CommentText"/>
+      </w:pPr>
+      <w:r>
+        <w:rPr>
+          <w:rStyle w:val="CommentReference"/>
+        </w:rPr>
+        <w:annotationRef/>
+      </w:r>
+      <w:r>
+        <w:t xml:space="preserve">Appendices are not typically included in the word count! </w:t>
+      </w:r>
+    </w:p>
+    <w:p>
+      <w:pPr>
+        <w:pStyle w:val="CommentText"/>
+      </w:pPr>
+      <w:r>
+        <w:t xml:space="preserve">Items you might consider: </w:t>
+      </w:r>
+    </w:p>
+    <w:p>
+      <w:pPr>
+        <w:pStyle w:val="CommentText"/>
+      </w:pPr>
+      <w:r>
+        <w:t xml:space="preserve">• Requirements List </w:t>
+      </w:r>
+    </w:p>
+    <w:p>
+      <w:pPr>
+        <w:pStyle w:val="CommentText"/>
+      </w:pPr>
+      <w:r>
+        <w:t xml:space="preserve">• Concept sketches and photos of prototypes (not needed in main body) </w:t>
+      </w:r>
+    </w:p>
+    <w:p>
+      <w:pPr>
+        <w:pStyle w:val="CommentText"/>
+      </w:pPr>
+      <w:r>
+        <w:t xml:space="preserve">• Drawings and other illustrations not appropriate for the main body of the text </w:t>
+      </w:r>
+    </w:p>
+    <w:p>
+      <w:pPr>
+        <w:pStyle w:val="CommentText"/>
+      </w:pPr>
+      <w:r>
+        <w:t xml:space="preserve">• Concept evaluation tables </w:t>
+      </w:r>
+    </w:p>
+    <w:p>
+      <w:pPr>
+        <w:pStyle w:val="CommentText"/>
+      </w:pPr>
+      <w:r>
+        <w:t xml:space="preserve">• Project milestone tables </w:t>
+      </w:r>
+    </w:p>
+    <w:p>
+      <w:pPr>
+        <w:pStyle w:val="CommentText"/>
+      </w:pPr>
+      <w:r>
+        <w:t xml:space="preserve">• Meetings </w:t>
+      </w:r>
+    </w:p>
+    <w:p>
+      <w:pPr>
+        <w:pStyle w:val="CommentText"/>
+      </w:pPr>
+      <w:r>
+        <w:t xml:space="preserve">• Sample code </w:t>
+      </w:r>
+    </w:p>
+    <w:p>
+      <w:pPr>
+        <w:pStyle w:val="CommentText"/>
+      </w:pPr>
+      <w:r>
+        <w:t xml:space="preserve">• Anything that would make the main body difficult to read </w:t>
+      </w:r>
+    </w:p>
+  </w:comment>
+</w:comments>
+</file>
+
+<file path=word/commentsExtended.xml><?xml version="1.0" encoding="utf-8"?>
+<w15:commentsEx xmlns:wpc="http://schemas.microsoft.com/office/word/2010/wordprocessingCanvas" xmlns:cx="http://schemas.microsoft.com/office/drawing/2014/chartex" xmlns:cx1="http://schemas.microsoft.com/office/drawing/2015/9/8/chartex" xmlns:cx2="http://schemas.microsoft.com/office/drawing/2015/10/21/chartex" xmlns:cx3="http://schemas.microsoft.com/office/drawing/2016/5/9/chartex" xmlns:cx4="http://schemas.microsoft.com/office/drawing/2016/5/10/chartex" xmlns:cx5="http://schemas.microsoft.com/office/drawing/2016/5/11/chartex" xmlns:cx6="http://schemas.microsoft.com/office/drawing/2016/5/12/chartex" xmlns:cx7="http://schemas.microsoft.com/office/drawing/2016/5/13/chartex" xmlns:cx8="http://schemas.microsoft.com/office/drawing/2016/5/14/chartex" xmlns:mc="http://schemas.openxmlformats.org/markup-compatibility/2006" xmlns:aink="http://schemas.microsoft.com/office/drawing/2016/ink" xmlns:am3d="http://schemas.microsoft.com/office/drawing/2017/model3d" xmlns:o="urn:schemas-microsoft-com:office:office" xmlns:oel="http://schemas.microsoft.com/office/2019/extlst" xmlns:r="http://schemas.openxmlformats.org/officeDocument/2006/relationships" xmlns:m="http://schemas.openxmlformats.org/officeDocument/2006/math" xmlns:v="urn:schemas-microsoft-com:vml" xmlns:wp14="http://schemas.microsoft.com/office/word/2010/wordprocessingDrawing" xmlns:wp="http://schemas.openxmlformats.org/drawingml/2006/wordprocessingDrawing" xmlns:w10="urn:schemas-microsoft-com:office:word" xmlns:w="http://schemas.openxmlformats.org/wordprocessingml/2006/main" xmlns:w14="http://schemas.microsoft.com/office/word/2010/wordml" xmlns:w15="http://schemas.microsoft.com/office/word/2012/wordml" xmlns:w16cex="http://schemas.microsoft.com/office/word/2018/wordml/cex" xmlns:w16cid="http://schemas.microsoft.com/office/word/2016/wordml/cid" xmlns:w16="http://schemas.microsoft.com/office/word/2018/wordml" xmlns:w16du="http://schemas.microsoft.com/office/word/2023/wordml/word16du" xmlns:w16sdtdh="http://schemas.microsoft.com/office/word/2020/wordml/sdtdatahash" xmlns:w16sdtfl="http://schemas.microsoft.com/office/word/2024/wordml/sdtformatlock" xmlns:w16se="http://schemas.microsoft.com/office/word/2015/wordml/symex" xmlns:wpg="http://schemas.microsoft.com/office/word/2010/wordprocessingGroup" xmlns:wpi="http://schemas.microsoft.com/office/word/2010/wordprocessingInk" xmlns:wne="http://schemas.microsoft.com/office/word/2006/wordml" xmlns:wps="http://schemas.microsoft.com/office/word/2010/wordprocessingShape" mc:Ignorable="w14 w15 w16se w16cid w16 w16cex w16sdtdh w16sdtfl w16du wp14">
+  <w15:commentEx w15:paraId="4A0C02BD" w15:done="0"/>
+  <w15:commentEx w15:paraId="5DF28D43" w15:done="0"/>
+  <w15:commentEx w15:paraId="115CB96C" w15:done="0"/>
+  <w15:commentEx w15:paraId="228DF19D" w15:done="0"/>
+  <w15:commentEx w15:paraId="77FD2CA2" w15:done="0"/>
+</w15:commentsEx>
+</file>
+
+<file path=word/commentsExtensible.xml><?xml version="1.0" encoding="utf-8"?>
+<w16cex:commentsExtensible xmlns:wpc="http://schemas.microsoft.com/office/word/2010/wordprocessingCanvas" xmlns:cx="http://schemas.microsoft.com/office/drawing/2014/chartex" xmlns:cx1="http://schemas.microsoft.com/office/drawing/2015/9/8/chartex" xmlns:cx2="http://schemas.microsoft.com/office/drawing/2015/10/21/chartex" xmlns:cx3="http://schemas.microsoft.com/office/drawing/2016/5/9/chartex" xmlns:cx4="http://schemas.microsoft.com/office/drawing/2016/5/10/chartex" xmlns:cx5="http://schemas.microsoft.com/office/drawing/2016/5/11/chartex" xmlns:cx6="http://schemas.microsoft.com/office/drawing/2016/5/12/chartex" xmlns:cx7="http://schemas.microsoft.com/office/drawing/2016/5/13/chartex" xmlns:cx8="http://schemas.microsoft.com/office/drawing/2016/5/14/chartex" xmlns:cr="http://schemas.microsoft.com/office/comments/2020/reactions" xmlns:mc="http://schemas.openxmlformats.org/markup-compatibility/2006" xmlns:aink="http://schemas.microsoft.com/office/drawing/2016/ink" xmlns:am3d="http://schemas.microsoft.com/office/drawing/2017/model3d" xmlns:o="urn:schemas-microsoft-com:office:office" xmlns:oel="http://schemas.microsoft.com/office/2019/extlst" xmlns:r="http://schemas.openxmlformats.org/officeDocument/2006/relationships" xmlns:m="http://schemas.openxmlformats.org/officeDocument/2006/math" xmlns:v="urn:schemas-microsoft-com:vml" xmlns:wp14="http://schemas.microsoft.com/office/word/2010/wordprocessingDrawing" xmlns:wp="http://schemas.openxmlformats.org/drawingml/2006/wordprocessingDrawing" xmlns:w10="urn:schemas-microsoft-com:office:word" xmlns:w="http://schemas.openxmlformats.org/wordprocessingml/2006/main" xmlns:w14="http://schemas.microsoft.com/office/word/2010/wordml" xmlns:w15="http://schemas.microsoft.com/office/word/2012/wordml" xmlns:w16cex="http://schemas.microsoft.com/office/word/2018/wordml/cex" xmlns:w16cid="http://schemas.microsoft.com/office/word/2016/wordml/cid" xmlns:w16="http://schemas.microsoft.com/office/word/2018/wordml" xmlns:w16du="http://schemas.microsoft.com/office/word/2023/wordml/word16du" xmlns:w16sdtdh="http://schemas.microsoft.com/office/word/2020/wordml/sdtdatahash" xmlns:w16sdtfl="http://schemas.microsoft.com/office/word/2024/wordml/sdtformatlock" xmlns:w16se="http://schemas.microsoft.com/office/word/2015/wordml/symex" xmlns:wpg="http://schemas.microsoft.com/office/word/2010/wordprocessingGroup" xmlns:wpi="http://schemas.microsoft.com/office/word/2010/wordprocessingInk" xmlns:wne="http://schemas.microsoft.com/office/word/2006/wordml" xmlns:wps="http://schemas.microsoft.com/office/word/2010/wordprocessingShape" mc:Ignorable="w14 w15 w16se w16cid w16 w16cex w16sdtdh w16sdtfl cr w16du wp14">
+  <w16cex:commentExtensible w16cex:durableId="2622F936" w16cex:dateUtc="2025-01-24T16:34:00Z"/>
+  <w16cex:commentExtensible w16cex:durableId="62860285" w16cex:dateUtc="2025-01-24T16:34:00Z"/>
+  <w16cex:commentExtensible w16cex:durableId="47384182" w16cex:dateUtc="2025-01-24T16:34:00Z"/>
+  <w16cex:commentExtensible w16cex:durableId="47F1B3DD" w16cex:dateUtc="2025-01-24T16:35:00Z"/>
+  <w16cex:commentExtensible w16cex:durableId="03FF47D5" w16cex:dateUtc="2025-01-24T16:56:00Z"/>
+</w16cex:commentsExtensible>
+</file>
+
+<file path=word/commentsIds.xml><?xml version="1.0" encoding="utf-8"?>
+<w16cid:commentsIds xmlns:wpc="http://schemas.microsoft.com/office/word/2010/wordprocessingCanvas" xmlns:cx="http://schemas.microsoft.com/office/drawing/2014/chartex" xmlns:cx1="http://schemas.microsoft.com/office/drawing/2015/9/8/chartex" xmlns:cx2="http://schemas.microsoft.com/office/drawing/2015/10/21/chartex" xmlns:cx3="http://schemas.microsoft.com/office/drawing/2016/5/9/chartex" xmlns:cx4="http://schemas.microsoft.com/office/drawing/2016/5/10/chartex" xmlns:cx5="http://schemas.microsoft.com/office/drawing/2016/5/11/chartex" xmlns:cx6="http://schemas.microsoft.com/office/drawing/2016/5/12/chartex" xmlns:cx7="http://schemas.microsoft.com/office/drawing/2016/5/13/chartex" xmlns:cx8="http://schemas.microsoft.com/office/drawing/2016/5/14/chartex" xmlns:mc="http://schemas.openxmlformats.org/markup-compatibility/2006" xmlns:aink="http://schemas.microsoft.com/office/drawing/2016/ink" xmlns:am3d="http://schemas.microsoft.com/office/drawing/2017/model3d" xmlns:o="urn:schemas-microsoft-com:office:office" xmlns:oel="http://schemas.microsoft.com/office/2019/extlst" xmlns:r="http://schemas.openxmlformats.org/officeDocument/2006/relationships" xmlns:m="http://schemas.openxmlformats.org/officeDocument/2006/math" xmlns:v="urn:schemas-microsoft-com:vml" xmlns:wp14="http://schemas.microsoft.com/office/word/2010/wordprocessingDrawing" xmlns:wp="http://schemas.openxmlformats.org/drawingml/2006/wordprocessingDrawing" xmlns:w10="urn:schemas-microsoft-com:office:word" xmlns:w="http://schemas.openxmlformats.org/wordprocessingml/2006/main" xmlns:w14="http://schemas.microsoft.com/office/word/2010/wordml" xmlns:w15="http://schemas.microsoft.com/office/word/2012/wordml" xmlns:w16cex="http://schemas.microsoft.com/office/word/2018/wordml/cex" xmlns:w16cid="http://schemas.microsoft.com/office/word/2016/wordml/cid" xmlns:w16="http://schemas.microsoft.com/office/word/2018/wordml" xmlns:w16du="http://schemas.microsoft.com/office/word/2023/wordml/word16du" xmlns:w16sdtdh="http://schemas.microsoft.com/office/word/2020/wordml/sdtdatahash" xmlns:w16sdtfl="http://schemas.microsoft.com/office/word/2024/wordml/sdtformatlock" xmlns:w16se="http://schemas.microsoft.com/office/word/2015/wordml/symex" xmlns:wpg="http://schemas.microsoft.com/office/word/2010/wordprocessingGroup" xmlns:wpi="http://schemas.microsoft.com/office/word/2010/wordprocessingInk" xmlns:wne="http://schemas.microsoft.com/office/word/2006/wordml" xmlns:wps="http://schemas.microsoft.com/office/word/2010/wordprocessingShape" mc:Ignorable="w14 w15 w16se w16cid w16 w16cex w16sdtdh w16sdtfl w16du wp14">
+  <w16cid:commentId w16cid:paraId="4A0C02BD" w16cid:durableId="2622F936"/>
+  <w16cid:commentId w16cid:paraId="5DF28D43" w16cid:durableId="62860285"/>
+  <w16cid:commentId w16cid:paraId="115CB96C" w16cid:durableId="47384182"/>
+  <w16cid:commentId w16cid:paraId="228DF19D" w16cid:durableId="47F1B3DD"/>
+  <w16cid:commentId w16cid:paraId="77FD2CA2" w16cid:durableId="03FF47D5"/>
+</w16cid:commentsIds>
+</file>
+
+<file path=word/endnotes.xml><?xml version="1.0" encoding="utf-8"?>
+<w:endnotes xmlns:wpc="http://schemas.microsoft.com/office/word/2010/wordprocessingCanvas" xmlns:cx="http://schemas.microsoft.com/office/drawing/2014/chartex" xmlns:cx1="http://schemas.microsoft.com/office/drawing/2015/9/8/chartex" xmlns:cx2="http://schemas.microsoft.com/office/drawing/2015/10/21/chartex" xmlns:cx3="http://schemas.microsoft.com/office/drawing/2016/5/9/chartex" xmlns:cx4="http://schemas.microsoft.com/office/drawing/2016/5/10/chartex" xmlns:cx5="http://schemas.microsoft.com/office/drawing/2016/5/11/chartex" xmlns:cx6="http://schemas.microsoft.com/office/drawing/2016/5/12/chartex" xmlns:cx7="http://schemas.microsoft.com/office/drawing/2016/5/13/chartex" xmlns:cx8="http://schemas.microsoft.com/office/drawing/2016/5/14/chartex" xmlns:mc="http://schemas.openxmlformats.org/markup-compatibility/2006" xmlns:aink="http://schemas.microsoft.com/office/drawing/2016/ink" xmlns:am3d="http://schemas.microsoft.com/office/drawing/2017/model3d" xmlns:o="urn:schemas-microsoft-com:office:office" xmlns:oel="http://schemas.microsoft.com/office/2019/extlst" xmlns:r="http://schemas.openxmlformats.org/officeDocument/2006/relationships" xmlns:m="http://schemas.openxmlformats.org/officeDocument/2006/math" xmlns:v="urn:schemas-microsoft-com:vml" xmlns:wp14="http://schemas.microsoft.com/office/word/2010/wordprocessingDrawing" xmlns:wp="http://schemas.openxmlformats.org/drawingml/2006/wordprocessingDrawing" xmlns:w10="urn:schemas-microsoft-com:office:word" xmlns:w="http://schemas.openxmlformats.org/wordprocessingml/2006/main" xmlns:w14="http://schemas.microsoft.com/office/word/2010/wordml" xmlns:w15="http://schemas.microsoft.com/office/word/2012/wordml" xmlns:w16cex="http://schemas.microsoft.com/office/word/2018/wordml/cex" xmlns:w16cid="http://schemas.microsoft.com/office/word/2016/wordml/cid" xmlns:w16="http://schemas.microsoft.com/office/word/2018/wordml" xmlns:w16du="http://schemas.microsoft.com/office/word/2023/wordml/word16du" xmlns:w16sdtdh="http://schemas.microsoft.com/office/word/2020/wordml/sdtdatahash" xmlns:w16sdtfl="http://schemas.microsoft.com/office/word/2024/wordml/sdtformatlock" xmlns:w16se="http://schemas.microsoft.com/office/word/2015/wordml/symex" xmlns:wpg="http://schemas.microsoft.com/office/word/2010/wordprocessingGroup" xmlns:wpi="http://schemas.microsoft.com/office/word/2010/wordprocessingInk" xmlns:wne="http://schemas.microsoft.com/office/word/2006/wordml" xmlns:wps="http://schemas.microsoft.com/office/word/2010/wordprocessingShape" mc:Ignorable="w14 w15 w16se w16cid w16 w16cex w16sdtdh w16sdtfl w16du wp14">
+  <w:endnote w:type="separator" w:id="-1">
+    <w:p>
+      <w:pPr>
+        <w:spacing w:after="0" w:line="240" w:lineRule="auto"/>
+      </w:pPr>
+      <w:r>
+        <w:separator/>
+      </w:r>
+    </w:p>
+  </w:endnote>
+  <w:endnote w:type="continuationSeparator" w:id="0">
+    <w:p>
+      <w:pPr>
+        <w:spacing w:after="0" w:line="240" w:lineRule="auto"/>
+      </w:pPr>
+      <w:r>
+        <w:continuationSeparator/>
+      </w:r>
+    </w:p>
+  </w:endnote>
+</w:endnotes>
+</file>
+
+<file path=word/footnotes.xml><?xml version="1.0" encoding="utf-8"?>
+<w:footnotes xmlns:wpc="http://schemas.microsoft.com/office/word/2010/wordprocessingCanvas" xmlns:cx="http://schemas.microsoft.com/office/drawing/2014/chartex" xmlns:cx1="http://schemas.microsoft.com/office/drawing/2015/9/8/chartex" xmlns:cx2="http://schemas.microsoft.com/office/drawing/2015/10/21/chartex" xmlns:cx3="http://schemas.microsoft.com/office/drawing/2016/5/9/chartex" xmlns:cx4="http://schemas.microsoft.com/office/drawing/2016/5/10/chartex" xmlns:cx5="http://schemas.microsoft.com/office/drawing/2016/5/11/chartex" xmlns:cx6="http://schemas.microsoft.com/office/drawing/2016/5/12/chartex" xmlns:cx7="http://schemas.microsoft.com/office/drawing/2016/5/13/chartex" xmlns:cx8="http://schemas.microsoft.com/office/drawing/2016/5/14/chartex" xmlns:mc="http://schemas.openxmlformats.org/markup-compatibility/2006" xmlns:aink="http://schemas.microsoft.com/office/drawing/2016/ink" xmlns:am3d="http://schemas.microsoft.com/office/drawing/2017/model3d" xmlns:o="urn:schemas-microsoft-com:office:office" xmlns:oel="http://schemas.microsoft.com/office/2019/extlst" xmlns:r="http://schemas.openxmlformats.org/officeDocument/2006/relationships" xmlns:m="http://schemas.openxmlformats.org/officeDocument/2006/math" xmlns:v="urn:schemas-microsoft-com:vml" xmlns:wp14="http://schemas.microsoft.com/office/word/2010/wordprocessingDrawing" xmlns:wp="http://schemas.openxmlformats.org/drawingml/2006/wordprocessingDrawing" xmlns:w10="urn:schemas-microsoft-com:office:word" xmlns:w="http://schemas.openxmlformats.org/wordprocessingml/2006/main" xmlns:w14="http://schemas.microsoft.com/office/word/2010/wordml" xmlns:w15="http://schemas.microsoft.com/office/word/2012/wordml" xmlns:w16cex="http://schemas.microsoft.com/office/word/2018/wordml/cex" xmlns:w16cid="http://schemas.microsoft.com/office/word/2016/wordml/cid" xmlns:w16="http://schemas.microsoft.com/office/word/2018/wordml" xmlns:w16du="http://schemas.microsoft.com/office/word/2023/wordml/word16du" xmlns:w16sdtdh="http://schemas.microsoft.com/office/word/2020/wordml/sdtdatahash" xmlns:w16sdtfl="http://schemas.microsoft.com/office/word/2024/wordml/sdtformatlock" xmlns:w16se="http://schemas.microsoft.com/office/word/2015/wordml/symex" xmlns:wpg="http://schemas.microsoft.com/office/word/2010/wordprocessingGroup" xmlns:wpi="http://schemas.microsoft.com/office/word/2010/wordprocessingInk" xmlns:wne="http://schemas.microsoft.com/office/word/2006/wordml" xmlns:wps="http://schemas.microsoft.com/office/word/2010/wordprocessingShape" mc:Ignorable="w14 w15 w16se w16cid w16 w16cex w16sdtdh w16sdtfl w16du wp14">
+  <w:footnote w:type="separator" w:id="-1">
+    <w:p>
+      <w:pPr>
+        <w:spacing w:after="0" w:line="240" w:lineRule="auto"/>
+      </w:pPr>
+      <w:r>
+        <w:separator/>
+      </w:r>
+    </w:p>
+  </w:footnote>
+  <w:footnote w:type="continuationSeparator" w:id="0">
+    <w:p>
+      <w:pPr>
+        <w:spacing w:after="0" w:line="240" w:lineRule="auto"/>
+      </w:pPr>
+      <w:r>
+        <w:continuationSeparator/>
+      </w:r>
+    </w:p>
+  </w:footnote>
+</w:footnotes>
+</file>
+
+<file path=word/numbering.xml><?xml version="1.0" encoding="utf-8"?>
+<w:numbering xmlns:wpc="http://schemas.microsoft.com/office/word/2010/wordprocessingCanvas" xmlns:cx="http://schemas.microsoft.com/office/drawing/2014/chartex" xmlns:cx1="http://schemas.microsoft.com/office/drawing/2015/9/8/chartex" xmlns:cx2="http://schemas.microsoft.com/office/drawing/2015/10/21/chartex" xmlns:cx3="http://schemas.microsoft.com/office/drawing/2016/5/9/chartex" xmlns:cx4="http://schemas.microsoft.com/office/drawing/2016/5/10/chartex" xmlns:cx5="http://schemas.microsoft.com/office/drawing/2016/5/11/chartex" xmlns:cx6="http://schemas.microsoft.com/office/drawing/2016/5/12/chartex" xmlns:cx7="http://schemas.microsoft.com/office/drawing/2016/5/13/chartex" xmlns:cx8="http://schemas.microsoft.com/office/drawing/2016/5/14/chartex" xmlns:mc="http://schemas.openxmlformats.org/markup-compatibility/2006" xmlns:aink="http://schemas.microsoft.com/office/drawing/2016/ink" xmlns:am3d="http://schemas.microsoft.com/office/drawing/2017/model3d" xmlns:o="urn:schemas-microsoft-com:office:office" xmlns:oel="http://schemas.microsoft.com/office/2019/extlst" xmlns:r="http://schemas.openxmlformats.org/officeDocument/2006/relationships" xmlns:m="http://schemas.openxmlformats.org/officeDocument/2006/math" xmlns:v="urn:schemas-microsoft-com:vml" xmlns:wp14="http://schemas.microsoft.com/office/word/2010/wordprocessingDrawing" xmlns:wp="http://schemas.openxmlformats.org/drawingml/2006/wordprocessingDrawing" xmlns:w10="urn:schemas-microsoft-com:office:word" xmlns:w="http://schemas.openxmlformats.org/wordprocessingml/2006/main" xmlns:w14="http://schemas.microsoft.com/office/word/2010/wordml" xmlns:w15="http://schemas.microsoft.com/office/word/2012/wordml" xmlns:w16cex="http://schemas.microsoft.com/office/word/2018/wordml/cex" xmlns:w16cid="http://schemas.microsoft.com/office/word/2016/wordml/cid" xmlns:w16="http://schemas.microsoft.com/office/word/2018/wordml" xmlns:w16du="http://schemas.microsoft.com/office/word/2023/wordml/word16du" xmlns:w16sdtdh="http://schemas.microsoft.com/office/word/2020/wordml/sdtdatahash" xmlns:w16sdtfl="http://schemas.microsoft.com/office/word/2024/wordml/sdtformatlock" xmlns:w16se="http://schemas.microsoft.com/office/word/2015/wordml/symex" xmlns:wpg="http://schemas.microsoft.com/office/word/2010/wordprocessingGroup" xmlns:wpi="http://schemas.microsoft.com/office/word/2010/wordprocessingInk" xmlns:wne="http://schemas.microsoft.com/office/word/2006/wordml" xmlns:wps="http://schemas.microsoft.com/office/word/2010/wordprocessingShape" mc:Ignorable="w14 w15 w16se w16cid w16 w16cex w16sdtdh w16sdtfl w16du wp14">
+  <w:abstractNum w:abstractNumId="0" w15:restartNumberingAfterBreak="0">
+    <w:nsid w:val="0C2F1239"/>
+    <w:multiLevelType w:val="multilevel"/>
+    <w:tmpl w:val="930A6004"/>
+    <w:lvl w:ilvl="0">
+      <w:start w:val="1"/>
+      <w:numFmt w:val="bullet"/>
+      <w:lvlText w:val=""/>
+      <w:lvlJc w:val="left"/>
+      <w:pPr>
+        <w:tabs>
+          <w:tab w:val="num" w:pos="720"/>
+        </w:tabs>
+        <w:ind w:left="720" w:hanging="360"/>
+      </w:pPr>
+      <w:rPr>
+        <w:rFonts w:ascii="Symbol" w:hAnsi="Symbol" w:hint="default"/>
+        <w:sz w:val="20"/>
+      </w:rPr>
+    </w:lvl>
+    <w:lvl w:ilvl="1" w:tentative="1">
+      <w:start w:val="1"/>
+      <w:numFmt w:val="bullet"/>
+      <w:lvlText w:val=""/>
+      <w:lvlJc w:val="left"/>
+      <w:pPr>
+        <w:tabs>
+          <w:tab w:val="num" w:pos="1440"/>
+        </w:tabs>
+        <w:ind w:left="1440" w:hanging="360"/>
+      </w:pPr>
+      <w:rPr>
+        <w:rFonts w:ascii="Symbol" w:hAnsi="Symbol" w:hint="default"/>
+        <w:sz w:val="20"/>
+      </w:rPr>
+    </w:lvl>
+    <w:lvl w:ilvl="2" w:tentative="1">
+      <w:start w:val="1"/>
+      <w:numFmt w:val="bullet"/>
+      <w:lvlText w:val=""/>
+      <w:lvlJc w:val="left"/>
+      <w:pPr>
+        <w:tabs>
+          <w:tab w:val="num" w:pos="2160"/>
+        </w:tabs>
+        <w:ind w:left="2160" w:hanging="360"/>
+      </w:pPr>
+      <w:rPr>
+        <w:rFonts w:ascii="Symbol" w:hAnsi="Symbol" w:hint="default"/>
+        <w:sz w:val="20"/>
+      </w:rPr>
+    </w:lvl>
+    <w:lvl w:ilvl="3" w:tentative="1">
+      <w:start w:val="1"/>
+      <w:numFmt w:val="bullet"/>
+      <w:lvlText w:val=""/>
+      <w:lvlJc w:val="left"/>
+      <w:pPr>
+        <w:tabs>
+          <w:tab w:val="num" w:pos="2880"/>
+        </w:tabs>
+        <w:ind w:left="2880" w:hanging="360"/>
+      </w:pPr>
+      <w:rPr>
+        <w:rFonts w:ascii="Symbol" w:hAnsi="Symbol" w:hint="default"/>
+        <w:sz w:val="20"/>
+      </w:rPr>
+    </w:lvl>
+    <w:lvl w:ilvl="4" w:tentative="1">
+      <w:start w:val="1"/>
+      <w:numFmt w:val="bullet"/>
+      <w:lvlText w:val=""/>
+      <w:lvlJc w:val="left"/>
+      <w:pPr>
+        <w:tabs>
+          <w:tab w:val="num" w:pos="3600"/>
+        </w:tabs>
+        <w:ind w:left="3600" w:hanging="360"/>
+      </w:pPr>
+      <w:rPr>
+        <w:rFonts w:ascii="Symbol" w:hAnsi="Symbol" w:hint="default"/>
+        <w:sz w:val="20"/>
+      </w:rPr>
+    </w:lvl>
+    <w:lvl w:ilvl="5" w:tentative="1">
+      <w:start w:val="1"/>
+      <w:numFmt w:val="bullet"/>
+      <w:lvlText w:val=""/>
+      <w:lvlJc w:val="left"/>
+      <w:pPr>
+        <w:tabs>
+          <w:tab w:val="num" w:pos="4320"/>
+        </w:tabs>
+        <w:ind w:left="4320" w:hanging="360"/>
+      </w:pPr>
+      <w:rPr>
+        <w:rFonts w:ascii="Symbol" w:hAnsi="Symbol" w:hint="default"/>
+        <w:sz w:val="20"/>
+      </w:rPr>
+    </w:lvl>
+    <w:lvl w:ilvl="6" w:tentative="1">
+      <w:start w:val="1"/>
+      <w:numFmt w:val="bullet"/>
+      <w:lvlText w:val=""/>
+      <w:lvlJc w:val="left"/>
+      <w:pPr>
+        <w:tabs>
+          <w:tab w:val="num" w:pos="5040"/>
+        </w:tabs>
+        <w:ind w:left="5040" w:hanging="360"/>
+      </w:pPr>
+      <w:rPr>
+        <w:rFonts w:ascii="Symbol" w:hAnsi="Symbol" w:hint="default"/>
+        <w:sz w:val="20"/>
+      </w:rPr>
+    </w:lvl>
+    <w:lvl w:ilvl="7" w:tentative="1">
+      <w:start w:val="1"/>
+      <w:numFmt w:val="bullet"/>
+      <w:lvlText w:val=""/>
+      <w:lvlJc w:val="left"/>
+      <w:pPr>
+        <w:tabs>
+          <w:tab w:val="num" w:pos="5760"/>
+        </w:tabs>
+        <w:ind w:left="5760" w:hanging="360"/>
+      </w:pPr>
+      <w:rPr>
+        <w:rFonts w:ascii="Symbol" w:hAnsi="Symbol" w:hint="default"/>
+        <w:sz w:val="20"/>
+      </w:rPr>
+    </w:lvl>
+    <w:lvl w:ilvl="8" w:tentative="1">
+      <w:start w:val="1"/>
+      <w:numFmt w:val="bullet"/>
+      <w:lvlText w:val=""/>
+      <w:lvlJc w:val="left"/>
+      <w:pPr>
+        <w:tabs>
+          <w:tab w:val="num" w:pos="6480"/>
+        </w:tabs>
+        <w:ind w:left="6480" w:hanging="360"/>
+      </w:pPr>
+      <w:rPr>
+        <w:rFonts w:ascii="Symbol" w:hAnsi="Symbol" w:hint="default"/>
+        <w:sz w:val="20"/>
+      </w:rPr>
+    </w:lvl>
+  </w:abstractNum>
+  <w:abstractNum w:abstractNumId="1" w15:restartNumberingAfterBreak="0">
+    <w:nsid w:val="1D1022C7"/>
+    <w:multiLevelType w:val="hybridMultilevel"/>
+    <w:tmpl w:val="34D4FD44"/>
+    <w:lvl w:ilvl="0" w:tplc="0809000F">
+      <w:start w:val="1"/>
+      <w:numFmt w:val="decimal"/>
+      <w:lvlText w:val="%1."/>
+      <w:lvlJc w:val="left"/>
+      <w:pPr>
+        <w:ind w:left="720" w:hanging="360"/>
+      </w:pPr>
+      <w:rPr>
+        <w:rFonts w:hint="default"/>
+      </w:rPr>
+    </w:lvl>
+    <w:lvl w:ilvl="1" w:tplc="08090019" w:tentative="1">
+      <w:start w:val="1"/>
+      <w:numFmt w:val="lowerLetter"/>
+      <w:lvlText w:val="%2."/>
+      <w:lvlJc w:val="left"/>
+      <w:pPr>
+        <w:ind w:left="1440" w:hanging="360"/>
+      </w:pPr>
+    </w:lvl>
+    <w:lvl w:ilvl="2" w:tplc="0809001B" w:tentative="1">
+      <w:start w:val="1"/>
+      <w:numFmt w:val="lowerRoman"/>
+      <w:lvlText w:val="%3."/>
+      <w:lvlJc w:val="right"/>
+      <w:pPr>
+        <w:ind w:left="2160" w:hanging="180"/>
+      </w:pPr>
+    </w:lvl>
+    <w:lvl w:ilvl="3" w:tplc="0809000F" w:tentative="1">
+      <w:start w:val="1"/>
+      <w:numFmt w:val="decimal"/>
+      <w:lvlText w:val="%4."/>
+      <w:lvlJc w:val="left"/>
+      <w:pPr>
+        <w:ind w:left="2880" w:hanging="360"/>
+      </w:pPr>
+    </w:lvl>
+    <w:lvl w:ilvl="4" w:tplc="08090019" w:tentative="1">
+      <w:start w:val="1"/>
+      <w:numFmt w:val="lowerLetter"/>
+      <w:lvlText w:val="%5."/>
+      <w:lvlJc w:val="left"/>
+      <w:pPr>
+        <w:ind w:left="3600" w:hanging="360"/>
+      </w:pPr>
+    </w:lvl>
+    <w:lvl w:ilvl="5" w:tplc="0809001B" w:tentative="1">
+      <w:start w:val="1"/>
+      <w:numFmt w:val="lowerRoman"/>
+      <w:lvlText w:val="%6."/>
+      <w:lvlJc w:val="right"/>
+      <w:pPr>
+        <w:ind w:left="4320" w:hanging="180"/>
+      </w:pPr>
+    </w:lvl>
+    <w:lvl w:ilvl="6" w:tplc="0809000F" w:tentative="1">
+      <w:start w:val="1"/>
+      <w:numFmt w:val="decimal"/>
+      <w:lvlText w:val="%7."/>
+      <w:lvlJc w:val="left"/>
+      <w:pPr>
+        <w:ind w:left="5040" w:hanging="360"/>
+      </w:pPr>
+    </w:lvl>
+    <w:lvl w:ilvl="7" w:tplc="08090019" w:tentative="1">
+      <w:start w:val="1"/>
+      <w:numFmt w:val="lowerLetter"/>
+      <w:lvlText w:val="%8."/>
+      <w:lvlJc w:val="left"/>
+      <w:pPr>
+        <w:ind w:left="5760" w:hanging="360"/>
+      </w:pPr>
+    </w:lvl>
+    <w:lvl w:ilvl="8" w:tplc="0809001B" w:tentative="1">
+      <w:start w:val="1"/>
+      <w:numFmt w:val="lowerRoman"/>
+      <w:lvlText w:val="%9."/>
+      <w:lvlJc w:val="right"/>
+      <w:pPr>
+        <w:ind w:left="6480" w:hanging="180"/>
+      </w:pPr>
+    </w:lvl>
+  </w:abstractNum>
+  <w:abstractNum w:abstractNumId="2" w15:restartNumberingAfterBreak="0">
+    <w:nsid w:val="1E6E0E94"/>
+    <w:multiLevelType w:val="hybridMultilevel"/>
+    <w:tmpl w:val="F1747394"/>
+    <w:lvl w:ilvl="0" w:tplc="08090001">
+      <w:start w:val="1"/>
+      <w:numFmt w:val="bullet"/>
+      <w:lvlText w:val=""/>
+      <w:lvlJc w:val="left"/>
+      <w:pPr>
+        <w:ind w:left="720" w:hanging="360"/>
+      </w:pPr>
+      <w:rPr>
+        <w:rFonts w:ascii="Symbol" w:hAnsi="Symbol" w:hint="default"/>
+      </w:rPr>
+    </w:lvl>
+    <w:lvl w:ilvl="1" w:tplc="08090003" w:tentative="1">
+      <w:start w:val="1"/>
+      <w:numFmt w:val="bullet"/>
+      <w:lvlText w:val="o"/>
+      <w:lvlJc w:val="left"/>
+      <w:pPr>
+        <w:ind w:left="1440" w:hanging="360"/>
+      </w:pPr>
+      <w:rPr>
+        <w:rFonts w:ascii="Courier New" w:hAnsi="Courier New" w:cs="Courier New" w:hint="default"/>
+      </w:rPr>
+    </w:lvl>
+    <w:lvl w:ilvl="2" w:tplc="08090005" w:tentative="1">
+      <w:start w:val="1"/>
+      <w:numFmt w:val="bullet"/>
+      <w:lvlText w:val=""/>
+      <w:lvlJc w:val="left"/>
+      <w:pPr>
+        <w:ind w:left="2160" w:hanging="360"/>
+      </w:pPr>
+      <w:rPr>
+        <w:rFonts w:ascii="Wingdings" w:hAnsi="Wingdings" w:hint="default"/>
+      </w:rPr>
+    </w:lvl>
+    <w:lvl w:ilvl="3" w:tplc="08090001" w:tentative="1">
+      <w:start w:val="1"/>
+      <w:numFmt w:val="bullet"/>
+      <w:lvlText w:val=""/>
+      <w:lvlJc w:val="left"/>
+      <w:pPr>
+        <w:ind w:left="2880" w:hanging="360"/>
+      </w:pPr>
+      <w:rPr>
+        <w:rFonts w:ascii="Symbol" w:hAnsi="Symbol" w:hint="default"/>
+      </w:rPr>
+    </w:lvl>
+    <w:lvl w:ilvl="4" w:tplc="08090003" w:tentative="1">
+      <w:start w:val="1"/>
+      <w:numFmt w:val="bullet"/>
+      <w:lvlText w:val="o"/>
+      <w:lvlJc w:val="left"/>
+      <w:pPr>
+        <w:ind w:left="3600" w:hanging="360"/>
+      </w:pPr>
+      <w:rPr>
+        <w:rFonts w:ascii="Courier New" w:hAnsi="Courier New" w:cs="Courier New" w:hint="default"/>
+      </w:rPr>
+    </w:lvl>
+    <w:lvl w:ilvl="5" w:tplc="08090005" w:tentative="1">
+      <w:start w:val="1"/>
+      <w:numFmt w:val="bullet"/>
+      <w:lvlText w:val=""/>
+      <w:lvlJc w:val="left"/>
+      <w:pPr>
+        <w:ind w:left="4320" w:hanging="360"/>
+      </w:pPr>
+      <w:rPr>
+        <w:rFonts w:ascii="Wingdings" w:hAnsi="Wingdings" w:hint="default"/>
+      </w:rPr>
+    </w:lvl>
+    <w:lvl w:ilvl="6" w:tplc="08090001" w:tentative="1">
+      <w:start w:val="1"/>
+      <w:numFmt w:val="bullet"/>
+      <w:lvlText w:val=""/>
+      <w:lvlJc w:val="left"/>
+      <w:pPr>
+        <w:ind w:left="5040" w:hanging="360"/>
+      </w:pPr>
+      <w:rPr>
+        <w:rFonts w:ascii="Symbol" w:hAnsi="Symbol" w:hint="default"/>
+      </w:rPr>
+    </w:lvl>
+    <w:lvl w:ilvl="7" w:tplc="08090003" w:tentative="1">
+      <w:start w:val="1"/>
+      <w:numFmt w:val="bullet"/>
+      <w:lvlText w:val="o"/>
+      <w:lvlJc w:val="left"/>
+      <w:pPr>
+        <w:ind w:left="5760" w:hanging="360"/>
+      </w:pPr>
+      <w:rPr>
+        <w:rFonts w:ascii="Courier New" w:hAnsi="Courier New" w:cs="Courier New" w:hint="default"/>
+      </w:rPr>
+    </w:lvl>
+    <w:lvl w:ilvl="8" w:tplc="08090005" w:tentative="1">
+      <w:start w:val="1"/>
+      <w:numFmt w:val="bullet"/>
+      <w:lvlText w:val=""/>
+      <w:lvlJc w:val="left"/>
+      <w:pPr>
+        <w:ind w:left="6480" w:hanging="360"/>
+      </w:pPr>
+      <w:rPr>
+        <w:rFonts w:ascii="Wingdings" w:hAnsi="Wingdings" w:hint="default"/>
+      </w:rPr>
+    </w:lvl>
+  </w:abstractNum>
+  <w:abstractNum w:abstractNumId="3" w15:restartNumberingAfterBreak="0">
+    <w:nsid w:val="21CA6EA0"/>
+    <w:multiLevelType w:val="multilevel"/>
+    <w:tmpl w:val="8E6EB5DA"/>
+    <w:lvl w:ilvl="0">
+      <w:start w:val="1"/>
+      <w:numFmt w:val="decimal"/>
+      <w:lvlText w:val="%1"/>
+      <w:lvlJc w:val="left"/>
+      <w:pPr>
+        <w:ind w:left="435" w:hanging="435"/>
+      </w:pPr>
+      <w:rPr>
+        <w:rFonts w:hint="default"/>
+      </w:rPr>
+    </w:lvl>
+    <w:lvl w:ilvl="1">
+      <w:start w:val="1"/>
+      <w:numFmt w:val="decimal"/>
+      <w:lvlText w:val="%1.%2"/>
+      <w:lvlJc w:val="left"/>
+      <w:pPr>
+        <w:ind w:left="435" w:hanging="435"/>
+      </w:pPr>
+      <w:rPr>
+        <w:rFonts w:hint="default"/>
+      </w:rPr>
+    </w:lvl>
+    <w:lvl w:ilvl="2">
+      <w:start w:val="1"/>
+      <w:numFmt w:val="decimal"/>
+      <w:lvlText w:val="%1.%2.%3"/>
+      <w:lvlJc w:val="left"/>
+      <w:pPr>
+        <w:ind w:left="720" w:hanging="720"/>
+      </w:pPr>
+      <w:rPr>
+        <w:rFonts w:hint="default"/>
+      </w:rPr>
+    </w:lvl>
+    <w:lvl w:ilvl="3">
+      <w:start w:val="1"/>
+      <w:numFmt w:val="decimal"/>
+      <w:lvlText w:val="%1.%2.%3.%4"/>
+      <w:lvlJc w:val="left"/>
+      <w:pPr>
+        <w:ind w:left="720" w:hanging="720"/>
+      </w:pPr>
+      <w:rPr>
+        <w:rFonts w:hint="default"/>
+      </w:rPr>
+    </w:lvl>
+    <w:lvl w:ilvl="4">
+      <w:start w:val="1"/>
+      <w:numFmt w:val="decimal"/>
+      <w:lvlText w:val="%1.%2.%3.%4.%5"/>
+      <w:lvlJc w:val="left"/>
+      <w:pPr>
+        <w:ind w:left="1080" w:hanging="1080"/>
+      </w:pPr>
+      <w:rPr>
+        <w:rFonts w:hint="default"/>
+      </w:rPr>
+    </w:lvl>
+    <w:lvl w:ilvl="5">
+      <w:start w:val="1"/>
+      <w:numFmt w:val="decimal"/>
+      <w:lvlText w:val="%1.%2.%3.%4.%5.%6"/>
+      <w:lvlJc w:val="left"/>
+      <w:pPr>
+        <w:ind w:left="1080" w:hanging="1080"/>
+      </w:pPr>
+      <w:rPr>
+        <w:rFonts w:hint="default"/>
+      </w:rPr>
+    </w:lvl>
+    <w:lvl w:ilvl="6">
+      <w:start w:val="1"/>
+      <w:numFmt w:val="decimal"/>
+      <w:lvlText w:val="%1.%2.%3.%4.%5.%6.%7"/>
+      <w:lvlJc w:val="left"/>
+      <w:pPr>
+        <w:ind w:left="1440" w:hanging="1440"/>
+      </w:pPr>
+      <w:rPr>
+        <w:rFonts w:hint="default"/>
+      </w:rPr>
+    </w:lvl>
+    <w:lvl w:ilvl="7">
+      <w:start w:val="1"/>
+      <w:numFmt w:val="decimal"/>
+      <w:lvlText w:val="%1.%2.%3.%4.%5.%6.%7.%8"/>
+      <w:lvlJc w:val="left"/>
+      <w:pPr>
+        <w:ind w:left="1440" w:hanging="1440"/>
+      </w:pPr>
+      <w:rPr>
+        <w:rFonts w:hint="default"/>
+      </w:rPr>
+    </w:lvl>
+    <w:lvl w:ilvl="8">
+      <w:start w:val="1"/>
+      <w:numFmt w:val="decimal"/>
+      <w:lvlText w:val="%1.%2.%3.%4.%5.%6.%7.%8.%9"/>
+      <w:lvlJc w:val="left"/>
+      <w:pPr>
+        <w:ind w:left="1800" w:hanging="1800"/>
+      </w:pPr>
+      <w:rPr>
+        <w:rFonts w:hint="default"/>
+      </w:rPr>
+    </w:lvl>
+  </w:abstractNum>
+  <w:abstractNum w:abstractNumId="4" w15:restartNumberingAfterBreak="0">
+    <w:nsid w:val="28835AD8"/>
+    <w:multiLevelType w:val="multilevel"/>
+    <w:tmpl w:val="D7C8AC48"/>
+    <w:lvl w:ilvl="0">
+      <w:start w:val="1"/>
+      <w:numFmt w:val="bullet"/>
+      <w:lvlText w:val=""/>
+      <w:lvlJc w:val="left"/>
+      <w:pPr>
+        <w:tabs>
+          <w:tab w:val="num" w:pos="720"/>
+        </w:tabs>
+        <w:ind w:left="720" w:hanging="360"/>
+      </w:pPr>
+      <w:rPr>
+        <w:rFonts w:ascii="Symbol" w:hAnsi="Symbol" w:hint="default"/>
+        <w:sz w:val="20"/>
+      </w:rPr>
+    </w:lvl>
+    <w:lvl w:ilvl="1" w:tentative="1">
+      <w:start w:val="1"/>
+      <w:numFmt w:val="bullet"/>
+      <w:lvlText w:val=""/>
+      <w:lvlJc w:val="left"/>
+      <w:pPr>
+        <w:tabs>
+          <w:tab w:val="num" w:pos="1440"/>
+        </w:tabs>
+        <w:ind w:left="1440" w:hanging="360"/>
+      </w:pPr>
+      <w:rPr>
+        <w:rFonts w:ascii="Symbol" w:hAnsi="Symbol" w:hint="default"/>
+        <w:sz w:val="20"/>
+      </w:rPr>
+    </w:lvl>
+    <w:lvl w:ilvl="2" w:tentative="1">
+      <w:start w:val="1"/>
+      <w:numFmt w:val="bullet"/>
+      <w:lvlText w:val=""/>
+      <w:lvlJc w:val="left"/>
+      <w:pPr>
+        <w:tabs>
+          <w:tab w:val="num" w:pos="2160"/>
+        </w:tabs>
+        <w:ind w:left="2160" w:hanging="360"/>
+      </w:pPr>
+      <w:rPr>
+        <w:rFonts w:ascii="Symbol" w:hAnsi="Symbol" w:hint="default"/>
+        <w:sz w:val="20"/>
+      </w:rPr>
+    </w:lvl>
+    <w:lvl w:ilvl="3" w:tentative="1">
+      <w:start w:val="1"/>
+      <w:numFmt w:val="bullet"/>
+      <w:lvlText w:val=""/>
+      <w:lvlJc w:val="left"/>
+      <w:pPr>
+        <w:tabs>
+          <w:tab w:val="num" w:pos="2880"/>
+        </w:tabs>
+        <w:ind w:left="2880" w:hanging="360"/>
+      </w:pPr>
+      <w:rPr>
+        <w:rFonts w:ascii="Symbol" w:hAnsi="Symbol" w:hint="default"/>
+        <w:sz w:val="20"/>
+      </w:rPr>
+    </w:lvl>
+    <w:lvl w:ilvl="4" w:tentative="1">
+      <w:start w:val="1"/>
+      <w:numFmt w:val="bullet"/>
+      <w:lvlText w:val=""/>
+      <w:lvlJc w:val="left"/>
+      <w:pPr>
+        <w:tabs>
+          <w:tab w:val="num" w:pos="3600"/>
+        </w:tabs>
+        <w:ind w:left="3600" w:hanging="360"/>
+      </w:pPr>
+      <w:rPr>
+        <w:rFonts w:ascii="Symbol" w:hAnsi="Symbol" w:hint="default"/>
+        <w:sz w:val="20"/>
+      </w:rPr>
+    </w:lvl>
+    <w:lvl w:ilvl="5" w:tentative="1">
+      <w:start w:val="1"/>
+      <w:numFmt w:val="bullet"/>
+      <w:lvlText w:val=""/>
+      <w:lvlJc w:val="left"/>
+      <w:pPr>
+        <w:tabs>
+          <w:tab w:val="num" w:pos="4320"/>
+        </w:tabs>
+        <w:ind w:left="4320" w:hanging="360"/>
+      </w:pPr>
+      <w:rPr>
+        <w:rFonts w:ascii="Symbol" w:hAnsi="Symbol" w:hint="default"/>
+        <w:sz w:val="20"/>
+      </w:rPr>
+    </w:lvl>
+    <w:lvl w:ilvl="6" w:tentative="1">
+      <w:start w:val="1"/>
+      <w:numFmt w:val="bullet"/>
+      <w:lvlText w:val=""/>
+      <w:lvlJc w:val="left"/>
+      <w:pPr>
+        <w:tabs>
+          <w:tab w:val="num" w:pos="5040"/>
+        </w:tabs>
+        <w:ind w:left="5040" w:hanging="360"/>
+      </w:pPr>
+      <w:rPr>
+        <w:rFonts w:ascii="Symbol" w:hAnsi="Symbol" w:hint="default"/>
+        <w:sz w:val="20"/>
+      </w:rPr>
+    </w:lvl>
+    <w:lvl w:ilvl="7" w:tentative="1">
+      <w:start w:val="1"/>
+      <w:numFmt w:val="bullet"/>
+      <w:lvlText w:val=""/>
+      <w:lvlJc w:val="left"/>
+      <w:pPr>
+        <w:tabs>
+          <w:tab w:val="num" w:pos="5760"/>
+        </w:tabs>
+        <w:ind w:left="5760" w:hanging="360"/>
+      </w:pPr>
+      <w:rPr>
+        <w:rFonts w:ascii="Symbol" w:hAnsi="Symbol" w:hint="default"/>
+        <w:sz w:val="20"/>
+      </w:rPr>
+    </w:lvl>
+    <w:lvl w:ilvl="8" w:tentative="1">
+      <w:start w:val="1"/>
+      <w:numFmt w:val="bullet"/>
+      <w:lvlText w:val=""/>
+      <w:lvlJc w:val="left"/>
+      <w:pPr>
+        <w:tabs>
+          <w:tab w:val="num" w:pos="6480"/>
+        </w:tabs>
+        <w:ind w:left="6480" w:hanging="360"/>
+      </w:pPr>
+      <w:rPr>
+        <w:rFonts w:ascii="Symbol" w:hAnsi="Symbol" w:hint="default"/>
+        <w:sz w:val="20"/>
+      </w:rPr>
+    </w:lvl>
+  </w:abstractNum>
+  <w:abstractNum w:abstractNumId="5" w15:restartNumberingAfterBreak="0">
+    <w:nsid w:val="2E6503EA"/>
+    <w:multiLevelType w:val="hybridMultilevel"/>
+    <w:tmpl w:val="B7E691EE"/>
+    <w:lvl w:ilvl="0" w:tplc="08090001">
+      <w:start w:val="1"/>
+      <w:numFmt w:val="bullet"/>
+      <w:lvlText w:val=""/>
+      <w:lvlJc w:val="left"/>
+      <w:pPr>
+        <w:ind w:left="720" w:hanging="360"/>
+      </w:pPr>
+      <w:rPr>
+        <w:rFonts w:ascii="Symbol" w:hAnsi="Symbol" w:hint="default"/>
+      </w:rPr>
+    </w:lvl>
+    <w:lvl w:ilvl="1" w:tplc="08090003" w:tentative="1">
+      <w:start w:val="1"/>
+      <w:numFmt w:val="bullet"/>
+      <w:lvlText w:val="o"/>
+      <w:lvlJc w:val="left"/>
+      <w:pPr>
+        <w:ind w:left="1440" w:hanging="360"/>
+      </w:pPr>
+      <w:rPr>
+        <w:rFonts w:ascii="Courier New" w:hAnsi="Courier New" w:cs="Courier New" w:hint="default"/>
+      </w:rPr>
+    </w:lvl>
+    <w:lvl w:ilvl="2" w:tplc="08090005" w:tentative="1">
+      <w:start w:val="1"/>
+      <w:numFmt w:val="bullet"/>
+      <w:lvlText w:val=""/>
+      <w:lvlJc w:val="left"/>
+      <w:pPr>
+        <w:ind w:left="2160" w:hanging="360"/>
+      </w:pPr>
+      <w:rPr>
+        <w:rFonts w:ascii="Wingdings" w:hAnsi="Wingdings" w:hint="default"/>
+      </w:rPr>
+    </w:lvl>
+    <w:lvl w:ilvl="3" w:tplc="08090001" w:tentative="1">
+      <w:start w:val="1"/>
+      <w:numFmt w:val="bullet"/>
+      <w:lvlText w:val=""/>
+      <w:lvlJc w:val="left"/>
+      <w:pPr>
+        <w:ind w:left="2880" w:hanging="360"/>
+      </w:pPr>
+      <w:rPr>
+        <w:rFonts w:ascii="Symbol" w:hAnsi="Symbol" w:hint="default"/>
+      </w:rPr>
+    </w:lvl>
+    <w:lvl w:ilvl="4" w:tplc="08090003" w:tentative="1">
+      <w:start w:val="1"/>
+      <w:numFmt w:val="bullet"/>
+      <w:lvlText w:val="o"/>
+      <w:lvlJc w:val="left"/>
+      <w:pPr>
+        <w:ind w:left="3600" w:hanging="360"/>
+      </w:pPr>
+      <w:rPr>
+        <w:rFonts w:ascii="Courier New" w:hAnsi="Courier New" w:cs="Courier New" w:hint="default"/>
+      </w:rPr>
+    </w:lvl>
+    <w:lvl w:ilvl="5" w:tplc="08090005" w:tentative="1">
+      <w:start w:val="1"/>
+      <w:numFmt w:val="bullet"/>
+      <w:lvlText w:val=""/>
+      <w:lvlJc w:val="left"/>
+      <w:pPr>
+        <w:ind w:left="4320" w:hanging="360"/>
+      </w:pPr>
+      <w:rPr>
+        <w:rFonts w:ascii="Wingdings" w:hAnsi="Wingdings" w:hint="default"/>
+      </w:rPr>
+    </w:lvl>
+    <w:lvl w:ilvl="6" w:tplc="08090001" w:tentative="1">
+      <w:start w:val="1"/>
+      <w:numFmt w:val="bullet"/>
+      <w:lvlText w:val=""/>
+      <w:lvlJc w:val="left"/>
+      <w:pPr>
+        <w:ind w:left="5040" w:hanging="360"/>
+      </w:pPr>
+      <w:rPr>
+        <w:rFonts w:ascii="Symbol" w:hAnsi="Symbol" w:hint="default"/>
+      </w:rPr>
+    </w:lvl>
+    <w:lvl w:ilvl="7" w:tplc="08090003" w:tentative="1">
+      <w:start w:val="1"/>
+      <w:numFmt w:val="bullet"/>
+      <w:lvlText w:val="o"/>
+      <w:lvlJc w:val="left"/>
+      <w:pPr>
+        <w:ind w:left="5760" w:hanging="360"/>
+      </w:pPr>
+      <w:rPr>
+        <w:rFonts w:ascii="Courier New" w:hAnsi="Courier New" w:cs="Courier New" w:hint="default"/>
+      </w:rPr>
+    </w:lvl>
+    <w:lvl w:ilvl="8" w:tplc="08090005" w:tentative="1">
+      <w:start w:val="1"/>
+      <w:numFmt w:val="bullet"/>
+      <w:lvlText w:val=""/>
+      <w:lvlJc w:val="left"/>
+      <w:pPr>
+        <w:ind w:left="6480" w:hanging="360"/>
+      </w:pPr>
+      <w:rPr>
+        <w:rFonts w:ascii="Wingdings" w:hAnsi="Wingdings" w:hint="default"/>
+      </w:rPr>
+    </w:lvl>
+  </w:abstractNum>
+  <w:abstractNum w:abstractNumId="6" w15:restartNumberingAfterBreak="0">
+    <w:nsid w:val="3B363DA8"/>
+    <w:multiLevelType w:val="hybridMultilevel"/>
+    <w:tmpl w:val="4E348AD8"/>
+    <w:lvl w:ilvl="0" w:tplc="08090001">
+      <w:start w:val="1"/>
+      <w:numFmt w:val="bullet"/>
+      <w:lvlText w:val=""/>
+      <w:lvlJc w:val="left"/>
+      <w:pPr>
+        <w:ind w:left="720" w:hanging="360"/>
+      </w:pPr>
+      <w:rPr>
+        <w:rFonts w:ascii="Symbol" w:hAnsi="Symbol" w:hint="default"/>
+      </w:rPr>
+    </w:lvl>
+    <w:lvl w:ilvl="1" w:tplc="08090003" w:tentative="1">
+      <w:start w:val="1"/>
+      <w:numFmt w:val="bullet"/>
+      <w:lvlText w:val="o"/>
+      <w:lvlJc w:val="left"/>
+      <w:pPr>
+        <w:ind w:left="1440" w:hanging="360"/>
+      </w:pPr>
+      <w:rPr>
+        <w:rFonts w:ascii="Courier New" w:hAnsi="Courier New" w:cs="Courier New" w:hint="default"/>
+      </w:rPr>
+    </w:lvl>
+    <w:lvl w:ilvl="2" w:tplc="08090005" w:tentative="1">
+      <w:start w:val="1"/>
+      <w:numFmt w:val="bullet"/>
+      <w:lvlText w:val=""/>
+      <w:lvlJc w:val="left"/>
+      <w:pPr>
+        <w:ind w:left="2160" w:hanging="360"/>
+      </w:pPr>
+      <w:rPr>
+        <w:rFonts w:ascii="Wingdings" w:hAnsi="Wingdings" w:hint="default"/>
+      </w:rPr>
+    </w:lvl>
+    <w:lvl w:ilvl="3" w:tplc="08090001" w:tentative="1">
+      <w:start w:val="1"/>
+      <w:numFmt w:val="bullet"/>
+      <w:lvlText w:val=""/>
+      <w:lvlJc w:val="left"/>
+      <w:pPr>
+        <w:ind w:left="2880" w:hanging="360"/>
+      </w:pPr>
+      <w:rPr>
+        <w:rFonts w:ascii="Symbol" w:hAnsi="Symbol" w:hint="default"/>
+      </w:rPr>
+    </w:lvl>
+    <w:lvl w:ilvl="4" w:tplc="08090003" w:tentative="1">
+      <w:start w:val="1"/>
+      <w:numFmt w:val="bullet"/>
+      <w:lvlText w:val="o"/>
+      <w:lvlJc w:val="left"/>
+      <w:pPr>
+        <w:ind w:left="3600" w:hanging="360"/>
+      </w:pPr>
+      <w:rPr>
+        <w:rFonts w:ascii="Courier New" w:hAnsi="Courier New" w:cs="Courier New" w:hint="default"/>
+      </w:rPr>
+    </w:lvl>
+    <w:lvl w:ilvl="5" w:tplc="08090005" w:tentative="1">
+      <w:start w:val="1"/>
+      <w:numFmt w:val="bullet"/>
+      <w:lvlText w:val=""/>
+      <w:lvlJc w:val="left"/>
+      <w:pPr>
+        <w:ind w:left="4320" w:hanging="360"/>
+      </w:pPr>
+      <w:rPr>
+        <w:rFonts w:ascii="Wingdings" w:hAnsi="Wingdings" w:hint="default"/>
+      </w:rPr>
+    </w:lvl>
+    <w:lvl w:ilvl="6" w:tplc="08090001" w:tentative="1">
+      <w:start w:val="1"/>
+      <w:numFmt w:val="bullet"/>
+      <w:lvlText w:val=""/>
+      <w:lvlJc w:val="left"/>
+      <w:pPr>
+        <w:ind w:left="5040" w:hanging="360"/>
+      </w:pPr>
+      <w:rPr>
+        <w:rFonts w:ascii="Symbol" w:hAnsi="Symbol" w:hint="default"/>
+      </w:rPr>
+    </w:lvl>
+    <w:lvl w:ilvl="7" w:tplc="08090003" w:tentative="1">
+      <w:start w:val="1"/>
+      <w:numFmt w:val="bullet"/>
+      <w:lvlText w:val="o"/>
+      <w:lvlJc w:val="left"/>
+      <w:pPr>
+        <w:ind w:left="5760" w:hanging="360"/>
+      </w:pPr>
+      <w:rPr>
+        <w:rFonts w:ascii="Courier New" w:hAnsi="Courier New" w:cs="Courier New" w:hint="default"/>
+      </w:rPr>
+    </w:lvl>
+    <w:lvl w:ilvl="8" w:tplc="08090005" w:tentative="1">
+      <w:start w:val="1"/>
+      <w:numFmt w:val="bullet"/>
+      <w:lvlText w:val=""/>
+      <w:lvlJc w:val="left"/>
+      <w:pPr>
+        <w:ind w:left="6480" w:hanging="360"/>
+      </w:pPr>
+      <w:rPr>
+        <w:rFonts w:ascii="Wingdings" w:hAnsi="Wingdings" w:hint="default"/>
+      </w:rPr>
+    </w:lvl>
+  </w:abstractNum>
+  <w:abstractNum w:abstractNumId="7" w15:restartNumberingAfterBreak="0">
+    <w:nsid w:val="4E7B7C2C"/>
+    <w:multiLevelType w:val="multilevel"/>
+    <w:tmpl w:val="0CF0CE90"/>
+    <w:lvl w:ilvl="0">
+      <w:start w:val="1"/>
+      <w:numFmt w:val="decimal"/>
+      <w:lvlText w:val="%1"/>
+      <w:lvlJc w:val="left"/>
+      <w:pPr>
+        <w:ind w:left="435" w:hanging="435"/>
+      </w:pPr>
+      <w:rPr>
+        <w:rFonts w:hint="default"/>
+      </w:rPr>
+    </w:lvl>
+    <w:lvl w:ilvl="1">
+      <w:start w:val="1"/>
+      <w:numFmt w:val="decimal"/>
+      <w:lvlText w:val="%1.%2"/>
+      <w:lvlJc w:val="left"/>
+      <w:pPr>
+        <w:ind w:left="1155" w:hanging="435"/>
+      </w:pPr>
+      <w:rPr>
+        <w:rFonts w:hint="default"/>
+      </w:rPr>
+    </w:lvl>
+    <w:lvl w:ilvl="2">
+      <w:start w:val="1"/>
+      <w:numFmt w:val="decimal"/>
+      <w:lvlText w:val="%1.%2.%3"/>
+      <w:lvlJc w:val="left"/>
+      <w:pPr>
+        <w:ind w:left="2160" w:hanging="720"/>
+      </w:pPr>
+      <w:rPr>
+        <w:rFonts w:hint="default"/>
+      </w:rPr>
+    </w:lvl>
+    <w:lvl w:ilvl="3">
+      <w:start w:val="1"/>
+      <w:numFmt w:val="decimal"/>
+      <w:lvlText w:val="%1.%2.%3.%4"/>
+      <w:lvlJc w:val="left"/>
+      <w:pPr>
+        <w:ind w:left="2880" w:hanging="720"/>
+      </w:pPr>
+      <w:rPr>
+        <w:rFonts w:hint="default"/>
+      </w:rPr>
+    </w:lvl>
+    <w:lvl w:ilvl="4">
+      <w:start w:val="1"/>
+      <w:numFmt w:val="decimal"/>
+      <w:lvlText w:val="%1.%2.%3.%4.%5"/>
+      <w:lvlJc w:val="left"/>
+      <w:pPr>
+        <w:ind w:left="3960" w:hanging="1080"/>
+      </w:pPr>
+      <w:rPr>
+        <w:rFonts w:hint="default"/>
+      </w:rPr>
+    </w:lvl>
+    <w:lvl w:ilvl="5">
+      <w:start w:val="1"/>
+      <w:numFmt w:val="decimal"/>
+      <w:lvlText w:val="%1.%2.%3.%4.%5.%6"/>
+      <w:lvlJc w:val="left"/>
+      <w:pPr>
+        <w:ind w:left="4680" w:hanging="1080"/>
+      </w:pPr>
+      <w:rPr>
+        <w:rFonts w:hint="default"/>
+      </w:rPr>
+    </w:lvl>
+    <w:lvl w:ilvl="6">
+      <w:start w:val="1"/>
+      <w:numFmt w:val="decimal"/>
+      <w:lvlText w:val="%1.%2.%3.%4.%5.%6.%7"/>
+      <w:lvlJc w:val="left"/>
+      <w:pPr>
+        <w:ind w:left="5760" w:hanging="1440"/>
+      </w:pPr>
+      <w:rPr>
+        <w:rFonts w:hint="default"/>
+      </w:rPr>
+    </w:lvl>
+    <w:lvl w:ilvl="7">
+      <w:start w:val="1"/>
+      <w:numFmt w:val="decimal"/>
+      <w:lvlText w:val="%1.%2.%3.%4.%5.%6.%7.%8"/>
+      <w:lvlJc w:val="left"/>
+      <w:pPr>
+        <w:ind w:left="6480" w:hanging="1440"/>
+      </w:pPr>
+      <w:rPr>
+        <w:rFonts w:hint="default"/>
+      </w:rPr>
+    </w:lvl>
+    <w:lvl w:ilvl="8">
+      <w:start w:val="1"/>
+      <w:numFmt w:val="decimal"/>
+      <w:lvlText w:val="%1.%2.%3.%4.%5.%6.%7.%8.%9"/>
+      <w:lvlJc w:val="left"/>
+      <w:pPr>
+        <w:ind w:left="7560" w:hanging="1800"/>
+      </w:pPr>
+      <w:rPr>
+        <w:rFonts w:hint="default"/>
+      </w:rPr>
+    </w:lvl>
+  </w:abstractNum>
+  <w:abstractNum w:abstractNumId="8" w15:restartNumberingAfterBreak="0">
+    <w:nsid w:val="4F5832BF"/>
+    <w:multiLevelType w:val="hybridMultilevel"/>
+    <w:tmpl w:val="E8604DDE"/>
+    <w:lvl w:ilvl="0" w:tplc="08090001">
+      <w:start w:val="1"/>
+      <w:numFmt w:val="bullet"/>
+      <w:lvlText w:val=""/>
+      <w:lvlJc w:val="left"/>
+      <w:pPr>
+        <w:ind w:left="720" w:hanging="360"/>
+      </w:pPr>
+      <w:rPr>
+        <w:rFonts w:ascii="Symbol" w:hAnsi="Symbol" w:hint="default"/>
+      </w:rPr>
+    </w:lvl>
+    <w:lvl w:ilvl="1" w:tplc="08090003" w:tentative="1">
+      <w:start w:val="1"/>
+      <w:numFmt w:val="bullet"/>
+      <w:lvlText w:val="o"/>
+      <w:lvlJc w:val="left"/>
+      <w:pPr>
+        <w:ind w:left="1440" w:hanging="360"/>
+      </w:pPr>
+      <w:rPr>
+        <w:rFonts w:ascii="Courier New" w:hAnsi="Courier New" w:cs="Courier New" w:hint="default"/>
+      </w:rPr>
+    </w:lvl>
+    <w:lvl w:ilvl="2" w:tplc="08090005" w:tentative="1">
+      <w:start w:val="1"/>
+      <w:numFmt w:val="bullet"/>
+      <w:lvlText w:val=""/>
+      <w:lvlJc w:val="left"/>
+      <w:pPr>
+        <w:ind w:left="2160" w:hanging="360"/>
+      </w:pPr>
+      <w:rPr>
+        <w:rFonts w:ascii="Wingdings" w:hAnsi="Wingdings" w:hint="default"/>
+      </w:rPr>
+    </w:lvl>
+    <w:lvl w:ilvl="3" w:tplc="08090001" w:tentative="1">
+      <w:start w:val="1"/>
+      <w:numFmt w:val="bullet"/>
+      <w:lvlText w:val=""/>
+      <w:lvlJc w:val="left"/>
+      <w:pPr>
+        <w:ind w:left="2880" w:hanging="360"/>
+      </w:pPr>
+      <w:rPr>
+        <w:rFonts w:ascii="Symbol" w:hAnsi="Symbol" w:hint="default"/>
+      </w:rPr>
+    </w:lvl>
+    <w:lvl w:ilvl="4" w:tplc="08090003" w:tentative="1">
+      <w:start w:val="1"/>
+      <w:numFmt w:val="bullet"/>
+      <w:lvlText w:val="o"/>
+      <w:lvlJc w:val="left"/>
+      <w:pPr>
+        <w:ind w:left="3600" w:hanging="360"/>
+      </w:pPr>
+      <w:rPr>
+        <w:rFonts w:ascii="Courier New" w:hAnsi="Courier New" w:cs="Courier New" w:hint="default"/>
+      </w:rPr>
+    </w:lvl>
+    <w:lvl w:ilvl="5" w:tplc="08090005" w:tentative="1">
+      <w:start w:val="1"/>
+      <w:numFmt w:val="bullet"/>
+      <w:lvlText w:val=""/>
+      <w:lvlJc w:val="left"/>
+      <w:pPr>
+        <w:ind w:left="4320" w:hanging="360"/>
+      </w:pPr>
+      <w:rPr>
+        <w:rFonts w:ascii="Wingdings" w:hAnsi="Wingdings" w:hint="default"/>
+      </w:rPr>
+    </w:lvl>
+    <w:lvl w:ilvl="6" w:tplc="08090001" w:tentative="1">
+      <w:start w:val="1"/>
+      <w:numFmt w:val="bullet"/>
+      <w:lvlText w:val=""/>
+      <w:lvlJc w:val="left"/>
+      <w:pPr>
+        <w:ind w:left="5040" w:hanging="360"/>
+      </w:pPr>
+      <w:rPr>
+        <w:rFonts w:ascii="Symbol" w:hAnsi="Symbol" w:hint="default"/>
+      </w:rPr>
+    </w:lvl>
+    <w:lvl w:ilvl="7" w:tplc="08090003" w:tentative="1">
+      <w:start w:val="1"/>
+      <w:numFmt w:val="bullet"/>
+      <w:lvlText w:val="o"/>
+      <w:lvlJc w:val="left"/>
+      <w:pPr>
+        <w:ind w:left="5760" w:hanging="360"/>
+      </w:pPr>
+      <w:rPr>
+        <w:rFonts w:ascii="Courier New" w:hAnsi="Courier New" w:cs="Courier New" w:hint="default"/>
+      </w:rPr>
+    </w:lvl>
+    <w:lvl w:ilvl="8" w:tplc="08090005" w:tentative="1">
+      <w:start w:val="1"/>
+      <w:numFmt w:val="bullet"/>
+      <w:lvlText w:val=""/>
+      <w:lvlJc w:val="left"/>
+      <w:pPr>
+        <w:ind w:left="6480" w:hanging="360"/>
+      </w:pPr>
+      <w:rPr>
+        <w:rFonts w:ascii="Wingdings" w:hAnsi="Wingdings" w:hint="default"/>
+      </w:rPr>
+    </w:lvl>
+  </w:abstractNum>
+  <w:abstractNum w:abstractNumId="9" w15:restartNumberingAfterBreak="0">
+    <w:nsid w:val="5AC57A34"/>
+    <w:multiLevelType w:val="multilevel"/>
+    <w:tmpl w:val="CEB464DE"/>
+    <w:lvl w:ilvl="0">
+      <w:start w:val="1"/>
+      <w:numFmt w:val="decimal"/>
+      <w:lvlText w:val="%1"/>
+      <w:lvlJc w:val="left"/>
+      <w:pPr>
+        <w:ind w:left="375" w:hanging="375"/>
+      </w:pPr>
+      <w:rPr>
+        <w:rFonts w:hint="default"/>
+      </w:rPr>
+    </w:lvl>
+    <w:lvl w:ilvl="1">
+      <w:start w:val="1"/>
+      <w:numFmt w:val="decimal"/>
+      <w:lvlText w:val="%1.%2"/>
+      <w:lvlJc w:val="left"/>
+      <w:pPr>
+        <w:ind w:left="1530" w:hanging="375"/>
+      </w:pPr>
+      <w:rPr>
+        <w:rFonts w:hint="default"/>
+      </w:rPr>
+    </w:lvl>
+    <w:lvl w:ilvl="2">
+      <w:start w:val="1"/>
+      <w:numFmt w:val="decimal"/>
+      <w:lvlText w:val="%1.%2.%3"/>
+      <w:lvlJc w:val="left"/>
+      <w:pPr>
+        <w:ind w:left="3030" w:hanging="720"/>
+      </w:pPr>
+      <w:rPr>
+        <w:rFonts w:hint="default"/>
+      </w:rPr>
+    </w:lvl>
+    <w:lvl w:ilvl="3">
+      <w:start w:val="1"/>
+      <w:numFmt w:val="decimal"/>
+      <w:lvlText w:val="%1.%2.%3.%4"/>
+      <w:lvlJc w:val="left"/>
+      <w:pPr>
+        <w:ind w:left="4545" w:hanging="1080"/>
+      </w:pPr>
+      <w:rPr>
+        <w:rFonts w:hint="default"/>
+      </w:rPr>
+    </w:lvl>
+    <w:lvl w:ilvl="4">
+      <w:start w:val="1"/>
+      <w:numFmt w:val="decimal"/>
+      <w:lvlText w:val="%1.%2.%3.%4.%5"/>
+      <w:lvlJc w:val="left"/>
+      <w:pPr>
+        <w:ind w:left="5700" w:hanging="1080"/>
+      </w:pPr>
+      <w:rPr>
+        <w:rFonts w:hint="default"/>
+      </w:rPr>
+    </w:lvl>
+    <w:lvl w:ilvl="5">
+      <w:start w:val="1"/>
+      <w:numFmt w:val="decimal"/>
+      <w:lvlText w:val="%1.%2.%3.%4.%5.%6"/>
+      <w:lvlJc w:val="left"/>
+      <w:pPr>
+        <w:ind w:left="7215" w:hanging="1440"/>
+      </w:pPr>
+      <w:rPr>
+        <w:rFonts w:hint="default"/>
+      </w:rPr>
+    </w:lvl>
+    <w:lvl w:ilvl="6">
+      <w:start w:val="1"/>
+      <w:numFmt w:val="decimal"/>
+      <w:lvlText w:val="%1.%2.%3.%4.%5.%6.%7"/>
+      <w:lvlJc w:val="left"/>
+      <w:pPr>
+        <w:ind w:left="8370" w:hanging="1440"/>
+      </w:pPr>
+      <w:rPr>
+        <w:rFonts w:hint="default"/>
+      </w:rPr>
+    </w:lvl>
+    <w:lvl w:ilvl="7">
+      <w:start w:val="1"/>
+      <w:numFmt w:val="decimal"/>
+      <w:lvlText w:val="%1.%2.%3.%4.%5.%6.%7.%8"/>
+      <w:lvlJc w:val="left"/>
+      <w:pPr>
+        <w:ind w:left="9885" w:hanging="1800"/>
+      </w:pPr>
+      <w:rPr>
+        <w:rFonts w:hint="default"/>
+      </w:rPr>
+    </w:lvl>
+    <w:lvl w:ilvl="8">
+      <w:start w:val="1"/>
+      <w:numFmt w:val="decimal"/>
+      <w:lvlText w:val="%1.%2.%3.%4.%5.%6.%7.%8.%9"/>
+      <w:lvlJc w:val="left"/>
+      <w:pPr>
+        <w:ind w:left="11400" w:hanging="2160"/>
+      </w:pPr>
+      <w:rPr>
+        <w:rFonts w:hint="default"/>
+      </w:rPr>
+    </w:lvl>
+  </w:abstractNum>
+  <w:num w:numId="1" w16cid:durableId="517232202">
+    <w:abstractNumId w:val="1"/>
+  </w:num>
+  <w:num w:numId="2" w16cid:durableId="79757340">
+    <w:abstractNumId w:val="3"/>
+  </w:num>
+  <w:num w:numId="3" w16cid:durableId="1666321723">
+    <w:abstractNumId w:val="4"/>
+  </w:num>
+  <w:num w:numId="4" w16cid:durableId="1224171887">
+    <w:abstractNumId w:val="6"/>
+  </w:num>
+  <w:num w:numId="5" w16cid:durableId="2087652210">
+    <w:abstractNumId w:val="7"/>
+  </w:num>
+  <w:num w:numId="6" w16cid:durableId="2138794079">
+    <w:abstractNumId w:val="0"/>
+  </w:num>
+  <w:num w:numId="7" w16cid:durableId="850220055">
+    <w:abstractNumId w:val="5"/>
+  </w:num>
+  <w:num w:numId="8" w16cid:durableId="1642879934">
+    <w:abstractNumId w:val="8"/>
+  </w:num>
+  <w:num w:numId="9" w16cid:durableId="1108234879">
+    <w:abstractNumId w:val="2"/>
+  </w:num>
+  <w:num w:numId="10" w16cid:durableId="29428114">
+    <w:abstractNumId w:val="9"/>
+  </w:num>
+</w:numbering>
+</file>
+
+<file path=word/people.xml><?xml version="1.0" encoding="utf-8"?>
+<w15:people xmlns:wpc="http://schemas.microsoft.com/office/word/2010/wordprocessingCanvas" xmlns:cx="http://schemas.microsoft.com/office/drawing/2014/chartex" xmlns:cx1="http://schemas.microsoft.com/office/drawing/2015/9/8/chartex" xmlns:cx2="http://schemas.microsoft.com/office/drawing/2015/10/21/chartex" xmlns:cx3="http://schemas.microsoft.com/office/drawing/2016/5/9/chartex" xmlns:cx4="http://schemas.microsoft.com/office/drawing/2016/5/10/chartex" xmlns:cx5="http://schemas.microsoft.com/office/drawing/2016/5/11/chartex" xmlns:cx6="http://schemas.microsoft.com/office/drawing/2016/5/12/chartex" xmlns:cx7="http://schemas.microsoft.com/office/drawing/2016/5/13/chartex" xmlns:cx8="http://schemas.microsoft.com/office/drawing/2016/5/14/chartex" xmlns:mc="http://schemas.openxmlformats.org/markup-compatibility/2006" xmlns:aink="http://schemas.microsoft.com/office/drawing/2016/ink" xmlns:am3d="http://schemas.microsoft.com/office/drawing/2017/model3d" xmlns:o="urn:schemas-microsoft-com:office:office" xmlns:oel="http://schemas.microsoft.com/office/2019/extlst" xmlns:r="http://schemas.openxmlformats.org/officeDocument/2006/relationships" xmlns:m="http://schemas.openxmlformats.org/officeDocument/2006/math" xmlns:v="urn:schemas-microsoft-com:vml" xmlns:wp14="http://schemas.microsoft.com/office/word/2010/wordprocessingDrawing" xmlns:wp="http://schemas.openxmlformats.org/drawingml/2006/wordprocessingDrawing" xmlns:w10="urn:schemas-microsoft-com:office:word" xmlns:w="http://schemas.openxmlformats.org/wordprocessingml/2006/main" xmlns:w14="http://schemas.microsoft.com/office/word/2010/wordml" xmlns:w15="http://schemas.microsoft.com/office/word/2012/wordml" xmlns:w16cex="http://schemas.microsoft.com/office/word/2018/wordml/cex" xmlns:w16cid="http://schemas.microsoft.com/office/word/2016/wordml/cid" xmlns:w16="http://schemas.microsoft.com/office/word/2018/wordml" xmlns:w16du="http://schemas.microsoft.com/office/word/2023/wordml/word16du" xmlns:w16sdtdh="http://schemas.microsoft.com/office/word/2020/wordml/sdtdatahash" xmlns:w16sdtfl="http://schemas.microsoft.com/office/word/2024/wordml/sdtformatlock" xmlns:w16se="http://schemas.microsoft.com/office/word/2015/wordml/symex" xmlns:wpg="http://schemas.microsoft.com/office/word/2010/wordprocessingGroup" xmlns:wpi="http://schemas.microsoft.com/office/word/2010/wordprocessingInk" xmlns:wne="http://schemas.microsoft.com/office/word/2006/wordml" xmlns:wps="http://schemas.microsoft.com/office/word/2010/wordprocessingShape" mc:Ignorable="w14 w15 w16se w16cid w16 w16cex w16sdtdh w16sdtfl w16du wp14">
+  <w15:person w15:author="(s) Aisling Cleary">
+    <w15:presenceInfo w15:providerId="AD" w15:userId="S::aisling.cleary@students.plymouth.ac.uk::129f04f5-4be4-4f6d-b5b1-86831669d770"/>
+  </w15:person>
+</w15:people>
 </file>
 
 <file path=word/styles.xml><?xml version="1.0" encoding="utf-8"?>
@@ -637,7 +4190,7 @@
     </w:pPr>
     <w:rPr>
       <w:rFonts w:asciiTheme="majorHAnsi" w:eastAsiaTheme="majorEastAsia" w:hAnsiTheme="majorHAnsi" w:cstheme="majorBidi"/>
-      <w:color w:val="0F4761" w:themeColor="accent1" w:themeShade="BF"/>
+      <w:color w:val="6D1D6A" w:themeColor="accent1" w:themeShade="BF"/>
       <w:sz w:val="40"/>
       <w:szCs w:val="40"/>
     </w:rPr>
@@ -648,7 +4201,6 @@
     <w:next w:val="Normal"/>
     <w:link w:val="Heading2Char"/>
     <w:uiPriority w:val="9"/>
-    <w:semiHidden/>
     <w:unhideWhenUsed/>
     <w:qFormat/>
     <w:rsid w:val="008566F3"/>
@@ -660,7 +4212,7 @@
     </w:pPr>
     <w:rPr>
       <w:rFonts w:asciiTheme="majorHAnsi" w:eastAsiaTheme="majorEastAsia" w:hAnsiTheme="majorHAnsi" w:cstheme="majorBidi"/>
-      <w:color w:val="0F4761" w:themeColor="accent1" w:themeShade="BF"/>
+      <w:color w:val="6D1D6A" w:themeColor="accent1" w:themeShade="BF"/>
       <w:sz w:val="32"/>
       <w:szCs w:val="32"/>
     </w:rPr>
@@ -671,7 +4223,6 @@
     <w:next w:val="Normal"/>
     <w:link w:val="Heading3Char"/>
     <w:uiPriority w:val="9"/>
-    <w:semiHidden/>
     <w:unhideWhenUsed/>
     <w:qFormat/>
     <w:rsid w:val="008566F3"/>
@@ -683,7 +4234,7 @@
     </w:pPr>
     <w:rPr>
       <w:rFonts w:eastAsiaTheme="majorEastAsia" w:cstheme="majorBidi"/>
-      <w:color w:val="0F4761" w:themeColor="accent1" w:themeShade="BF"/>
+      <w:color w:val="6D1D6A" w:themeColor="accent1" w:themeShade="BF"/>
       <w:sz w:val="28"/>
       <w:szCs w:val="28"/>
     </w:rPr>
@@ -694,7 +4245,6 @@
     <w:next w:val="Normal"/>
     <w:link w:val="Heading4Char"/>
     <w:uiPriority w:val="9"/>
-    <w:semiHidden/>
     <w:unhideWhenUsed/>
     <w:qFormat/>
     <w:rsid w:val="008566F3"/>
@@ -708,7 +4258,7 @@
       <w:rFonts w:eastAsiaTheme="majorEastAsia" w:cstheme="majorBidi"/>
       <w:i/>
       <w:iCs/>
-      <w:color w:val="0F4761" w:themeColor="accent1" w:themeShade="BF"/>
+      <w:color w:val="6D1D6A" w:themeColor="accent1" w:themeShade="BF"/>
     </w:rPr>
   </w:style>
   <w:style w:type="paragraph" w:styleId="Heading5">
@@ -729,7 +4279,7 @@
     </w:pPr>
     <w:rPr>
       <w:rFonts w:eastAsiaTheme="majorEastAsia" w:cstheme="majorBidi"/>
-      <w:color w:val="0F4761" w:themeColor="accent1" w:themeShade="BF"/>
+      <w:color w:val="6D1D6A" w:themeColor="accent1" w:themeShade="BF"/>
     </w:rPr>
   </w:style>
   <w:style w:type="paragraph" w:styleId="Heading6">
@@ -854,7 +4404,7 @@
     <w:rsid w:val="008566F3"/>
     <w:rPr>
       <w:rFonts w:asciiTheme="majorHAnsi" w:eastAsiaTheme="majorEastAsia" w:hAnsiTheme="majorHAnsi" w:cstheme="majorBidi"/>
-      <w:color w:val="0F4761" w:themeColor="accent1" w:themeShade="BF"/>
+      <w:color w:val="6D1D6A" w:themeColor="accent1" w:themeShade="BF"/>
       <w:sz w:val="40"/>
       <w:szCs w:val="40"/>
     </w:rPr>
@@ -864,11 +4414,10 @@
     <w:basedOn w:val="DefaultParagraphFont"/>
     <w:link w:val="Heading2"/>
     <w:uiPriority w:val="9"/>
-    <w:semiHidden/>
     <w:rsid w:val="008566F3"/>
     <w:rPr>
       <w:rFonts w:asciiTheme="majorHAnsi" w:eastAsiaTheme="majorEastAsia" w:hAnsiTheme="majorHAnsi" w:cstheme="majorBidi"/>
-      <w:color w:val="0F4761" w:themeColor="accent1" w:themeShade="BF"/>
+      <w:color w:val="6D1D6A" w:themeColor="accent1" w:themeShade="BF"/>
       <w:sz w:val="32"/>
       <w:szCs w:val="32"/>
     </w:rPr>
@@ -878,11 +4427,10 @@
     <w:basedOn w:val="DefaultParagraphFont"/>
     <w:link w:val="Heading3"/>
     <w:uiPriority w:val="9"/>
-    <w:semiHidden/>
     <w:rsid w:val="008566F3"/>
     <w:rPr>
       <w:rFonts w:eastAsiaTheme="majorEastAsia" w:cstheme="majorBidi"/>
-      <w:color w:val="0F4761" w:themeColor="accent1" w:themeShade="BF"/>
+      <w:color w:val="6D1D6A" w:themeColor="accent1" w:themeShade="BF"/>
       <w:sz w:val="28"/>
       <w:szCs w:val="28"/>
     </w:rPr>
@@ -892,13 +4440,12 @@
     <w:basedOn w:val="DefaultParagraphFont"/>
     <w:link w:val="Heading4"/>
     <w:uiPriority w:val="9"/>
-    <w:semiHidden/>
     <w:rsid w:val="008566F3"/>
     <w:rPr>
       <w:rFonts w:eastAsiaTheme="majorEastAsia" w:cstheme="majorBidi"/>
       <w:i/>
       <w:iCs/>
-      <w:color w:val="0F4761" w:themeColor="accent1" w:themeShade="BF"/>
+      <w:color w:val="6D1D6A" w:themeColor="accent1" w:themeShade="BF"/>
     </w:rPr>
   </w:style>
   <w:style w:type="character" w:customStyle="1" w:styleId="Heading5Char">
@@ -910,7 +4457,7 @@
     <w:rsid w:val="008566F3"/>
     <w:rPr>
       <w:rFonts w:eastAsiaTheme="majorEastAsia" w:cstheme="majorBidi"/>
-      <w:color w:val="0F4761" w:themeColor="accent1" w:themeShade="BF"/>
+      <w:color w:val="6D1D6A" w:themeColor="accent1" w:themeShade="BF"/>
     </w:rPr>
   </w:style>
   <w:style w:type="character" w:customStyle="1" w:styleId="Heading6Char">
@@ -1084,7 +4631,7 @@
     <w:rPr>
       <w:i/>
       <w:iCs/>
-      <w:color w:val="0F4761" w:themeColor="accent1" w:themeShade="BF"/>
+      <w:color w:val="6D1D6A" w:themeColor="accent1" w:themeShade="BF"/>
     </w:rPr>
   </w:style>
   <w:style w:type="paragraph" w:styleId="IntenseQuote">
@@ -1097,8 +4644,8 @@
     <w:rsid w:val="008566F3"/>
     <w:pPr>
       <w:pBdr>
-        <w:top w:val="single" w:sz="4" w:space="10" w:color="0F4761" w:themeColor="accent1" w:themeShade="BF"/>
-        <w:bottom w:val="single" w:sz="4" w:space="10" w:color="0F4761" w:themeColor="accent1" w:themeShade="BF"/>
+        <w:top w:val="single" w:sz="4" w:space="10" w:color="6D1D6A" w:themeColor="accent1" w:themeShade="BF"/>
+        <w:bottom w:val="single" w:sz="4" w:space="10" w:color="6D1D6A" w:themeColor="accent1" w:themeShade="BF"/>
       </w:pBdr>
       <w:spacing w:before="360" w:after="360"/>
       <w:ind w:left="864" w:right="864"/>
@@ -1107,7 +4654,7 @@
     <w:rPr>
       <w:i/>
       <w:iCs/>
-      <w:color w:val="0F4761" w:themeColor="accent1" w:themeShade="BF"/>
+      <w:color w:val="6D1D6A" w:themeColor="accent1" w:themeShade="BF"/>
     </w:rPr>
   </w:style>
   <w:style w:type="character" w:customStyle="1" w:styleId="IntenseQuoteChar">
@@ -1119,7 +4666,7 @@
     <w:rPr>
       <w:i/>
       <w:iCs/>
-      <w:color w:val="0F4761" w:themeColor="accent1" w:themeShade="BF"/>
+      <w:color w:val="6D1D6A" w:themeColor="accent1" w:themeShade="BF"/>
     </w:rPr>
   </w:style>
   <w:style w:type="character" w:styleId="IntenseReference">
@@ -1132,9 +4679,236 @@
       <w:b/>
       <w:bCs/>
       <w:smallCaps/>
-      <w:color w:val="0F4761" w:themeColor="accent1" w:themeShade="BF"/>
+      <w:color w:val="6D1D6A" w:themeColor="accent1" w:themeShade="BF"/>
       <w:spacing w:val="5"/>
     </w:rPr>
+  </w:style>
+  <w:style w:type="paragraph" w:styleId="NoSpacing">
+    <w:name w:val="No Spacing"/>
+    <w:link w:val="NoSpacingChar"/>
+    <w:uiPriority w:val="1"/>
+    <w:qFormat/>
+    <w:rsid w:val="00653C1D"/>
+    <w:pPr>
+      <w:spacing w:after="0" w:line="240" w:lineRule="auto"/>
+    </w:pPr>
+    <w:rPr>
+      <w:rFonts w:eastAsiaTheme="minorEastAsia"/>
+      <w:kern w:val="0"/>
+      <w:lang w:eastAsia="en-GB"/>
+      <w14:ligatures w14:val="none"/>
+    </w:rPr>
+  </w:style>
+  <w:style w:type="character" w:customStyle="1" w:styleId="NoSpacingChar">
+    <w:name w:val="No Spacing Char"/>
+    <w:basedOn w:val="DefaultParagraphFont"/>
+    <w:link w:val="NoSpacing"/>
+    <w:uiPriority w:val="1"/>
+    <w:rsid w:val="00653C1D"/>
+    <w:rPr>
+      <w:rFonts w:eastAsiaTheme="minorEastAsia"/>
+      <w:kern w:val="0"/>
+      <w:lang w:eastAsia="en-GB"/>
+      <w14:ligatures w14:val="none"/>
+    </w:rPr>
+  </w:style>
+  <w:style w:type="paragraph" w:styleId="TOCHeading">
+    <w:name w:val="TOC Heading"/>
+    <w:basedOn w:val="Heading1"/>
+    <w:next w:val="Normal"/>
+    <w:uiPriority w:val="39"/>
+    <w:unhideWhenUsed/>
+    <w:qFormat/>
+    <w:rsid w:val="002D77ED"/>
+    <w:pPr>
+      <w:spacing w:before="240" w:after="0"/>
+      <w:outlineLvl w:val="9"/>
+    </w:pPr>
+    <w:rPr>
+      <w:kern w:val="0"/>
+      <w:sz w:val="32"/>
+      <w:szCs w:val="32"/>
+      <w:lang w:eastAsia="en-GB"/>
+      <w14:ligatures w14:val="none"/>
+    </w:rPr>
+  </w:style>
+  <w:style w:type="paragraph" w:styleId="TOC2">
+    <w:name w:val="toc 2"/>
+    <w:basedOn w:val="Normal"/>
+    <w:next w:val="Normal"/>
+    <w:autoRedefine/>
+    <w:uiPriority w:val="39"/>
+    <w:unhideWhenUsed/>
+    <w:rsid w:val="002D77ED"/>
+    <w:pPr>
+      <w:spacing w:after="100"/>
+      <w:ind w:left="220"/>
+    </w:pPr>
+  </w:style>
+  <w:style w:type="character" w:styleId="Hyperlink">
+    <w:name w:val="Hyperlink"/>
+    <w:basedOn w:val="DefaultParagraphFont"/>
+    <w:uiPriority w:val="99"/>
+    <w:unhideWhenUsed/>
+    <w:rsid w:val="002D77ED"/>
+    <w:rPr>
+      <w:color w:val="0066FF" w:themeColor="hyperlink"/>
+      <w:u w:val="single"/>
+    </w:rPr>
+  </w:style>
+  <w:style w:type="paragraph" w:styleId="TOC3">
+    <w:name w:val="toc 3"/>
+    <w:basedOn w:val="Normal"/>
+    <w:next w:val="Normal"/>
+    <w:autoRedefine/>
+    <w:uiPriority w:val="39"/>
+    <w:unhideWhenUsed/>
+    <w:rsid w:val="002D77ED"/>
+    <w:pPr>
+      <w:spacing w:after="100"/>
+      <w:ind w:left="440"/>
+    </w:pPr>
+  </w:style>
+  <w:style w:type="character" w:styleId="CommentReference">
+    <w:name w:val="annotation reference"/>
+    <w:basedOn w:val="DefaultParagraphFont"/>
+    <w:uiPriority w:val="99"/>
+    <w:semiHidden/>
+    <w:unhideWhenUsed/>
+    <w:rsid w:val="0083116D"/>
+    <w:rPr>
+      <w:sz w:val="16"/>
+      <w:szCs w:val="16"/>
+    </w:rPr>
+  </w:style>
+  <w:style w:type="paragraph" w:styleId="CommentText">
+    <w:name w:val="annotation text"/>
+    <w:basedOn w:val="Normal"/>
+    <w:link w:val="CommentTextChar"/>
+    <w:uiPriority w:val="99"/>
+    <w:unhideWhenUsed/>
+    <w:rsid w:val="0083116D"/>
+    <w:pPr>
+      <w:spacing w:line="240" w:lineRule="auto"/>
+    </w:pPr>
+    <w:rPr>
+      <w:sz w:val="20"/>
+      <w:szCs w:val="20"/>
+    </w:rPr>
+  </w:style>
+  <w:style w:type="character" w:customStyle="1" w:styleId="CommentTextChar">
+    <w:name w:val="Comment Text Char"/>
+    <w:basedOn w:val="DefaultParagraphFont"/>
+    <w:link w:val="CommentText"/>
+    <w:uiPriority w:val="99"/>
+    <w:rsid w:val="0083116D"/>
+    <w:rPr>
+      <w:sz w:val="20"/>
+      <w:szCs w:val="20"/>
+    </w:rPr>
+  </w:style>
+  <w:style w:type="paragraph" w:styleId="CommentSubject">
+    <w:name w:val="annotation subject"/>
+    <w:basedOn w:val="CommentText"/>
+    <w:next w:val="CommentText"/>
+    <w:link w:val="CommentSubjectChar"/>
+    <w:uiPriority w:val="99"/>
+    <w:semiHidden/>
+    <w:unhideWhenUsed/>
+    <w:rsid w:val="0083116D"/>
+    <w:rPr>
+      <w:b/>
+      <w:bCs/>
+    </w:rPr>
+  </w:style>
+  <w:style w:type="character" w:customStyle="1" w:styleId="CommentSubjectChar">
+    <w:name w:val="Comment Subject Char"/>
+    <w:basedOn w:val="CommentTextChar"/>
+    <w:link w:val="CommentSubject"/>
+    <w:uiPriority w:val="99"/>
+    <w:semiHidden/>
+    <w:rsid w:val="0083116D"/>
+    <w:rPr>
+      <w:b/>
+      <w:bCs/>
+      <w:sz w:val="20"/>
+      <w:szCs w:val="20"/>
+    </w:rPr>
+  </w:style>
+  <w:style w:type="paragraph" w:styleId="Header">
+    <w:name w:val="header"/>
+    <w:basedOn w:val="Normal"/>
+    <w:link w:val="HeaderChar"/>
+    <w:uiPriority w:val="99"/>
+    <w:unhideWhenUsed/>
+    <w:rsid w:val="001700B3"/>
+    <w:pPr>
+      <w:tabs>
+        <w:tab w:val="center" w:pos="4513"/>
+        <w:tab w:val="right" w:pos="9026"/>
+      </w:tabs>
+      <w:spacing w:after="0" w:line="240" w:lineRule="auto"/>
+    </w:pPr>
+  </w:style>
+  <w:style w:type="character" w:customStyle="1" w:styleId="HeaderChar">
+    <w:name w:val="Header Char"/>
+    <w:basedOn w:val="DefaultParagraphFont"/>
+    <w:link w:val="Header"/>
+    <w:uiPriority w:val="99"/>
+    <w:rsid w:val="001700B3"/>
+  </w:style>
+  <w:style w:type="paragraph" w:styleId="Footer">
+    <w:name w:val="footer"/>
+    <w:basedOn w:val="Normal"/>
+    <w:link w:val="FooterChar"/>
+    <w:uiPriority w:val="99"/>
+    <w:unhideWhenUsed/>
+    <w:rsid w:val="001700B3"/>
+    <w:pPr>
+      <w:tabs>
+        <w:tab w:val="center" w:pos="4513"/>
+        <w:tab w:val="right" w:pos="9026"/>
+      </w:tabs>
+      <w:spacing w:after="0" w:line="240" w:lineRule="auto"/>
+    </w:pPr>
+  </w:style>
+  <w:style w:type="character" w:customStyle="1" w:styleId="FooterChar">
+    <w:name w:val="Footer Char"/>
+    <w:basedOn w:val="DefaultParagraphFont"/>
+    <w:link w:val="Footer"/>
+    <w:uiPriority w:val="99"/>
+    <w:rsid w:val="001700B3"/>
+  </w:style>
+  <w:style w:type="paragraph" w:customStyle="1" w:styleId="paragraph">
+    <w:name w:val="paragraph"/>
+    <w:basedOn w:val="Normal"/>
+    <w:rsid w:val="001700B3"/>
+    <w:pPr>
+      <w:spacing w:before="100" w:beforeAutospacing="1" w:after="100" w:afterAutospacing="1" w:line="240" w:lineRule="auto"/>
+    </w:pPr>
+    <w:rPr>
+      <w:rFonts w:ascii="Times New Roman" w:eastAsia="Times New Roman" w:hAnsi="Times New Roman" w:cs="Times New Roman"/>
+      <w:kern w:val="0"/>
+      <w:sz w:val="24"/>
+      <w:szCs w:val="24"/>
+      <w:lang w:eastAsia="en-GB"/>
+      <w14:ligatures w14:val="none"/>
+    </w:rPr>
+  </w:style>
+  <w:style w:type="character" w:customStyle="1" w:styleId="normaltextrun">
+    <w:name w:val="normaltextrun"/>
+    <w:basedOn w:val="DefaultParagraphFont"/>
+    <w:rsid w:val="001700B3"/>
+  </w:style>
+  <w:style w:type="character" w:customStyle="1" w:styleId="eop">
+    <w:name w:val="eop"/>
+    <w:basedOn w:val="DefaultParagraphFont"/>
+    <w:rsid w:val="001700B3"/>
+  </w:style>
+  <w:style w:type="character" w:customStyle="1" w:styleId="spellingerror">
+    <w:name w:val="spellingerror"/>
+    <w:basedOn w:val="DefaultParagraphFont"/>
+    <w:rsid w:val="001700B3"/>
   </w:style>
 </w:styles>
 </file>
@@ -1142,7 +4916,7 @@
 <file path=word/theme/theme1.xml><?xml version="1.0" encoding="utf-8"?>
 <a:theme xmlns:a="http://schemas.openxmlformats.org/drawingml/2006/main" name="Office Theme">
   <a:themeElements>
-    <a:clrScheme name="Office">
+    <a:clrScheme name="Violet II">
       <a:dk1>
         <a:sysClr val="windowText" lastClr="000000"/>
       </a:dk1>
@@ -1150,39 +4924,39 @@
         <a:sysClr val="window" lastClr="FFFFFF"/>
       </a:lt1>
       <a:dk2>
-        <a:srgbClr val="0E2841"/>
+        <a:srgbClr val="632E62"/>
       </a:dk2>
       <a:lt2>
-        <a:srgbClr val="E8E8E8"/>
+        <a:srgbClr val="EAE5EB"/>
       </a:lt2>
       <a:accent1>
-        <a:srgbClr val="156082"/>
+        <a:srgbClr val="92278F"/>
       </a:accent1>
       <a:accent2>
-        <a:srgbClr val="E97132"/>
+        <a:srgbClr val="9B57D3"/>
       </a:accent2>
       <a:accent3>
-        <a:srgbClr val="196B24"/>
+        <a:srgbClr val="755DD9"/>
       </a:accent3>
       <a:accent4>
-        <a:srgbClr val="0F9ED5"/>
+        <a:srgbClr val="665EB8"/>
       </a:accent4>
       <a:accent5>
-        <a:srgbClr val="A02B93"/>
+        <a:srgbClr val="45A5ED"/>
       </a:accent5>
       <a:accent6>
-        <a:srgbClr val="4EA72E"/>
+        <a:srgbClr val="5982DB"/>
       </a:accent6>
       <a:hlink>
-        <a:srgbClr val="467886"/>
+        <a:srgbClr val="0066FF"/>
       </a:hlink>
       <a:folHlink>
-        <a:srgbClr val="96607D"/>
+        <a:srgbClr val="666699"/>
       </a:folHlink>
     </a:clrScheme>
-    <a:fontScheme name="Office">
+    <a:fontScheme name="Office 2013 - 2022">
       <a:majorFont>
-        <a:latin typeface="Aptos Display" panose="02110004020202020204"/>
+        <a:latin typeface="Calibri Light" panose="020F0302020204030204"/>
         <a:ea typeface=""/>
         <a:cs typeface=""/>
         <a:font script="Jpan" typeface="游ゴシック Light"/>
@@ -1234,10 +5008,10 @@
         <a:font script="Tfng" typeface="Ebrima"/>
       </a:majorFont>
       <a:minorFont>
-        <a:latin typeface="Aptos" panose="02110004020202020204"/>
+        <a:latin typeface="Calibri" panose="020F0502020204030204"/>
         <a:ea typeface=""/>
         <a:cs typeface=""/>
-        <a:font script="Jpan" typeface="游ゴシック"/>
+        <a:font script="Jpan" typeface="游明朝"/>
         <a:font script="Hang" typeface="맑은 고딕"/>
         <a:font script="Hans" typeface="等线"/>
         <a:font script="Hant" typeface="新細明體"/>
@@ -1432,4 +5206,35 @@
     </a:ext>
   </a:extLst>
 </a:theme>
+</file>
+
+<file path=customXml/item1.xml><?xml version="1.0" encoding="utf-8"?>
+<CoverPageProperties xmlns="http://schemas.microsoft.com/office/2006/coverPageProps">
+  <PublishDate>2025</PublishDate>
+  <Abstract/>
+  <CompanyAddress/>
+  <CompanyPhone/>
+  <CompanyFax/>
+  <CompanyEmail/>
+</CoverPageProperties>
+</file>
+
+<file path=customXml/item2.xml><?xml version="1.0" encoding="utf-8"?>
+<b:Sources xmlns:b="http://schemas.openxmlformats.org/officeDocument/2006/bibliography" xmlns="http://schemas.openxmlformats.org/officeDocument/2006/bibliography" SelectedStyle="\APASixthEditionOfficeOnline.xsl" StyleName="APA" Version="6"/>
+</file>
+
+<file path=customXml/itemProps1.xml><?xml version="1.0" encoding="utf-8"?>
+<ds:datastoreItem xmlns:ds="http://schemas.openxmlformats.org/officeDocument/2006/customXml" ds:itemID="{55AF091B-3C7A-41E3-B477-F2FDAA23CFDA}">
+  <ds:schemaRefs>
+    <ds:schemaRef ds:uri="http://schemas.microsoft.com/office/2006/coverPageProps"/>
+  </ds:schemaRefs>
+</ds:datastoreItem>
+</file>
+
+<file path=customXml/itemProps2.xml><?xml version="1.0" encoding="utf-8"?>
+<ds:datastoreItem xmlns:ds="http://schemas.openxmlformats.org/officeDocument/2006/customXml" ds:itemID="{79674C00-AAFF-4C83-9221-DE09B6D52A97}">
+  <ds:schemaRefs>
+    <ds:schemaRef ds:uri="http://schemas.openxmlformats.org/officeDocument/2006/bibliography"/>
+  </ds:schemaRefs>
+</ds:datastoreItem>
 </file>
--- a/Project Report in Progress.docx
+++ b/Project Report in Progress.docx
@@ -38,6 +38,7 @@
             <w:rPr>
               <w:rFonts w:eastAsiaTheme="minorEastAsia"/>
               <w:caps/>
+              <w:noProof/>
               <w:color w:val="0D558B" w:themeColor="accent5" w:themeShade="80"/>
               <w:kern w:val="0"/>
               <w:sz w:val="28"/>
@@ -130,6 +131,9 @@
                                         <w:jc w:val="right"/>
                                       </w:pPr>
                                       <w:r>
+                                        <w:rPr>
+                                          <w:noProof/>
+                                        </w:rPr>
                                         <w:drawing>
                                           <wp:inline distT="0" distB="0" distL="0" distR="0" wp14:anchorId="0E6CAA8A" wp14:editId="6CA2F727">
                                             <wp:extent cx="3065006" cy="3065006"/>
@@ -449,6 +453,9 @@
                                   <w:jc w:val="right"/>
                                 </w:pPr>
                                 <w:r>
+                                  <w:rPr>
+                                    <w:noProof/>
+                                  </w:rPr>
                                   <w:drawing>
                                     <wp:inline distT="0" distB="0" distL="0" distR="0" wp14:anchorId="0E6CAA8A" wp14:editId="6CA2F727">
                                       <wp:extent cx="3065006" cy="3065006"/>
@@ -733,6 +740,15 @@
     <w:p/>
     <w:sdt>
       <w:sdtPr>
+        <w:rPr>
+          <w:rFonts w:asciiTheme="minorHAnsi" w:eastAsiaTheme="minorHAnsi" w:hAnsiTheme="minorHAnsi" w:cstheme="minorBidi"/>
+          <w:color w:val="auto"/>
+          <w:kern w:val="2"/>
+          <w:sz w:val="22"/>
+          <w:szCs w:val="22"/>
+          <w:lang w:eastAsia="en-US"/>
+          <w14:ligatures w14:val="standardContextual"/>
+        </w:rPr>
         <w:id w:val="-1625683213"/>
         <w:docPartObj>
           <w:docPartGallery w:val="Table of Contents"/>
@@ -741,15 +757,8 @@
       </w:sdtPr>
       <w:sdtEndPr>
         <w:rPr>
-          <w:rFonts w:asciiTheme="minorHAnsi" w:eastAsiaTheme="minorHAnsi" w:hAnsiTheme="minorHAnsi" w:cstheme="minorBidi"/>
           <w:b/>
           <w:bCs/>
-          <w:color w:val="auto"/>
-          <w:kern w:val="2"/>
-          <w:sz w:val="22"/>
-          <w:szCs w:val="22"/>
-          <w:lang w:eastAsia="en-US"/>
-          <w14:ligatures w14:val="standardContextual"/>
         </w:rPr>
       </w:sdtEndPr>
       <w:sdtContent>
@@ -2040,6 +2049,33 @@
       </w:r>
     </w:p>
     <w:p>
+      <w:r>
+        <w:t>“””</w:t>
+      </w:r>
+      <w:r>
+        <w:t>One heuristic can be, run template matching at 3 different scales (1, 2, 4), suppose you get the best response at a particular scale, (say 2), try between (1.5, 2.25, 3) and keep on refining.</w:t>
+      </w:r>
+      <w:r>
+        <w:t>”””</w:t>
+      </w:r>
+    </w:p>
+    <w:p>
+      <w:r>
+        <w:t>The template image is slid across the source image, one pixel at a time. At each position, a metric is calculated to measure how well the template matches that area of the source image. These metrics are stored in a result matrix, where the brightest locations (or darkest, depending on the method) indicate the best matches.</w:t>
+      </w:r>
+    </w:p>
+    <w:p>
+      <w:r>
+        <w:t>The function `minMaxLoc()` is then used to find the highest (or lowest) value in the result matrix, identifying the location of the best match</w:t>
+      </w:r>
+    </w:p>
+    <w:p>
+      <w:r>
+        <w:lastRenderedPageBreak/>
+        <w:t>OpenCV's `matchTemplate()` function offers six matching methods: `TM_SQDIFF`, `TM_SQDIFF_NORMED`, `TM_CCORR`, `TM_CCORR_NORMED`, `TM_CCOEFF`, and `TM_CCOEFF_NORMED`</w:t>
+      </w:r>
+    </w:p>
+    <w:p>
       <w:pPr>
         <w:pStyle w:val="Heading3"/>
         <w:ind w:firstLine="720"/>
@@ -2115,7 +2151,6 @@
       <w:bookmarkStart w:id="12" w:name="_Toc188629967"/>
       <w:commentRangeStart w:id="13"/>
       <w:r>
-        <w:lastRenderedPageBreak/>
         <w:t>5</w:t>
       </w:r>
       <w:r>

--- a/Project Report in Progress.docx
+++ b/Project Report in Progress.docx
@@ -1604,7 +1604,15 @@
     </w:p>
     <w:p>
       <w:r>
-        <w:t>Heavy use of QTcreator and OpenCV libraries</w:t>
+        <w:t xml:space="preserve">Heavy use of </w:t>
+      </w:r>
+      <w:proofErr w:type="spellStart"/>
+      <w:r>
+        <w:t>QTcreator</w:t>
+      </w:r>
+      <w:proofErr w:type="spellEnd"/>
+      <w:r>
+        <w:t xml:space="preserve"> and OpenCV libraries</w:t>
       </w:r>
     </w:p>
     <w:p>
@@ -2066,13 +2074,29 @@
     </w:p>
     <w:p>
       <w:r>
-        <w:t>The function `minMaxLoc()` is then used to find the highest (or lowest) value in the result matrix, identifying the location of the best match</w:t>
+        <w:t>The function `</w:t>
+      </w:r>
+      <w:proofErr w:type="spellStart"/>
+      <w:r>
+        <w:t>minMaxLoc</w:t>
+      </w:r>
+      <w:proofErr w:type="spellEnd"/>
+      <w:r>
+        <w:t>()` is then used to find the highest (or lowest) value in the result matrix, identifying the location of the best match</w:t>
       </w:r>
     </w:p>
     <w:p>
       <w:r>
         <w:lastRenderedPageBreak/>
-        <w:t>OpenCV's `matchTemplate()` function offers six matching methods: `TM_SQDIFF`, `TM_SQDIFF_NORMED`, `TM_CCORR`, `TM_CCORR_NORMED`, `TM_CCOEFF`, and `TM_CCOEFF_NORMED`</w:t>
+        <w:t>OpenCV's `</w:t>
+      </w:r>
+      <w:proofErr w:type="spellStart"/>
+      <w:r>
+        <w:t>matchTemplate</w:t>
+      </w:r>
+      <w:proofErr w:type="spellEnd"/>
+      <w:r>
+        <w:t>()` function offers six matching methods: `TM_SQDIFF`, `TM_SQDIFF_NORMED`, `TM_CCORR`, `TM_CCORR_NORMED`, `TM_CCOEFF`, and `TM_CCOEFF_NORMED`</w:t>
       </w:r>
     </w:p>
     <w:p>
@@ -2207,7 +2231,74 @@
       </w:r>
     </w:p>
     <w:p/>
-    <w:p/>
+    <w:p>
+      <w:r>
+        <w:drawing>
+          <wp:inline distT="0" distB="0" distL="0" distR="0" wp14:anchorId="58FE85DD" wp14:editId="501DA7FD">
+            <wp:extent cx="5563376" cy="4058216"/>
+            <wp:effectExtent l="0" t="0" r="0" b="0"/>
+            <wp:docPr id="1832250742" name="Picture 1" descr="A screenshot of a computer vision&#10;&#10;Description automatically generated"/>
+            <wp:cNvGraphicFramePr>
+              <a:graphicFrameLocks xmlns:a="http://schemas.openxmlformats.org/drawingml/2006/main" noChangeAspect="1"/>
+            </wp:cNvGraphicFramePr>
+            <a:graphic xmlns:a="http://schemas.openxmlformats.org/drawingml/2006/main">
+              <a:graphicData uri="http://schemas.openxmlformats.org/drawingml/2006/picture">
+                <pic:pic xmlns:pic="http://schemas.openxmlformats.org/drawingml/2006/picture">
+                  <pic:nvPicPr>
+                    <pic:cNvPr id="1832250742" name="Picture 1" descr="A screenshot of a computer vision&#10;&#10;Description automatically generated"/>
+                    <pic:cNvPicPr/>
+                  </pic:nvPicPr>
+                  <pic:blipFill>
+                    <a:blip r:embed="rId16"/>
+                    <a:stretch>
+                      <a:fillRect/>
+                    </a:stretch>
+                  </pic:blipFill>
+                  <pic:spPr>
+                    <a:xfrm>
+                      <a:off x="0" y="0"/>
+                      <a:ext cx="5563376" cy="4058216"/>
+                    </a:xfrm>
+                    <a:prstGeom prst="rect">
+                      <a:avLst/>
+                    </a:prstGeom>
+                  </pic:spPr>
+                </pic:pic>
+              </a:graphicData>
+            </a:graphic>
+          </wp:inline>
+        </w:drawing>
+      </w:r>
+    </w:p>
+    <w:p>
+      <w:r>
+        <w:lastRenderedPageBreak/>
+        <w:t>Chapter 5 image processing page 138</w:t>
+      </w:r>
+    </w:p>
+    <w:p>
+      <w:r>
+        <w:t>Chapter 7 histograms and matching 218</w:t>
+      </w:r>
+    </w:p>
+    <w:p>
+      <w:r>
+        <w:t>Chapter 8 page 254 moments</w:t>
+      </w:r>
+    </w:p>
+    <w:p>
+      <w:r>
+        <w:t xml:space="preserve">Chapter 10 </w:t>
+      </w:r>
+      <w:proofErr w:type="spellStart"/>
+      <w:r>
+        <w:t>pg</w:t>
+      </w:r>
+      <w:proofErr w:type="spellEnd"/>
+      <w:r>
+        <w:t xml:space="preserve"> 358 tracking and motion</w:t>
+      </w:r>
+    </w:p>
     <w:sectPr>
       <w:pgSz w:w="11906" w:h="16838"/>
       <w:pgMar w:top="1440" w:right="1440" w:bottom="1440" w:left="1440" w:header="708" w:footer="708" w:gutter="0"/>
@@ -4408,6 +4499,7 @@
   <w:style w:type="character" w:default="1" w:styleId="DefaultParagraphFont">
     <w:name w:val="Default Paragraph Font"/>
     <w:uiPriority w:val="1"/>
+    <w:semiHidden/>
     <w:unhideWhenUsed/>
   </w:style>
   <w:style w:type="table" w:default="1" w:styleId="TableNormal">

--- a/Project Report in Progress.docx
+++ b/Project Report in Progress.docx
@@ -2233,6 +2233,9 @@
     <w:p/>
     <w:p>
       <w:r>
+        <w:rPr>
+          <w:noProof/>
+        </w:rPr>
         <w:drawing>
           <wp:inline distT="0" distB="0" distL="0" distR="0" wp14:anchorId="58FE85DD" wp14:editId="501DA7FD">
             <wp:extent cx="5563376" cy="4058216"/>
@@ -2297,6 +2300,123 @@
       <w:proofErr w:type="spellEnd"/>
       <w:r>
         <w:t xml:space="preserve"> 358 tracking and motion</w:t>
+      </w:r>
+    </w:p>
+    <w:p/>
+    <w:p>
+      <w:r>
+        <w:t xml:space="preserve">Z. Zhang and H. Shang, "Low-cost Solution for Vision-based Robotic Grasping," 2021 International Conference on Networking Systems of AI (INSAI), Shanghai, China, 2021, pp. 54-61, </w:t>
+      </w:r>
+      <w:proofErr w:type="spellStart"/>
+      <w:r>
+        <w:t>doi</w:t>
+      </w:r>
+      <w:proofErr w:type="spellEnd"/>
+      <w:r>
+        <w:t xml:space="preserve">: 10.1109/INSAI54028.2021.00022. keywords: {Location </w:t>
+      </w:r>
+      <w:proofErr w:type="spellStart"/>
+      <w:r>
+        <w:t>awareness;Service</w:t>
+      </w:r>
+      <w:proofErr w:type="spellEnd"/>
+      <w:r>
+        <w:t xml:space="preserve"> </w:t>
+      </w:r>
+      <w:proofErr w:type="spellStart"/>
+      <w:r>
+        <w:t>robots;Shape;Machine</w:t>
+      </w:r>
+      <w:proofErr w:type="spellEnd"/>
+      <w:r>
+        <w:t xml:space="preserve"> </w:t>
+      </w:r>
+      <w:proofErr w:type="spellStart"/>
+      <w:r>
+        <w:t>vision;Pose</w:t>
+      </w:r>
+      <w:proofErr w:type="spellEnd"/>
+      <w:r>
+        <w:t xml:space="preserve"> </w:t>
+      </w:r>
+      <w:proofErr w:type="spellStart"/>
+      <w:r>
+        <w:t>estimation;Grasping;Object</w:t>
+      </w:r>
+      <w:proofErr w:type="spellEnd"/>
+      <w:r>
+        <w:t xml:space="preserve"> </w:t>
+      </w:r>
+      <w:proofErr w:type="spellStart"/>
+      <w:r>
+        <w:t>detection;robotic</w:t>
+      </w:r>
+      <w:proofErr w:type="spellEnd"/>
+      <w:r>
+        <w:t xml:space="preserve"> </w:t>
+      </w:r>
+      <w:proofErr w:type="spellStart"/>
+      <w:r>
+        <w:t>grasping;machine</w:t>
+      </w:r>
+      <w:proofErr w:type="spellEnd"/>
+      <w:r>
+        <w:t xml:space="preserve"> </w:t>
+      </w:r>
+      <w:proofErr w:type="spellStart"/>
+      <w:r>
+        <w:t>vision;object</w:t>
+      </w:r>
+      <w:proofErr w:type="spellEnd"/>
+      <w:r>
+        <w:t xml:space="preserve"> </w:t>
+      </w:r>
+      <w:proofErr w:type="spellStart"/>
+      <w:r>
+        <w:t>localization;template</w:t>
+      </w:r>
+      <w:proofErr w:type="spellEnd"/>
+      <w:r>
+        <w:t xml:space="preserve"> matching},</w:t>
+      </w:r>
+    </w:p>
+    <w:p>
+      <w:r>
+        <w:drawing>
+          <wp:inline distT="0" distB="0" distL="0" distR="0" wp14:anchorId="1686873D" wp14:editId="3A598653">
+            <wp:extent cx="5731510" cy="5087620"/>
+            <wp:effectExtent l="0" t="0" r="2540" b="0"/>
+            <wp:docPr id="46248312" name="Picture 1" descr="A screenshot of a computer&#10;&#10;Description automatically generated"/>
+            <wp:cNvGraphicFramePr>
+              <a:graphicFrameLocks xmlns:a="http://schemas.openxmlformats.org/drawingml/2006/main" noChangeAspect="1"/>
+            </wp:cNvGraphicFramePr>
+            <a:graphic xmlns:a="http://schemas.openxmlformats.org/drawingml/2006/main">
+              <a:graphicData uri="http://schemas.openxmlformats.org/drawingml/2006/picture">
+                <pic:pic xmlns:pic="http://schemas.openxmlformats.org/drawingml/2006/picture">
+                  <pic:nvPicPr>
+                    <pic:cNvPr id="46248312" name="Picture 1" descr="A screenshot of a computer&#10;&#10;Description automatically generated"/>
+                    <pic:cNvPicPr/>
+                  </pic:nvPicPr>
+                  <pic:blipFill>
+                    <a:blip r:embed="rId17"/>
+                    <a:stretch>
+                      <a:fillRect/>
+                    </a:stretch>
+                  </pic:blipFill>
+                  <pic:spPr>
+                    <a:xfrm>
+                      <a:off x="0" y="0"/>
+                      <a:ext cx="5731510" cy="5087620"/>
+                    </a:xfrm>
+                    <a:prstGeom prst="rect">
+                      <a:avLst/>
+                    </a:prstGeom>
+                  </pic:spPr>
+                </pic:pic>
+              </a:graphicData>
+            </a:graphic>
+          </wp:inline>
+        </w:drawing>
       </w:r>
     </w:p>
     <w:sectPr>

--- a/Project Report in Progress.docx
+++ b/Project Report in Progress.docx
@@ -2018,7 +2018,148 @@
     </w:p>
     <w:p>
       <w:r>
-        <w:t>One of the main sections of the project was the image comparison and matching code that would allow the robot to confirm it had found the correct target.</w:t>
+        <w:t xml:space="preserve">A main feature of this product is the ability to recognise the target image in the environment, as such the image matching code was very important. </w:t>
+      </w:r>
+    </w:p>
+    <w:p>
+      <w:r>
+        <w:t xml:space="preserve">Template matching was the simplest to implement as a starting point. </w:t>
+      </w:r>
+      <w:r>
+        <w:t xml:space="preserve">Template matching is an </w:t>
+      </w:r>
+      <w:r>
+        <w:t>OpenCV</w:t>
+      </w:r>
+      <w:r>
+        <w:t xml:space="preserve"> function that slides a template</w:t>
+      </w:r>
+      <w:r>
+        <w:t xml:space="preserve"> </w:t>
+      </w:r>
+      <w:r>
+        <w:t>(INCLUDE HOW TEMPLATE MATCHING WORKS HERE)</w:t>
+      </w:r>
+    </w:p>
+    <w:p>
+      <w:r>
+        <w:t>‘’’’</w:t>
+      </w:r>
+    </w:p>
+    <w:p>
+      <w:r>
+        <w:t>The template image is slid across the source image, one pixel at a time. At each position, a metric is calculated to measure how well the template matches that area of the source image. These metrics are stored in a result matrix, where the brightest locations (or darkest, depending on the method) indicate the best matches.</w:t>
+      </w:r>
+    </w:p>
+    <w:p>
+      <w:r>
+        <w:t>The function `</w:t>
+      </w:r>
+      <w:proofErr w:type="spellStart"/>
+      <w:r>
+        <w:t>minMaxLoc</w:t>
+      </w:r>
+      <w:proofErr w:type="spellEnd"/>
+      <w:r>
+        <w:t>()` is then used to find the highest (or lowest) value in the result matrix, identifying the location of the best match</w:t>
+      </w:r>
+    </w:p>
+    <w:p>
+      <w:r>
+        <w:t>OpenCV's `</w:t>
+      </w:r>
+      <w:proofErr w:type="spellStart"/>
+      <w:r>
+        <w:t>matchTemplate</w:t>
+      </w:r>
+      <w:proofErr w:type="spellEnd"/>
+      <w:r>
+        <w:t>()` function offers six matching methods: `TM_SQDIFF`, `TM_SQDIFF_NORMED`, `TM_CCORR`, `TM_CCORR_NORMED`, `TM_CCOEFF`, and `TM_CCOEFF_NORMED`</w:t>
+      </w:r>
+    </w:p>
+    <w:p>
+      <w:r>
+        <w:t>‘’’’</w:t>
+      </w:r>
+    </w:p>
+    <w:p>
+      <w:r>
+        <w:lastRenderedPageBreak/>
+        <w:t xml:space="preserve">Initially the template image and image including the template was a big black X on a white sheet of paper, chosen with the understanding that the high contrast and simple shape would make the code simpler and cleaner. This </w:t>
+      </w:r>
+      <w:r>
+        <w:t xml:space="preserve">did </w:t>
+      </w:r>
+      <w:r>
+        <w:t>allow</w:t>
+      </w:r>
+      <w:r>
+        <w:t xml:space="preserve"> </w:t>
+      </w:r>
+      <w:r>
+        <w:t>the image to be found easily however it also introduced more false positives in the surrounding environment</w:t>
+      </w:r>
+      <w:r>
+        <w:t>. it</w:t>
+      </w:r>
+      <w:r>
+        <w:t xml:space="preserve"> was very difficult to narrow the accuracy threshold</w:t>
+      </w:r>
+      <w:r>
+        <w:t xml:space="preserve"> to a point where the shape would still be found and false positives where uncommon</w:t>
+      </w:r>
+      <w:r>
+        <w:t>. So a new template image of a simple cat face was used from this point onwards.</w:t>
+      </w:r>
+      <w:r>
+        <w:t xml:space="preserve"> The more complex template meant the environment was unlikely to contain the template. This did however introduce the issue of too high accuracy for the template matching as the image had to be a certain orientation and distance away for the match to be successful.</w:t>
+      </w:r>
+    </w:p>
+    <w:p>
+      <w:r>
+        <w:t xml:space="preserve">The next step was to check for rotations of the template at various scales. In a static image and in testing this worked perfectly and as expected, however with the live camera frames being matched against the various scales and rotations of the template, the video became </w:t>
+      </w:r>
+      <w:proofErr w:type="spellStart"/>
+      <w:r>
+        <w:t>stuttery</w:t>
+      </w:r>
+      <w:proofErr w:type="spellEnd"/>
+      <w:r>
+        <w:t xml:space="preserve"> and slow. The frame took time to be processed and as such the </w:t>
+      </w:r>
+      <w:proofErr w:type="spellStart"/>
+      <w:r>
+        <w:t>imshow</w:t>
+      </w:r>
+      <w:proofErr w:type="spellEnd"/>
+      <w:r>
+        <w:t xml:space="preserve"> command could only be done when the full set of matchings had been completed. </w:t>
+      </w:r>
+    </w:p>
+    <w:p>
+      <w:r>
+        <w:t>‘’’</w:t>
+      </w:r>
+    </w:p>
+    <w:p>
+      <w:r>
+        <w:t>DECIDED TO GO WITH JUST SCALE AND NOT ROTATION and control the rotation of the image for this project</w:t>
+      </w:r>
+      <w:r>
+        <w:t xml:space="preserve">, also output the scale from </w:t>
+      </w:r>
+      <w:proofErr w:type="spellStart"/>
+      <w:r>
+        <w:t>fuction</w:t>
+      </w:r>
+      <w:proofErr w:type="spellEnd"/>
+      <w:r>
+        <w:t xml:space="preserve"> so it can be used to estimate distance away from target in movement sections of the project</w:t>
+      </w:r>
+    </w:p>
+    <w:p>
+      <w:r>
+        <w:t>‘’’’</w:t>
       </w:r>
     </w:p>
     <w:p>
@@ -2033,6 +2174,32 @@
     </w:p>
     <w:p>
       <w:r>
+        <w:t>- printed out X to remove phone glare</w:t>
+      </w:r>
+    </w:p>
+    <w:p>
+      <w:r>
+        <w:t xml:space="preserve">- </w:t>
+      </w:r>
+      <w:proofErr w:type="spellStart"/>
+      <w:r>
+        <w:t>swappd</w:t>
+      </w:r>
+      <w:proofErr w:type="spellEnd"/>
+      <w:r>
+        <w:t xml:space="preserve"> template and image to cat face as the X had minimal detail making accuracy with thresholds </w:t>
+      </w:r>
+      <w:proofErr w:type="spellStart"/>
+      <w:r>
+        <w:t>diffucult</w:t>
+      </w:r>
+      <w:proofErr w:type="spellEnd"/>
+      <w:r>
+        <w:t xml:space="preserve"> to narrow down</w:t>
+      </w:r>
+    </w:p>
+    <w:p>
+      <w:r>
         <w:t>3. tested different algorithms</w:t>
       </w:r>
       <w:r>
@@ -2065,38 +2232,6 @@
       </w:r>
       <w:r>
         <w:t>”””</w:t>
-      </w:r>
-    </w:p>
-    <w:p>
-      <w:r>
-        <w:t>The template image is slid across the source image, one pixel at a time. At each position, a metric is calculated to measure how well the template matches that area of the source image. These metrics are stored in a result matrix, where the brightest locations (or darkest, depending on the method) indicate the best matches.</w:t>
-      </w:r>
-    </w:p>
-    <w:p>
-      <w:r>
-        <w:t>The function `</w:t>
-      </w:r>
-      <w:proofErr w:type="spellStart"/>
-      <w:r>
-        <w:t>minMaxLoc</w:t>
-      </w:r>
-      <w:proofErr w:type="spellEnd"/>
-      <w:r>
-        <w:t>()` is then used to find the highest (or lowest) value in the result matrix, identifying the location of the best match</w:t>
-      </w:r>
-    </w:p>
-    <w:p>
-      <w:r>
-        <w:lastRenderedPageBreak/>
-        <w:t>OpenCV's `</w:t>
-      </w:r>
-      <w:proofErr w:type="spellStart"/>
-      <w:r>
-        <w:t>matchTemplate</w:t>
-      </w:r>
-      <w:proofErr w:type="spellEnd"/>
-      <w:r>
-        <w:t>()` function offers six matching methods: `TM_SQDIFF`, `TM_SQDIFF_NORMED`, `TM_CCORR`, `TM_CCORR_NORMED`, `TM_CCOEFF`, and `TM_CCOEFF_NORMED`</w:t>
       </w:r>
     </w:p>
     <w:p>
@@ -2175,6 +2310,7 @@
       <w:bookmarkStart w:id="12" w:name="_Toc188629967"/>
       <w:commentRangeStart w:id="13"/>
       <w:r>
+        <w:lastRenderedPageBreak/>
         <w:t>5</w:t>
       </w:r>
       <w:r>
@@ -2275,113 +2411,116 @@
     </w:p>
     <w:p>
       <w:r>
+        <w:t>Chapter 5 image processing page 138</w:t>
+      </w:r>
+    </w:p>
+    <w:p>
+      <w:r>
+        <w:t>Chapter 7 histograms and matching 218</w:t>
+      </w:r>
+    </w:p>
+    <w:p>
+      <w:r>
+        <w:t>Chapter 8 page 254 moments</w:t>
+      </w:r>
+    </w:p>
+    <w:p>
+      <w:r>
+        <w:t xml:space="preserve">Chapter 10 </w:t>
+      </w:r>
+      <w:proofErr w:type="spellStart"/>
+      <w:r>
+        <w:t>pg</w:t>
+      </w:r>
+      <w:proofErr w:type="spellEnd"/>
+      <w:r>
+        <w:t xml:space="preserve"> 358 tracking and motion</w:t>
+      </w:r>
+    </w:p>
+    <w:p/>
+    <w:p>
+      <w:r>
+        <w:t xml:space="preserve">Z. Zhang and H. Shang, "Low-cost Solution for Vision-based Robotic Grasping," 2021 International Conference on Networking Systems of AI (INSAI), Shanghai, China, 2021, pp. 54-61, </w:t>
+      </w:r>
+      <w:proofErr w:type="spellStart"/>
+      <w:r>
+        <w:t>doi</w:t>
+      </w:r>
+      <w:proofErr w:type="spellEnd"/>
+      <w:r>
+        <w:t xml:space="preserve">: 10.1109/INSAI54028.2021.00022. keywords: {Location </w:t>
+      </w:r>
+      <w:proofErr w:type="spellStart"/>
+      <w:r>
+        <w:t>awareness;Service</w:t>
+      </w:r>
+      <w:proofErr w:type="spellEnd"/>
+      <w:r>
+        <w:t xml:space="preserve"> </w:t>
+      </w:r>
+      <w:proofErr w:type="spellStart"/>
+      <w:r>
+        <w:t>robots;Shape;Machine</w:t>
+      </w:r>
+      <w:proofErr w:type="spellEnd"/>
+      <w:r>
+        <w:t xml:space="preserve"> </w:t>
+      </w:r>
+      <w:proofErr w:type="spellStart"/>
+      <w:r>
+        <w:t>vision;Pose</w:t>
+      </w:r>
+      <w:proofErr w:type="spellEnd"/>
+      <w:r>
+        <w:t xml:space="preserve"> </w:t>
+      </w:r>
+      <w:proofErr w:type="spellStart"/>
+      <w:r>
+        <w:t>estimation;Grasping;Object</w:t>
+      </w:r>
+      <w:proofErr w:type="spellEnd"/>
+      <w:r>
+        <w:t xml:space="preserve"> </w:t>
+      </w:r>
+      <w:proofErr w:type="spellStart"/>
+      <w:r>
+        <w:t>detection;robotic</w:t>
+      </w:r>
+      <w:proofErr w:type="spellEnd"/>
+      <w:r>
+        <w:t xml:space="preserve"> </w:t>
+      </w:r>
+      <w:proofErr w:type="spellStart"/>
+      <w:r>
+        <w:t>grasping;machine</w:t>
+      </w:r>
+      <w:proofErr w:type="spellEnd"/>
+      <w:r>
+        <w:t xml:space="preserve"> </w:t>
+      </w:r>
+      <w:proofErr w:type="spellStart"/>
+      <w:r>
+        <w:t>vision;object</w:t>
+      </w:r>
+      <w:proofErr w:type="spellEnd"/>
+      <w:r>
+        <w:t xml:space="preserve"> </w:t>
+      </w:r>
+      <w:proofErr w:type="spellStart"/>
+      <w:r>
+        <w:t>localization;template</w:t>
+      </w:r>
+      <w:proofErr w:type="spellEnd"/>
+      <w:r>
+        <w:t xml:space="preserve"> matching},</w:t>
+      </w:r>
+    </w:p>
+    <w:p>
+      <w:r>
+        <w:rPr>
+          <w:noProof/>
+        </w:rPr>
         <w:lastRenderedPageBreak/>
-        <w:t>Chapter 5 image processing page 138</w:t>
-      </w:r>
-    </w:p>
-    <w:p>
-      <w:r>
-        <w:t>Chapter 7 histograms and matching 218</w:t>
-      </w:r>
-    </w:p>
-    <w:p>
-      <w:r>
-        <w:t>Chapter 8 page 254 moments</w:t>
-      </w:r>
-    </w:p>
-    <w:p>
-      <w:r>
-        <w:t xml:space="preserve">Chapter 10 </w:t>
-      </w:r>
-      <w:proofErr w:type="spellStart"/>
-      <w:r>
-        <w:t>pg</w:t>
-      </w:r>
-      <w:proofErr w:type="spellEnd"/>
-      <w:r>
-        <w:t xml:space="preserve"> 358 tracking and motion</w:t>
-      </w:r>
-    </w:p>
-    <w:p/>
-    <w:p>
-      <w:r>
-        <w:t xml:space="preserve">Z. Zhang and H. Shang, "Low-cost Solution for Vision-based Robotic Grasping," 2021 International Conference on Networking Systems of AI (INSAI), Shanghai, China, 2021, pp. 54-61, </w:t>
-      </w:r>
-      <w:proofErr w:type="spellStart"/>
-      <w:r>
-        <w:t>doi</w:t>
-      </w:r>
-      <w:proofErr w:type="spellEnd"/>
-      <w:r>
-        <w:t xml:space="preserve">: 10.1109/INSAI54028.2021.00022. keywords: {Location </w:t>
-      </w:r>
-      <w:proofErr w:type="spellStart"/>
-      <w:r>
-        <w:t>awareness;Service</w:t>
-      </w:r>
-      <w:proofErr w:type="spellEnd"/>
-      <w:r>
-        <w:t xml:space="preserve"> </w:t>
-      </w:r>
-      <w:proofErr w:type="spellStart"/>
-      <w:r>
-        <w:t>robots;Shape;Machine</w:t>
-      </w:r>
-      <w:proofErr w:type="spellEnd"/>
-      <w:r>
-        <w:t xml:space="preserve"> </w:t>
-      </w:r>
-      <w:proofErr w:type="spellStart"/>
-      <w:r>
-        <w:t>vision;Pose</w:t>
-      </w:r>
-      <w:proofErr w:type="spellEnd"/>
-      <w:r>
-        <w:t xml:space="preserve"> </w:t>
-      </w:r>
-      <w:proofErr w:type="spellStart"/>
-      <w:r>
-        <w:t>estimation;Grasping;Object</w:t>
-      </w:r>
-      <w:proofErr w:type="spellEnd"/>
-      <w:r>
-        <w:t xml:space="preserve"> </w:t>
-      </w:r>
-      <w:proofErr w:type="spellStart"/>
-      <w:r>
-        <w:t>detection;robotic</w:t>
-      </w:r>
-      <w:proofErr w:type="spellEnd"/>
-      <w:r>
-        <w:t xml:space="preserve"> </w:t>
-      </w:r>
-      <w:proofErr w:type="spellStart"/>
-      <w:r>
-        <w:t>grasping;machine</w:t>
-      </w:r>
-      <w:proofErr w:type="spellEnd"/>
-      <w:r>
-        <w:t xml:space="preserve"> </w:t>
-      </w:r>
-      <w:proofErr w:type="spellStart"/>
-      <w:r>
-        <w:t>vision;object</w:t>
-      </w:r>
-      <w:proofErr w:type="spellEnd"/>
-      <w:r>
-        <w:t xml:space="preserve"> </w:t>
-      </w:r>
-      <w:proofErr w:type="spellStart"/>
-      <w:r>
-        <w:t>localization;template</w:t>
-      </w:r>
-      <w:proofErr w:type="spellEnd"/>
-      <w:r>
-        <w:t xml:space="preserve"> matching},</w:t>
-      </w:r>
-    </w:p>
-    <w:p>
-      <w:r>
         <w:drawing>
           <wp:inline distT="0" distB="0" distL="0" distR="0" wp14:anchorId="1686873D" wp14:editId="3A598653">
             <wp:extent cx="5731510" cy="5087620"/>

--- a/Project Report in Progress.docx
+++ b/Project Report in Progress.docx
@@ -114,8 +114,8 @@
                                   <w:tblLook w:val="04A0" w:firstRow="1" w:lastRow="0" w:firstColumn="1" w:lastColumn="0" w:noHBand="0" w:noVBand="1"/>
                                 </w:tblPr>
                                 <w:tblGrid>
-                                  <w:gridCol w:w="5546"/>
-                                  <w:gridCol w:w="1975"/>
+                                  <w:gridCol w:w="5001"/>
+                                  <w:gridCol w:w="2281"/>
                                 </w:tblGrid>
                                 <w:tr>
                                   <w:trPr>
@@ -130,52 +130,6 @@
                                       <w:pPr>
                                         <w:jc w:val="right"/>
                                       </w:pPr>
-                                      <w:r>
-                                        <w:rPr>
-                                          <w:noProof/>
-                                        </w:rPr>
-                                        <w:drawing>
-                                          <wp:inline distT="0" distB="0" distL="0" distR="0" wp14:anchorId="0E6CAA8A" wp14:editId="6CA2F727">
-                                            <wp:extent cx="3065006" cy="3065006"/>
-                                            <wp:effectExtent l="0" t="0" r="0" b="0"/>
-                                            <wp:docPr id="139" name="Picture 137" descr="Beaver with solid fill"/>
-                                            <wp:cNvGraphicFramePr>
-                                              <a:graphicFrameLocks xmlns:a="http://schemas.openxmlformats.org/drawingml/2006/main" noChangeAspect="1"/>
-                                            </wp:cNvGraphicFramePr>
-                                            <a:graphic xmlns:a="http://schemas.openxmlformats.org/drawingml/2006/main">
-                                              <a:graphicData uri="http://schemas.openxmlformats.org/drawingml/2006/picture">
-                                                <pic:pic xmlns:pic="http://schemas.openxmlformats.org/drawingml/2006/picture">
-                                                  <pic:nvPicPr>
-                                                    <pic:cNvPr id="139" name="Picture 137" descr="Beaver with solid fill"/>
-                                                    <pic:cNvPicPr/>
-                                                  </pic:nvPicPr>
-                                                  <pic:blipFill>
-                                                    <a:blip r:embed="rId9">
-                                                      <a:extLst>
-                                                        <a:ext uri="{96DAC541-7B7A-43D3-8B79-37D633B846F1}">
-                                                          <asvg:svgBlip xmlns:asvg="http://schemas.microsoft.com/office/drawing/2016/SVG/main" r:embed="rId10"/>
-                                                        </a:ext>
-                                                      </a:extLst>
-                                                    </a:blip>
-                                                    <a:stretch>
-                                                      <a:fillRect/>
-                                                    </a:stretch>
-                                                  </pic:blipFill>
-                                                  <pic:spPr>
-                                                    <a:xfrm>
-                                                      <a:off x="0" y="0"/>
-                                                      <a:ext cx="3065006" cy="3065006"/>
-                                                    </a:xfrm>
-                                                    <a:prstGeom prst="rect">
-                                                      <a:avLst/>
-                                                    </a:prstGeom>
-                                                  </pic:spPr>
-                                                </pic:pic>
-                                              </a:graphicData>
-                                            </a:graphic>
-                                          </wp:inline>
-                                        </w:drawing>
-                                      </w:r>
                                     </w:p>
                                     <w:sdt>
                                       <w:sdtPr>
@@ -220,7 +174,6 @@
                                       <w:sdtPr>
                                         <w:rPr>
                                           <w:color w:val="000000" w:themeColor="text1"/>
-                                          <w:sz w:val="24"/>
                                           <w:szCs w:val="24"/>
                                         </w:rPr>
                                         <w:alias w:val="Subtitle"/>
@@ -234,14 +187,12 @@
                                           <w:pPr>
                                             <w:jc w:val="right"/>
                                             <w:rPr>
-                                              <w:sz w:val="24"/>
                                               <w:szCs w:val="24"/>
                                             </w:rPr>
                                           </w:pPr>
                                           <w:r>
                                             <w:rPr>
                                               <w:color w:val="000000" w:themeColor="text1"/>
-                                              <w:sz w:val="24"/>
                                               <w:szCs w:val="24"/>
                                             </w:rPr>
                                             <w:t>May 2025</w:t>
@@ -436,8 +387,8 @@
                             <w:tblLook w:val="04A0" w:firstRow="1" w:lastRow="0" w:firstColumn="1" w:lastColumn="0" w:noHBand="0" w:noVBand="1"/>
                           </w:tblPr>
                           <w:tblGrid>
-                            <w:gridCol w:w="5546"/>
-                            <w:gridCol w:w="1975"/>
+                            <w:gridCol w:w="5001"/>
+                            <w:gridCol w:w="2281"/>
                           </w:tblGrid>
                           <w:tr>
                             <w:trPr>
@@ -452,52 +403,6 @@
                                 <w:pPr>
                                   <w:jc w:val="right"/>
                                 </w:pPr>
-                                <w:r>
-                                  <w:rPr>
-                                    <w:noProof/>
-                                  </w:rPr>
-                                  <w:drawing>
-                                    <wp:inline distT="0" distB="0" distL="0" distR="0" wp14:anchorId="0E6CAA8A" wp14:editId="6CA2F727">
-                                      <wp:extent cx="3065006" cy="3065006"/>
-                                      <wp:effectExtent l="0" t="0" r="0" b="0"/>
-                                      <wp:docPr id="139" name="Picture 137" descr="Beaver with solid fill"/>
-                                      <wp:cNvGraphicFramePr>
-                                        <a:graphicFrameLocks xmlns:a="http://schemas.openxmlformats.org/drawingml/2006/main" noChangeAspect="1"/>
-                                      </wp:cNvGraphicFramePr>
-                                      <a:graphic xmlns:a="http://schemas.openxmlformats.org/drawingml/2006/main">
-                                        <a:graphicData uri="http://schemas.openxmlformats.org/drawingml/2006/picture">
-                                          <pic:pic xmlns:pic="http://schemas.openxmlformats.org/drawingml/2006/picture">
-                                            <pic:nvPicPr>
-                                              <pic:cNvPr id="139" name="Picture 137" descr="Beaver with solid fill"/>
-                                              <pic:cNvPicPr/>
-                                            </pic:nvPicPr>
-                                            <pic:blipFill>
-                                              <a:blip r:embed="rId9">
-                                                <a:extLst>
-                                                  <a:ext uri="{96DAC541-7B7A-43D3-8B79-37D633B846F1}">
-                                                    <asvg:svgBlip xmlns:asvg="http://schemas.microsoft.com/office/drawing/2016/SVG/main" r:embed="rId10"/>
-                                                  </a:ext>
-                                                </a:extLst>
-                                              </a:blip>
-                                              <a:stretch>
-                                                <a:fillRect/>
-                                              </a:stretch>
-                                            </pic:blipFill>
-                                            <pic:spPr>
-                                              <a:xfrm>
-                                                <a:off x="0" y="0"/>
-                                                <a:ext cx="3065006" cy="3065006"/>
-                                              </a:xfrm>
-                                              <a:prstGeom prst="rect">
-                                                <a:avLst/>
-                                              </a:prstGeom>
-                                            </pic:spPr>
-                                          </pic:pic>
-                                        </a:graphicData>
-                                      </a:graphic>
-                                    </wp:inline>
-                                  </w:drawing>
-                                </w:r>
                               </w:p>
                               <w:sdt>
                                 <w:sdtPr>
@@ -542,7 +447,6 @@
                                 <w:sdtPr>
                                   <w:rPr>
                                     <w:color w:val="000000" w:themeColor="text1"/>
-                                    <w:sz w:val="24"/>
                                     <w:szCs w:val="24"/>
                                   </w:rPr>
                                   <w:alias w:val="Subtitle"/>
@@ -556,14 +460,12 @@
                                     <w:pPr>
                                       <w:jc w:val="right"/>
                                       <w:rPr>
-                                        <w:sz w:val="24"/>
                                         <w:szCs w:val="24"/>
                                       </w:rPr>
                                     </w:pPr>
                                     <w:r>
                                       <w:rPr>
                                         <w:color w:val="000000" w:themeColor="text1"/>
-                                        <w:sz w:val="24"/>
                                         <w:szCs w:val="24"/>
                                       </w:rPr>
                                       <w:t>May 2025</w:t>
@@ -759,6 +661,7 @@
         <w:rPr>
           <w:b/>
           <w:bCs/>
+          <w:sz w:val="24"/>
         </w:rPr>
       </w:sdtEndPr>
       <w:sdtContent>
@@ -779,7 +682,6 @@
             <w:rPr>
               <w:rFonts w:eastAsiaTheme="minorEastAsia"/>
               <w:noProof/>
-              <w:sz w:val="24"/>
               <w:szCs w:val="24"/>
               <w:lang w:eastAsia="en-GB"/>
             </w:rPr>
@@ -860,7 +762,6 @@
             <w:rPr>
               <w:rFonts w:eastAsiaTheme="minorEastAsia"/>
               <w:noProof/>
-              <w:sz w:val="24"/>
               <w:szCs w:val="24"/>
               <w:lang w:eastAsia="en-GB"/>
             </w:rPr>
@@ -932,7 +833,6 @@
             <w:rPr>
               <w:rFonts w:eastAsiaTheme="minorEastAsia"/>
               <w:noProof/>
-              <w:sz w:val="24"/>
               <w:szCs w:val="24"/>
               <w:lang w:eastAsia="en-GB"/>
             </w:rPr>
@@ -1004,7 +904,6 @@
             <w:rPr>
               <w:rFonts w:eastAsiaTheme="minorEastAsia"/>
               <w:noProof/>
-              <w:sz w:val="24"/>
               <w:szCs w:val="24"/>
               <w:lang w:eastAsia="en-GB"/>
             </w:rPr>
@@ -1076,7 +975,6 @@
             <w:rPr>
               <w:rFonts w:eastAsiaTheme="minorEastAsia"/>
               <w:noProof/>
-              <w:sz w:val="24"/>
               <w:szCs w:val="24"/>
               <w:lang w:eastAsia="en-GB"/>
             </w:rPr>
@@ -1148,7 +1046,6 @@
             <w:rPr>
               <w:rFonts w:eastAsiaTheme="minorEastAsia"/>
               <w:noProof/>
-              <w:sz w:val="24"/>
               <w:szCs w:val="24"/>
               <w:lang w:eastAsia="en-GB"/>
             </w:rPr>
@@ -1220,7 +1117,6 @@
             <w:rPr>
               <w:rFonts w:eastAsiaTheme="minorEastAsia"/>
               <w:noProof/>
-              <w:sz w:val="24"/>
               <w:szCs w:val="24"/>
               <w:lang w:eastAsia="en-GB"/>
             </w:rPr>
@@ -1292,7 +1188,6 @@
             <w:rPr>
               <w:rFonts w:eastAsiaTheme="minorEastAsia"/>
               <w:noProof/>
-              <w:sz w:val="24"/>
               <w:szCs w:val="24"/>
               <w:lang w:eastAsia="en-GB"/>
             </w:rPr>
@@ -1364,7 +1259,6 @@
             <w:rPr>
               <w:rFonts w:eastAsiaTheme="minorEastAsia"/>
               <w:noProof/>
-              <w:sz w:val="24"/>
               <w:szCs w:val="24"/>
               <w:lang w:eastAsia="en-GB"/>
             </w:rPr>
@@ -1436,7 +1330,6 @@
             <w:rPr>
               <w:rFonts w:eastAsiaTheme="minorEastAsia"/>
               <w:noProof/>
-              <w:sz w:val="24"/>
               <w:szCs w:val="24"/>
               <w:lang w:eastAsia="en-GB"/>
             </w:rPr>
@@ -1508,7 +1401,6 @@
             <w:rPr>
               <w:rFonts w:eastAsiaTheme="minorEastAsia"/>
               <w:noProof/>
-              <w:sz w:val="24"/>
               <w:szCs w:val="24"/>
               <w:lang w:eastAsia="en-GB"/>
             </w:rPr>
@@ -1680,6 +1572,22 @@
       </w:r>
     </w:p>
     <w:p>
+      <w:r>
+        <w:rPr>
+          <w:rStyle w:val="normaltextrun"/>
+          <w:rFonts w:cs="Calibri"/>
+        </w:rPr>
+        <w:t>Raspberry Pi on mobile robot that can navigate a low obstacle controlled environment (such as search an empty cardboard box) pi communicates wirelessly</w:t>
+      </w:r>
+      <w:r>
+        <w:rPr>
+          <w:rStyle w:val="eop"/>
+          <w:rFonts w:cs="Calibri"/>
+        </w:rPr>
+        <w:t> </w:t>
+      </w:r>
+    </w:p>
+    <w:p>
       <w:pPr>
         <w:pStyle w:val="ListParagraph"/>
         <w:numPr>
@@ -1692,7 +1600,7 @@
           <w:rStyle w:val="normaltextrun"/>
           <w:rFonts w:cs="Calibri"/>
         </w:rPr>
-        <w:t>Raspberry Pi on mobile robot that can navigate a low obstacle controlled environment (such as search an empty cardboard box) pi communicates wirelessly</w:t>
+        <w:t>lower contrast target image/live feed target, more obstacles in environment</w:t>
       </w:r>
       <w:r>
         <w:rPr>
@@ -1715,7 +1623,7 @@
           <w:rStyle w:val="normaltextrun"/>
           <w:rFonts w:cs="Calibri"/>
         </w:rPr>
-        <w:t>lower contrast target image/live feed target, more obstacles in environment</w:t>
+        <w:t>little control in environment (multiple obstacles and targets not on high contrast surfaces, and no physical barriers) </w:t>
       </w:r>
       <w:r>
         <w:rPr>
@@ -1738,7 +1646,7 @@
           <w:rStyle w:val="normaltextrun"/>
           <w:rFonts w:cs="Calibri"/>
         </w:rPr>
-        <w:t>little control in environment (multiple obstacles and targets not on high contrast surfaces, and no physical barriers) </w:t>
+        <w:t>Extra goal if time or to continue working on after project timeframe: Pi Map out specific objects in an environment, feed in multiple targets in specific order, robot correctly goes to each target in order.</w:t>
       </w:r>
       <w:r>
         <w:rPr>
@@ -1748,20 +1656,36 @@
         <w:t> </w:t>
       </w:r>
     </w:p>
-    <w:p>
-      <w:pPr>
-        <w:pStyle w:val="ListParagraph"/>
-        <w:numPr>
-          <w:ilvl w:val="0"/>
-          <w:numId w:val="8"/>
-        </w:numPr>
-      </w:pPr>
-      <w:r>
+    <w:p/>
+    <w:p>
+      <w:pPr>
         <w:rPr>
           <w:rStyle w:val="normaltextrun"/>
           <w:rFonts w:cs="Calibri"/>
         </w:rPr>
-        <w:t>Extra goal if time or to continue working on after project timeframe: Pi Map out specific objects in an environment, feed in multiple targets in specific order, robot correctly goes to each target in order.</w:t>
+      </w:pPr>
+      <w:r>
+        <w:rPr>
+          <w:rStyle w:val="normaltextrun"/>
+          <w:rFonts w:cs="Calibri"/>
+        </w:rPr>
+        <w:t>Quotes from project proposal:</w:t>
+      </w:r>
+    </w:p>
+    <w:p>
+      <w:pPr>
+        <w:pStyle w:val="ListParagraph"/>
+        <w:numPr>
+          <w:ilvl w:val="0"/>
+          <w:numId w:val="9"/>
+        </w:numPr>
+      </w:pPr>
+      <w:r>
+        <w:rPr>
+          <w:rStyle w:val="normaltextrun"/>
+          <w:rFonts w:cs="Calibri"/>
+        </w:rPr>
+        <w:t>High Focus on image comparison,</w:t>
       </w:r>
       <w:r>
         <w:rPr>
@@ -1771,22 +1695,6 @@
         <w:t> </w:t>
       </w:r>
     </w:p>
-    <w:p/>
-    <w:p>
-      <w:pPr>
-        <w:rPr>
-          <w:rStyle w:val="normaltextrun"/>
-          <w:rFonts w:cs="Calibri"/>
-        </w:rPr>
-      </w:pPr>
-      <w:r>
-        <w:rPr>
-          <w:rStyle w:val="normaltextrun"/>
-          <w:rFonts w:cs="Calibri"/>
-        </w:rPr>
-        <w:t>Quotes from project proposal:</w:t>
-      </w:r>
-    </w:p>
     <w:p>
       <w:pPr>
         <w:pStyle w:val="ListParagraph"/>
@@ -1800,7 +1708,7 @@
           <w:rStyle w:val="normaltextrun"/>
           <w:rFonts w:cs="Calibri"/>
         </w:rPr>
-        <w:t>High Focus on image comparison,</w:t>
+        <w:t>Medium focus on autonomous movement</w:t>
       </w:r>
       <w:r>
         <w:rPr>
@@ -1823,7 +1731,8 @@
           <w:rStyle w:val="normaltextrun"/>
           <w:rFonts w:cs="Calibri"/>
         </w:rPr>
-        <w:t>Medium focus on autonomous movement</w:t>
+        <w:lastRenderedPageBreak/>
+        <w:t>There will be a laptop that wireless communicates with an autonomous mobile robot. Feed it an image either pre-selected or through the laptop webcam (as a stretch goal)</w:t>
       </w:r>
       <w:r>
         <w:rPr>
@@ -1846,30 +1755,6 @@
           <w:rStyle w:val="normaltextrun"/>
           <w:rFonts w:cs="Calibri"/>
         </w:rPr>
-        <w:t>There will be a laptop that wireless communicates with an autonomous mobile robot. Feed it an image either pre-selected or through the laptop webcam (as a stretch goal)</w:t>
-      </w:r>
-      <w:r>
-        <w:rPr>
-          <w:rStyle w:val="eop"/>
-          <w:rFonts w:cs="Calibri"/>
-        </w:rPr>
-        <w:t> </w:t>
-      </w:r>
-    </w:p>
-    <w:p>
-      <w:pPr>
-        <w:pStyle w:val="ListParagraph"/>
-        <w:numPr>
-          <w:ilvl w:val="0"/>
-          <w:numId w:val="9"/>
-        </w:numPr>
-      </w:pPr>
-      <w:r>
-        <w:rPr>
-          <w:rStyle w:val="normaltextrun"/>
-          <w:rFonts w:cs="Calibri"/>
-        </w:rPr>
-        <w:lastRenderedPageBreak/>
         <w:t>This will start with a high contrast simple shape on a plain background, and if successful, lower contrast or busier images can be used.</w:t>
       </w:r>
       <w:r>
@@ -1940,7 +1825,7 @@
                     </pic:cNvPicPr>
                   </pic:nvPicPr>
                   <pic:blipFill>
-                    <a:blip r:embed="rId11">
+                    <a:blip r:embed="rId9">
                       <a:extLst>
                         <a:ext uri="{28A0092B-C50C-407E-A947-70E740481C1C}">
                           <a14:useLocalDpi xmlns:a14="http://schemas.microsoft.com/office/drawing/2010/main" val="0"/>
@@ -2066,6 +1951,7 @@
     </w:p>
     <w:p>
       <w:r>
+        <w:lastRenderedPageBreak/>
         <w:t>OpenCV's `</w:t>
       </w:r>
       <w:proofErr w:type="spellStart"/>
@@ -2084,28 +1970,54 @@
     </w:p>
     <w:p>
       <w:r>
-        <w:lastRenderedPageBreak/>
-        <w:t xml:space="preserve">Initially the template image and image including the template was a big black X on a white sheet of paper, chosen with the understanding that the high contrast and simple shape would make the code simpler and cleaner. This </w:t>
-      </w:r>
-      <w:r>
+        <w:t>Initially the template image and image including the template was a big black X on a white sheet of paper, chosen with the understanding that the high contrast and simple shape would make the code simpler and cleaner</w:t>
+      </w:r>
+      <w:r>
+        <w:rPr>
+          <w:strike/>
+        </w:rPr>
+        <w:t xml:space="preserve">. This </w:t>
+      </w:r>
+      <w:r>
+        <w:rPr>
+          <w:strike/>
+        </w:rPr>
         <w:t xml:space="preserve">did </w:t>
       </w:r>
       <w:r>
+        <w:rPr>
+          <w:strike/>
+        </w:rPr>
         <w:t>allow</w:t>
       </w:r>
       <w:r>
+        <w:rPr>
+          <w:strike/>
+        </w:rPr>
         <w:t xml:space="preserve"> </w:t>
       </w:r>
       <w:r>
+        <w:rPr>
+          <w:strike/>
+        </w:rPr>
         <w:t>the image to be found easily however it also introduced more false positives in the surrounding environment</w:t>
       </w:r>
       <w:r>
+        <w:rPr>
+          <w:strike/>
+        </w:rPr>
         <w:t>. it</w:t>
       </w:r>
       <w:r>
+        <w:rPr>
+          <w:strike/>
+        </w:rPr>
         <w:t xml:space="preserve"> was very difficult to narrow the accuracy threshold</w:t>
       </w:r>
       <w:r>
+        <w:rPr>
+          <w:strike/>
+        </w:rPr>
         <w:t xml:space="preserve"> to a point where the shape would still be found and false positives where uncommon</w:t>
       </w:r>
       <w:r>
@@ -2241,6 +2153,7 @@
       </w:pPr>
       <w:bookmarkStart w:id="6" w:name="_Toc188629963"/>
       <w:r>
+        <w:lastRenderedPageBreak/>
         <w:t>2.2 Mobility of Robot</w:t>
       </w:r>
       <w:bookmarkEnd w:id="6"/>
@@ -2310,7 +2223,6 @@
       <w:bookmarkStart w:id="12" w:name="_Toc188629967"/>
       <w:commentRangeStart w:id="13"/>
       <w:r>
-        <w:lastRenderedPageBreak/>
         <w:t>5</w:t>
       </w:r>
       <w:r>
@@ -2388,7 +2300,7 @@
                     <pic:cNvPicPr/>
                   </pic:nvPicPr>
                   <pic:blipFill>
-                    <a:blip r:embed="rId16"/>
+                    <a:blip r:embed="rId14"/>
                     <a:stretch>
                       <a:fillRect/>
                     </a:stretch>
@@ -2426,6 +2338,7 @@
     </w:p>
     <w:p>
       <w:r>
+        <w:lastRenderedPageBreak/>
         <w:t xml:space="preserve">Chapter 10 </w:t>
       </w:r>
       <w:proofErr w:type="spellStart"/>
@@ -2520,7 +2433,6 @@
         <w:rPr>
           <w:noProof/>
         </w:rPr>
-        <w:lastRenderedPageBreak/>
         <w:drawing>
           <wp:inline distT="0" distB="0" distL="0" distR="0" wp14:anchorId="1686873D" wp14:editId="3A598653">
             <wp:extent cx="5731510" cy="5087620"/>
@@ -2537,7 +2449,7 @@
                     <pic:cNvPicPr/>
                   </pic:nvPicPr>
                   <pic:blipFill>
-                    <a:blip r:embed="rId17"/>
+                    <a:blip r:embed="rId15"/>
                     <a:stretch>
                       <a:fillRect/>
                     </a:stretch>
@@ -2559,6 +2471,7 @@
       </w:r>
     </w:p>
     <w:sectPr>
+      <w:footerReference w:type="default" r:id="rId16"/>
       <w:pgSz w:w="11906" w:h="16838"/>
       <w:pgMar w:top="1440" w:right="1440" w:bottom="1440" w:left="1440" w:header="708" w:footer="708" w:gutter="0"/>
       <w:pgNumType w:start="0"/>
@@ -2910,6 +2823,48 @@
     </w:p>
   </w:endnote>
 </w:endnotes>
+</file>
+
+<file path=word/footer1.xml><?xml version="1.0" encoding="utf-8"?>
+<w:ftr xmlns:wpc="http://schemas.microsoft.com/office/word/2010/wordprocessingCanvas" xmlns:cx="http://schemas.microsoft.com/office/drawing/2014/chartex" xmlns:cx1="http://schemas.microsoft.com/office/drawing/2015/9/8/chartex" xmlns:cx2="http://schemas.microsoft.com/office/drawing/2015/10/21/chartex" xmlns:cx3="http://schemas.microsoft.com/office/drawing/2016/5/9/chartex" xmlns:cx4="http://schemas.microsoft.com/office/drawing/2016/5/10/chartex" xmlns:cx5="http://schemas.microsoft.com/office/drawing/2016/5/11/chartex" xmlns:cx6="http://schemas.microsoft.com/office/drawing/2016/5/12/chartex" xmlns:cx7="http://schemas.microsoft.com/office/drawing/2016/5/13/chartex" xmlns:cx8="http://schemas.microsoft.com/office/drawing/2016/5/14/chartex" xmlns:mc="http://schemas.openxmlformats.org/markup-compatibility/2006" xmlns:aink="http://schemas.microsoft.com/office/drawing/2016/ink" xmlns:am3d="http://schemas.microsoft.com/office/drawing/2017/model3d" xmlns:o="urn:schemas-microsoft-com:office:office" xmlns:oel="http://schemas.microsoft.com/office/2019/extlst" xmlns:r="http://schemas.openxmlformats.org/officeDocument/2006/relationships" xmlns:m="http://schemas.openxmlformats.org/officeDocument/2006/math" xmlns:v="urn:schemas-microsoft-com:vml" xmlns:wp14="http://schemas.microsoft.com/office/word/2010/wordprocessingDrawing" xmlns:wp="http://schemas.openxmlformats.org/drawingml/2006/wordprocessingDrawing" xmlns:w10="urn:schemas-microsoft-com:office:word" xmlns:w="http://schemas.openxmlformats.org/wordprocessingml/2006/main" xmlns:w14="http://schemas.microsoft.com/office/word/2010/wordml" xmlns:w15="http://schemas.microsoft.com/office/word/2012/wordml" xmlns:w16cex="http://schemas.microsoft.com/office/word/2018/wordml/cex" xmlns:w16cid="http://schemas.microsoft.com/office/word/2016/wordml/cid" xmlns:w16="http://schemas.microsoft.com/office/word/2018/wordml" xmlns:w16du="http://schemas.microsoft.com/office/word/2023/wordml/word16du" xmlns:w16sdtdh="http://schemas.microsoft.com/office/word/2020/wordml/sdtdatahash" xmlns:w16sdtfl="http://schemas.microsoft.com/office/word/2024/wordml/sdtformatlock" xmlns:w16se="http://schemas.microsoft.com/office/word/2015/wordml/symex" xmlns:wpg="http://schemas.microsoft.com/office/word/2010/wordprocessingGroup" xmlns:wpi="http://schemas.microsoft.com/office/word/2010/wordprocessingInk" xmlns:wne="http://schemas.microsoft.com/office/word/2006/wordml" xmlns:wps="http://schemas.microsoft.com/office/word/2010/wordprocessingShape" mc:Ignorable="w14 w15 w16se w16cid w16 w16cex w16sdtdh w16sdtfl w16du wp14">
+  <w:sdt>
+    <w:sdtPr>
+      <w:id w:val="-949395913"/>
+      <w:docPartObj>
+        <w:docPartGallery w:val="Page Numbers (Bottom of Page)"/>
+        <w:docPartUnique/>
+      </w:docPartObj>
+    </w:sdtPr>
+    <w:sdtContent>
+      <w:p>
+        <w:pPr>
+          <w:pStyle w:val="Footer"/>
+          <w:jc w:val="center"/>
+        </w:pPr>
+        <w:r>
+          <w:fldChar w:fldCharType="begin"/>
+        </w:r>
+        <w:r>
+          <w:instrText>PAGE   \* MERGEFORMAT</w:instrText>
+        </w:r>
+        <w:r>
+          <w:fldChar w:fldCharType="separate"/>
+        </w:r>
+        <w:r>
+          <w:t>2</w:t>
+        </w:r>
+        <w:r>
+          <w:fldChar w:fldCharType="end"/>
+        </w:r>
+      </w:p>
+    </w:sdtContent>
+  </w:sdt>
+  <w:p>
+    <w:pPr>
+      <w:pStyle w:val="Footer"/>
+    </w:pPr>
+  </w:p>
+</w:ftr>
 </file>
 
 <file path=word/footnotes.xml><?xml version="1.0" encoding="utf-8"?>
@@ -4558,6 +4513,13 @@
   <w:style w:type="paragraph" w:default="1" w:styleId="Normal">
     <w:name w:val="Normal"/>
     <w:qFormat/>
+    <w:rsid w:val="00B36032"/>
+    <w:pPr>
+      <w:spacing w:before="120" w:after="120"/>
+    </w:pPr>
+    <w:rPr>
+      <w:sz w:val="24"/>
+    </w:rPr>
   </w:style>
   <w:style w:type="paragraph" w:styleId="Heading1">
     <w:name w:val="heading 1"/>
@@ -5275,7 +5237,6 @@
     <w:rPr>
       <w:rFonts w:ascii="Times New Roman" w:eastAsia="Times New Roman" w:hAnsi="Times New Roman" w:cs="Times New Roman"/>
       <w:kern w:val="0"/>
-      <w:sz w:val="24"/>
       <w:szCs w:val="24"/>
       <w:lang w:eastAsia="en-GB"/>
       <w14:ligatures w14:val="none"/>
@@ -5340,67 +5301,15 @@
         <a:srgbClr val="666699"/>
       </a:folHlink>
     </a:clrScheme>
-    <a:fontScheme name="Office 2013 - 2022">
+    <a:fontScheme name="Arial">
       <a:majorFont>
-        <a:latin typeface="Calibri Light" panose="020F0302020204030204"/>
+        <a:latin typeface="Arial" panose="020B0604020202020204"/>
         <a:ea typeface=""/>
         <a:cs typeface=""/>
-        <a:font script="Jpan" typeface="游ゴシック Light"/>
-        <a:font script="Hang" typeface="맑은 고딕"/>
-        <a:font script="Hans" typeface="等线 Light"/>
-        <a:font script="Hant" typeface="新細明體"/>
-        <a:font script="Arab" typeface="Times New Roman"/>
-        <a:font script="Hebr" typeface="Times New Roman"/>
-        <a:font script="Thai" typeface="Angsana New"/>
-        <a:font script="Ethi" typeface="Nyala"/>
-        <a:font script="Beng" typeface="Vrinda"/>
-        <a:font script="Gujr" typeface="Shruti"/>
-        <a:font script="Khmr" typeface="MoolBoran"/>
-        <a:font script="Knda" typeface="Tunga"/>
-        <a:font script="Guru" typeface="Raavi"/>
-        <a:font script="Cans" typeface="Euphemia"/>
-        <a:font script="Cher" typeface="Plantagenet Cherokee"/>
-        <a:font script="Yiii" typeface="Microsoft Yi Baiti"/>
-        <a:font script="Tibt" typeface="Microsoft Himalaya"/>
-        <a:font script="Thaa" typeface="MV Boli"/>
-        <a:font script="Deva" typeface="Mangal"/>
-        <a:font script="Telu" typeface="Gautami"/>
-        <a:font script="Taml" typeface="Latha"/>
-        <a:font script="Syrc" typeface="Estrangelo Edessa"/>
-        <a:font script="Orya" typeface="Kalinga"/>
-        <a:font script="Mlym" typeface="Kartika"/>
-        <a:font script="Laoo" typeface="DokChampa"/>
-        <a:font script="Sinh" typeface="Iskoola Pota"/>
-        <a:font script="Mong" typeface="Mongolian Baiti"/>
-        <a:font script="Viet" typeface="Times New Roman"/>
-        <a:font script="Uigh" typeface="Microsoft Uighur"/>
-        <a:font script="Geor" typeface="Sylfaen"/>
-        <a:font script="Armn" typeface="Arial"/>
-        <a:font script="Bugi" typeface="Leelawadee UI"/>
-        <a:font script="Bopo" typeface="Microsoft JhengHei"/>
-        <a:font script="Java" typeface="Javanese Text"/>
-        <a:font script="Lisu" typeface="Segoe UI"/>
-        <a:font script="Mymr" typeface="Myanmar Text"/>
-        <a:font script="Nkoo" typeface="Ebrima"/>
-        <a:font script="Olck" typeface="Nirmala UI"/>
-        <a:font script="Osma" typeface="Ebrima"/>
-        <a:font script="Phag" typeface="Phagspa"/>
-        <a:font script="Syrn" typeface="Estrangelo Edessa"/>
-        <a:font script="Syrj" typeface="Estrangelo Edessa"/>
-        <a:font script="Syre" typeface="Estrangelo Edessa"/>
-        <a:font script="Sora" typeface="Nirmala UI"/>
-        <a:font script="Tale" typeface="Microsoft Tai Le"/>
-        <a:font script="Talu" typeface="Microsoft New Tai Lue"/>
-        <a:font script="Tfng" typeface="Ebrima"/>
-      </a:majorFont>
-      <a:minorFont>
-        <a:latin typeface="Calibri" panose="020F0502020204030204"/>
-        <a:ea typeface=""/>
-        <a:cs typeface=""/>
-        <a:font script="Jpan" typeface="游明朝"/>
-        <a:font script="Hang" typeface="맑은 고딕"/>
-        <a:font script="Hans" typeface="等线"/>
-        <a:font script="Hant" typeface="新細明體"/>
+        <a:font script="Jpan" typeface="ＭＳ Ｐゴシック"/>
+        <a:font script="Hang" typeface="굴림"/>
+        <a:font script="Hans" typeface="黑体"/>
+        <a:font script="Hant" typeface="微軟正黑體"/>
         <a:font script="Arab" typeface="Arial"/>
         <a:font script="Hebr" typeface="Arial"/>
         <a:font script="Thai" typeface="Cordia New"/>
@@ -5427,23 +5336,41 @@
         <a:font script="Viet" typeface="Arial"/>
         <a:font script="Uigh" typeface="Microsoft Uighur"/>
         <a:font script="Geor" typeface="Sylfaen"/>
-        <a:font script="Armn" typeface="Arial"/>
-        <a:font script="Bugi" typeface="Leelawadee UI"/>
-        <a:font script="Bopo" typeface="Microsoft JhengHei"/>
-        <a:font script="Java" typeface="Javanese Text"/>
-        <a:font script="Lisu" typeface="Segoe UI"/>
-        <a:font script="Mymr" typeface="Myanmar Text"/>
-        <a:font script="Nkoo" typeface="Ebrima"/>
-        <a:font script="Olck" typeface="Nirmala UI"/>
-        <a:font script="Osma" typeface="Ebrima"/>
-        <a:font script="Phag" typeface="Phagspa"/>
-        <a:font script="Syrn" typeface="Estrangelo Edessa"/>
-        <a:font script="Syrj" typeface="Estrangelo Edessa"/>
-        <a:font script="Syre" typeface="Estrangelo Edessa"/>
-        <a:font script="Sora" typeface="Nirmala UI"/>
-        <a:font script="Tale" typeface="Microsoft Tai Le"/>
-        <a:font script="Talu" typeface="Microsoft New Tai Lue"/>
-        <a:font script="Tfng" typeface="Ebrima"/>
+      </a:majorFont>
+      <a:minorFont>
+        <a:latin typeface="Arial" panose="020B0604020202020204"/>
+        <a:ea typeface=""/>
+        <a:cs typeface=""/>
+        <a:font script="Jpan" typeface="ＭＳ Ｐゴシック"/>
+        <a:font script="Hang" typeface="굴림"/>
+        <a:font script="Hans" typeface="黑体"/>
+        <a:font script="Hant" typeface="微軟正黑體"/>
+        <a:font script="Arab" typeface="Arial"/>
+        <a:font script="Hebr" typeface="Arial"/>
+        <a:font script="Thai" typeface="Cordia New"/>
+        <a:font script="Ethi" typeface="Nyala"/>
+        <a:font script="Beng" typeface="Vrinda"/>
+        <a:font script="Gujr" typeface="Shruti"/>
+        <a:font script="Khmr" typeface="DaunPenh"/>
+        <a:font script="Knda" typeface="Tunga"/>
+        <a:font script="Guru" typeface="Raavi"/>
+        <a:font script="Cans" typeface="Euphemia"/>
+        <a:font script="Cher" typeface="Plantagenet Cherokee"/>
+        <a:font script="Yiii" typeface="Microsoft Yi Baiti"/>
+        <a:font script="Tibt" typeface="Microsoft Himalaya"/>
+        <a:font script="Thaa" typeface="MV Boli"/>
+        <a:font script="Deva" typeface="Mangal"/>
+        <a:font script="Telu" typeface="Gautami"/>
+        <a:font script="Taml" typeface="Latha"/>
+        <a:font script="Syrc" typeface="Estrangelo Edessa"/>
+        <a:font script="Orya" typeface="Kalinga"/>
+        <a:font script="Mlym" typeface="Kartika"/>
+        <a:font script="Laoo" typeface="DokChampa"/>
+        <a:font script="Sinh" typeface="Iskoola Pota"/>
+        <a:font script="Mong" typeface="Mongolian Baiti"/>
+        <a:font script="Viet" typeface="Arial"/>
+        <a:font script="Uigh" typeface="Microsoft Uighur"/>
+        <a:font script="Geor" typeface="Sylfaen"/>
       </a:minorFont>
     </a:fontScheme>
     <a:fmtScheme name="Office">

--- a/Project Report in Progress.docx
+++ b/Project Report in Progress.docx
@@ -1795,18 +1795,945 @@
       <w:pPr>
         <w:pStyle w:val="ListParagraph"/>
       </w:pPr>
+    </w:p>
+    <w:p/>
+    <w:p/>
+    <w:p>
+      <w:pPr>
+        <w:pStyle w:val="Heading2"/>
+      </w:pPr>
+      <w:bookmarkStart w:id="3" w:name="_Toc188629961"/>
+      <w:commentRangeStart w:id="4"/>
+      <w:r>
+        <w:t>2. Main Body</w:t>
+      </w:r>
+      <w:commentRangeEnd w:id="4"/>
+      <w:r>
+        <w:rPr>
+          <w:rStyle w:val="CommentReference"/>
+          <w:rFonts w:asciiTheme="minorHAnsi" w:eastAsiaTheme="minorHAnsi" w:hAnsiTheme="minorHAnsi" w:cstheme="minorBidi"/>
+          <w:color w:val="auto"/>
+        </w:rPr>
+        <w:commentReference w:id="4"/>
+      </w:r>
+      <w:bookmarkEnd w:id="3"/>
+    </w:p>
+    <w:p>
+      <w:pPr>
+        <w:pStyle w:val="Heading3"/>
+        <w:ind w:firstLine="720"/>
+      </w:pPr>
+      <w:bookmarkStart w:id="5" w:name="_Toc188629962"/>
+      <w:r>
+        <w:t>2.1 Image Matching</w:t>
+      </w:r>
+      <w:bookmarkEnd w:id="5"/>
+    </w:p>
+    <w:p>
+      <w:r>
+        <w:t>DESCRIBE ANALYSE EVALUATE</w:t>
+      </w:r>
+    </w:p>
+    <w:p>
+      <w:r>
+        <w:t xml:space="preserve">A main feature of this product is the ability to recognise the target image in the environment, as such the image matching code was very important. </w:t>
+      </w:r>
+      <w:r>
+        <w:t xml:space="preserve">For this an OpenCV function - </w:t>
+      </w:r>
+      <w:r>
+        <w:t>Template matching</w:t>
+      </w:r>
+      <w:r>
+        <w:t xml:space="preserve"> -</w:t>
+      </w:r>
+      <w:r>
+        <w:t xml:space="preserve"> was the </w:t>
+      </w:r>
+      <w:r>
+        <w:t xml:space="preserve">best starting point for matching multiple images to an unchanging template. </w:t>
+      </w:r>
+      <w:r>
+        <w:rPr>
+          <w:rStyle w:val="QuoteChar"/>
+        </w:rPr>
+        <w:t>“[</w:t>
+      </w:r>
+      <w:proofErr w:type="spellStart"/>
+      <w:r>
+        <w:rPr>
+          <w:rStyle w:val="QuoteChar"/>
+        </w:rPr>
+        <w:t>matchTemplate</w:t>
+      </w:r>
+      <w:proofErr w:type="spellEnd"/>
+      <w:r>
+        <w:rPr>
+          <w:rStyle w:val="QuoteChar"/>
+        </w:rPr>
+        <w:t xml:space="preserve">] compares a template against overlapped image regions. The function slides through image, compares the overlapped patches </w:t>
+      </w:r>
+      <w:r>
+        <w:rPr>
+          <w:rStyle w:val="QuoteChar"/>
+        </w:rPr>
+        <w:t xml:space="preserve">… </w:t>
+      </w:r>
+      <w:r>
+        <w:rPr>
+          <w:rStyle w:val="QuoteChar"/>
+        </w:rPr>
+        <w:t>using the specified method and stores the comparison results in result.“</w:t>
+      </w:r>
+      <w:r>
+        <w:t xml:space="preserve"> (</w:t>
+      </w:r>
+      <w:hyperlink r:id="rId13" w:history="1">
+        <w:r>
+          <w:rPr>
+            <w:rStyle w:val="Hyperlink"/>
+          </w:rPr>
+          <w:t>https://docs.opencv.org/4.x/df/dfb/group__imgproc__object.html</w:t>
+        </w:r>
+      </w:hyperlink>
+      <w:r>
+        <w:t xml:space="preserve">) </w:t>
+      </w:r>
+    </w:p>
+    <w:p/>
+    <w:p>
+      <w:r>
+        <w:t>‘’’’</w:t>
+      </w:r>
+    </w:p>
+    <w:p>
+      <w:hyperlink r:id="rId14" w:anchor="ga3a7850640f1fe1f58fe91a2d7583695d" w:tooltip="type of the template matching operation" w:history="1">
+        <w:proofErr w:type="spellStart"/>
+        <w:r>
+          <w:rPr>
+            <w:rStyle w:val="Hyperlink"/>
+            <w:b/>
+            <w:bCs/>
+          </w:rPr>
+          <w:t>TemplateMatchModes</w:t>
+        </w:r>
+        <w:proofErr w:type="spellEnd"/>
+      </w:hyperlink>
+      <w:r>
+        <w:t> describes the formulae for the available comparison methods ( I denotes image, T template, R result, M the optional mask ). The summation is done over template and/or the image patch: x′=0...w−1,y′=0...h−1</w:t>
+      </w:r>
+    </w:p>
+    <w:p>
+      <w:r>
+        <w:t>After the function finishes the comparison, the best matches can be found as global minimums (when </w:t>
+      </w:r>
+      <w:hyperlink r:id="rId15" w:anchor="gga3a7850640f1fe1f58fe91a2d7583695dab65c042ed62c9e9e095a1e7e41fe2773" w:history="1">
+        <w:r>
+          <w:rPr>
+            <w:rStyle w:val="Hyperlink"/>
+            <w:b/>
+            <w:bCs/>
+          </w:rPr>
+          <w:t>TM_SQDIFF</w:t>
+        </w:r>
+      </w:hyperlink>
+      <w:r>
+        <w:t> was used) or maximums (when </w:t>
+      </w:r>
+      <w:hyperlink r:id="rId16" w:anchor="gga3a7850640f1fe1f58fe91a2d7583695da5be00b45a4d99b5e42625b4400bfde65" w:history="1">
+        <w:r>
+          <w:rPr>
+            <w:rStyle w:val="Hyperlink"/>
+            <w:b/>
+            <w:bCs/>
+          </w:rPr>
+          <w:t>TM_CCORR</w:t>
+        </w:r>
+      </w:hyperlink>
+      <w:r>
+        <w:t> or </w:t>
+      </w:r>
+      <w:hyperlink r:id="rId17" w:anchor="gga3a7850640f1fe1f58fe91a2d7583695dac5babb7dfda59544e3e31ea928f8cb16" w:history="1">
+        <w:r>
+          <w:rPr>
+            <w:rStyle w:val="Hyperlink"/>
+            <w:b/>
+            <w:bCs/>
+          </w:rPr>
+          <w:t>TM_CCOEFF</w:t>
+        </w:r>
+      </w:hyperlink>
+      <w:r>
+        <w:t> was used) using the </w:t>
+      </w:r>
+      <w:proofErr w:type="spellStart"/>
+      <w:r>
+        <w:fldChar w:fldCharType="begin"/>
+      </w:r>
+      <w:r>
+        <w:instrText>HYPERLINK "https://docs.opencv.org/4.x/d2/de8/group__core__array.html" \l "gab473bf2eb6d14ff97e89b355dac20707" \o "Finds the global minimum and maximum in an array."</w:instrText>
+      </w:r>
+      <w:r>
+        <w:fldChar w:fldCharType="separate"/>
+      </w:r>
+      <w:r>
+        <w:rPr>
+          <w:rStyle w:val="Hyperlink"/>
+          <w:b/>
+          <w:bCs/>
+        </w:rPr>
+        <w:t>minMaxLoc</w:t>
+      </w:r>
+      <w:proofErr w:type="spellEnd"/>
+      <w:r>
+        <w:fldChar w:fldCharType="end"/>
+      </w:r>
+      <w:r>
+        <w:t xml:space="preserve"> function. In case of a </w:t>
+      </w:r>
+      <w:proofErr w:type="spellStart"/>
+      <w:r>
+        <w:t>color</w:t>
+      </w:r>
+      <w:proofErr w:type="spellEnd"/>
+      <w:r>
+        <w:t xml:space="preserve"> image, template summation in the numerator and each sum in the denominator is done over all of the channels and separate mean values are used for each channel. That is, the function can take a </w:t>
+      </w:r>
+      <w:proofErr w:type="spellStart"/>
+      <w:r>
+        <w:t>color</w:t>
+      </w:r>
+      <w:proofErr w:type="spellEnd"/>
+      <w:r>
+        <w:t xml:space="preserve"> template and a </w:t>
+      </w:r>
+      <w:proofErr w:type="spellStart"/>
+      <w:r>
+        <w:t>color</w:t>
+      </w:r>
+      <w:proofErr w:type="spellEnd"/>
+      <w:r>
+        <w:t xml:space="preserve"> image. The result will still be a single-channel image, which is easier to </w:t>
+      </w:r>
+      <w:proofErr w:type="spellStart"/>
+      <w:r>
+        <w:t>analyze</w:t>
+      </w:r>
+      <w:proofErr w:type="spellEnd"/>
+      <w:r>
+        <w:t>.</w:t>
+      </w:r>
+    </w:p>
+    <w:p>
+      <w:r>
+        <w:t>‘’’</w:t>
+      </w:r>
+    </w:p>
+    <w:p>
+      <w:r>
+        <w:t>The template image is slid across the source image, one pixel at a time. At each position, a metric is calculated to measure how well the template matches that area of the source image. These metrics are stored in a result matrix, where the brightest locations (or darkest, depending on the method) indicate the best matches.</w:t>
+      </w:r>
+    </w:p>
+    <w:p>
+      <w:r>
+        <w:t>The function `</w:t>
+      </w:r>
+      <w:proofErr w:type="spellStart"/>
+      <w:r>
+        <w:t>minMaxLoc</w:t>
+      </w:r>
+      <w:proofErr w:type="spellEnd"/>
+      <w:r>
+        <w:t>()` is then used to find the highest (or lowest) value in the result matrix, identifying the location of the best match</w:t>
+      </w:r>
+    </w:p>
+    <w:p>
+      <w:r>
+        <w:lastRenderedPageBreak/>
+        <w:t>OpenCV's `</w:t>
+      </w:r>
+      <w:proofErr w:type="spellStart"/>
+      <w:r>
+        <w:t>matchTemplate</w:t>
+      </w:r>
+      <w:proofErr w:type="spellEnd"/>
+      <w:r>
+        <w:t>()` function offers six matching methods: `TM_SQDIFF`, `TM_SQDIFF_NORMED`, `TM_CCORR`, `TM_CCORR_NORMED`, `TM_CCOEFF`, and `TM_CCOEFF_NORMED`</w:t>
+      </w:r>
+    </w:p>
+    <w:p>
+      <w:r>
+        <w:t>‘’’’</w:t>
+      </w:r>
+    </w:p>
+    <w:p>
+      <w:r>
+        <w:t>Initially the template image and image including the template was a big black X on a white sheet of paper, chosen with the understanding that the high contrast and simple shape would make the code simpler and cleaner</w:t>
+      </w:r>
+      <w:r>
+        <w:t xml:space="preserve">. This </w:t>
+      </w:r>
+      <w:r>
+        <w:t xml:space="preserve">did </w:t>
+      </w:r>
+      <w:r>
+        <w:t>allow</w:t>
+      </w:r>
+      <w:r>
+        <w:t xml:space="preserve"> </w:t>
+      </w:r>
+      <w:r>
+        <w:t>the image to be found easily however it also introduced more false positives in the surrounding environment</w:t>
+      </w:r>
+      <w:r>
+        <w:t>. it</w:t>
+      </w:r>
+      <w:r>
+        <w:t xml:space="preserve"> was very difficult to narrow the accuracy threshold</w:t>
+      </w:r>
+      <w:r>
+        <w:t xml:space="preserve"> to a point where the shape would still be found and false positives where uncommon</w:t>
+      </w:r>
+      <w:r>
+        <w:t>.</w:t>
+      </w:r>
+      <w:r>
+        <w:t xml:space="preserve"> So a new template image of a simple cat face was used from this point onwards.</w:t>
+      </w:r>
+      <w:r>
+        <w:t xml:space="preserve"> The more complex template meant the environment was unlikely to contain the template. This did however introduce the issue of too high accuracy for the template matching as the image had to be a certain orientation and distance away for the match to be successful.</w:t>
+      </w:r>
+    </w:p>
+    <w:p>
+      <w:r>
+        <w:t xml:space="preserve">The next step was to check for rotations of the template at various scales. In a static image and in testing this worked perfectly and as expected, however with the live camera frames being matched against the various scales and rotations of the template, the video became </w:t>
+      </w:r>
+      <w:proofErr w:type="spellStart"/>
+      <w:r>
+        <w:t>stuttery</w:t>
+      </w:r>
+      <w:proofErr w:type="spellEnd"/>
+      <w:r>
+        <w:t xml:space="preserve"> and slow. The frame took time to be processed and as such the </w:t>
+      </w:r>
+      <w:proofErr w:type="spellStart"/>
+      <w:r>
+        <w:t>imshow</w:t>
+      </w:r>
+      <w:proofErr w:type="spellEnd"/>
+      <w:r>
+        <w:t xml:space="preserve"> command could only be done when the full set of matchings had been completed. </w:t>
+      </w:r>
+    </w:p>
+    <w:p>
+      <w:r>
+        <w:t>‘’’</w:t>
+      </w:r>
+    </w:p>
+    <w:p>
+      <w:r>
+        <w:t>DECIDED TO GO WITH JUST SCALE AND NOT ROTATION and control the rotation of the image for this project</w:t>
+      </w:r>
+      <w:r>
+        <w:t xml:space="preserve">, also output the scale from </w:t>
+      </w:r>
+      <w:proofErr w:type="spellStart"/>
+      <w:r>
+        <w:t>fuction</w:t>
+      </w:r>
+      <w:proofErr w:type="spellEnd"/>
+      <w:r>
+        <w:t xml:space="preserve"> so it can be used to estimate distance away from target in movement sections of the project</w:t>
+      </w:r>
+    </w:p>
+    <w:p>
+      <w:r>
+        <w:t>‘’’’</w:t>
+      </w:r>
+    </w:p>
+    <w:p>
+      <w:r>
+        <w:t>1: started with static black X on white background with a zoomed in / cropped image of the X as the template to match against</w:t>
+      </w:r>
+    </w:p>
+    <w:p>
+      <w:r>
+        <w:t>2. then moved to video feed with black x on phone moving it around</w:t>
+      </w:r>
+    </w:p>
+    <w:p>
+      <w:r>
+        <w:t>- printed out X to remove phone glare</w:t>
+      </w:r>
+    </w:p>
+    <w:p>
+      <w:r>
+        <w:t xml:space="preserve">- </w:t>
+      </w:r>
+      <w:proofErr w:type="spellStart"/>
+      <w:r>
+        <w:t>swappd</w:t>
+      </w:r>
+      <w:proofErr w:type="spellEnd"/>
+      <w:r>
+        <w:t xml:space="preserve"> template and image to cat face as the X had minimal detail making accuracy with thresholds </w:t>
+      </w:r>
+      <w:proofErr w:type="spellStart"/>
+      <w:r>
+        <w:t>diffucult</w:t>
+      </w:r>
+      <w:proofErr w:type="spellEnd"/>
+      <w:r>
+        <w:t xml:space="preserve"> to narrow down</w:t>
+      </w:r>
+    </w:p>
+    <w:p>
+      <w:r>
+        <w:t>3. tested different algorithms</w:t>
+      </w:r>
+      <w:r>
+        <w:t xml:space="preserve">: </w:t>
+      </w:r>
+      <w:r>
+        <w:t>TM_SQDIFF_NORMED</w:t>
+      </w:r>
+      <w:r>
+        <w:t xml:space="preserve"> etc.</w:t>
+      </w:r>
+    </w:p>
+    <w:p>
+      <w:r>
+        <w:tab/>
+      </w:r>
+      <w:r>
+        <w:t xml:space="preserve">- </w:t>
+      </w:r>
+      <w:r>
+        <w:t>Include some background info and maths about how they work</w:t>
+      </w:r>
+    </w:p>
+    <w:p>
+      <w:r>
+        <w:t>“””</w:t>
+      </w:r>
+      <w:r>
+        <w:t>One heuristic can be, run template matching at 3 different scales (1, 2, 4), suppose you get the best response at a particular scale, (say 2), try between (1.5, 2.25, 3) and keep on refining.</w:t>
+      </w:r>
+      <w:r>
+        <w:t>”””</w:t>
+      </w:r>
+    </w:p>
+    <w:p>
+      <w:r>
+        <w:t>Look for colour black and scan only that area take moment of black?</w:t>
+      </w:r>
+    </w:p>
+    <w:p>
+      <w:pPr>
+        <w:pStyle w:val="Heading3"/>
+        <w:ind w:firstLine="720"/>
+      </w:pPr>
+      <w:bookmarkStart w:id="6" w:name="_Toc188629963"/>
+      <w:r>
+        <w:lastRenderedPageBreak/>
+        <w:t>2.2 Mobility of Robot</w:t>
+      </w:r>
+      <w:bookmarkEnd w:id="6"/>
+    </w:p>
+    <w:p>
+      <w:pPr>
+        <w:pStyle w:val="Heading3"/>
+      </w:pPr>
+      <w:r>
+        <w:tab/>
+      </w:r>
+      <w:bookmarkStart w:id="7" w:name="_Toc188629964"/>
+      <w:r>
+        <w:t>2.3 Connection between Robot and Laptop</w:t>
+      </w:r>
+      <w:bookmarkEnd w:id="7"/>
+    </w:p>
+    <w:p>
+      <w:pPr>
+        <w:pStyle w:val="Heading2"/>
+      </w:pPr>
+      <w:bookmarkStart w:id="8" w:name="_Toc188629965"/>
+      <w:commentRangeStart w:id="9"/>
+      <w:r>
+        <w:t>3. Conclusions</w:t>
+      </w:r>
+      <w:commentRangeEnd w:id="9"/>
+      <w:r>
+        <w:rPr>
+          <w:rStyle w:val="CommentReference"/>
+          <w:rFonts w:asciiTheme="minorHAnsi" w:eastAsiaTheme="minorHAnsi" w:hAnsiTheme="minorHAnsi" w:cstheme="minorBidi"/>
+          <w:color w:val="auto"/>
+        </w:rPr>
+        <w:commentReference w:id="9"/>
+      </w:r>
+      <w:bookmarkEnd w:id="8"/>
+    </w:p>
+    <w:p/>
+    <w:p>
+      <w:pPr>
+        <w:pStyle w:val="Heading2"/>
+      </w:pPr>
+      <w:bookmarkStart w:id="10" w:name="_Toc188629966"/>
+      <w:r>
+        <w:t>4</w:t>
+      </w:r>
+      <w:commentRangeStart w:id="11"/>
+      <w:r>
+        <w:t>. Recommendations</w:t>
+      </w:r>
+      <w:commentRangeEnd w:id="11"/>
+      <w:r>
+        <w:rPr>
+          <w:rStyle w:val="CommentReference"/>
+          <w:rFonts w:asciiTheme="minorHAnsi" w:eastAsiaTheme="minorHAnsi" w:hAnsiTheme="minorHAnsi" w:cstheme="minorBidi"/>
+          <w:color w:val="auto"/>
+        </w:rPr>
+        <w:commentReference w:id="11"/>
+      </w:r>
+      <w:bookmarkEnd w:id="10"/>
+    </w:p>
+    <w:p/>
+    <w:p>
+      <w:pPr>
+        <w:pStyle w:val="Heading2"/>
+      </w:pPr>
+      <w:bookmarkStart w:id="12" w:name="_Toc188629967"/>
+      <w:commentRangeStart w:id="13"/>
+      <w:r>
+        <w:t>5</w:t>
+      </w:r>
+      <w:r>
+        <w:t>. Bibliography</w:t>
+      </w:r>
+      <w:commentRangeEnd w:id="13"/>
+      <w:r>
+        <w:rPr>
+          <w:rStyle w:val="CommentReference"/>
+          <w:rFonts w:asciiTheme="minorHAnsi" w:eastAsiaTheme="minorHAnsi" w:hAnsiTheme="minorHAnsi" w:cstheme="minorBidi"/>
+          <w:color w:val="auto"/>
+        </w:rPr>
+        <w:commentReference w:id="13"/>
+      </w:r>
+      <w:bookmarkEnd w:id="12"/>
+    </w:p>
+    <w:p>
+      <w:pPr>
+        <w:rPr>
+          <w:b/>
+          <w:bCs/>
+        </w:rPr>
+      </w:pPr>
+      <w:r>
+        <w:rPr>
+          <w:b/>
+          <w:bCs/>
+        </w:rPr>
+        <w:t xml:space="preserve">Books: </w:t>
+      </w:r>
+      <w:r>
+        <w:rPr>
+          <w:b/>
+          <w:bCs/>
+        </w:rPr>
+        <w:t>authors surnames, initials, year, book title, edition number, publisher, page or chapter numbers</w:t>
+      </w:r>
+    </w:p>
+    <w:p>
+      <w:proofErr w:type="spellStart"/>
+      <w:r>
+        <w:t>Bradski</w:t>
+      </w:r>
+      <w:proofErr w:type="spellEnd"/>
+      <w:r>
+        <w:t>, G. and Kaehler, A</w:t>
+      </w:r>
+      <w:r>
+        <w:t xml:space="preserve">. , </w:t>
+      </w:r>
+      <w:r>
+        <w:t>2008, Learning OpenCV computer vision with the OpenCV library, 1</w:t>
+      </w:r>
+      <w:r>
+        <w:rPr>
+          <w:vertAlign w:val="superscript"/>
+        </w:rPr>
+        <w:t>st</w:t>
+      </w:r>
+      <w:r>
+        <w:t xml:space="preserve"> edition,</w:t>
+      </w:r>
+      <w:r>
+        <w:t xml:space="preserve"> </w:t>
+      </w:r>
+      <w:r>
+        <w:t>O'Reilly Media, Inc.</w:t>
+      </w:r>
+    </w:p>
+    <w:p>
+      <w:pPr>
+        <w:pStyle w:val="ListParagraph"/>
+        <w:numPr>
+          <w:ilvl w:val="0"/>
+          <w:numId w:val="11"/>
+        </w:numPr>
+      </w:pPr>
+      <w:r>
+        <w:t>Chapter 5 image processing page 138</w:t>
+      </w:r>
+    </w:p>
+    <w:p>
+      <w:pPr>
+        <w:pStyle w:val="ListParagraph"/>
+        <w:numPr>
+          <w:ilvl w:val="0"/>
+          <w:numId w:val="11"/>
+        </w:numPr>
+      </w:pPr>
+      <w:r>
+        <w:t>Chapter 7 histograms and matching page 218</w:t>
+      </w:r>
+    </w:p>
+    <w:p>
+      <w:pPr>
+        <w:pStyle w:val="ListParagraph"/>
+        <w:numPr>
+          <w:ilvl w:val="0"/>
+          <w:numId w:val="11"/>
+        </w:numPr>
+      </w:pPr>
+      <w:r>
+        <w:t>Chapter 8 moments page 254</w:t>
+      </w:r>
+    </w:p>
+    <w:p>
+      <w:pPr>
+        <w:pStyle w:val="ListParagraph"/>
+        <w:numPr>
+          <w:ilvl w:val="0"/>
+          <w:numId w:val="11"/>
+        </w:numPr>
+      </w:pPr>
+      <w:r>
+        <w:t xml:space="preserve">Chapter 10 tracking and motion page 358 </w:t>
+      </w:r>
+    </w:p>
+    <w:p>
+      <w:pPr>
+        <w:ind w:left="360"/>
+      </w:pPr>
       <w:r>
         <w:rPr>
           <w:noProof/>
         </w:rPr>
         <w:drawing>
-          <wp:anchor distT="0" distB="0" distL="114300" distR="114300" simplePos="0" relativeHeight="251660288" behindDoc="0" locked="0" layoutInCell="1" allowOverlap="1" wp14:anchorId="71959CBC" wp14:editId="689B7CEE">
+          <wp:inline distT="0" distB="0" distL="0" distR="0" wp14:anchorId="03C40EFA" wp14:editId="1588F842">
+            <wp:extent cx="3915502" cy="2856171"/>
+            <wp:effectExtent l="0" t="0" r="0" b="1905"/>
+            <wp:docPr id="1832250742" name="Picture 1" descr="A screenshot of a computer vision&#10;&#10;Description automatically generated"/>
+            <wp:cNvGraphicFramePr>
+              <a:graphicFrameLocks xmlns:a="http://schemas.openxmlformats.org/drawingml/2006/main" noChangeAspect="1"/>
+            </wp:cNvGraphicFramePr>
+            <a:graphic xmlns:a="http://schemas.openxmlformats.org/drawingml/2006/main">
+              <a:graphicData uri="http://schemas.openxmlformats.org/drawingml/2006/picture">
+                <pic:pic xmlns:pic="http://schemas.openxmlformats.org/drawingml/2006/picture">
+                  <pic:nvPicPr>
+                    <pic:cNvPr id="1832250742" name="Picture 1" descr="A screenshot of a computer vision&#10;&#10;Description automatically generated"/>
+                    <pic:cNvPicPr/>
+                  </pic:nvPicPr>
+                  <pic:blipFill>
+                    <a:blip r:embed="rId18"/>
+                    <a:stretch>
+                      <a:fillRect/>
+                    </a:stretch>
+                  </pic:blipFill>
+                  <pic:spPr>
+                    <a:xfrm>
+                      <a:off x="0" y="0"/>
+                      <a:ext cx="3932249" cy="2868387"/>
+                    </a:xfrm>
+                    <a:prstGeom prst="rect">
+                      <a:avLst/>
+                    </a:prstGeom>
+                  </pic:spPr>
+                </pic:pic>
+              </a:graphicData>
+            </a:graphic>
+          </wp:inline>
+        </w:drawing>
+      </w:r>
+    </w:p>
+    <w:p/>
+    <w:p/>
+    <w:p>
+      <w:r>
+        <w:t xml:space="preserve">Z. Zhang and H. Shang, "Low-cost Solution for Vision-based Robotic Grasping," 2021 International Conference on Networking Systems of AI (INSAI), Shanghai, China, 2021, pp. 54-61, </w:t>
+      </w:r>
+      <w:proofErr w:type="spellStart"/>
+      <w:r>
+        <w:t>doi</w:t>
+      </w:r>
+      <w:proofErr w:type="spellEnd"/>
+      <w:r>
+        <w:t xml:space="preserve">: 10.1109/INSAI54028.2021.00022. keywords: {Location </w:t>
+      </w:r>
+      <w:proofErr w:type="spellStart"/>
+      <w:r>
+        <w:t>awareness;Service</w:t>
+      </w:r>
+      <w:proofErr w:type="spellEnd"/>
+      <w:r>
+        <w:t xml:space="preserve"> </w:t>
+      </w:r>
+      <w:proofErr w:type="spellStart"/>
+      <w:r>
+        <w:t>robots;Shape;Machine</w:t>
+      </w:r>
+      <w:proofErr w:type="spellEnd"/>
+      <w:r>
+        <w:t xml:space="preserve"> </w:t>
+      </w:r>
+      <w:proofErr w:type="spellStart"/>
+      <w:r>
+        <w:t>vision;Pose</w:t>
+      </w:r>
+      <w:proofErr w:type="spellEnd"/>
+      <w:r>
+        <w:t xml:space="preserve"> </w:t>
+      </w:r>
+      <w:proofErr w:type="spellStart"/>
+      <w:r>
+        <w:t>estimation;Grasping;Object</w:t>
+      </w:r>
+      <w:proofErr w:type="spellEnd"/>
+      <w:r>
+        <w:t xml:space="preserve"> </w:t>
+      </w:r>
+      <w:proofErr w:type="spellStart"/>
+      <w:r>
+        <w:t>detection;robotic</w:t>
+      </w:r>
+      <w:proofErr w:type="spellEnd"/>
+      <w:r>
+        <w:t xml:space="preserve"> </w:t>
+      </w:r>
+      <w:proofErr w:type="spellStart"/>
+      <w:r>
+        <w:t>grasping;machine</w:t>
+      </w:r>
+      <w:proofErr w:type="spellEnd"/>
+      <w:r>
+        <w:t xml:space="preserve"> </w:t>
+      </w:r>
+      <w:proofErr w:type="spellStart"/>
+      <w:r>
+        <w:t>vision;object</w:t>
+      </w:r>
+      <w:proofErr w:type="spellEnd"/>
+      <w:r>
+        <w:t xml:space="preserve"> </w:t>
+      </w:r>
+      <w:proofErr w:type="spellStart"/>
+      <w:r>
+        <w:t>localization;template</w:t>
+      </w:r>
+      <w:proofErr w:type="spellEnd"/>
+      <w:r>
+        <w:t xml:space="preserve"> matching},</w:t>
+      </w:r>
+    </w:p>
+    <w:p>
+      <w:r>
+        <w:rPr>
+          <w:noProof/>
+        </w:rPr>
+        <w:lastRenderedPageBreak/>
+        <w:drawing>
+          <wp:inline distT="0" distB="0" distL="0" distR="0" wp14:anchorId="7DD5F387" wp14:editId="6BA483C1">
+            <wp:extent cx="3809072" cy="3381153"/>
+            <wp:effectExtent l="0" t="0" r="1270" b="0"/>
+            <wp:docPr id="46248312" name="Picture 1" descr="A screenshot of a computer&#10;&#10;Description automatically generated"/>
+            <wp:cNvGraphicFramePr>
+              <a:graphicFrameLocks xmlns:a="http://schemas.openxmlformats.org/drawingml/2006/main" noChangeAspect="1"/>
+            </wp:cNvGraphicFramePr>
+            <a:graphic xmlns:a="http://schemas.openxmlformats.org/drawingml/2006/main">
+              <a:graphicData uri="http://schemas.openxmlformats.org/drawingml/2006/picture">
+                <pic:pic xmlns:pic="http://schemas.openxmlformats.org/drawingml/2006/picture">
+                  <pic:nvPicPr>
+                    <pic:cNvPr id="46248312" name="Picture 1" descr="A screenshot of a computer&#10;&#10;Description automatically generated"/>
+                    <pic:cNvPicPr/>
+                  </pic:nvPicPr>
+                  <pic:blipFill>
+                    <a:blip r:embed="rId19"/>
+                    <a:stretch>
+                      <a:fillRect/>
+                    </a:stretch>
+                  </pic:blipFill>
+                  <pic:spPr>
+                    <a:xfrm>
+                      <a:off x="0" y="0"/>
+                      <a:ext cx="3812096" cy="3383837"/>
+                    </a:xfrm>
+                    <a:prstGeom prst="rect">
+                      <a:avLst/>
+                    </a:prstGeom>
+                  </pic:spPr>
+                </pic:pic>
+              </a:graphicData>
+            </a:graphic>
+          </wp:inline>
+        </w:drawing>
+      </w:r>
+    </w:p>
+    <w:p/>
+    <w:p>
+      <w:pPr>
+        <w:rPr>
+          <w:b/>
+          <w:bCs/>
+        </w:rPr>
+      </w:pPr>
+      <w:r>
+        <w:rPr>
+          <w:b/>
+          <w:bCs/>
+        </w:rPr>
+        <w:t xml:space="preserve">Software: </w:t>
+      </w:r>
+      <w:r>
+        <w:rPr>
+          <w:b/>
+          <w:bCs/>
+        </w:rPr>
+        <w:t>Software [version], Company, Year, Link, Last visited: Date</w:t>
+      </w:r>
+    </w:p>
+    <w:p>
+      <w:r>
+        <w:t>Qt Creator [12.0.1]</w:t>
+      </w:r>
+    </w:p>
+    <w:p>
+      <w:r>
+        <w:t>OpenCV41</w:t>
+      </w:r>
+    </w:p>
+    <w:p>
+      <w:pPr>
+        <w:rPr>
+          <w:color w:val="9B57D3" w:themeColor="accent2"/>
+        </w:rPr>
+      </w:pPr>
+      <w:r>
+        <w:rPr>
+          <w:color w:val="9B57D3" w:themeColor="accent2"/>
+        </w:rPr>
+        <w:t>The drawback of template matching is its high computational cost, which has two distinct origins. The ﬁrst source of complexity is the necessity of using multiple templates to accommodate the variability exhibited by the appearance of complex objects. The second source of complexity is related to the representation of the templates: the higher the resolution, i.e. the number of pixels, the heavier the computational requirements. Besides some computational tricks, this chapter presents more organized, structural ways to improve the speed at which template matching can be performed.</w:t>
+      </w:r>
+      <w:r>
+        <w:rPr>
+          <w:color w:val="9B57D3" w:themeColor="accent2"/>
+        </w:rPr>
+        <w:br/>
+        <w:t>Brunelli, Roberto. </w:t>
+      </w:r>
+      <w:r>
+        <w:rPr>
+          <w:i/>
+          <w:iCs/>
+          <w:color w:val="9B57D3" w:themeColor="accent2"/>
+        </w:rPr>
+        <w:t>Template Matching Techniques in Computer Vision : Theory and Practice</w:t>
+      </w:r>
+      <w:r>
+        <w:rPr>
+          <w:color w:val="9B57D3" w:themeColor="accent2"/>
+        </w:rPr>
+        <w:t>, John Wiley &amp; Sons, Incorporated, 2009.</w:t>
+      </w:r>
+      <w:r>
+        <w:rPr>
+          <w:i/>
+          <w:iCs/>
+          <w:color w:val="9B57D3" w:themeColor="accent2"/>
+        </w:rPr>
+        <w:t> ProQuest Ebook Central</w:t>
+      </w:r>
+      <w:r>
+        <w:rPr>
+          <w:color w:val="9B57D3" w:themeColor="accent2"/>
+        </w:rPr>
+        <w:t>, http://ebookcentral.proquest.com/lib/plymouth/detail.action?docID=437493.</w:t>
+      </w:r>
+      <w:r>
+        <w:rPr>
+          <w:color w:val="9B57D3" w:themeColor="accent2"/>
+        </w:rPr>
+        <w:br/>
+        <w:t xml:space="preserve">Created from </w:t>
+      </w:r>
+      <w:proofErr w:type="spellStart"/>
+      <w:r>
+        <w:rPr>
+          <w:color w:val="9B57D3" w:themeColor="accent2"/>
+        </w:rPr>
+        <w:t>plymouth</w:t>
+      </w:r>
+      <w:proofErr w:type="spellEnd"/>
+      <w:r>
+        <w:rPr>
+          <w:color w:val="9B57D3" w:themeColor="accent2"/>
+        </w:rPr>
+        <w:t xml:space="preserve"> on 2025-02-07 14:40:19.</w:t>
+      </w:r>
+    </w:p>
+    <w:p/>
+    <w:p>
+      <w:pPr>
+        <w:pStyle w:val="Heading2"/>
+      </w:pPr>
+      <w:bookmarkStart w:id="14" w:name="_Toc188629968"/>
+      <w:commentRangeStart w:id="15"/>
+      <w:r>
+        <w:t>6</w:t>
+      </w:r>
+      <w:r>
+        <w:t>. Appendix</w:t>
+      </w:r>
+      <w:bookmarkEnd w:id="14"/>
+      <w:commentRangeEnd w:id="15"/>
+      <w:r>
+        <w:rPr>
+          <w:rStyle w:val="CommentReference"/>
+          <w:rFonts w:asciiTheme="minorHAnsi" w:eastAsiaTheme="minorHAnsi" w:hAnsiTheme="minorHAnsi" w:cstheme="minorBidi"/>
+          <w:color w:val="auto"/>
+        </w:rPr>
+        <w:commentReference w:id="15"/>
+      </w:r>
+    </w:p>
+    <w:p>
+      <w:r>
+        <w:t>Requirements for report: 60 pages not including appendix and bibliography</w:t>
+      </w:r>
+    </w:p>
+    <w:p>
+      <w:r>
+        <w:rPr>
+          <w:noProof/>
+        </w:rPr>
+        <w:lastRenderedPageBreak/>
+        <w:drawing>
+          <wp:anchor distT="0" distB="0" distL="114300" distR="114300" simplePos="0" relativeHeight="251661312" behindDoc="0" locked="0" layoutInCell="1" allowOverlap="1" wp14:anchorId="3CAE078B" wp14:editId="7B6439B5">
             <wp:simplePos x="0" y="0"/>
             <wp:positionH relativeFrom="column">
-              <wp:posOffset>461176</wp:posOffset>
+              <wp:posOffset>0</wp:posOffset>
             </wp:positionH>
             <wp:positionV relativeFrom="paragraph">
-              <wp:posOffset>0</wp:posOffset>
+              <wp:posOffset>266065</wp:posOffset>
             </wp:positionV>
             <wp:extent cx="5731510" cy="2667000"/>
             <wp:effectExtent l="0" t="0" r="2540" b="0"/>
@@ -1825,7 +2752,7 @@
                     </pic:cNvPicPr>
                   </pic:nvPicPr>
                   <pic:blipFill>
-                    <a:blip r:embed="rId9">
+                    <a:blip r:embed="rId20">
                       <a:extLst>
                         <a:ext uri="{28A0092B-C50C-407E-A947-70E740481C1C}">
                           <a14:useLocalDpi xmlns:a14="http://schemas.microsoft.com/office/drawing/2010/main" val="0"/>
@@ -1863,615 +2790,8 @@
         </w:drawing>
       </w:r>
     </w:p>
-    <w:p/>
-    <w:p/>
-    <w:p>
-      <w:pPr>
-        <w:pStyle w:val="Heading2"/>
-      </w:pPr>
-      <w:bookmarkStart w:id="3" w:name="_Toc188629961"/>
-      <w:commentRangeStart w:id="4"/>
-      <w:r>
-        <w:t>2. Main Body</w:t>
-      </w:r>
-      <w:commentRangeEnd w:id="4"/>
-      <w:r>
-        <w:rPr>
-          <w:rStyle w:val="CommentReference"/>
-          <w:rFonts w:asciiTheme="minorHAnsi" w:eastAsiaTheme="minorHAnsi" w:hAnsiTheme="minorHAnsi" w:cstheme="minorBidi"/>
-          <w:color w:val="auto"/>
-        </w:rPr>
-        <w:commentReference w:id="4"/>
-      </w:r>
-      <w:bookmarkEnd w:id="3"/>
-    </w:p>
-    <w:p>
-      <w:pPr>
-        <w:pStyle w:val="Heading3"/>
-        <w:ind w:firstLine="720"/>
-      </w:pPr>
-      <w:bookmarkStart w:id="5" w:name="_Toc188629962"/>
-      <w:r>
-        <w:t>2.1 Image Matching</w:t>
-      </w:r>
-      <w:bookmarkEnd w:id="5"/>
-    </w:p>
-    <w:p>
-      <w:r>
-        <w:t>DESCRIBE ANALYSE EVALUATE</w:t>
-      </w:r>
-    </w:p>
-    <w:p>
-      <w:r>
-        <w:t xml:space="preserve">A main feature of this product is the ability to recognise the target image in the environment, as such the image matching code was very important. </w:t>
-      </w:r>
-    </w:p>
-    <w:p>
-      <w:r>
-        <w:t xml:space="preserve">Template matching was the simplest to implement as a starting point. </w:t>
-      </w:r>
-      <w:r>
-        <w:t xml:space="preserve">Template matching is an </w:t>
-      </w:r>
-      <w:r>
-        <w:t>OpenCV</w:t>
-      </w:r>
-      <w:r>
-        <w:t xml:space="preserve"> function that slides a template</w:t>
-      </w:r>
-      <w:r>
-        <w:t xml:space="preserve"> </w:t>
-      </w:r>
-      <w:r>
-        <w:t>(INCLUDE HOW TEMPLATE MATCHING WORKS HERE)</w:t>
-      </w:r>
-    </w:p>
-    <w:p>
-      <w:r>
-        <w:t>‘’’’</w:t>
-      </w:r>
-    </w:p>
-    <w:p>
-      <w:r>
-        <w:t>The template image is slid across the source image, one pixel at a time. At each position, a metric is calculated to measure how well the template matches that area of the source image. These metrics are stored in a result matrix, where the brightest locations (or darkest, depending on the method) indicate the best matches.</w:t>
-      </w:r>
-    </w:p>
-    <w:p>
-      <w:r>
-        <w:t>The function `</w:t>
-      </w:r>
-      <w:proofErr w:type="spellStart"/>
-      <w:r>
-        <w:t>minMaxLoc</w:t>
-      </w:r>
-      <w:proofErr w:type="spellEnd"/>
-      <w:r>
-        <w:t>()` is then used to find the highest (or lowest) value in the result matrix, identifying the location of the best match</w:t>
-      </w:r>
-    </w:p>
-    <w:p>
-      <w:r>
-        <w:lastRenderedPageBreak/>
-        <w:t>OpenCV's `</w:t>
-      </w:r>
-      <w:proofErr w:type="spellStart"/>
-      <w:r>
-        <w:t>matchTemplate</w:t>
-      </w:r>
-      <w:proofErr w:type="spellEnd"/>
-      <w:r>
-        <w:t>()` function offers six matching methods: `TM_SQDIFF`, `TM_SQDIFF_NORMED`, `TM_CCORR`, `TM_CCORR_NORMED`, `TM_CCOEFF`, and `TM_CCOEFF_NORMED`</w:t>
-      </w:r>
-    </w:p>
-    <w:p>
-      <w:r>
-        <w:t>‘’’’</w:t>
-      </w:r>
-    </w:p>
-    <w:p>
-      <w:r>
-        <w:t>Initially the template image and image including the template was a big black X on a white sheet of paper, chosen with the understanding that the high contrast and simple shape would make the code simpler and cleaner</w:t>
-      </w:r>
-      <w:r>
-        <w:rPr>
-          <w:strike/>
-        </w:rPr>
-        <w:t xml:space="preserve">. This </w:t>
-      </w:r>
-      <w:r>
-        <w:rPr>
-          <w:strike/>
-        </w:rPr>
-        <w:t xml:space="preserve">did </w:t>
-      </w:r>
-      <w:r>
-        <w:rPr>
-          <w:strike/>
-        </w:rPr>
-        <w:t>allow</w:t>
-      </w:r>
-      <w:r>
-        <w:rPr>
-          <w:strike/>
-        </w:rPr>
-        <w:t xml:space="preserve"> </w:t>
-      </w:r>
-      <w:r>
-        <w:rPr>
-          <w:strike/>
-        </w:rPr>
-        <w:t>the image to be found easily however it also introduced more false positives in the surrounding environment</w:t>
-      </w:r>
-      <w:r>
-        <w:rPr>
-          <w:strike/>
-        </w:rPr>
-        <w:t>. it</w:t>
-      </w:r>
-      <w:r>
-        <w:rPr>
-          <w:strike/>
-        </w:rPr>
-        <w:t xml:space="preserve"> was very difficult to narrow the accuracy threshold</w:t>
-      </w:r>
-      <w:r>
-        <w:rPr>
-          <w:strike/>
-        </w:rPr>
-        <w:t xml:space="preserve"> to a point where the shape would still be found and false positives where uncommon</w:t>
-      </w:r>
-      <w:r>
-        <w:t>. So a new template image of a simple cat face was used from this point onwards.</w:t>
-      </w:r>
-      <w:r>
-        <w:t xml:space="preserve"> The more complex template meant the environment was unlikely to contain the template. This did however introduce the issue of too high accuracy for the template matching as the image had to be a certain orientation and distance away for the match to be successful.</w:t>
-      </w:r>
-    </w:p>
-    <w:p>
-      <w:r>
-        <w:t xml:space="preserve">The next step was to check for rotations of the template at various scales. In a static image and in testing this worked perfectly and as expected, however with the live camera frames being matched against the various scales and rotations of the template, the video became </w:t>
-      </w:r>
-      <w:proofErr w:type="spellStart"/>
-      <w:r>
-        <w:t>stuttery</w:t>
-      </w:r>
-      <w:proofErr w:type="spellEnd"/>
-      <w:r>
-        <w:t xml:space="preserve"> and slow. The frame took time to be processed and as such the </w:t>
-      </w:r>
-      <w:proofErr w:type="spellStart"/>
-      <w:r>
-        <w:t>imshow</w:t>
-      </w:r>
-      <w:proofErr w:type="spellEnd"/>
-      <w:r>
-        <w:t xml:space="preserve"> command could only be done when the full set of matchings had been completed. </w:t>
-      </w:r>
-    </w:p>
-    <w:p>
-      <w:r>
-        <w:t>‘’’</w:t>
-      </w:r>
-    </w:p>
-    <w:p>
-      <w:r>
-        <w:t>DECIDED TO GO WITH JUST SCALE AND NOT ROTATION and control the rotation of the image for this project</w:t>
-      </w:r>
-      <w:r>
-        <w:t xml:space="preserve">, also output the scale from </w:t>
-      </w:r>
-      <w:proofErr w:type="spellStart"/>
-      <w:r>
-        <w:t>fuction</w:t>
-      </w:r>
-      <w:proofErr w:type="spellEnd"/>
-      <w:r>
-        <w:t xml:space="preserve"> so it can be used to estimate distance away from target in movement sections of the project</w:t>
-      </w:r>
-    </w:p>
-    <w:p>
-      <w:r>
-        <w:t>‘’’’</w:t>
-      </w:r>
-    </w:p>
-    <w:p>
-      <w:r>
-        <w:t>1: started with static black X on white background with a zoomed in / cropped image of the X as the template to match against</w:t>
-      </w:r>
-    </w:p>
-    <w:p>
-      <w:r>
-        <w:t>2. then moved to video feed with black x on phone moving it around</w:t>
-      </w:r>
-    </w:p>
-    <w:p>
-      <w:r>
-        <w:t>- printed out X to remove phone glare</w:t>
-      </w:r>
-    </w:p>
-    <w:p>
-      <w:r>
-        <w:t xml:space="preserve">- </w:t>
-      </w:r>
-      <w:proofErr w:type="spellStart"/>
-      <w:r>
-        <w:t>swappd</w:t>
-      </w:r>
-      <w:proofErr w:type="spellEnd"/>
-      <w:r>
-        <w:t xml:space="preserve"> template and image to cat face as the X had minimal detail making accuracy with thresholds </w:t>
-      </w:r>
-      <w:proofErr w:type="spellStart"/>
-      <w:r>
-        <w:t>diffucult</w:t>
-      </w:r>
-      <w:proofErr w:type="spellEnd"/>
-      <w:r>
-        <w:t xml:space="preserve"> to narrow down</w:t>
-      </w:r>
-    </w:p>
-    <w:p>
-      <w:r>
-        <w:t>3. tested different algorithms</w:t>
-      </w:r>
-      <w:r>
-        <w:t xml:space="preserve">: </w:t>
-      </w:r>
-      <w:r>
-        <w:t>TM_SQDIFF_NORMED</w:t>
-      </w:r>
-      <w:r>
-        <w:t xml:space="preserve"> etc.</w:t>
-      </w:r>
-    </w:p>
-    <w:p>
-      <w:r>
-        <w:tab/>
-      </w:r>
-      <w:r>
-        <w:t xml:space="preserve">- </w:t>
-      </w:r>
-      <w:r>
-        <w:t>Include some background info and maths about how they work</w:t>
-      </w:r>
-    </w:p>
-    <w:p>
-      <w:r>
-        <w:t>“””</w:t>
-      </w:r>
-      <w:r>
-        <w:t>One heuristic can be, run template matching at 3 different scales (1, 2, 4), suppose you get the best response at a particular scale, (say 2), try between (1.5, 2.25, 3) and keep on refining.</w:t>
-      </w:r>
-      <w:r>
-        <w:t>”””</w:t>
-      </w:r>
-    </w:p>
-    <w:p>
-      <w:pPr>
-        <w:pStyle w:val="Heading3"/>
-        <w:ind w:firstLine="720"/>
-      </w:pPr>
-      <w:bookmarkStart w:id="6" w:name="_Toc188629963"/>
-      <w:r>
-        <w:lastRenderedPageBreak/>
-        <w:t>2.2 Mobility of Robot</w:t>
-      </w:r>
-      <w:bookmarkEnd w:id="6"/>
-    </w:p>
-    <w:p>
-      <w:pPr>
-        <w:pStyle w:val="Heading3"/>
-      </w:pPr>
-      <w:r>
-        <w:tab/>
-      </w:r>
-      <w:bookmarkStart w:id="7" w:name="_Toc188629964"/>
-      <w:r>
-        <w:t>2.3 Connection between Robot and Laptop</w:t>
-      </w:r>
-      <w:bookmarkEnd w:id="7"/>
-    </w:p>
-    <w:p>
-      <w:pPr>
-        <w:pStyle w:val="Heading2"/>
-      </w:pPr>
-      <w:bookmarkStart w:id="8" w:name="_Toc188629965"/>
-      <w:commentRangeStart w:id="9"/>
-      <w:r>
-        <w:t>3. Conclusions</w:t>
-      </w:r>
-      <w:commentRangeEnd w:id="9"/>
-      <w:r>
-        <w:rPr>
-          <w:rStyle w:val="CommentReference"/>
-          <w:rFonts w:asciiTheme="minorHAnsi" w:eastAsiaTheme="minorHAnsi" w:hAnsiTheme="minorHAnsi" w:cstheme="minorBidi"/>
-          <w:color w:val="auto"/>
-        </w:rPr>
-        <w:commentReference w:id="9"/>
-      </w:r>
-      <w:bookmarkEnd w:id="8"/>
-    </w:p>
-    <w:p/>
-    <w:p>
-      <w:pPr>
-        <w:pStyle w:val="Heading2"/>
-      </w:pPr>
-      <w:bookmarkStart w:id="10" w:name="_Toc188629966"/>
-      <w:r>
-        <w:t>4</w:t>
-      </w:r>
-      <w:commentRangeStart w:id="11"/>
-      <w:r>
-        <w:t>. Recommendations</w:t>
-      </w:r>
-      <w:commentRangeEnd w:id="11"/>
-      <w:r>
-        <w:rPr>
-          <w:rStyle w:val="CommentReference"/>
-          <w:rFonts w:asciiTheme="minorHAnsi" w:eastAsiaTheme="minorHAnsi" w:hAnsiTheme="minorHAnsi" w:cstheme="minorBidi"/>
-          <w:color w:val="auto"/>
-        </w:rPr>
-        <w:commentReference w:id="11"/>
-      </w:r>
-      <w:bookmarkEnd w:id="10"/>
-    </w:p>
-    <w:p/>
-    <w:p>
-      <w:pPr>
-        <w:pStyle w:val="Heading2"/>
-      </w:pPr>
-      <w:bookmarkStart w:id="12" w:name="_Toc188629967"/>
-      <w:commentRangeStart w:id="13"/>
-      <w:r>
-        <w:t>5</w:t>
-      </w:r>
-      <w:r>
-        <w:t>. Bibliography</w:t>
-      </w:r>
-      <w:commentRangeEnd w:id="13"/>
-      <w:r>
-        <w:rPr>
-          <w:rStyle w:val="CommentReference"/>
-          <w:rFonts w:asciiTheme="minorHAnsi" w:eastAsiaTheme="minorHAnsi" w:hAnsiTheme="minorHAnsi" w:cstheme="minorBidi"/>
-          <w:color w:val="auto"/>
-        </w:rPr>
-        <w:commentReference w:id="13"/>
-      </w:r>
-      <w:bookmarkEnd w:id="12"/>
-    </w:p>
-    <w:p>
-      <w:r>
-        <w:t>Software [version], Company, Year, Link, Last visited: Date</w:t>
-      </w:r>
-    </w:p>
-    <w:p>
-      <w:r>
-        <w:t>Qt Creator [12.0.1]</w:t>
-      </w:r>
-    </w:p>
-    <w:p>
-      <w:r>
-        <w:t>OpenCV41</w:t>
-      </w:r>
-    </w:p>
-    <w:p/>
-    <w:p>
-      <w:pPr>
-        <w:pStyle w:val="Heading2"/>
-      </w:pPr>
-      <w:bookmarkStart w:id="14" w:name="_Toc188629968"/>
-      <w:commentRangeStart w:id="15"/>
-      <w:r>
-        <w:t>6</w:t>
-      </w:r>
-      <w:r>
-        <w:t>. Appendix</w:t>
-      </w:r>
-      <w:bookmarkEnd w:id="14"/>
-      <w:commentRangeEnd w:id="15"/>
-      <w:r>
-        <w:rPr>
-          <w:rStyle w:val="CommentReference"/>
-          <w:rFonts w:asciiTheme="minorHAnsi" w:eastAsiaTheme="minorHAnsi" w:hAnsiTheme="minorHAnsi" w:cstheme="minorBidi"/>
-          <w:color w:val="auto"/>
-        </w:rPr>
-        <w:commentReference w:id="15"/>
-      </w:r>
-    </w:p>
-    <w:p/>
-    <w:p>
-      <w:r>
-        <w:rPr>
-          <w:noProof/>
-        </w:rPr>
-        <w:drawing>
-          <wp:inline distT="0" distB="0" distL="0" distR="0" wp14:anchorId="58FE85DD" wp14:editId="501DA7FD">
-            <wp:extent cx="5563376" cy="4058216"/>
-            <wp:effectExtent l="0" t="0" r="0" b="0"/>
-            <wp:docPr id="1832250742" name="Picture 1" descr="A screenshot of a computer vision&#10;&#10;Description automatically generated"/>
-            <wp:cNvGraphicFramePr>
-              <a:graphicFrameLocks xmlns:a="http://schemas.openxmlformats.org/drawingml/2006/main" noChangeAspect="1"/>
-            </wp:cNvGraphicFramePr>
-            <a:graphic xmlns:a="http://schemas.openxmlformats.org/drawingml/2006/main">
-              <a:graphicData uri="http://schemas.openxmlformats.org/drawingml/2006/picture">
-                <pic:pic xmlns:pic="http://schemas.openxmlformats.org/drawingml/2006/picture">
-                  <pic:nvPicPr>
-                    <pic:cNvPr id="1832250742" name="Picture 1" descr="A screenshot of a computer vision&#10;&#10;Description automatically generated"/>
-                    <pic:cNvPicPr/>
-                  </pic:nvPicPr>
-                  <pic:blipFill>
-                    <a:blip r:embed="rId14"/>
-                    <a:stretch>
-                      <a:fillRect/>
-                    </a:stretch>
-                  </pic:blipFill>
-                  <pic:spPr>
-                    <a:xfrm>
-                      <a:off x="0" y="0"/>
-                      <a:ext cx="5563376" cy="4058216"/>
-                    </a:xfrm>
-                    <a:prstGeom prst="rect">
-                      <a:avLst/>
-                    </a:prstGeom>
-                  </pic:spPr>
-                </pic:pic>
-              </a:graphicData>
-            </a:graphic>
-          </wp:inline>
-        </w:drawing>
-      </w:r>
-    </w:p>
-    <w:p>
-      <w:r>
-        <w:t>Chapter 5 image processing page 138</w:t>
-      </w:r>
-    </w:p>
-    <w:p>
-      <w:r>
-        <w:t>Chapter 7 histograms and matching 218</w:t>
-      </w:r>
-    </w:p>
-    <w:p>
-      <w:r>
-        <w:t>Chapter 8 page 254 moments</w:t>
-      </w:r>
-    </w:p>
-    <w:p>
-      <w:r>
-        <w:lastRenderedPageBreak/>
-        <w:t xml:space="preserve">Chapter 10 </w:t>
-      </w:r>
-      <w:proofErr w:type="spellStart"/>
-      <w:r>
-        <w:t>pg</w:t>
-      </w:r>
-      <w:proofErr w:type="spellEnd"/>
-      <w:r>
-        <w:t xml:space="preserve"> 358 tracking and motion</w:t>
-      </w:r>
-    </w:p>
-    <w:p/>
-    <w:p>
-      <w:r>
-        <w:t xml:space="preserve">Z. Zhang and H. Shang, "Low-cost Solution for Vision-based Robotic Grasping," 2021 International Conference on Networking Systems of AI (INSAI), Shanghai, China, 2021, pp. 54-61, </w:t>
-      </w:r>
-      <w:proofErr w:type="spellStart"/>
-      <w:r>
-        <w:t>doi</w:t>
-      </w:r>
-      <w:proofErr w:type="spellEnd"/>
-      <w:r>
-        <w:t xml:space="preserve">: 10.1109/INSAI54028.2021.00022. keywords: {Location </w:t>
-      </w:r>
-      <w:proofErr w:type="spellStart"/>
-      <w:r>
-        <w:t>awareness;Service</w:t>
-      </w:r>
-      <w:proofErr w:type="spellEnd"/>
-      <w:r>
-        <w:t xml:space="preserve"> </w:t>
-      </w:r>
-      <w:proofErr w:type="spellStart"/>
-      <w:r>
-        <w:t>robots;Shape;Machine</w:t>
-      </w:r>
-      <w:proofErr w:type="spellEnd"/>
-      <w:r>
-        <w:t xml:space="preserve"> </w:t>
-      </w:r>
-      <w:proofErr w:type="spellStart"/>
-      <w:r>
-        <w:t>vision;Pose</w:t>
-      </w:r>
-      <w:proofErr w:type="spellEnd"/>
-      <w:r>
-        <w:t xml:space="preserve"> </w:t>
-      </w:r>
-      <w:proofErr w:type="spellStart"/>
-      <w:r>
-        <w:t>estimation;Grasping;Object</w:t>
-      </w:r>
-      <w:proofErr w:type="spellEnd"/>
-      <w:r>
-        <w:t xml:space="preserve"> </w:t>
-      </w:r>
-      <w:proofErr w:type="spellStart"/>
-      <w:r>
-        <w:t>detection;robotic</w:t>
-      </w:r>
-      <w:proofErr w:type="spellEnd"/>
-      <w:r>
-        <w:t xml:space="preserve"> </w:t>
-      </w:r>
-      <w:proofErr w:type="spellStart"/>
-      <w:r>
-        <w:t>grasping;machine</w:t>
-      </w:r>
-      <w:proofErr w:type="spellEnd"/>
-      <w:r>
-        <w:t xml:space="preserve"> </w:t>
-      </w:r>
-      <w:proofErr w:type="spellStart"/>
-      <w:r>
-        <w:t>vision;object</w:t>
-      </w:r>
-      <w:proofErr w:type="spellEnd"/>
-      <w:r>
-        <w:t xml:space="preserve"> </w:t>
-      </w:r>
-      <w:proofErr w:type="spellStart"/>
-      <w:r>
-        <w:t>localization;template</w:t>
-      </w:r>
-      <w:proofErr w:type="spellEnd"/>
-      <w:r>
-        <w:t xml:space="preserve"> matching},</w:t>
-      </w:r>
-    </w:p>
-    <w:p>
-      <w:r>
-        <w:rPr>
-          <w:noProof/>
-        </w:rPr>
-        <w:drawing>
-          <wp:inline distT="0" distB="0" distL="0" distR="0" wp14:anchorId="1686873D" wp14:editId="3A598653">
-            <wp:extent cx="5731510" cy="5087620"/>
-            <wp:effectExtent l="0" t="0" r="2540" b="0"/>
-            <wp:docPr id="46248312" name="Picture 1" descr="A screenshot of a computer&#10;&#10;Description automatically generated"/>
-            <wp:cNvGraphicFramePr>
-              <a:graphicFrameLocks xmlns:a="http://schemas.openxmlformats.org/drawingml/2006/main" noChangeAspect="1"/>
-            </wp:cNvGraphicFramePr>
-            <a:graphic xmlns:a="http://schemas.openxmlformats.org/drawingml/2006/main">
-              <a:graphicData uri="http://schemas.openxmlformats.org/drawingml/2006/picture">
-                <pic:pic xmlns:pic="http://schemas.openxmlformats.org/drawingml/2006/picture">
-                  <pic:nvPicPr>
-                    <pic:cNvPr id="46248312" name="Picture 1" descr="A screenshot of a computer&#10;&#10;Description automatically generated"/>
-                    <pic:cNvPicPr/>
-                  </pic:nvPicPr>
-                  <pic:blipFill>
-                    <a:blip r:embed="rId15"/>
-                    <a:stretch>
-                      <a:fillRect/>
-                    </a:stretch>
-                  </pic:blipFill>
-                  <pic:spPr>
-                    <a:xfrm>
-                      <a:off x="0" y="0"/>
-                      <a:ext cx="5731510" cy="5087620"/>
-                    </a:xfrm>
-                    <a:prstGeom prst="rect">
-                      <a:avLst/>
-                    </a:prstGeom>
-                  </pic:spPr>
-                </pic:pic>
-              </a:graphicData>
-            </a:graphic>
-          </wp:inline>
-        </w:drawing>
-      </w:r>
-    </w:p>
     <w:sectPr>
-      <w:footerReference w:type="default" r:id="rId16"/>
+      <w:footerReference w:type="default" r:id="rId21"/>
       <w:pgSz w:w="11906" w:h="16838"/>
       <w:pgMar w:top="1440" w:right="1440" w:bottom="1440" w:left="1440" w:header="708" w:footer="708" w:gutter="0"/>
       <w:pgNumType w:start="0"/>
@@ -2895,6 +3215,119 @@
 <file path=word/numbering.xml><?xml version="1.0" encoding="utf-8"?>
 <w:numbering xmlns:wpc="http://schemas.microsoft.com/office/word/2010/wordprocessingCanvas" xmlns:cx="http://schemas.microsoft.com/office/drawing/2014/chartex" xmlns:cx1="http://schemas.microsoft.com/office/drawing/2015/9/8/chartex" xmlns:cx2="http://schemas.microsoft.com/office/drawing/2015/10/21/chartex" xmlns:cx3="http://schemas.microsoft.com/office/drawing/2016/5/9/chartex" xmlns:cx4="http://schemas.microsoft.com/office/drawing/2016/5/10/chartex" xmlns:cx5="http://schemas.microsoft.com/office/drawing/2016/5/11/chartex" xmlns:cx6="http://schemas.microsoft.com/office/drawing/2016/5/12/chartex" xmlns:cx7="http://schemas.microsoft.com/office/drawing/2016/5/13/chartex" xmlns:cx8="http://schemas.microsoft.com/office/drawing/2016/5/14/chartex" xmlns:mc="http://schemas.openxmlformats.org/markup-compatibility/2006" xmlns:aink="http://schemas.microsoft.com/office/drawing/2016/ink" xmlns:am3d="http://schemas.microsoft.com/office/drawing/2017/model3d" xmlns:o="urn:schemas-microsoft-com:office:office" xmlns:oel="http://schemas.microsoft.com/office/2019/extlst" xmlns:r="http://schemas.openxmlformats.org/officeDocument/2006/relationships" xmlns:m="http://schemas.openxmlformats.org/officeDocument/2006/math" xmlns:v="urn:schemas-microsoft-com:vml" xmlns:wp14="http://schemas.microsoft.com/office/word/2010/wordprocessingDrawing" xmlns:wp="http://schemas.openxmlformats.org/drawingml/2006/wordprocessingDrawing" xmlns:w10="urn:schemas-microsoft-com:office:word" xmlns:w="http://schemas.openxmlformats.org/wordprocessingml/2006/main" xmlns:w14="http://schemas.microsoft.com/office/word/2010/wordml" xmlns:w15="http://schemas.microsoft.com/office/word/2012/wordml" xmlns:w16cex="http://schemas.microsoft.com/office/word/2018/wordml/cex" xmlns:w16cid="http://schemas.microsoft.com/office/word/2016/wordml/cid" xmlns:w16="http://schemas.microsoft.com/office/word/2018/wordml" xmlns:w16du="http://schemas.microsoft.com/office/word/2023/wordml/word16du" xmlns:w16sdtdh="http://schemas.microsoft.com/office/word/2020/wordml/sdtdatahash" xmlns:w16sdtfl="http://schemas.microsoft.com/office/word/2024/wordml/sdtformatlock" xmlns:w16se="http://schemas.microsoft.com/office/word/2015/wordml/symex" xmlns:wpg="http://schemas.microsoft.com/office/word/2010/wordprocessingGroup" xmlns:wpi="http://schemas.microsoft.com/office/word/2010/wordprocessingInk" xmlns:wne="http://schemas.microsoft.com/office/word/2006/wordml" xmlns:wps="http://schemas.microsoft.com/office/word/2010/wordprocessingShape" mc:Ignorable="w14 w15 w16se w16cid w16 w16cex w16sdtdh w16sdtfl w16du wp14">
   <w:abstractNum w:abstractNumId="0" w15:restartNumberingAfterBreak="0">
+    <w:nsid w:val="050F3D7B"/>
+    <w:multiLevelType w:val="hybridMultilevel"/>
+    <w:tmpl w:val="9C4EF228"/>
+    <w:lvl w:ilvl="0" w:tplc="08090001">
+      <w:start w:val="1"/>
+      <w:numFmt w:val="bullet"/>
+      <w:lvlText w:val=""/>
+      <w:lvlJc w:val="left"/>
+      <w:pPr>
+        <w:ind w:left="720" w:hanging="360"/>
+      </w:pPr>
+      <w:rPr>
+        <w:rFonts w:ascii="Symbol" w:hAnsi="Symbol" w:hint="default"/>
+      </w:rPr>
+    </w:lvl>
+    <w:lvl w:ilvl="1" w:tplc="08090003" w:tentative="1">
+      <w:start w:val="1"/>
+      <w:numFmt w:val="bullet"/>
+      <w:lvlText w:val="o"/>
+      <w:lvlJc w:val="left"/>
+      <w:pPr>
+        <w:ind w:left="1440" w:hanging="360"/>
+      </w:pPr>
+      <w:rPr>
+        <w:rFonts w:ascii="Courier New" w:hAnsi="Courier New" w:cs="Courier New" w:hint="default"/>
+      </w:rPr>
+    </w:lvl>
+    <w:lvl w:ilvl="2" w:tplc="08090005" w:tentative="1">
+      <w:start w:val="1"/>
+      <w:numFmt w:val="bullet"/>
+      <w:lvlText w:val=""/>
+      <w:lvlJc w:val="left"/>
+      <w:pPr>
+        <w:ind w:left="2160" w:hanging="360"/>
+      </w:pPr>
+      <w:rPr>
+        <w:rFonts w:ascii="Wingdings" w:hAnsi="Wingdings" w:hint="default"/>
+      </w:rPr>
+    </w:lvl>
+    <w:lvl w:ilvl="3" w:tplc="08090001" w:tentative="1">
+      <w:start w:val="1"/>
+      <w:numFmt w:val="bullet"/>
+      <w:lvlText w:val=""/>
+      <w:lvlJc w:val="left"/>
+      <w:pPr>
+        <w:ind w:left="2880" w:hanging="360"/>
+      </w:pPr>
+      <w:rPr>
+        <w:rFonts w:ascii="Symbol" w:hAnsi="Symbol" w:hint="default"/>
+      </w:rPr>
+    </w:lvl>
+    <w:lvl w:ilvl="4" w:tplc="08090003" w:tentative="1">
+      <w:start w:val="1"/>
+      <w:numFmt w:val="bullet"/>
+      <w:lvlText w:val="o"/>
+      <w:lvlJc w:val="left"/>
+      <w:pPr>
+        <w:ind w:left="3600" w:hanging="360"/>
+      </w:pPr>
+      <w:rPr>
+        <w:rFonts w:ascii="Courier New" w:hAnsi="Courier New" w:cs="Courier New" w:hint="default"/>
+      </w:rPr>
+    </w:lvl>
+    <w:lvl w:ilvl="5" w:tplc="08090005" w:tentative="1">
+      <w:start w:val="1"/>
+      <w:numFmt w:val="bullet"/>
+      <w:lvlText w:val=""/>
+      <w:lvlJc w:val="left"/>
+      <w:pPr>
+        <w:ind w:left="4320" w:hanging="360"/>
+      </w:pPr>
+      <w:rPr>
+        <w:rFonts w:ascii="Wingdings" w:hAnsi="Wingdings" w:hint="default"/>
+      </w:rPr>
+    </w:lvl>
+    <w:lvl w:ilvl="6" w:tplc="08090001" w:tentative="1">
+      <w:start w:val="1"/>
+      <w:numFmt w:val="bullet"/>
+      <w:lvlText w:val=""/>
+      <w:lvlJc w:val="left"/>
+      <w:pPr>
+        <w:ind w:left="5040" w:hanging="360"/>
+      </w:pPr>
+      <w:rPr>
+        <w:rFonts w:ascii="Symbol" w:hAnsi="Symbol" w:hint="default"/>
+      </w:rPr>
+    </w:lvl>
+    <w:lvl w:ilvl="7" w:tplc="08090003" w:tentative="1">
+      <w:start w:val="1"/>
+      <w:numFmt w:val="bullet"/>
+      <w:lvlText w:val="o"/>
+      <w:lvlJc w:val="left"/>
+      <w:pPr>
+        <w:ind w:left="5760" w:hanging="360"/>
+      </w:pPr>
+      <w:rPr>
+        <w:rFonts w:ascii="Courier New" w:hAnsi="Courier New" w:cs="Courier New" w:hint="default"/>
+      </w:rPr>
+    </w:lvl>
+    <w:lvl w:ilvl="8" w:tplc="08090005" w:tentative="1">
+      <w:start w:val="1"/>
+      <w:numFmt w:val="bullet"/>
+      <w:lvlText w:val=""/>
+      <w:lvlJc w:val="left"/>
+      <w:pPr>
+        <w:ind w:left="6480" w:hanging="360"/>
+      </w:pPr>
+      <w:rPr>
+        <w:rFonts w:ascii="Wingdings" w:hAnsi="Wingdings" w:hint="default"/>
+      </w:rPr>
+    </w:lvl>
+  </w:abstractNum>
+  <w:abstractNum w:abstractNumId="1" w15:restartNumberingAfterBreak="0">
     <w:nsid w:val="0C2F1239"/>
     <w:multiLevelType w:val="multilevel"/>
     <w:tmpl w:val="930A6004"/>
@@ -3043,7 +3476,7 @@
       </w:rPr>
     </w:lvl>
   </w:abstractNum>
-  <w:abstractNum w:abstractNumId="1" w15:restartNumberingAfterBreak="0">
+  <w:abstractNum w:abstractNumId="2" w15:restartNumberingAfterBreak="0">
     <w:nsid w:val="1D1022C7"/>
     <w:multiLevelType w:val="hybridMultilevel"/>
     <w:tmpl w:val="34D4FD44"/>
@@ -3132,7 +3565,7 @@
       </w:pPr>
     </w:lvl>
   </w:abstractNum>
-  <w:abstractNum w:abstractNumId="2" w15:restartNumberingAfterBreak="0">
+  <w:abstractNum w:abstractNumId="3" w15:restartNumberingAfterBreak="0">
     <w:nsid w:val="1E6E0E94"/>
     <w:multiLevelType w:val="hybridMultilevel"/>
     <w:tmpl w:val="F1747394"/>
@@ -3245,7 +3678,7 @@
       </w:rPr>
     </w:lvl>
   </w:abstractNum>
-  <w:abstractNum w:abstractNumId="3" w15:restartNumberingAfterBreak="0">
+  <w:abstractNum w:abstractNumId="4" w15:restartNumberingAfterBreak="0">
     <w:nsid w:val="21CA6EA0"/>
     <w:multiLevelType w:val="multilevel"/>
     <w:tmpl w:val="8E6EB5DA"/>
@@ -3358,7 +3791,7 @@
       </w:rPr>
     </w:lvl>
   </w:abstractNum>
-  <w:abstractNum w:abstractNumId="4" w15:restartNumberingAfterBreak="0">
+  <w:abstractNum w:abstractNumId="5" w15:restartNumberingAfterBreak="0">
     <w:nsid w:val="28835AD8"/>
     <w:multiLevelType w:val="multilevel"/>
     <w:tmpl w:val="D7C8AC48"/>
@@ -3507,7 +3940,7 @@
       </w:rPr>
     </w:lvl>
   </w:abstractNum>
-  <w:abstractNum w:abstractNumId="5" w15:restartNumberingAfterBreak="0">
+  <w:abstractNum w:abstractNumId="6" w15:restartNumberingAfterBreak="0">
     <w:nsid w:val="2E6503EA"/>
     <w:multiLevelType w:val="hybridMultilevel"/>
     <w:tmpl w:val="B7E691EE"/>
@@ -3620,7 +4053,7 @@
       </w:rPr>
     </w:lvl>
   </w:abstractNum>
-  <w:abstractNum w:abstractNumId="6" w15:restartNumberingAfterBreak="0">
+  <w:abstractNum w:abstractNumId="7" w15:restartNumberingAfterBreak="0">
     <w:nsid w:val="3B363DA8"/>
     <w:multiLevelType w:val="hybridMultilevel"/>
     <w:tmpl w:val="4E348AD8"/>
@@ -3733,7 +4166,7 @@
       </w:rPr>
     </w:lvl>
   </w:abstractNum>
-  <w:abstractNum w:abstractNumId="7" w15:restartNumberingAfterBreak="0">
+  <w:abstractNum w:abstractNumId="8" w15:restartNumberingAfterBreak="0">
     <w:nsid w:val="4E7B7C2C"/>
     <w:multiLevelType w:val="multilevel"/>
     <w:tmpl w:val="0CF0CE90"/>
@@ -3846,7 +4279,7 @@
       </w:rPr>
     </w:lvl>
   </w:abstractNum>
-  <w:abstractNum w:abstractNumId="8" w15:restartNumberingAfterBreak="0">
+  <w:abstractNum w:abstractNumId="9" w15:restartNumberingAfterBreak="0">
     <w:nsid w:val="4F5832BF"/>
     <w:multiLevelType w:val="hybridMultilevel"/>
     <w:tmpl w:val="E8604DDE"/>
@@ -3959,7 +4392,7 @@
       </w:rPr>
     </w:lvl>
   </w:abstractNum>
-  <w:abstractNum w:abstractNumId="9" w15:restartNumberingAfterBreak="0">
+  <w:abstractNum w:abstractNumId="10" w15:restartNumberingAfterBreak="0">
     <w:nsid w:val="5AC57A34"/>
     <w:multiLevelType w:val="multilevel"/>
     <w:tmpl w:val="CEB464DE"/>
@@ -4073,34 +4506,37 @@
     </w:lvl>
   </w:abstractNum>
   <w:num w:numId="1" w16cid:durableId="517232202">
+    <w:abstractNumId w:val="2"/>
+  </w:num>
+  <w:num w:numId="2" w16cid:durableId="79757340">
+    <w:abstractNumId w:val="4"/>
+  </w:num>
+  <w:num w:numId="3" w16cid:durableId="1666321723">
+    <w:abstractNumId w:val="5"/>
+  </w:num>
+  <w:num w:numId="4" w16cid:durableId="1224171887">
+    <w:abstractNumId w:val="7"/>
+  </w:num>
+  <w:num w:numId="5" w16cid:durableId="2087652210">
+    <w:abstractNumId w:val="8"/>
+  </w:num>
+  <w:num w:numId="6" w16cid:durableId="2138794079">
     <w:abstractNumId w:val="1"/>
   </w:num>
-  <w:num w:numId="2" w16cid:durableId="79757340">
+  <w:num w:numId="7" w16cid:durableId="850220055">
+    <w:abstractNumId w:val="6"/>
+  </w:num>
+  <w:num w:numId="8" w16cid:durableId="1642879934">
+    <w:abstractNumId w:val="9"/>
+  </w:num>
+  <w:num w:numId="9" w16cid:durableId="1108234879">
     <w:abstractNumId w:val="3"/>
   </w:num>
-  <w:num w:numId="3" w16cid:durableId="1666321723">
-    <w:abstractNumId w:val="4"/>
+  <w:num w:numId="10" w16cid:durableId="29428114">
+    <w:abstractNumId w:val="10"/>
   </w:num>
-  <w:num w:numId="4" w16cid:durableId="1224171887">
-    <w:abstractNumId w:val="6"/>
-  </w:num>
-  <w:num w:numId="5" w16cid:durableId="2087652210">
-    <w:abstractNumId w:val="7"/>
-  </w:num>
-  <w:num w:numId="6" w16cid:durableId="2138794079">
+  <w:num w:numId="11" w16cid:durableId="403719462">
     <w:abstractNumId w:val="0"/>
-  </w:num>
-  <w:num w:numId="7" w16cid:durableId="850220055">
-    <w:abstractNumId w:val="5"/>
-  </w:num>
-  <w:num w:numId="8" w16cid:durableId="1642879934">
-    <w:abstractNumId w:val="8"/>
-  </w:num>
-  <w:num w:numId="9" w16cid:durableId="1108234879">
-    <w:abstractNumId w:val="2"/>
-  </w:num>
-  <w:num w:numId="10" w16cid:durableId="29428114">
-    <w:abstractNumId w:val="9"/>
   </w:num>
 </w:numbering>
 </file>
@@ -4720,7 +5156,6 @@
   <w:style w:type="character" w:default="1" w:styleId="DefaultParagraphFont">
     <w:name w:val="Default Paragraph Font"/>
     <w:uiPriority w:val="1"/>
-    <w:semiHidden/>
     <w:unhideWhenUsed/>
   </w:style>
   <w:style w:type="table" w:default="1" w:styleId="TableNormal">
@@ -5257,6 +5692,18 @@
     <w:basedOn w:val="DefaultParagraphFont"/>
     <w:rsid w:val="001700B3"/>
   </w:style>
+  <w:style w:type="character" w:styleId="UnresolvedMention">
+    <w:name w:val="Unresolved Mention"/>
+    <w:basedOn w:val="DefaultParagraphFont"/>
+    <w:uiPriority w:val="99"/>
+    <w:semiHidden/>
+    <w:unhideWhenUsed/>
+    <w:rsid w:val="00450976"/>
+    <w:rPr>
+      <w:color w:val="605E5C"/>
+      <w:shd w:val="clear" w:color="auto" w:fill="E1DFDD"/>
+    </w:rPr>
+  </w:style>
 </w:styles>
 </file>
 

--- a/Project Report in Progress.docx
+++ b/Project Report in Progress.docx
@@ -2146,6 +2146,20 @@
         <w:t xml:space="preserve"> so it can be used to estimate distance away from target in movement sections of the project</w:t>
       </w:r>
     </w:p>
+    <w:p/>
+    <w:p>
+      <w:r>
+        <w:t xml:space="preserve">Realised I was basically using the generalised hough </w:t>
+      </w:r>
+      <w:proofErr w:type="spellStart"/>
+      <w:r>
+        <w:t>gui</w:t>
+      </w:r>
+      <w:proofErr w:type="spellEnd"/>
+      <w:r>
+        <w:t xml:space="preserve"> so swapped to that for ease</w:t>
+      </w:r>
+    </w:p>
     <w:p>
       <w:r>
         <w:t>‘’’’</w:t>
@@ -2225,6 +2239,7 @@
     </w:p>
     <w:p>
       <w:r>
+        <w:lastRenderedPageBreak/>
         <w:t>Look for colour black and scan only that area take moment of black?</w:t>
       </w:r>
     </w:p>
@@ -2235,7 +2250,6 @@
       </w:pPr>
       <w:bookmarkStart w:id="6" w:name="_Toc188629963"/>
       <w:r>
-        <w:lastRenderedPageBreak/>
         <w:t>2.2 Mobility of Robot</w:t>
       </w:r>
       <w:bookmarkEnd w:id="6"/>
@@ -5156,6 +5170,7 @@
   <w:style w:type="character" w:default="1" w:styleId="DefaultParagraphFont">
     <w:name w:val="Default Paragraph Font"/>
     <w:uiPriority w:val="1"/>
+    <w:semiHidden/>
     <w:unhideWhenUsed/>
   </w:style>
   <w:style w:type="table" w:default="1" w:styleId="TableNormal">

--- a/Project Report in Progress.docx
+++ b/Project Report in Progress.docx
@@ -1487,46 +1487,75 @@
     <w:p>
       <w:pPr>
         <w:pStyle w:val="Heading2"/>
+        <w:numPr>
+          <w:ilvl w:val="0"/>
+          <w:numId w:val="12"/>
+        </w:numPr>
       </w:pPr>
       <w:bookmarkStart w:id="1" w:name="_Toc188629959"/>
       <w:r>
-        <w:t>1. Introduction</w:t>
+        <w:t>Introduction</w:t>
       </w:r>
       <w:bookmarkEnd w:id="1"/>
-    </w:p>
-    <w:p>
-      <w:r>
-        <w:t xml:space="preserve">Heavy use of </w:t>
-      </w:r>
-      <w:proofErr w:type="spellStart"/>
-      <w:r>
-        <w:t>QTcreator</w:t>
-      </w:r>
-      <w:proofErr w:type="spellEnd"/>
-      <w:r>
-        <w:t xml:space="preserve"> and OpenCV libraries</w:t>
-      </w:r>
-    </w:p>
-    <w:p>
-      <w:r>
-        <w:t xml:space="preserve">(Sets scene: project aims, objectives and background) </w:t>
-      </w:r>
-      <w:r>
-        <w:tab/>
-      </w:r>
     </w:p>
     <w:p>
       <w:pPr>
         <w:pStyle w:val="Heading3"/>
         <w:ind w:firstLine="720"/>
       </w:pPr>
+      <w:r>
+        <w:t>1.1 Background information</w:t>
+      </w:r>
+    </w:p>
+    <w:p>
+      <w:r>
+        <w:tab/>
+      </w:r>
+      <w:r>
+        <w:t>What current products are in the industry and why is m project being done in the first place…?</w:t>
+      </w:r>
+    </w:p>
+    <w:p>
+      <w:pPr>
+        <w:pStyle w:val="Heading3"/>
+        <w:numPr>
+          <w:ilvl w:val="1"/>
+          <w:numId w:val="12"/>
+        </w:numPr>
+      </w:pPr>
       <w:bookmarkStart w:id="2" w:name="_Toc188629960"/>
       <w:r>
-        <w:t>1.1 Project Plan</w:t>
+        <w:t>Project Plan</w:t>
       </w:r>
       <w:bookmarkEnd w:id="2"/>
       <w:r>
         <w:t>ning</w:t>
+      </w:r>
+    </w:p>
+    <w:p>
+      <w:pPr>
+        <w:ind w:left="360"/>
+      </w:pPr>
+    </w:p>
+    <w:p>
+      <w:r>
+        <w:t xml:space="preserve">Heavy use of </w:t>
+      </w:r>
+      <w:proofErr w:type="spellStart"/>
+      <w:r>
+        <w:t>QTcreator</w:t>
+      </w:r>
+      <w:proofErr w:type="spellEnd"/>
+      <w:r>
+        <w:t xml:space="preserve"> and OpenCV libraries</w:t>
+      </w:r>
+    </w:p>
+    <w:p>
+      <w:r>
+        <w:t>s</w:t>
+      </w:r>
+      <w:r>
+        <w:t>ets scene: project aims, objectives and background)</w:t>
       </w:r>
     </w:p>
     <w:p>
@@ -1731,7 +1760,6 @@
           <w:rStyle w:val="normaltextrun"/>
           <w:rFonts w:cs="Calibri"/>
         </w:rPr>
-        <w:lastRenderedPageBreak/>
         <w:t>There will be a laptop that wireless communicates with an autonomous mobile robot. Feed it an image either pre-selected or through the laptop webcam (as a stretch goal)</w:t>
       </w:r>
       <w:r>
@@ -2031,7 +2059,11 @@
     </w:p>
     <w:p>
       <w:r>
-        <w:t>The template image is slid across the source image, one pixel at a time. At each position, a metric is calculated to measure how well the template matches that area of the source image. These metrics are stored in a result matrix, where the brightest locations (or darkest, depending on the method) indicate the best matches.</w:t>
+        <w:t xml:space="preserve">The template image is slid across the source image, one pixel at a time. At each position, a metric is calculated to measure how well the template matches that area </w:t>
+      </w:r>
+      <w:r>
+        <w:lastRenderedPageBreak/>
+        <w:t>of the source image. These metrics are stored in a result matrix, where the brightest locations (or darkest, depending on the method) indicate the best matches.</w:t>
       </w:r>
     </w:p>
     <w:p>
@@ -2049,179 +2081,179 @@
     </w:p>
     <w:p>
       <w:r>
+        <w:t>OpenCV's `</w:t>
+      </w:r>
+      <w:proofErr w:type="spellStart"/>
+      <w:r>
+        <w:t>matchTemplate</w:t>
+      </w:r>
+      <w:proofErr w:type="spellEnd"/>
+      <w:r>
+        <w:t>()` function offers six matching methods: `TM_SQDIFF`, `TM_SQDIFF_NORMED`, `TM_CCORR`, `TM_CCORR_NORMED`, `TM_CCOEFF`, and `TM_CCOEFF_NORMED`</w:t>
+      </w:r>
+    </w:p>
+    <w:p>
+      <w:r>
+        <w:t>‘’’’</w:t>
+      </w:r>
+    </w:p>
+    <w:p>
+      <w:r>
+        <w:t>Initially the template image and image including the template was a big black X on a white sheet of paper, chosen with the understanding that the high contrast and simple shape would make the code simpler and cleaner</w:t>
+      </w:r>
+      <w:r>
+        <w:t xml:space="preserve">. This </w:t>
+      </w:r>
+      <w:r>
+        <w:t xml:space="preserve">did </w:t>
+      </w:r>
+      <w:r>
+        <w:t>allow</w:t>
+      </w:r>
+      <w:r>
+        <w:t xml:space="preserve"> </w:t>
+      </w:r>
+      <w:r>
+        <w:t>the image to be found easily however it also introduced more false positives in the surrounding environment</w:t>
+      </w:r>
+      <w:r>
+        <w:t>. it</w:t>
+      </w:r>
+      <w:r>
+        <w:t xml:space="preserve"> was very difficult to narrow the accuracy threshold</w:t>
+      </w:r>
+      <w:r>
+        <w:t xml:space="preserve"> to a point where the shape would still be found and false positives where uncommon</w:t>
+      </w:r>
+      <w:r>
+        <w:t>.</w:t>
+      </w:r>
+      <w:r>
+        <w:t xml:space="preserve"> So a new template image of a simple cat face was used from this point onwards.</w:t>
+      </w:r>
+      <w:r>
+        <w:t xml:space="preserve"> The more complex template meant the environment was unlikely to contain the template. This did however introduce the issue of too high accuracy for the template matching as the image had to be a certain orientation and distance away for the match to be successful.</w:t>
+      </w:r>
+    </w:p>
+    <w:p>
+      <w:r>
+        <w:t xml:space="preserve">The next step was to check for rotations of the template at various scales. In a static image and in testing this worked perfectly and as expected, however with the live camera frames being matched against the various scales and rotations of the template, the video became </w:t>
+      </w:r>
+      <w:proofErr w:type="spellStart"/>
+      <w:r>
+        <w:t>stuttery</w:t>
+      </w:r>
+      <w:proofErr w:type="spellEnd"/>
+      <w:r>
+        <w:t xml:space="preserve"> and slow. The frame took time to be processed and as such the </w:t>
+      </w:r>
+      <w:proofErr w:type="spellStart"/>
+      <w:r>
+        <w:t>imshow</w:t>
+      </w:r>
+      <w:proofErr w:type="spellEnd"/>
+      <w:r>
+        <w:t xml:space="preserve"> command could only be done when the full set of matchings had been completed. </w:t>
+      </w:r>
+    </w:p>
+    <w:p>
+      <w:r>
+        <w:t>‘’’</w:t>
+      </w:r>
+    </w:p>
+    <w:p>
+      <w:r>
+        <w:t>DECIDED TO GO WITH JUST SCALE AND NOT ROTATION and control the rotation of the image for this project</w:t>
+      </w:r>
+      <w:r>
+        <w:t xml:space="preserve">, also output the scale from </w:t>
+      </w:r>
+      <w:proofErr w:type="spellStart"/>
+      <w:r>
+        <w:t>fuction</w:t>
+      </w:r>
+      <w:proofErr w:type="spellEnd"/>
+      <w:r>
+        <w:t xml:space="preserve"> so it can be used to estimate distance away from target in movement sections of the project</w:t>
+      </w:r>
+    </w:p>
+    <w:p/>
+    <w:p>
+      <w:r>
+        <w:t xml:space="preserve">Realised I was basically using the generalised hough </w:t>
+      </w:r>
+      <w:proofErr w:type="spellStart"/>
+      <w:r>
+        <w:t>gui</w:t>
+      </w:r>
+      <w:proofErr w:type="spellEnd"/>
+      <w:r>
+        <w:t xml:space="preserve"> so swapped to that for ease</w:t>
+      </w:r>
+    </w:p>
+    <w:p>
+      <w:r>
+        <w:t>‘’’’</w:t>
+      </w:r>
+    </w:p>
+    <w:p>
+      <w:r>
+        <w:t>1: started with static black X on white background with a zoomed in / cropped image of the X as the template to match against</w:t>
+      </w:r>
+    </w:p>
+    <w:p>
+      <w:r>
+        <w:t>2. then moved to video feed with black x on phone moving it around</w:t>
+      </w:r>
+    </w:p>
+    <w:p>
+      <w:r>
+        <w:t>- printed out X to remove phone glare</w:t>
+      </w:r>
+    </w:p>
+    <w:p>
+      <w:r>
+        <w:t xml:space="preserve">- </w:t>
+      </w:r>
+      <w:proofErr w:type="spellStart"/>
+      <w:r>
+        <w:t>swappd</w:t>
+      </w:r>
+      <w:proofErr w:type="spellEnd"/>
+      <w:r>
+        <w:t xml:space="preserve"> template and image to cat face as the X had minimal detail making accuracy with thresholds </w:t>
+      </w:r>
+      <w:proofErr w:type="spellStart"/>
+      <w:r>
+        <w:t>diffucult</w:t>
+      </w:r>
+      <w:proofErr w:type="spellEnd"/>
+      <w:r>
+        <w:t xml:space="preserve"> to narrow down</w:t>
+      </w:r>
+    </w:p>
+    <w:p>
+      <w:r>
+        <w:t>3. tested different algorithms</w:t>
+      </w:r>
+      <w:r>
+        <w:t xml:space="preserve">: </w:t>
+      </w:r>
+      <w:r>
+        <w:t>TM_SQDIFF_NORMED</w:t>
+      </w:r>
+      <w:r>
+        <w:t xml:space="preserve"> etc.</w:t>
+      </w:r>
+    </w:p>
+    <w:p>
+      <w:r>
         <w:lastRenderedPageBreak/>
-        <w:t>OpenCV's `</w:t>
-      </w:r>
-      <w:proofErr w:type="spellStart"/>
-      <w:r>
-        <w:t>matchTemplate</w:t>
-      </w:r>
-      <w:proofErr w:type="spellEnd"/>
-      <w:r>
-        <w:t>()` function offers six matching methods: `TM_SQDIFF`, `TM_SQDIFF_NORMED`, `TM_CCORR`, `TM_CCORR_NORMED`, `TM_CCOEFF`, and `TM_CCOEFF_NORMED`</w:t>
-      </w:r>
-    </w:p>
-    <w:p>
-      <w:r>
-        <w:t>‘’’’</w:t>
-      </w:r>
-    </w:p>
-    <w:p>
-      <w:r>
-        <w:t>Initially the template image and image including the template was a big black X on a white sheet of paper, chosen with the understanding that the high contrast and simple shape would make the code simpler and cleaner</w:t>
-      </w:r>
-      <w:r>
-        <w:t xml:space="preserve">. This </w:t>
-      </w:r>
-      <w:r>
-        <w:t xml:space="preserve">did </w:t>
-      </w:r>
-      <w:r>
-        <w:t>allow</w:t>
-      </w:r>
-      <w:r>
-        <w:t xml:space="preserve"> </w:t>
-      </w:r>
-      <w:r>
-        <w:t>the image to be found easily however it also introduced more false positives in the surrounding environment</w:t>
-      </w:r>
-      <w:r>
-        <w:t>. it</w:t>
-      </w:r>
-      <w:r>
-        <w:t xml:space="preserve"> was very difficult to narrow the accuracy threshold</w:t>
-      </w:r>
-      <w:r>
-        <w:t xml:space="preserve"> to a point where the shape would still be found and false positives where uncommon</w:t>
-      </w:r>
-      <w:r>
-        <w:t>.</w:t>
-      </w:r>
-      <w:r>
-        <w:t xml:space="preserve"> So a new template image of a simple cat face was used from this point onwards.</w:t>
-      </w:r>
-      <w:r>
-        <w:t xml:space="preserve"> The more complex template meant the environment was unlikely to contain the template. This did however introduce the issue of too high accuracy for the template matching as the image had to be a certain orientation and distance away for the match to be successful.</w:t>
-      </w:r>
-    </w:p>
-    <w:p>
-      <w:r>
-        <w:t xml:space="preserve">The next step was to check for rotations of the template at various scales. In a static image and in testing this worked perfectly and as expected, however with the live camera frames being matched against the various scales and rotations of the template, the video became </w:t>
-      </w:r>
-      <w:proofErr w:type="spellStart"/>
-      <w:r>
-        <w:t>stuttery</w:t>
-      </w:r>
-      <w:proofErr w:type="spellEnd"/>
-      <w:r>
-        <w:t xml:space="preserve"> and slow. The frame took time to be processed and as such the </w:t>
-      </w:r>
-      <w:proofErr w:type="spellStart"/>
-      <w:r>
-        <w:t>imshow</w:t>
-      </w:r>
-      <w:proofErr w:type="spellEnd"/>
-      <w:r>
-        <w:t xml:space="preserve"> command could only be done when the full set of matchings had been completed. </w:t>
-      </w:r>
-    </w:p>
-    <w:p>
-      <w:r>
-        <w:t>‘’’</w:t>
-      </w:r>
-    </w:p>
-    <w:p>
-      <w:r>
-        <w:t>DECIDED TO GO WITH JUST SCALE AND NOT ROTATION and control the rotation of the image for this project</w:t>
-      </w:r>
-      <w:r>
-        <w:t xml:space="preserve">, also output the scale from </w:t>
-      </w:r>
-      <w:proofErr w:type="spellStart"/>
-      <w:r>
-        <w:t>fuction</w:t>
-      </w:r>
-      <w:proofErr w:type="spellEnd"/>
-      <w:r>
-        <w:t xml:space="preserve"> so it can be used to estimate distance away from target in movement sections of the project</w:t>
-      </w:r>
-    </w:p>
-    <w:p/>
-    <w:p>
-      <w:r>
-        <w:t xml:space="preserve">Realised I was basically using the generalised hough </w:t>
-      </w:r>
-      <w:proofErr w:type="spellStart"/>
-      <w:r>
-        <w:t>gui</w:t>
-      </w:r>
-      <w:proofErr w:type="spellEnd"/>
-      <w:r>
-        <w:t xml:space="preserve"> so swapped to that for ease</w:t>
-      </w:r>
-    </w:p>
-    <w:p>
-      <w:r>
-        <w:t>‘’’’</w:t>
-      </w:r>
-    </w:p>
-    <w:p>
-      <w:r>
-        <w:t>1: started with static black X on white background with a zoomed in / cropped image of the X as the template to match against</w:t>
-      </w:r>
-    </w:p>
-    <w:p>
-      <w:r>
-        <w:t>2. then moved to video feed with black x on phone moving it around</w:t>
-      </w:r>
-    </w:p>
-    <w:p>
-      <w:r>
-        <w:t>- printed out X to remove phone glare</w:t>
-      </w:r>
-    </w:p>
-    <w:p>
+        <w:tab/>
+      </w:r>
       <w:r>
         <w:t xml:space="preserve">- </w:t>
       </w:r>
-      <w:proofErr w:type="spellStart"/>
-      <w:r>
-        <w:t>swappd</w:t>
-      </w:r>
-      <w:proofErr w:type="spellEnd"/>
-      <w:r>
-        <w:t xml:space="preserve"> template and image to cat face as the X had minimal detail making accuracy with thresholds </w:t>
-      </w:r>
-      <w:proofErr w:type="spellStart"/>
-      <w:r>
-        <w:t>diffucult</w:t>
-      </w:r>
-      <w:proofErr w:type="spellEnd"/>
-      <w:r>
-        <w:t xml:space="preserve"> to narrow down</w:t>
-      </w:r>
-    </w:p>
-    <w:p>
-      <w:r>
-        <w:t>3. tested different algorithms</w:t>
-      </w:r>
-      <w:r>
-        <w:t xml:space="preserve">: </w:t>
-      </w:r>
-      <w:r>
-        <w:t>TM_SQDIFF_NORMED</w:t>
-      </w:r>
-      <w:r>
-        <w:t xml:space="preserve"> etc.</w:t>
-      </w:r>
-    </w:p>
-    <w:p>
-      <w:r>
-        <w:tab/>
-      </w:r>
-      <w:r>
-        <w:t xml:space="preserve">- </w:t>
-      </w:r>
       <w:r>
         <w:t>Include some background info and maths about how they work</w:t>
       </w:r>
@@ -2239,7 +2271,6 @@
     </w:p>
     <w:p>
       <w:r>
-        <w:lastRenderedPageBreak/>
         <w:t>Look for colour black and scan only that area take moment of black?</w:t>
       </w:r>
     </w:p>
@@ -2485,6 +2516,7 @@
     <w:p/>
     <w:p>
       <w:r>
+        <w:lastRenderedPageBreak/>
         <w:t xml:space="preserve">Z. Zhang and H. Shang, "Low-cost Solution for Vision-based Robotic Grasping," 2021 International Conference on Networking Systems of AI (INSAI), Shanghai, China, 2021, pp. 54-61, </w:t>
       </w:r>
       <w:proofErr w:type="spellStart"/>
@@ -2565,7 +2597,6 @@
         <w:rPr>
           <w:noProof/>
         </w:rPr>
-        <w:lastRenderedPageBreak/>
         <w:drawing>
           <wp:inline distT="0" distB="0" distL="0" distR="0" wp14:anchorId="7DD5F387" wp14:editId="6BA483C1">
             <wp:extent cx="3809072" cy="3381153"/>
@@ -2705,7 +2736,11 @@
         <w:t xml:space="preserve"> on 2025-02-07 14:40:19.</w:t>
       </w:r>
     </w:p>
-    <w:p/>
+    <w:p>
+      <w:r>
+        <w:t>The classic article by B. Lucas and T. Kanade, An Iterative Image Registration Technique with an Application to Stereo Vision, at the Int. Joint Conference in Artificial Intelligence, pp. 674-679, 1981, describes the original feature point tracking algorithm.</w:t>
+      </w:r>
+    </w:p>
     <w:p>
       <w:pPr>
         <w:pStyle w:val="Heading2"/>
@@ -2713,6 +2748,7 @@
       <w:bookmarkStart w:id="14" w:name="_Toc188629968"/>
       <w:commentRangeStart w:id="15"/>
       <w:r>
+        <w:lastRenderedPageBreak/>
         <w:t>6</w:t>
       </w:r>
       <w:r>
@@ -2739,7 +2775,6 @@
         <w:rPr>
           <w:noProof/>
         </w:rPr>
-        <w:lastRenderedPageBreak/>
         <w:drawing>
           <wp:anchor distT="0" distB="0" distL="114300" distR="114300" simplePos="0" relativeHeight="251661312" behindDoc="0" locked="0" layoutInCell="1" allowOverlap="1" wp14:anchorId="3CAE078B" wp14:editId="7B6439B5">
             <wp:simplePos x="0" y="0"/>
@@ -3229,6 +3264,127 @@
 <file path=word/numbering.xml><?xml version="1.0" encoding="utf-8"?>
 <w:numbering xmlns:wpc="http://schemas.microsoft.com/office/word/2010/wordprocessingCanvas" xmlns:cx="http://schemas.microsoft.com/office/drawing/2014/chartex" xmlns:cx1="http://schemas.microsoft.com/office/drawing/2015/9/8/chartex" xmlns:cx2="http://schemas.microsoft.com/office/drawing/2015/10/21/chartex" xmlns:cx3="http://schemas.microsoft.com/office/drawing/2016/5/9/chartex" xmlns:cx4="http://schemas.microsoft.com/office/drawing/2016/5/10/chartex" xmlns:cx5="http://schemas.microsoft.com/office/drawing/2016/5/11/chartex" xmlns:cx6="http://schemas.microsoft.com/office/drawing/2016/5/12/chartex" xmlns:cx7="http://schemas.microsoft.com/office/drawing/2016/5/13/chartex" xmlns:cx8="http://schemas.microsoft.com/office/drawing/2016/5/14/chartex" xmlns:mc="http://schemas.openxmlformats.org/markup-compatibility/2006" xmlns:aink="http://schemas.microsoft.com/office/drawing/2016/ink" xmlns:am3d="http://schemas.microsoft.com/office/drawing/2017/model3d" xmlns:o="urn:schemas-microsoft-com:office:office" xmlns:oel="http://schemas.microsoft.com/office/2019/extlst" xmlns:r="http://schemas.openxmlformats.org/officeDocument/2006/relationships" xmlns:m="http://schemas.openxmlformats.org/officeDocument/2006/math" xmlns:v="urn:schemas-microsoft-com:vml" xmlns:wp14="http://schemas.microsoft.com/office/word/2010/wordprocessingDrawing" xmlns:wp="http://schemas.openxmlformats.org/drawingml/2006/wordprocessingDrawing" xmlns:w10="urn:schemas-microsoft-com:office:word" xmlns:w="http://schemas.openxmlformats.org/wordprocessingml/2006/main" xmlns:w14="http://schemas.microsoft.com/office/word/2010/wordml" xmlns:w15="http://schemas.microsoft.com/office/word/2012/wordml" xmlns:w16cex="http://schemas.microsoft.com/office/word/2018/wordml/cex" xmlns:w16cid="http://schemas.microsoft.com/office/word/2016/wordml/cid" xmlns:w16="http://schemas.microsoft.com/office/word/2018/wordml" xmlns:w16du="http://schemas.microsoft.com/office/word/2023/wordml/word16du" xmlns:w16sdtdh="http://schemas.microsoft.com/office/word/2020/wordml/sdtdatahash" xmlns:w16sdtfl="http://schemas.microsoft.com/office/word/2024/wordml/sdtformatlock" xmlns:w16se="http://schemas.microsoft.com/office/word/2015/wordml/symex" xmlns:wpg="http://schemas.microsoft.com/office/word/2010/wordprocessingGroup" xmlns:wpi="http://schemas.microsoft.com/office/word/2010/wordprocessingInk" xmlns:wne="http://schemas.microsoft.com/office/word/2006/wordml" xmlns:wps="http://schemas.microsoft.com/office/word/2010/wordprocessingShape" mc:Ignorable="w14 w15 w16se w16cid w16 w16cex w16sdtdh w16sdtfl w16du wp14">
   <w:abstractNum w:abstractNumId="0" w15:restartNumberingAfterBreak="0">
+    <w:nsid w:val="03FE4EF1"/>
+    <w:multiLevelType w:val="multilevel"/>
+    <w:tmpl w:val="B808BED4"/>
+    <w:lvl w:ilvl="0">
+      <w:start w:val="1"/>
+      <w:numFmt w:val="decimal"/>
+      <w:lvlText w:val="%1."/>
+      <w:lvlJc w:val="left"/>
+      <w:pPr>
+        <w:ind w:left="720" w:hanging="360"/>
+      </w:pPr>
+      <w:rPr>
+        <w:rFonts w:hint="default"/>
+      </w:rPr>
+    </w:lvl>
+    <w:lvl w:ilvl="1">
+      <w:start w:val="2"/>
+      <w:numFmt w:val="decimal"/>
+      <w:isLgl/>
+      <w:lvlText w:val="%1.%2"/>
+      <w:lvlJc w:val="left"/>
+      <w:pPr>
+        <w:ind w:left="1185" w:hanging="465"/>
+      </w:pPr>
+      <w:rPr>
+        <w:rFonts w:hint="default"/>
+      </w:rPr>
+    </w:lvl>
+    <w:lvl w:ilvl="2">
+      <w:start w:val="1"/>
+      <w:numFmt w:val="decimal"/>
+      <w:isLgl/>
+      <w:lvlText w:val="%1.%2.%3"/>
+      <w:lvlJc w:val="left"/>
+      <w:pPr>
+        <w:ind w:left="1800" w:hanging="720"/>
+      </w:pPr>
+      <w:rPr>
+        <w:rFonts w:hint="default"/>
+      </w:rPr>
+    </w:lvl>
+    <w:lvl w:ilvl="3">
+      <w:start w:val="1"/>
+      <w:numFmt w:val="decimal"/>
+      <w:isLgl/>
+      <w:lvlText w:val="%1.%2.%3.%4"/>
+      <w:lvlJc w:val="left"/>
+      <w:pPr>
+        <w:ind w:left="2520" w:hanging="1080"/>
+      </w:pPr>
+      <w:rPr>
+        <w:rFonts w:hint="default"/>
+      </w:rPr>
+    </w:lvl>
+    <w:lvl w:ilvl="4">
+      <w:start w:val="1"/>
+      <w:numFmt w:val="decimal"/>
+      <w:isLgl/>
+      <w:lvlText w:val="%1.%2.%3.%4.%5"/>
+      <w:lvlJc w:val="left"/>
+      <w:pPr>
+        <w:ind w:left="2880" w:hanging="1080"/>
+      </w:pPr>
+      <w:rPr>
+        <w:rFonts w:hint="default"/>
+      </w:rPr>
+    </w:lvl>
+    <w:lvl w:ilvl="5">
+      <w:start w:val="1"/>
+      <w:numFmt w:val="decimal"/>
+      <w:isLgl/>
+      <w:lvlText w:val="%1.%2.%3.%4.%5.%6"/>
+      <w:lvlJc w:val="left"/>
+      <w:pPr>
+        <w:ind w:left="3600" w:hanging="1440"/>
+      </w:pPr>
+      <w:rPr>
+        <w:rFonts w:hint="default"/>
+      </w:rPr>
+    </w:lvl>
+    <w:lvl w:ilvl="6">
+      <w:start w:val="1"/>
+      <w:numFmt w:val="decimal"/>
+      <w:isLgl/>
+      <w:lvlText w:val="%1.%2.%3.%4.%5.%6.%7"/>
+      <w:lvlJc w:val="left"/>
+      <w:pPr>
+        <w:ind w:left="3960" w:hanging="1440"/>
+      </w:pPr>
+      <w:rPr>
+        <w:rFonts w:hint="default"/>
+      </w:rPr>
+    </w:lvl>
+    <w:lvl w:ilvl="7">
+      <w:start w:val="1"/>
+      <w:numFmt w:val="decimal"/>
+      <w:isLgl/>
+      <w:lvlText w:val="%1.%2.%3.%4.%5.%6.%7.%8"/>
+      <w:lvlJc w:val="left"/>
+      <w:pPr>
+        <w:ind w:left="4680" w:hanging="1800"/>
+      </w:pPr>
+      <w:rPr>
+        <w:rFonts w:hint="default"/>
+      </w:rPr>
+    </w:lvl>
+    <w:lvl w:ilvl="8">
+      <w:start w:val="1"/>
+      <w:numFmt w:val="decimal"/>
+      <w:isLgl/>
+      <w:lvlText w:val="%1.%2.%3.%4.%5.%6.%7.%8.%9"/>
+      <w:lvlJc w:val="left"/>
+      <w:pPr>
+        <w:ind w:left="5040" w:hanging="1800"/>
+      </w:pPr>
+      <w:rPr>
+        <w:rFonts w:hint="default"/>
+      </w:rPr>
+    </w:lvl>
+  </w:abstractNum>
+  <w:abstractNum w:abstractNumId="1" w15:restartNumberingAfterBreak="0">
     <w:nsid w:val="050F3D7B"/>
     <w:multiLevelType w:val="hybridMultilevel"/>
     <w:tmpl w:val="9C4EF228"/>
@@ -3341,7 +3497,7 @@
       </w:rPr>
     </w:lvl>
   </w:abstractNum>
-  <w:abstractNum w:abstractNumId="1" w15:restartNumberingAfterBreak="0">
+  <w:abstractNum w:abstractNumId="2" w15:restartNumberingAfterBreak="0">
     <w:nsid w:val="0C2F1239"/>
     <w:multiLevelType w:val="multilevel"/>
     <w:tmpl w:val="930A6004"/>
@@ -3490,7 +3646,7 @@
       </w:rPr>
     </w:lvl>
   </w:abstractNum>
-  <w:abstractNum w:abstractNumId="2" w15:restartNumberingAfterBreak="0">
+  <w:abstractNum w:abstractNumId="3" w15:restartNumberingAfterBreak="0">
     <w:nsid w:val="1D1022C7"/>
     <w:multiLevelType w:val="hybridMultilevel"/>
     <w:tmpl w:val="34D4FD44"/>
@@ -3579,7 +3735,7 @@
       </w:pPr>
     </w:lvl>
   </w:abstractNum>
-  <w:abstractNum w:abstractNumId="3" w15:restartNumberingAfterBreak="0">
+  <w:abstractNum w:abstractNumId="4" w15:restartNumberingAfterBreak="0">
     <w:nsid w:val="1E6E0E94"/>
     <w:multiLevelType w:val="hybridMultilevel"/>
     <w:tmpl w:val="F1747394"/>
@@ -3692,7 +3848,7 @@
       </w:rPr>
     </w:lvl>
   </w:abstractNum>
-  <w:abstractNum w:abstractNumId="4" w15:restartNumberingAfterBreak="0">
+  <w:abstractNum w:abstractNumId="5" w15:restartNumberingAfterBreak="0">
     <w:nsid w:val="21CA6EA0"/>
     <w:multiLevelType w:val="multilevel"/>
     <w:tmpl w:val="8E6EB5DA"/>
@@ -3805,7 +3961,7 @@
       </w:rPr>
     </w:lvl>
   </w:abstractNum>
-  <w:abstractNum w:abstractNumId="5" w15:restartNumberingAfterBreak="0">
+  <w:abstractNum w:abstractNumId="6" w15:restartNumberingAfterBreak="0">
     <w:nsid w:val="28835AD8"/>
     <w:multiLevelType w:val="multilevel"/>
     <w:tmpl w:val="D7C8AC48"/>
@@ -3954,7 +4110,7 @@
       </w:rPr>
     </w:lvl>
   </w:abstractNum>
-  <w:abstractNum w:abstractNumId="6" w15:restartNumberingAfterBreak="0">
+  <w:abstractNum w:abstractNumId="7" w15:restartNumberingAfterBreak="0">
     <w:nsid w:val="2E6503EA"/>
     <w:multiLevelType w:val="hybridMultilevel"/>
     <w:tmpl w:val="B7E691EE"/>
@@ -4067,7 +4223,7 @@
       </w:rPr>
     </w:lvl>
   </w:abstractNum>
-  <w:abstractNum w:abstractNumId="7" w15:restartNumberingAfterBreak="0">
+  <w:abstractNum w:abstractNumId="8" w15:restartNumberingAfterBreak="0">
     <w:nsid w:val="3B363DA8"/>
     <w:multiLevelType w:val="hybridMultilevel"/>
     <w:tmpl w:val="4E348AD8"/>
@@ -4180,7 +4336,7 @@
       </w:rPr>
     </w:lvl>
   </w:abstractNum>
-  <w:abstractNum w:abstractNumId="8" w15:restartNumberingAfterBreak="0">
+  <w:abstractNum w:abstractNumId="9" w15:restartNumberingAfterBreak="0">
     <w:nsid w:val="4E7B7C2C"/>
     <w:multiLevelType w:val="multilevel"/>
     <w:tmpl w:val="0CF0CE90"/>
@@ -4293,7 +4449,7 @@
       </w:rPr>
     </w:lvl>
   </w:abstractNum>
-  <w:abstractNum w:abstractNumId="9" w15:restartNumberingAfterBreak="0">
+  <w:abstractNum w:abstractNumId="10" w15:restartNumberingAfterBreak="0">
     <w:nsid w:val="4F5832BF"/>
     <w:multiLevelType w:val="hybridMultilevel"/>
     <w:tmpl w:val="E8604DDE"/>
@@ -4406,7 +4562,7 @@
       </w:rPr>
     </w:lvl>
   </w:abstractNum>
-  <w:abstractNum w:abstractNumId="10" w15:restartNumberingAfterBreak="0">
+  <w:abstractNum w:abstractNumId="11" w15:restartNumberingAfterBreak="0">
     <w:nsid w:val="5AC57A34"/>
     <w:multiLevelType w:val="multilevel"/>
     <w:tmpl w:val="CEB464DE"/>
@@ -4520,36 +4676,39 @@
     </w:lvl>
   </w:abstractNum>
   <w:num w:numId="1" w16cid:durableId="517232202">
+    <w:abstractNumId w:val="3"/>
+  </w:num>
+  <w:num w:numId="2" w16cid:durableId="79757340">
+    <w:abstractNumId w:val="5"/>
+  </w:num>
+  <w:num w:numId="3" w16cid:durableId="1666321723">
+    <w:abstractNumId w:val="6"/>
+  </w:num>
+  <w:num w:numId="4" w16cid:durableId="1224171887">
+    <w:abstractNumId w:val="8"/>
+  </w:num>
+  <w:num w:numId="5" w16cid:durableId="2087652210">
+    <w:abstractNumId w:val="9"/>
+  </w:num>
+  <w:num w:numId="6" w16cid:durableId="2138794079">
     <w:abstractNumId w:val="2"/>
   </w:num>
-  <w:num w:numId="2" w16cid:durableId="79757340">
+  <w:num w:numId="7" w16cid:durableId="850220055">
+    <w:abstractNumId w:val="7"/>
+  </w:num>
+  <w:num w:numId="8" w16cid:durableId="1642879934">
+    <w:abstractNumId w:val="10"/>
+  </w:num>
+  <w:num w:numId="9" w16cid:durableId="1108234879">
     <w:abstractNumId w:val="4"/>
   </w:num>
-  <w:num w:numId="3" w16cid:durableId="1666321723">
-    <w:abstractNumId w:val="5"/>
+  <w:num w:numId="10" w16cid:durableId="29428114">
+    <w:abstractNumId w:val="11"/>
   </w:num>
-  <w:num w:numId="4" w16cid:durableId="1224171887">
-    <w:abstractNumId w:val="7"/>
-  </w:num>
-  <w:num w:numId="5" w16cid:durableId="2087652210">
-    <w:abstractNumId w:val="8"/>
-  </w:num>
-  <w:num w:numId="6" w16cid:durableId="2138794079">
+  <w:num w:numId="11" w16cid:durableId="403719462">
     <w:abstractNumId w:val="1"/>
   </w:num>
-  <w:num w:numId="7" w16cid:durableId="850220055">
-    <w:abstractNumId w:val="6"/>
-  </w:num>
-  <w:num w:numId="8" w16cid:durableId="1642879934">
-    <w:abstractNumId w:val="9"/>
-  </w:num>
-  <w:num w:numId="9" w16cid:durableId="1108234879">
-    <w:abstractNumId w:val="3"/>
-  </w:num>
-  <w:num w:numId="10" w16cid:durableId="29428114">
-    <w:abstractNumId w:val="10"/>
-  </w:num>
-  <w:num w:numId="11" w16cid:durableId="403719462">
+  <w:num w:numId="12" w16cid:durableId="981688844">
     <w:abstractNumId w:val="0"/>
   </w:num>
 </w:numbering>
@@ -5170,7 +5329,6 @@
   <w:style w:type="character" w:default="1" w:styleId="DefaultParagraphFont">
     <w:name w:val="Default Paragraph Font"/>
     <w:uiPriority w:val="1"/>
-    <w:semiHidden/>
     <w:unhideWhenUsed/>
   </w:style>
   <w:style w:type="table" w:default="1" w:styleId="TableNormal">

--- a/Project Report in Progress.docx
+++ b/Project Report in Progress.docx
@@ -114,7 +114,7 @@
                                   <w:tblLook w:val="04A0" w:firstRow="1" w:lastRow="0" w:firstColumn="1" w:lastColumn="0" w:noHBand="0" w:noVBand="1"/>
                                 </w:tblPr>
                                 <w:tblGrid>
-                                  <w:gridCol w:w="5001"/>
+                                  <w:gridCol w:w="6242"/>
                                   <w:gridCol w:w="2281"/>
                                 </w:tblGrid>
                                 <w:tr>
@@ -165,7 +165,36 @@
                                               <w:sz w:val="72"/>
                                               <w:szCs w:val="72"/>
                                             </w:rPr>
-                                            <w:t>PROJ300 : Mobile Searching Robot</w:t>
+                                            <w:t>PROJ</w:t>
+                                          </w:r>
+                                          <w:proofErr w:type="gramStart"/>
+                                          <w:r>
+                                            <w:rPr>
+                                              <w:caps/>
+                                              <w:color w:val="191919" w:themeColor="text1" w:themeTint="E6"/>
+                                              <w:sz w:val="72"/>
+                                              <w:szCs w:val="72"/>
+                                            </w:rPr>
+                                            <w:t>300 :</w:t>
+                                          </w:r>
+                                          <w:proofErr w:type="gramEnd"/>
+                                          <w:r>
+                                            <w:rPr>
+                                              <w:caps/>
+                                              <w:color w:val="191919" w:themeColor="text1" w:themeTint="E6"/>
+                                              <w:sz w:val="72"/>
+                                              <w:szCs w:val="72"/>
+                                            </w:rPr>
+                                            <w:t xml:space="preserve"> </w:t>
+                                          </w:r>
+                                          <w:r>
+                                            <w:rPr>
+                                              <w:caps/>
+                                              <w:color w:val="191919" w:themeColor="text1" w:themeTint="E6"/>
+                                              <w:sz w:val="72"/>
+                                              <w:szCs w:val="72"/>
+                                            </w:rPr>
+                                            <w:t>Image Matching exploration?</w:t>
                                           </w:r>
                                         </w:p>
                                       </w:sdtContent>
@@ -387,7 +416,7 @@
                             <w:tblLook w:val="04A0" w:firstRow="1" w:lastRow="0" w:firstColumn="1" w:lastColumn="0" w:noHBand="0" w:noVBand="1"/>
                           </w:tblPr>
                           <w:tblGrid>
-                            <w:gridCol w:w="5001"/>
+                            <w:gridCol w:w="6242"/>
                             <w:gridCol w:w="2281"/>
                           </w:tblGrid>
                           <w:tr>
@@ -438,7 +467,36 @@
                                         <w:sz w:val="72"/>
                                         <w:szCs w:val="72"/>
                                       </w:rPr>
-                                      <w:t>PROJ300 : Mobile Searching Robot</w:t>
+                                      <w:t>PROJ</w:t>
+                                    </w:r>
+                                    <w:proofErr w:type="gramStart"/>
+                                    <w:r>
+                                      <w:rPr>
+                                        <w:caps/>
+                                        <w:color w:val="191919" w:themeColor="text1" w:themeTint="E6"/>
+                                        <w:sz w:val="72"/>
+                                        <w:szCs w:val="72"/>
+                                      </w:rPr>
+                                      <w:t>300 :</w:t>
+                                    </w:r>
+                                    <w:proofErr w:type="gramEnd"/>
+                                    <w:r>
+                                      <w:rPr>
+                                        <w:caps/>
+                                        <w:color w:val="191919" w:themeColor="text1" w:themeTint="E6"/>
+                                        <w:sz w:val="72"/>
+                                        <w:szCs w:val="72"/>
+                                      </w:rPr>
+                                      <w:t xml:space="preserve"> </w:t>
+                                    </w:r>
+                                    <w:r>
+                                      <w:rPr>
+                                        <w:caps/>
+                                        <w:color w:val="191919" w:themeColor="text1" w:themeTint="E6"/>
+                                        <w:sz w:val="72"/>
+                                        <w:szCs w:val="72"/>
+                                      </w:rPr>
+                                      <w:t>Image Matching exploration?</w:t>
                                     </w:r>
                                   </w:p>
                                 </w:sdtContent>
@@ -639,7 +697,27 @@
         </w:p>
       </w:sdtContent>
     </w:sdt>
-    <w:p/>
+    <w:p>
+      <w:pPr>
+        <w:pStyle w:val="Heading2"/>
+      </w:pPr>
+      <w:bookmarkStart w:id="0" w:name="_Toc196735383"/>
+      <w:r>
+        <w:lastRenderedPageBreak/>
+        <w:t>Summary</w:t>
+      </w:r>
+      <w:bookmarkEnd w:id="0"/>
+    </w:p>
+    <w:p>
+      <w:pPr>
+        <w:pStyle w:val="Heading2"/>
+      </w:pPr>
+      <w:bookmarkStart w:id="1" w:name="_Toc196735384"/>
+      <w:r>
+        <w:t>Acknowledgements</w:t>
+      </w:r>
+      <w:bookmarkEnd w:id="1"/>
+    </w:p>
     <w:sdt>
       <w:sdtPr>
         <w:rPr>
@@ -695,13 +773,13 @@
           <w:r>
             <w:fldChar w:fldCharType="separate"/>
           </w:r>
-          <w:hyperlink w:anchor="_Toc188629958" w:history="1">
+          <w:hyperlink w:anchor="_Toc196735383" w:history="1">
             <w:r>
               <w:rPr>
                 <w:rStyle w:val="Hyperlink"/>
                 <w:noProof/>
               </w:rPr>
-              <w:t>Glossary</w:t>
+              <w:t>Summary</w:t>
             </w:r>
             <w:r>
               <w:rPr>
@@ -722,7 +800,7 @@
                 <w:noProof/>
                 <w:webHidden/>
               </w:rPr>
-              <w:instrText xml:space="preserve"> PAGEREF _Toc188629958 \h </w:instrText>
+              <w:instrText xml:space="preserve"> PAGEREF _Toc196735383 \h </w:instrText>
             </w:r>
             <w:r>
               <w:rPr>
@@ -766,13 +844,13 @@
               <w:lang w:eastAsia="en-GB"/>
             </w:rPr>
           </w:pPr>
-          <w:hyperlink w:anchor="_Toc188629959" w:history="1">
+          <w:hyperlink w:anchor="_Toc196735384" w:history="1">
             <w:r>
               <w:rPr>
                 <w:rStyle w:val="Hyperlink"/>
                 <w:noProof/>
               </w:rPr>
-              <w:t>1. Introduction</w:t>
+              <w:t>Acknowledgements</w:t>
             </w:r>
             <w:r>
               <w:rPr>
@@ -793,7 +871,7 @@
                 <w:noProof/>
                 <w:webHidden/>
               </w:rPr>
-              <w:instrText xml:space="preserve"> PAGEREF _Toc188629959 \h </w:instrText>
+              <w:instrText xml:space="preserve"> PAGEREF _Toc196735384 \h </w:instrText>
             </w:r>
             <w:r>
               <w:rPr>
@@ -814,6 +892,182 @@
                 <w:webHidden/>
               </w:rPr>
               <w:t>1</w:t>
+            </w:r>
+            <w:r>
+              <w:rPr>
+                <w:noProof/>
+                <w:webHidden/>
+              </w:rPr>
+              <w:fldChar w:fldCharType="end"/>
+            </w:r>
+          </w:hyperlink>
+        </w:p>
+        <w:p>
+          <w:pPr>
+            <w:pStyle w:val="TOC2"/>
+            <w:tabs>
+              <w:tab w:val="left" w:pos="720"/>
+              <w:tab w:val="right" w:leader="dot" w:pos="9016"/>
+            </w:tabs>
+            <w:rPr>
+              <w:rFonts w:eastAsiaTheme="minorEastAsia"/>
+              <w:noProof/>
+              <w:szCs w:val="24"/>
+              <w:lang w:eastAsia="en-GB"/>
+            </w:rPr>
+          </w:pPr>
+          <w:hyperlink w:anchor="_Toc196735385" w:history="1">
+            <w:r>
+              <w:rPr>
+                <w:rStyle w:val="Hyperlink"/>
+                <w:noProof/>
+              </w:rPr>
+              <w:t>1.</w:t>
+            </w:r>
+            <w:r>
+              <w:rPr>
+                <w:rFonts w:eastAsiaTheme="minorEastAsia"/>
+                <w:noProof/>
+                <w:szCs w:val="24"/>
+                <w:lang w:eastAsia="en-GB"/>
+              </w:rPr>
+              <w:tab/>
+            </w:r>
+            <w:r>
+              <w:rPr>
+                <w:rStyle w:val="Hyperlink"/>
+                <w:noProof/>
+              </w:rPr>
+              <w:t>Introduction</w:t>
+            </w:r>
+            <w:r>
+              <w:rPr>
+                <w:noProof/>
+                <w:webHidden/>
+              </w:rPr>
+              <w:tab/>
+            </w:r>
+            <w:r>
+              <w:rPr>
+                <w:noProof/>
+                <w:webHidden/>
+              </w:rPr>
+              <w:fldChar w:fldCharType="begin"/>
+            </w:r>
+            <w:r>
+              <w:rPr>
+                <w:noProof/>
+                <w:webHidden/>
+              </w:rPr>
+              <w:instrText xml:space="preserve"> PAGEREF _Toc196735385 \h </w:instrText>
+            </w:r>
+            <w:r>
+              <w:rPr>
+                <w:noProof/>
+                <w:webHidden/>
+              </w:rPr>
+            </w:r>
+            <w:r>
+              <w:rPr>
+                <w:noProof/>
+                <w:webHidden/>
+              </w:rPr>
+              <w:fldChar w:fldCharType="separate"/>
+            </w:r>
+            <w:r>
+              <w:rPr>
+                <w:noProof/>
+                <w:webHidden/>
+              </w:rPr>
+              <w:t>1</w:t>
+            </w:r>
+            <w:r>
+              <w:rPr>
+                <w:noProof/>
+                <w:webHidden/>
+              </w:rPr>
+              <w:fldChar w:fldCharType="end"/>
+            </w:r>
+          </w:hyperlink>
+        </w:p>
+        <w:p>
+          <w:pPr>
+            <w:pStyle w:val="TOC2"/>
+            <w:tabs>
+              <w:tab w:val="left" w:pos="720"/>
+              <w:tab w:val="right" w:leader="dot" w:pos="9016"/>
+            </w:tabs>
+            <w:rPr>
+              <w:rFonts w:eastAsiaTheme="minorEastAsia"/>
+              <w:noProof/>
+              <w:szCs w:val="24"/>
+              <w:lang w:eastAsia="en-GB"/>
+            </w:rPr>
+          </w:pPr>
+          <w:hyperlink w:anchor="_Toc196735386" w:history="1">
+            <w:r>
+              <w:rPr>
+                <w:rStyle w:val="Hyperlink"/>
+                <w:noProof/>
+              </w:rPr>
+              <w:t>2.</w:t>
+            </w:r>
+            <w:r>
+              <w:rPr>
+                <w:rFonts w:eastAsiaTheme="minorEastAsia"/>
+                <w:noProof/>
+                <w:szCs w:val="24"/>
+                <w:lang w:eastAsia="en-GB"/>
+              </w:rPr>
+              <w:tab/>
+            </w:r>
+            <w:r>
+              <w:rPr>
+                <w:rStyle w:val="Hyperlink"/>
+                <w:noProof/>
+              </w:rPr>
+              <w:t>Main Body</w:t>
+            </w:r>
+            <w:r>
+              <w:rPr>
+                <w:noProof/>
+                <w:webHidden/>
+              </w:rPr>
+              <w:tab/>
+            </w:r>
+            <w:r>
+              <w:rPr>
+                <w:noProof/>
+                <w:webHidden/>
+              </w:rPr>
+              <w:fldChar w:fldCharType="begin"/>
+            </w:r>
+            <w:r>
+              <w:rPr>
+                <w:noProof/>
+                <w:webHidden/>
+              </w:rPr>
+              <w:instrText xml:space="preserve"> PAGEREF _Toc196735386 \h </w:instrText>
+            </w:r>
+            <w:r>
+              <w:rPr>
+                <w:noProof/>
+                <w:webHidden/>
+              </w:rPr>
+            </w:r>
+            <w:r>
+              <w:rPr>
+                <w:noProof/>
+                <w:webHidden/>
+              </w:rPr>
+              <w:fldChar w:fldCharType="separate"/>
+            </w:r>
+            <w:r>
+              <w:rPr>
+                <w:noProof/>
+                <w:webHidden/>
+              </w:rPr>
+              <w:t>2</w:t>
             </w:r>
             <w:r>
               <w:rPr>
@@ -837,13 +1091,13 @@
               <w:lang w:eastAsia="en-GB"/>
             </w:rPr>
           </w:pPr>
-          <w:hyperlink w:anchor="_Toc188629960" w:history="1">
+          <w:hyperlink w:anchor="_Toc196735387" w:history="1">
             <w:r>
               <w:rPr>
                 <w:rStyle w:val="Hyperlink"/>
                 <w:noProof/>
               </w:rPr>
-              <w:t>1.1 Project Plan</w:t>
+              <w:t>Feature Matching</w:t>
             </w:r>
             <w:r>
               <w:rPr>
@@ -864,7 +1118,7 @@
                 <w:noProof/>
                 <w:webHidden/>
               </w:rPr>
-              <w:instrText xml:space="preserve"> PAGEREF _Toc188629960 \h </w:instrText>
+              <w:instrText xml:space="preserve"> PAGEREF _Toc196735387 \h </w:instrText>
             </w:r>
             <w:r>
               <w:rPr>
@@ -884,7 +1138,396 @@
                 <w:noProof/>
                 <w:webHidden/>
               </w:rPr>
-              <w:t>1</w:t>
+              <w:t>2</w:t>
+            </w:r>
+            <w:r>
+              <w:rPr>
+                <w:noProof/>
+                <w:webHidden/>
+              </w:rPr>
+              <w:fldChar w:fldCharType="end"/>
+            </w:r>
+          </w:hyperlink>
+        </w:p>
+        <w:p>
+          <w:pPr>
+            <w:pStyle w:val="TOC3"/>
+            <w:tabs>
+              <w:tab w:val="right" w:leader="dot" w:pos="9016"/>
+            </w:tabs>
+            <w:rPr>
+              <w:rFonts w:eastAsiaTheme="minorEastAsia"/>
+              <w:noProof/>
+              <w:szCs w:val="24"/>
+              <w:lang w:eastAsia="en-GB"/>
+            </w:rPr>
+          </w:pPr>
+          <w:hyperlink w:anchor="_Toc196735388" w:history="1">
+            <w:r>
+              <w:rPr>
+                <w:rStyle w:val="Hyperlink"/>
+                <w:noProof/>
+              </w:rPr>
+              <w:t>Object Matching</w:t>
+            </w:r>
+            <w:r>
+              <w:rPr>
+                <w:noProof/>
+                <w:webHidden/>
+              </w:rPr>
+              <w:tab/>
+            </w:r>
+            <w:r>
+              <w:rPr>
+                <w:noProof/>
+                <w:webHidden/>
+              </w:rPr>
+              <w:fldChar w:fldCharType="begin"/>
+            </w:r>
+            <w:r>
+              <w:rPr>
+                <w:noProof/>
+                <w:webHidden/>
+              </w:rPr>
+              <w:instrText xml:space="preserve"> PAGEREF _Toc196735388 \h </w:instrText>
+            </w:r>
+            <w:r>
+              <w:rPr>
+                <w:noProof/>
+                <w:webHidden/>
+              </w:rPr>
+            </w:r>
+            <w:r>
+              <w:rPr>
+                <w:noProof/>
+                <w:webHidden/>
+              </w:rPr>
+              <w:fldChar w:fldCharType="separate"/>
+            </w:r>
+            <w:r>
+              <w:rPr>
+                <w:noProof/>
+                <w:webHidden/>
+              </w:rPr>
+              <w:t>2</w:t>
+            </w:r>
+            <w:r>
+              <w:rPr>
+                <w:noProof/>
+                <w:webHidden/>
+              </w:rPr>
+              <w:fldChar w:fldCharType="end"/>
+            </w:r>
+          </w:hyperlink>
+        </w:p>
+        <w:p>
+          <w:pPr>
+            <w:pStyle w:val="TOC3"/>
+            <w:tabs>
+              <w:tab w:val="right" w:leader="dot" w:pos="9016"/>
+            </w:tabs>
+            <w:rPr>
+              <w:rFonts w:eastAsiaTheme="minorEastAsia"/>
+              <w:noProof/>
+              <w:szCs w:val="24"/>
+              <w:lang w:eastAsia="en-GB"/>
+            </w:rPr>
+          </w:pPr>
+          <w:hyperlink w:anchor="_Toc196735389" w:history="1">
+            <w:r>
+              <w:rPr>
+                <w:rStyle w:val="Hyperlink"/>
+                <w:noProof/>
+              </w:rPr>
+              <w:t>Template Matching</w:t>
+            </w:r>
+            <w:r>
+              <w:rPr>
+                <w:noProof/>
+                <w:webHidden/>
+              </w:rPr>
+              <w:tab/>
+            </w:r>
+            <w:r>
+              <w:rPr>
+                <w:noProof/>
+                <w:webHidden/>
+              </w:rPr>
+              <w:fldChar w:fldCharType="begin"/>
+            </w:r>
+            <w:r>
+              <w:rPr>
+                <w:noProof/>
+                <w:webHidden/>
+              </w:rPr>
+              <w:instrText xml:space="preserve"> PAGEREF _Toc196735389 \h </w:instrText>
+            </w:r>
+            <w:r>
+              <w:rPr>
+                <w:noProof/>
+                <w:webHidden/>
+              </w:rPr>
+            </w:r>
+            <w:r>
+              <w:rPr>
+                <w:noProof/>
+                <w:webHidden/>
+              </w:rPr>
+              <w:fldChar w:fldCharType="separate"/>
+            </w:r>
+            <w:r>
+              <w:rPr>
+                <w:noProof/>
+                <w:webHidden/>
+              </w:rPr>
+              <w:t>2</w:t>
+            </w:r>
+            <w:r>
+              <w:rPr>
+                <w:noProof/>
+                <w:webHidden/>
+              </w:rPr>
+              <w:fldChar w:fldCharType="end"/>
+            </w:r>
+          </w:hyperlink>
+        </w:p>
+        <w:p>
+          <w:pPr>
+            <w:pStyle w:val="TOC3"/>
+            <w:tabs>
+              <w:tab w:val="right" w:leader="dot" w:pos="9016"/>
+            </w:tabs>
+            <w:rPr>
+              <w:rFonts w:eastAsiaTheme="minorEastAsia"/>
+              <w:noProof/>
+              <w:szCs w:val="24"/>
+              <w:lang w:eastAsia="en-GB"/>
+            </w:rPr>
+          </w:pPr>
+          <w:hyperlink w:anchor="_Toc196735390" w:history="1">
+            <w:r>
+              <w:rPr>
+                <w:rStyle w:val="Hyperlink"/>
+                <w:noProof/>
+              </w:rPr>
+              <w:t>Generalized Hough Transform</w:t>
+            </w:r>
+            <w:r>
+              <w:rPr>
+                <w:noProof/>
+                <w:webHidden/>
+              </w:rPr>
+              <w:tab/>
+            </w:r>
+            <w:r>
+              <w:rPr>
+                <w:noProof/>
+                <w:webHidden/>
+              </w:rPr>
+              <w:fldChar w:fldCharType="begin"/>
+            </w:r>
+            <w:r>
+              <w:rPr>
+                <w:noProof/>
+                <w:webHidden/>
+              </w:rPr>
+              <w:instrText xml:space="preserve"> PAGEREF _Toc196735390 \h </w:instrText>
+            </w:r>
+            <w:r>
+              <w:rPr>
+                <w:noProof/>
+                <w:webHidden/>
+              </w:rPr>
+            </w:r>
+            <w:r>
+              <w:rPr>
+                <w:noProof/>
+                <w:webHidden/>
+              </w:rPr>
+              <w:fldChar w:fldCharType="separate"/>
+            </w:r>
+            <w:r>
+              <w:rPr>
+                <w:noProof/>
+                <w:webHidden/>
+              </w:rPr>
+              <w:t>2</w:t>
+            </w:r>
+            <w:r>
+              <w:rPr>
+                <w:noProof/>
+                <w:webHidden/>
+              </w:rPr>
+              <w:fldChar w:fldCharType="end"/>
+            </w:r>
+          </w:hyperlink>
+        </w:p>
+        <w:p>
+          <w:pPr>
+            <w:pStyle w:val="TOC2"/>
+            <w:tabs>
+              <w:tab w:val="left" w:pos="720"/>
+              <w:tab w:val="right" w:leader="dot" w:pos="9016"/>
+            </w:tabs>
+            <w:rPr>
+              <w:rFonts w:eastAsiaTheme="minorEastAsia"/>
+              <w:noProof/>
+              <w:szCs w:val="24"/>
+              <w:lang w:eastAsia="en-GB"/>
+            </w:rPr>
+          </w:pPr>
+          <w:hyperlink w:anchor="_Toc196735391" w:history="1">
+            <w:r>
+              <w:rPr>
+                <w:rStyle w:val="Hyperlink"/>
+                <w:noProof/>
+              </w:rPr>
+              <w:t>3.</w:t>
+            </w:r>
+            <w:r>
+              <w:rPr>
+                <w:rFonts w:eastAsiaTheme="minorEastAsia"/>
+                <w:noProof/>
+                <w:szCs w:val="24"/>
+                <w:lang w:eastAsia="en-GB"/>
+              </w:rPr>
+              <w:tab/>
+            </w:r>
+            <w:r>
+              <w:rPr>
+                <w:rStyle w:val="Hyperlink"/>
+                <w:noProof/>
+              </w:rPr>
+              <w:t>Project Management</w:t>
+            </w:r>
+            <w:r>
+              <w:rPr>
+                <w:noProof/>
+                <w:webHidden/>
+              </w:rPr>
+              <w:tab/>
+            </w:r>
+            <w:r>
+              <w:rPr>
+                <w:noProof/>
+                <w:webHidden/>
+              </w:rPr>
+              <w:fldChar w:fldCharType="begin"/>
+            </w:r>
+            <w:r>
+              <w:rPr>
+                <w:noProof/>
+                <w:webHidden/>
+              </w:rPr>
+              <w:instrText xml:space="preserve"> PAGEREF _Toc196735391 \h </w:instrText>
+            </w:r>
+            <w:r>
+              <w:rPr>
+                <w:noProof/>
+                <w:webHidden/>
+              </w:rPr>
+            </w:r>
+            <w:r>
+              <w:rPr>
+                <w:noProof/>
+                <w:webHidden/>
+              </w:rPr>
+              <w:fldChar w:fldCharType="separate"/>
+            </w:r>
+            <w:r>
+              <w:rPr>
+                <w:noProof/>
+                <w:webHidden/>
+              </w:rPr>
+              <w:t>2</w:t>
+            </w:r>
+            <w:r>
+              <w:rPr>
+                <w:noProof/>
+                <w:webHidden/>
+              </w:rPr>
+              <w:fldChar w:fldCharType="end"/>
+            </w:r>
+          </w:hyperlink>
+        </w:p>
+        <w:p>
+          <w:pPr>
+            <w:pStyle w:val="TOC2"/>
+            <w:tabs>
+              <w:tab w:val="left" w:pos="720"/>
+              <w:tab w:val="right" w:leader="dot" w:pos="9016"/>
+            </w:tabs>
+            <w:rPr>
+              <w:rFonts w:eastAsiaTheme="minorEastAsia"/>
+              <w:noProof/>
+              <w:szCs w:val="24"/>
+              <w:lang w:eastAsia="en-GB"/>
+            </w:rPr>
+          </w:pPr>
+          <w:hyperlink w:anchor="_Toc196735392" w:history="1">
+            <w:r>
+              <w:rPr>
+                <w:rStyle w:val="Hyperlink"/>
+                <w:noProof/>
+              </w:rPr>
+              <w:t>4.</w:t>
+            </w:r>
+            <w:r>
+              <w:rPr>
+                <w:rFonts w:eastAsiaTheme="minorEastAsia"/>
+                <w:noProof/>
+                <w:szCs w:val="24"/>
+                <w:lang w:eastAsia="en-GB"/>
+              </w:rPr>
+              <w:tab/>
+            </w:r>
+            <w:r>
+              <w:rPr>
+                <w:rStyle w:val="Hyperlink"/>
+                <w:noProof/>
+              </w:rPr>
+              <w:t>Conclusions</w:t>
+            </w:r>
+            <w:r>
+              <w:rPr>
+                <w:noProof/>
+                <w:webHidden/>
+              </w:rPr>
+              <w:tab/>
+            </w:r>
+            <w:r>
+              <w:rPr>
+                <w:noProof/>
+                <w:webHidden/>
+              </w:rPr>
+              <w:fldChar w:fldCharType="begin"/>
+            </w:r>
+            <w:r>
+              <w:rPr>
+                <w:noProof/>
+                <w:webHidden/>
+              </w:rPr>
+              <w:instrText xml:space="preserve"> PAGEREF _Toc196735392 \h </w:instrText>
+            </w:r>
+            <w:r>
+              <w:rPr>
+                <w:noProof/>
+                <w:webHidden/>
+              </w:rPr>
+            </w:r>
+            <w:r>
+              <w:rPr>
+                <w:noProof/>
+                <w:webHidden/>
+              </w:rPr>
+              <w:fldChar w:fldCharType="separate"/>
+            </w:r>
+            <w:r>
+              <w:rPr>
+                <w:noProof/>
+                <w:webHidden/>
+              </w:rPr>
+              <w:t>2</w:t>
             </w:r>
             <w:r>
               <w:rPr>
@@ -908,13 +1551,13 @@
               <w:lang w:eastAsia="en-GB"/>
             </w:rPr>
           </w:pPr>
-          <w:hyperlink w:anchor="_Toc188629961" w:history="1">
+          <w:hyperlink w:anchor="_Toc196735393" w:history="1">
             <w:r>
               <w:rPr>
                 <w:rStyle w:val="Hyperlink"/>
                 <w:noProof/>
               </w:rPr>
-              <w:t>2. Main Body</w:t>
+              <w:t>References</w:t>
             </w:r>
             <w:r>
               <w:rPr>
@@ -935,7 +1578,7 @@
                 <w:noProof/>
                 <w:webHidden/>
               </w:rPr>
-              <w:instrText xml:space="preserve"> PAGEREF _Toc188629961 \h </w:instrText>
+              <w:instrText xml:space="preserve"> PAGEREF _Toc196735393 \h </w:instrText>
             </w:r>
             <w:r>
               <w:rPr>
@@ -968,7 +1611,7 @@
         </w:p>
         <w:p>
           <w:pPr>
-            <w:pStyle w:val="TOC3"/>
+            <w:pStyle w:val="TOC1"/>
             <w:tabs>
               <w:tab w:val="right" w:leader="dot" w:pos="9016"/>
             </w:tabs>
@@ -979,13 +1622,13 @@
               <w:lang w:eastAsia="en-GB"/>
             </w:rPr>
           </w:pPr>
-          <w:hyperlink w:anchor="_Toc188629962" w:history="1">
+          <w:hyperlink w:anchor="_Toc196735394" w:history="1">
             <w:r>
               <w:rPr>
                 <w:rStyle w:val="Hyperlink"/>
                 <w:noProof/>
               </w:rPr>
-              <w:t>2.1 Image Matching</w:t>
+              <w:t>Bibliography</w:t>
             </w:r>
             <w:r>
               <w:rPr>
@@ -1006,149 +1649,7 @@
                 <w:noProof/>
                 <w:webHidden/>
               </w:rPr>
-              <w:instrText xml:space="preserve"> PAGEREF _Toc188629962 \h </w:instrText>
-            </w:r>
-            <w:r>
-              <w:rPr>
-                <w:noProof/>
-                <w:webHidden/>
-              </w:rPr>
-            </w:r>
-            <w:r>
-              <w:rPr>
-                <w:noProof/>
-                <w:webHidden/>
-              </w:rPr>
-              <w:fldChar w:fldCharType="separate"/>
-            </w:r>
-            <w:r>
-              <w:rPr>
-                <w:noProof/>
-                <w:webHidden/>
-              </w:rPr>
-              <w:t>2</w:t>
-            </w:r>
-            <w:r>
-              <w:rPr>
-                <w:noProof/>
-                <w:webHidden/>
-              </w:rPr>
-              <w:fldChar w:fldCharType="end"/>
-            </w:r>
-          </w:hyperlink>
-        </w:p>
-        <w:p>
-          <w:pPr>
-            <w:pStyle w:val="TOC3"/>
-            <w:tabs>
-              <w:tab w:val="right" w:leader="dot" w:pos="9016"/>
-            </w:tabs>
-            <w:rPr>
-              <w:rFonts w:eastAsiaTheme="minorEastAsia"/>
-              <w:noProof/>
-              <w:szCs w:val="24"/>
-              <w:lang w:eastAsia="en-GB"/>
-            </w:rPr>
-          </w:pPr>
-          <w:hyperlink w:anchor="_Toc188629963" w:history="1">
-            <w:r>
-              <w:rPr>
-                <w:rStyle w:val="Hyperlink"/>
-                <w:noProof/>
-              </w:rPr>
-              <w:t>2.2 Mobility of Robot</w:t>
-            </w:r>
-            <w:r>
-              <w:rPr>
-                <w:noProof/>
-                <w:webHidden/>
-              </w:rPr>
-              <w:tab/>
-            </w:r>
-            <w:r>
-              <w:rPr>
-                <w:noProof/>
-                <w:webHidden/>
-              </w:rPr>
-              <w:fldChar w:fldCharType="begin"/>
-            </w:r>
-            <w:r>
-              <w:rPr>
-                <w:noProof/>
-                <w:webHidden/>
-              </w:rPr>
-              <w:instrText xml:space="preserve"> PAGEREF _Toc188629963 \h </w:instrText>
-            </w:r>
-            <w:r>
-              <w:rPr>
-                <w:noProof/>
-                <w:webHidden/>
-              </w:rPr>
-            </w:r>
-            <w:r>
-              <w:rPr>
-                <w:noProof/>
-                <w:webHidden/>
-              </w:rPr>
-              <w:fldChar w:fldCharType="separate"/>
-            </w:r>
-            <w:r>
-              <w:rPr>
-                <w:noProof/>
-                <w:webHidden/>
-              </w:rPr>
-              <w:t>2</w:t>
-            </w:r>
-            <w:r>
-              <w:rPr>
-                <w:noProof/>
-                <w:webHidden/>
-              </w:rPr>
-              <w:fldChar w:fldCharType="end"/>
-            </w:r>
-          </w:hyperlink>
-        </w:p>
-        <w:p>
-          <w:pPr>
-            <w:pStyle w:val="TOC3"/>
-            <w:tabs>
-              <w:tab w:val="right" w:leader="dot" w:pos="9016"/>
-            </w:tabs>
-            <w:rPr>
-              <w:rFonts w:eastAsiaTheme="minorEastAsia"/>
-              <w:noProof/>
-              <w:szCs w:val="24"/>
-              <w:lang w:eastAsia="en-GB"/>
-            </w:rPr>
-          </w:pPr>
-          <w:hyperlink w:anchor="_Toc188629964" w:history="1">
-            <w:r>
-              <w:rPr>
-                <w:rStyle w:val="Hyperlink"/>
-                <w:noProof/>
-              </w:rPr>
-              <w:t>2.3 Connection between Robot and Laptop</w:t>
-            </w:r>
-            <w:r>
-              <w:rPr>
-                <w:noProof/>
-                <w:webHidden/>
-              </w:rPr>
-              <w:tab/>
-            </w:r>
-            <w:r>
-              <w:rPr>
-                <w:noProof/>
-                <w:webHidden/>
-              </w:rPr>
-              <w:fldChar w:fldCharType="begin"/>
-            </w:r>
-            <w:r>
-              <w:rPr>
-                <w:noProof/>
-                <w:webHidden/>
-              </w:rPr>
-              <w:instrText xml:space="preserve"> PAGEREF _Toc188629964 \h </w:instrText>
+              <w:instrText xml:space="preserve"> PAGEREF _Toc196735394 \h </w:instrText>
             </w:r>
             <w:r>
               <w:rPr>
@@ -1192,13 +1693,13 @@
               <w:lang w:eastAsia="en-GB"/>
             </w:rPr>
           </w:pPr>
-          <w:hyperlink w:anchor="_Toc188629965" w:history="1">
+          <w:hyperlink w:anchor="_Toc196735395" w:history="1">
             <w:r>
               <w:rPr>
                 <w:rStyle w:val="Hyperlink"/>
                 <w:noProof/>
               </w:rPr>
-              <w:t>3. Conclusions</w:t>
+              <w:t>Appendices</w:t>
             </w:r>
             <w:r>
               <w:rPr>
@@ -1219,220 +1720,7 @@
                 <w:noProof/>
                 <w:webHidden/>
               </w:rPr>
-              <w:instrText xml:space="preserve"> PAGEREF _Toc188629965 \h </w:instrText>
-            </w:r>
-            <w:r>
-              <w:rPr>
-                <w:noProof/>
-                <w:webHidden/>
-              </w:rPr>
-            </w:r>
-            <w:r>
-              <w:rPr>
-                <w:noProof/>
-                <w:webHidden/>
-              </w:rPr>
-              <w:fldChar w:fldCharType="separate"/>
-            </w:r>
-            <w:r>
-              <w:rPr>
-                <w:noProof/>
-                <w:webHidden/>
-              </w:rPr>
-              <w:t>2</w:t>
-            </w:r>
-            <w:r>
-              <w:rPr>
-                <w:noProof/>
-                <w:webHidden/>
-              </w:rPr>
-              <w:fldChar w:fldCharType="end"/>
-            </w:r>
-          </w:hyperlink>
-        </w:p>
-        <w:p>
-          <w:pPr>
-            <w:pStyle w:val="TOC2"/>
-            <w:tabs>
-              <w:tab w:val="right" w:leader="dot" w:pos="9016"/>
-            </w:tabs>
-            <w:rPr>
-              <w:rFonts w:eastAsiaTheme="minorEastAsia"/>
-              <w:noProof/>
-              <w:szCs w:val="24"/>
-              <w:lang w:eastAsia="en-GB"/>
-            </w:rPr>
-          </w:pPr>
-          <w:hyperlink w:anchor="_Toc188629966" w:history="1">
-            <w:r>
-              <w:rPr>
-                <w:rStyle w:val="Hyperlink"/>
-                <w:noProof/>
-              </w:rPr>
-              <w:t>4. Recommendations</w:t>
-            </w:r>
-            <w:r>
-              <w:rPr>
-                <w:noProof/>
-                <w:webHidden/>
-              </w:rPr>
-              <w:tab/>
-            </w:r>
-            <w:r>
-              <w:rPr>
-                <w:noProof/>
-                <w:webHidden/>
-              </w:rPr>
-              <w:fldChar w:fldCharType="begin"/>
-            </w:r>
-            <w:r>
-              <w:rPr>
-                <w:noProof/>
-                <w:webHidden/>
-              </w:rPr>
-              <w:instrText xml:space="preserve"> PAGEREF _Toc188629966 \h </w:instrText>
-            </w:r>
-            <w:r>
-              <w:rPr>
-                <w:noProof/>
-                <w:webHidden/>
-              </w:rPr>
-            </w:r>
-            <w:r>
-              <w:rPr>
-                <w:noProof/>
-                <w:webHidden/>
-              </w:rPr>
-              <w:fldChar w:fldCharType="separate"/>
-            </w:r>
-            <w:r>
-              <w:rPr>
-                <w:noProof/>
-                <w:webHidden/>
-              </w:rPr>
-              <w:t>2</w:t>
-            </w:r>
-            <w:r>
-              <w:rPr>
-                <w:noProof/>
-                <w:webHidden/>
-              </w:rPr>
-              <w:fldChar w:fldCharType="end"/>
-            </w:r>
-          </w:hyperlink>
-        </w:p>
-        <w:p>
-          <w:pPr>
-            <w:pStyle w:val="TOC2"/>
-            <w:tabs>
-              <w:tab w:val="right" w:leader="dot" w:pos="9016"/>
-            </w:tabs>
-            <w:rPr>
-              <w:rFonts w:eastAsiaTheme="minorEastAsia"/>
-              <w:noProof/>
-              <w:szCs w:val="24"/>
-              <w:lang w:eastAsia="en-GB"/>
-            </w:rPr>
-          </w:pPr>
-          <w:hyperlink w:anchor="_Toc188629967" w:history="1">
-            <w:r>
-              <w:rPr>
-                <w:rStyle w:val="Hyperlink"/>
-                <w:noProof/>
-              </w:rPr>
-              <w:t>5. Bibliography</w:t>
-            </w:r>
-            <w:r>
-              <w:rPr>
-                <w:noProof/>
-                <w:webHidden/>
-              </w:rPr>
-              <w:tab/>
-            </w:r>
-            <w:r>
-              <w:rPr>
-                <w:noProof/>
-                <w:webHidden/>
-              </w:rPr>
-              <w:fldChar w:fldCharType="begin"/>
-            </w:r>
-            <w:r>
-              <w:rPr>
-                <w:noProof/>
-                <w:webHidden/>
-              </w:rPr>
-              <w:instrText xml:space="preserve"> PAGEREF _Toc188629967 \h </w:instrText>
-            </w:r>
-            <w:r>
-              <w:rPr>
-                <w:noProof/>
-                <w:webHidden/>
-              </w:rPr>
-            </w:r>
-            <w:r>
-              <w:rPr>
-                <w:noProof/>
-                <w:webHidden/>
-              </w:rPr>
-              <w:fldChar w:fldCharType="separate"/>
-            </w:r>
-            <w:r>
-              <w:rPr>
-                <w:noProof/>
-                <w:webHidden/>
-              </w:rPr>
-              <w:t>3</w:t>
-            </w:r>
-            <w:r>
-              <w:rPr>
-                <w:noProof/>
-                <w:webHidden/>
-              </w:rPr>
-              <w:fldChar w:fldCharType="end"/>
-            </w:r>
-          </w:hyperlink>
-        </w:p>
-        <w:p>
-          <w:pPr>
-            <w:pStyle w:val="TOC2"/>
-            <w:tabs>
-              <w:tab w:val="right" w:leader="dot" w:pos="9016"/>
-            </w:tabs>
-            <w:rPr>
-              <w:rFonts w:eastAsiaTheme="minorEastAsia"/>
-              <w:noProof/>
-              <w:szCs w:val="24"/>
-              <w:lang w:eastAsia="en-GB"/>
-            </w:rPr>
-          </w:pPr>
-          <w:hyperlink w:anchor="_Toc188629968" w:history="1">
-            <w:r>
-              <w:rPr>
-                <w:rStyle w:val="Hyperlink"/>
-                <w:noProof/>
-              </w:rPr>
-              <w:t>6. Appendix</w:t>
-            </w:r>
-            <w:r>
-              <w:rPr>
-                <w:noProof/>
-                <w:webHidden/>
-              </w:rPr>
-              <w:tab/>
-            </w:r>
-            <w:r>
-              <w:rPr>
-                <w:noProof/>
-                <w:webHidden/>
-              </w:rPr>
-              <w:fldChar w:fldCharType="begin"/>
-            </w:r>
-            <w:r>
-              <w:rPr>
-                <w:noProof/>
-                <w:webHidden/>
-              </w:rPr>
-              <w:instrText xml:space="preserve"> PAGEREF _Toc188629968 \h </w:instrText>
+              <w:instrText xml:space="preserve"> PAGEREF _Toc196735395 \h </w:instrText>
             </w:r>
             <w:r>
               <w:rPr>
@@ -1476,1010 +1764,321 @@
     </w:sdt>
     <w:p>
       <w:pPr>
-        <w:pStyle w:val="Heading2"/>
-      </w:pPr>
-      <w:bookmarkStart w:id="0" w:name="_Toc188629958"/>
-      <w:r>
-        <w:t>Glossary</w:t>
-      </w:r>
-      <w:bookmarkEnd w:id="0"/>
-    </w:p>
-    <w:p>
-      <w:pPr>
-        <w:pStyle w:val="Heading2"/>
-        <w:numPr>
-          <w:ilvl w:val="0"/>
-          <w:numId w:val="12"/>
-        </w:numPr>
-      </w:pPr>
-      <w:bookmarkStart w:id="1" w:name="_Toc188629959"/>
-      <w:r>
-        <w:t>Introduction</w:t>
-      </w:r>
-      <w:bookmarkEnd w:id="1"/>
-    </w:p>
-    <w:p>
-      <w:pPr>
-        <w:pStyle w:val="Heading3"/>
-        <w:ind w:firstLine="720"/>
-      </w:pPr>
-      <w:r>
-        <w:t>1.1 Background information</w:t>
-      </w:r>
-    </w:p>
-    <w:p>
-      <w:r>
-        <w:tab/>
-      </w:r>
-      <w:r>
-        <w:t>What current products are in the industry and why is m project being done in the first place…?</w:t>
-      </w:r>
-    </w:p>
-    <w:p>
-      <w:pPr>
-        <w:pStyle w:val="Heading3"/>
-        <w:numPr>
-          <w:ilvl w:val="1"/>
-          <w:numId w:val="12"/>
-        </w:numPr>
-      </w:pPr>
-      <w:bookmarkStart w:id="2" w:name="_Toc188629960"/>
-      <w:r>
-        <w:t>Project Plan</w:t>
-      </w:r>
-      <w:bookmarkEnd w:id="2"/>
-      <w:r>
-        <w:t>ning</w:t>
-      </w:r>
-    </w:p>
-    <w:p>
-      <w:pPr>
-        <w:ind w:left="360"/>
-      </w:pPr>
-    </w:p>
-    <w:p>
-      <w:r>
-        <w:t xml:space="preserve">Heavy use of </w:t>
-      </w:r>
-      <w:proofErr w:type="spellStart"/>
-      <w:r>
-        <w:t>QTcreator</w:t>
-      </w:r>
-      <w:proofErr w:type="spellEnd"/>
-      <w:r>
-        <w:t xml:space="preserve"> and OpenCV libraries</w:t>
-      </w:r>
-    </w:p>
-    <w:p>
-      <w:r>
-        <w:t>s</w:t>
-      </w:r>
-      <w:r>
-        <w:t>ets scene: project aims, objectives and background)</w:t>
-      </w:r>
-    </w:p>
-    <w:p>
-      <w:r>
-        <w:t>Planned deliverables:</w:t>
-      </w:r>
-    </w:p>
-    <w:p>
-      <w:pPr>
-        <w:pStyle w:val="ListParagraph"/>
-        <w:numPr>
-          <w:ilvl w:val="0"/>
-          <w:numId w:val="8"/>
-        </w:numPr>
-      </w:pPr>
-      <w:r>
-        <w:rPr>
-          <w:rStyle w:val="normaltextrun"/>
-          <w:rFonts w:cs="Calibri"/>
-        </w:rPr>
-        <w:t>Image Comparison code that can correctly </w:t>
-      </w:r>
-      <w:r>
-        <w:rPr>
-          <w:rStyle w:val="spellingerror"/>
-          <w:rFonts w:cs="Calibri"/>
-        </w:rPr>
-        <w:t>recognise</w:t>
-      </w:r>
-      <w:r>
-        <w:rPr>
-          <w:rStyle w:val="normaltextrun"/>
-          <w:rFonts w:cs="Calibri"/>
-        </w:rPr>
-        <w:t> a fed in target image, through a camera on a raspberry Pi that connects to laptop</w:t>
-      </w:r>
-      <w:r>
-        <w:rPr>
-          <w:rStyle w:val="eop"/>
-          <w:rFonts w:cs="Calibri"/>
-        </w:rPr>
-        <w:t> </w:t>
-      </w:r>
-    </w:p>
-    <w:p>
-      <w:r>
-        <w:rPr>
-          <w:rStyle w:val="normaltextrun"/>
-          <w:rFonts w:cs="Calibri"/>
-        </w:rPr>
-        <w:t>Raspberry Pi on mobile robot that can navigate a low obstacle controlled environment (such as search an empty cardboard box) pi communicates wirelessly</w:t>
-      </w:r>
-      <w:r>
-        <w:rPr>
-          <w:rStyle w:val="eop"/>
-          <w:rFonts w:cs="Calibri"/>
-        </w:rPr>
-        <w:t> </w:t>
-      </w:r>
-    </w:p>
-    <w:p>
-      <w:pPr>
-        <w:pStyle w:val="ListParagraph"/>
-        <w:numPr>
-          <w:ilvl w:val="0"/>
-          <w:numId w:val="8"/>
-        </w:numPr>
-      </w:pPr>
-      <w:r>
-        <w:rPr>
-          <w:rStyle w:val="normaltextrun"/>
-          <w:rFonts w:cs="Calibri"/>
-        </w:rPr>
-        <w:t>lower contrast target image/live feed target, more obstacles in environment</w:t>
-      </w:r>
-      <w:r>
-        <w:rPr>
-          <w:rStyle w:val="eop"/>
-          <w:rFonts w:cs="Calibri"/>
-        </w:rPr>
-        <w:t> </w:t>
-      </w:r>
-    </w:p>
-    <w:p>
-      <w:pPr>
-        <w:pStyle w:val="ListParagraph"/>
-        <w:numPr>
-          <w:ilvl w:val="0"/>
-          <w:numId w:val="8"/>
-        </w:numPr>
-      </w:pPr>
-      <w:r>
-        <w:rPr>
-          <w:rStyle w:val="normaltextrun"/>
-          <w:rFonts w:cs="Calibri"/>
-        </w:rPr>
-        <w:t>little control in environment (multiple obstacles and targets not on high contrast surfaces, and no physical barriers) </w:t>
-      </w:r>
-      <w:r>
-        <w:rPr>
-          <w:rStyle w:val="eop"/>
-          <w:rFonts w:cs="Calibri"/>
-        </w:rPr>
-        <w:t> </w:t>
-      </w:r>
-    </w:p>
-    <w:p>
-      <w:pPr>
-        <w:pStyle w:val="ListParagraph"/>
-        <w:numPr>
-          <w:ilvl w:val="0"/>
-          <w:numId w:val="8"/>
-        </w:numPr>
-      </w:pPr>
-      <w:r>
-        <w:rPr>
-          <w:rStyle w:val="normaltextrun"/>
-          <w:rFonts w:cs="Calibri"/>
-        </w:rPr>
-        <w:t>Extra goal if time or to continue working on after project timeframe: Pi Map out specific objects in an environment, feed in multiple targets in specific order, robot correctly goes to each target in order.</w:t>
-      </w:r>
-      <w:r>
-        <w:rPr>
-          <w:rStyle w:val="eop"/>
-          <w:rFonts w:cs="Calibri"/>
-        </w:rPr>
-        <w:t> </w:t>
-      </w:r>
-    </w:p>
-    <w:p/>
-    <w:p>
-      <w:pPr>
-        <w:rPr>
-          <w:rStyle w:val="normaltextrun"/>
-          <w:rFonts w:cs="Calibri"/>
-        </w:rPr>
-      </w:pPr>
-      <w:r>
-        <w:rPr>
-          <w:rStyle w:val="normaltextrun"/>
-          <w:rFonts w:cs="Calibri"/>
-        </w:rPr>
-        <w:t>Quotes from project proposal:</w:t>
-      </w:r>
-    </w:p>
-    <w:p>
-      <w:pPr>
-        <w:pStyle w:val="ListParagraph"/>
-        <w:numPr>
-          <w:ilvl w:val="0"/>
-          <w:numId w:val="9"/>
-        </w:numPr>
-      </w:pPr>
-      <w:r>
-        <w:rPr>
-          <w:rStyle w:val="normaltextrun"/>
-          <w:rFonts w:cs="Calibri"/>
-        </w:rPr>
-        <w:t>High Focus on image comparison,</w:t>
-      </w:r>
-      <w:r>
-        <w:rPr>
-          <w:rStyle w:val="eop"/>
-          <w:rFonts w:cs="Calibri"/>
-        </w:rPr>
-        <w:t> </w:t>
-      </w:r>
-    </w:p>
-    <w:p>
-      <w:pPr>
-        <w:pStyle w:val="ListParagraph"/>
-        <w:numPr>
-          <w:ilvl w:val="0"/>
-          <w:numId w:val="9"/>
-        </w:numPr>
-      </w:pPr>
-      <w:r>
-        <w:rPr>
-          <w:rStyle w:val="normaltextrun"/>
-          <w:rFonts w:cs="Calibri"/>
-        </w:rPr>
-        <w:t>Medium focus on autonomous movement</w:t>
-      </w:r>
-      <w:r>
-        <w:rPr>
-          <w:rStyle w:val="eop"/>
-          <w:rFonts w:cs="Calibri"/>
-        </w:rPr>
-        <w:t> </w:t>
-      </w:r>
-    </w:p>
-    <w:p>
-      <w:pPr>
-        <w:pStyle w:val="ListParagraph"/>
-        <w:numPr>
-          <w:ilvl w:val="0"/>
-          <w:numId w:val="9"/>
-        </w:numPr>
-      </w:pPr>
-      <w:r>
-        <w:rPr>
-          <w:rStyle w:val="normaltextrun"/>
-          <w:rFonts w:cs="Calibri"/>
-        </w:rPr>
-        <w:t>There will be a laptop that wireless communicates with an autonomous mobile robot. Feed it an image either pre-selected or through the laptop webcam (as a stretch goal)</w:t>
-      </w:r>
-      <w:r>
-        <w:rPr>
-          <w:rStyle w:val="eop"/>
-          <w:rFonts w:cs="Calibri"/>
-        </w:rPr>
-        <w:t> </w:t>
-      </w:r>
-    </w:p>
-    <w:p>
-      <w:pPr>
-        <w:pStyle w:val="ListParagraph"/>
-        <w:numPr>
-          <w:ilvl w:val="0"/>
-          <w:numId w:val="9"/>
-        </w:numPr>
-      </w:pPr>
-      <w:r>
-        <w:rPr>
-          <w:rStyle w:val="normaltextrun"/>
-          <w:rFonts w:cs="Calibri"/>
-        </w:rPr>
-        <w:t>This will start with a high contrast simple shape on a plain background, and if successful, lower contrast or busier images can be used.</w:t>
-      </w:r>
-      <w:r>
-        <w:rPr>
-          <w:rStyle w:val="eop"/>
-          <w:rFonts w:cs="Calibri"/>
-        </w:rPr>
-        <w:t> </w:t>
-      </w:r>
-    </w:p>
-    <w:p>
-      <w:pPr>
-        <w:pStyle w:val="ListParagraph"/>
-        <w:numPr>
-          <w:ilvl w:val="0"/>
-          <w:numId w:val="9"/>
-        </w:numPr>
-        <w:rPr>
-          <w:rStyle w:val="eop"/>
-        </w:rPr>
-      </w:pPr>
-      <w:r>
-        <w:rPr>
-          <w:rStyle w:val="normaltextrun"/>
-          <w:rFonts w:cs="Calibri"/>
-        </w:rPr>
-        <w:t>The mobile robot will then drive around the environment and take photos of similar images and wait for confirmation that the image is close enough to the target.</w:t>
-      </w:r>
-      <w:r>
-        <w:rPr>
-          <w:rStyle w:val="eop"/>
-          <w:rFonts w:cs="Calibri"/>
-        </w:rPr>
-        <w:t> </w:t>
-      </w:r>
-    </w:p>
-    <w:p>
-      <w:pPr>
-        <w:pStyle w:val="ListParagraph"/>
-      </w:pPr>
-    </w:p>
-    <w:p/>
-    <w:p/>
-    <w:p>
-      <w:pPr>
-        <w:pStyle w:val="Heading2"/>
-      </w:pPr>
-      <w:bookmarkStart w:id="3" w:name="_Toc188629961"/>
-      <w:commentRangeStart w:id="4"/>
-      <w:r>
-        <w:t>2. Main Body</w:t>
-      </w:r>
-      <w:commentRangeEnd w:id="4"/>
-      <w:r>
-        <w:rPr>
-          <w:rStyle w:val="CommentReference"/>
-          <w:rFonts w:asciiTheme="minorHAnsi" w:eastAsiaTheme="minorHAnsi" w:hAnsiTheme="minorHAnsi" w:cstheme="minorBidi"/>
-          <w:color w:val="auto"/>
-        </w:rPr>
-        <w:commentReference w:id="4"/>
-      </w:r>
-      <w:bookmarkEnd w:id="3"/>
-    </w:p>
-    <w:p>
-      <w:pPr>
-        <w:pStyle w:val="Heading3"/>
-        <w:ind w:firstLine="720"/>
-      </w:pPr>
-      <w:bookmarkStart w:id="5" w:name="_Toc188629962"/>
-      <w:r>
-        <w:t>2.1 Image Matching</w:t>
-      </w:r>
-      <w:bookmarkEnd w:id="5"/>
-    </w:p>
-    <w:p>
-      <w:r>
-        <w:t>DESCRIBE ANALYSE EVALUATE</w:t>
-      </w:r>
-    </w:p>
-    <w:p>
-      <w:r>
-        <w:t xml:space="preserve">A main feature of this product is the ability to recognise the target image in the environment, as such the image matching code was very important. </w:t>
-      </w:r>
-      <w:r>
-        <w:t xml:space="preserve">For this an OpenCV function - </w:t>
-      </w:r>
-      <w:r>
-        <w:t>Template matching</w:t>
-      </w:r>
-      <w:r>
-        <w:t xml:space="preserve"> -</w:t>
-      </w:r>
-      <w:r>
-        <w:t xml:space="preserve"> was the </w:t>
-      </w:r>
-      <w:r>
-        <w:t xml:space="preserve">best starting point for matching multiple images to an unchanging template. </w:t>
-      </w:r>
-      <w:r>
-        <w:rPr>
-          <w:rStyle w:val="QuoteChar"/>
-        </w:rPr>
-        <w:t>“[</w:t>
-      </w:r>
-      <w:proofErr w:type="spellStart"/>
-      <w:r>
-        <w:rPr>
-          <w:rStyle w:val="QuoteChar"/>
-        </w:rPr>
-        <w:t>matchTemplate</w:t>
-      </w:r>
-      <w:proofErr w:type="spellEnd"/>
-      <w:r>
-        <w:rPr>
-          <w:rStyle w:val="QuoteChar"/>
-        </w:rPr>
-        <w:t xml:space="preserve">] compares a template against overlapped image regions. The function slides through image, compares the overlapped patches </w:t>
-      </w:r>
-      <w:r>
-        <w:rPr>
-          <w:rStyle w:val="QuoteChar"/>
-        </w:rPr>
-        <w:t xml:space="preserve">… </w:t>
-      </w:r>
-      <w:r>
-        <w:rPr>
-          <w:rStyle w:val="QuoteChar"/>
-        </w:rPr>
-        <w:t>using the specified method and stores the comparison results in result.“</w:t>
-      </w:r>
-      <w:r>
-        <w:t xml:space="preserve"> (</w:t>
-      </w:r>
-      <w:hyperlink r:id="rId13" w:history="1">
-        <w:r>
-          <w:rPr>
-            <w:rStyle w:val="Hyperlink"/>
-          </w:rPr>
-          <w:t>https://docs.opencv.org/4.x/df/dfb/group__imgproc__object.html</w:t>
-        </w:r>
-      </w:hyperlink>
-      <w:r>
-        <w:t xml:space="preserve">) </w:t>
-      </w:r>
-    </w:p>
-    <w:p/>
-    <w:p>
-      <w:r>
-        <w:t>‘’’’</w:t>
-      </w:r>
-    </w:p>
-    <w:p>
-      <w:hyperlink r:id="rId14" w:anchor="ga3a7850640f1fe1f58fe91a2d7583695d" w:tooltip="type of the template matching operation" w:history="1">
-        <w:proofErr w:type="spellStart"/>
-        <w:r>
-          <w:rPr>
-            <w:rStyle w:val="Hyperlink"/>
-            <w:b/>
-            <w:bCs/>
-          </w:rPr>
-          <w:t>TemplateMatchModes</w:t>
-        </w:r>
-        <w:proofErr w:type="spellEnd"/>
-      </w:hyperlink>
-      <w:r>
-        <w:t> describes the formulae for the available comparison methods ( I denotes image, T template, R result, M the optional mask ). The summation is done over template and/or the image patch: x′=0...w−1,y′=0...h−1</w:t>
-      </w:r>
-    </w:p>
-    <w:p>
-      <w:r>
-        <w:t>After the function finishes the comparison, the best matches can be found as global minimums (when </w:t>
-      </w:r>
-      <w:hyperlink r:id="rId15" w:anchor="gga3a7850640f1fe1f58fe91a2d7583695dab65c042ed62c9e9e095a1e7e41fe2773" w:history="1">
-        <w:r>
-          <w:rPr>
-            <w:rStyle w:val="Hyperlink"/>
-            <w:b/>
-            <w:bCs/>
-          </w:rPr>
-          <w:t>TM_SQDIFF</w:t>
-        </w:r>
-      </w:hyperlink>
-      <w:r>
-        <w:t> was used) or maximums (when </w:t>
-      </w:r>
-      <w:hyperlink r:id="rId16" w:anchor="gga3a7850640f1fe1f58fe91a2d7583695da5be00b45a4d99b5e42625b4400bfde65" w:history="1">
-        <w:r>
-          <w:rPr>
-            <w:rStyle w:val="Hyperlink"/>
-            <w:b/>
-            <w:bCs/>
-          </w:rPr>
-          <w:t>TM_CCORR</w:t>
-        </w:r>
-      </w:hyperlink>
-      <w:r>
-        <w:t> or </w:t>
-      </w:r>
-      <w:hyperlink r:id="rId17" w:anchor="gga3a7850640f1fe1f58fe91a2d7583695dac5babb7dfda59544e3e31ea928f8cb16" w:history="1">
-        <w:r>
-          <w:rPr>
-            <w:rStyle w:val="Hyperlink"/>
-            <w:b/>
-            <w:bCs/>
-          </w:rPr>
-          <w:t>TM_CCOEFF</w:t>
-        </w:r>
-      </w:hyperlink>
-      <w:r>
-        <w:t> was used) using the </w:t>
-      </w:r>
-      <w:proofErr w:type="spellStart"/>
-      <w:r>
-        <w:fldChar w:fldCharType="begin"/>
-      </w:r>
-      <w:r>
-        <w:instrText>HYPERLINK "https://docs.opencv.org/4.x/d2/de8/group__core__array.html" \l "gab473bf2eb6d14ff97e89b355dac20707" \o "Finds the global minimum and maximum in an array."</w:instrText>
-      </w:r>
-      <w:r>
-        <w:fldChar w:fldCharType="separate"/>
-      </w:r>
-      <w:r>
-        <w:rPr>
-          <w:rStyle w:val="Hyperlink"/>
-          <w:b/>
-          <w:bCs/>
-        </w:rPr>
-        <w:t>minMaxLoc</w:t>
-      </w:r>
-      <w:proofErr w:type="spellEnd"/>
-      <w:r>
-        <w:fldChar w:fldCharType="end"/>
-      </w:r>
-      <w:r>
-        <w:t xml:space="preserve"> function. In case of a </w:t>
-      </w:r>
-      <w:proofErr w:type="spellStart"/>
-      <w:r>
-        <w:t>color</w:t>
-      </w:r>
-      <w:proofErr w:type="spellEnd"/>
-      <w:r>
-        <w:t xml:space="preserve"> image, template summation in the numerator and each sum in the denominator is done over all of the channels and separate mean values are used for each channel. That is, the function can take a </w:t>
-      </w:r>
-      <w:proofErr w:type="spellStart"/>
-      <w:r>
-        <w:t>color</w:t>
-      </w:r>
-      <w:proofErr w:type="spellEnd"/>
-      <w:r>
-        <w:t xml:space="preserve"> template and a </w:t>
-      </w:r>
-      <w:proofErr w:type="spellStart"/>
-      <w:r>
-        <w:t>color</w:t>
-      </w:r>
-      <w:proofErr w:type="spellEnd"/>
-      <w:r>
-        <w:t xml:space="preserve"> image. The result will still be a single-channel image, which is easier to </w:t>
-      </w:r>
-      <w:proofErr w:type="spellStart"/>
-      <w:r>
-        <w:t>analyze</w:t>
-      </w:r>
-      <w:proofErr w:type="spellEnd"/>
-      <w:r>
-        <w:t>.</w:t>
-      </w:r>
-    </w:p>
-    <w:p>
-      <w:r>
-        <w:t>‘’’</w:t>
-      </w:r>
-    </w:p>
-    <w:p>
-      <w:r>
-        <w:t xml:space="preserve">The template image is slid across the source image, one pixel at a time. At each position, a metric is calculated to measure how well the template matches that area </w:t>
-      </w:r>
-      <w:r>
-        <w:lastRenderedPageBreak/>
-        <w:t>of the source image. These metrics are stored in a result matrix, where the brightest locations (or darkest, depending on the method) indicate the best matches.</w:t>
-      </w:r>
-    </w:p>
-    <w:p>
-      <w:r>
-        <w:t>The function `</w:t>
-      </w:r>
-      <w:proofErr w:type="spellStart"/>
-      <w:r>
-        <w:t>minMaxLoc</w:t>
-      </w:r>
-      <w:proofErr w:type="spellEnd"/>
-      <w:r>
-        <w:t>()` is then used to find the highest (or lowest) value in the result matrix, identifying the location of the best match</w:t>
-      </w:r>
-    </w:p>
-    <w:p>
-      <w:r>
-        <w:t>OpenCV's `</w:t>
-      </w:r>
-      <w:proofErr w:type="spellStart"/>
-      <w:r>
-        <w:t>matchTemplate</w:t>
-      </w:r>
-      <w:proofErr w:type="spellEnd"/>
-      <w:r>
-        <w:t>()` function offers six matching methods: `TM_SQDIFF`, `TM_SQDIFF_NORMED`, `TM_CCORR`, `TM_CCORR_NORMED`, `TM_CCOEFF`, and `TM_CCOEFF_NORMED`</w:t>
-      </w:r>
-    </w:p>
-    <w:p>
-      <w:r>
-        <w:t>‘’’’</w:t>
-      </w:r>
-    </w:p>
-    <w:p>
-      <w:r>
-        <w:t>Initially the template image and image including the template was a big black X on a white sheet of paper, chosen with the understanding that the high contrast and simple shape would make the code simpler and cleaner</w:t>
-      </w:r>
-      <w:r>
-        <w:t xml:space="preserve">. This </w:t>
-      </w:r>
-      <w:r>
-        <w:t xml:space="preserve">did </w:t>
-      </w:r>
-      <w:r>
-        <w:t>allow</w:t>
-      </w:r>
-      <w:r>
-        <w:t xml:space="preserve"> </w:t>
-      </w:r>
-      <w:r>
-        <w:t>the image to be found easily however it also introduced more false positives in the surrounding environment</w:t>
-      </w:r>
-      <w:r>
-        <w:t>. it</w:t>
-      </w:r>
-      <w:r>
-        <w:t xml:space="preserve"> was very difficult to narrow the accuracy threshold</w:t>
-      </w:r>
-      <w:r>
-        <w:t xml:space="preserve"> to a point where the shape would still be found and false positives where uncommon</w:t>
-      </w:r>
-      <w:r>
-        <w:t>.</w:t>
-      </w:r>
-      <w:r>
-        <w:t xml:space="preserve"> So a new template image of a simple cat face was used from this point onwards.</w:t>
-      </w:r>
-      <w:r>
-        <w:t xml:space="preserve"> The more complex template meant the environment was unlikely to contain the template. This did however introduce the issue of too high accuracy for the template matching as the image had to be a certain orientation and distance away for the match to be successful.</w:t>
-      </w:r>
-    </w:p>
-    <w:p>
-      <w:r>
-        <w:t xml:space="preserve">The next step was to check for rotations of the template at various scales. In a static image and in testing this worked perfectly and as expected, however with the live camera frames being matched against the various scales and rotations of the template, the video became </w:t>
-      </w:r>
-      <w:proofErr w:type="spellStart"/>
-      <w:r>
-        <w:t>stuttery</w:t>
-      </w:r>
-      <w:proofErr w:type="spellEnd"/>
-      <w:r>
-        <w:t xml:space="preserve"> and slow. The frame took time to be processed and as such the </w:t>
-      </w:r>
-      <w:proofErr w:type="spellStart"/>
-      <w:r>
-        <w:t>imshow</w:t>
-      </w:r>
-      <w:proofErr w:type="spellEnd"/>
-      <w:r>
-        <w:t xml:space="preserve"> command could only be done when the full set of matchings had been completed. </w:t>
-      </w:r>
-    </w:p>
-    <w:p>
-      <w:r>
-        <w:t>‘’’</w:t>
-      </w:r>
-    </w:p>
-    <w:p>
-      <w:r>
-        <w:t>DECIDED TO GO WITH JUST SCALE AND NOT ROTATION and control the rotation of the image for this project</w:t>
-      </w:r>
-      <w:r>
-        <w:t xml:space="preserve">, also output the scale from </w:t>
-      </w:r>
-      <w:proofErr w:type="spellStart"/>
-      <w:r>
-        <w:t>fuction</w:t>
-      </w:r>
-      <w:proofErr w:type="spellEnd"/>
-      <w:r>
-        <w:t xml:space="preserve"> so it can be used to estimate distance away from target in movement sections of the project</w:t>
-      </w:r>
-    </w:p>
-    <w:p/>
-    <w:p>
-      <w:r>
-        <w:t xml:space="preserve">Realised I was basically using the generalised hough </w:t>
-      </w:r>
-      <w:proofErr w:type="spellStart"/>
-      <w:r>
-        <w:t>gui</w:t>
-      </w:r>
-      <w:proofErr w:type="spellEnd"/>
-      <w:r>
-        <w:t xml:space="preserve"> so swapped to that for ease</w:t>
-      </w:r>
-    </w:p>
-    <w:p>
-      <w:r>
-        <w:t>‘’’’</w:t>
-      </w:r>
-    </w:p>
-    <w:p>
-      <w:r>
-        <w:t>1: started with static black X on white background with a zoomed in / cropped image of the X as the template to match against</w:t>
-      </w:r>
-    </w:p>
-    <w:p>
-      <w:r>
-        <w:t>2. then moved to video feed with black x on phone moving it around</w:t>
-      </w:r>
-    </w:p>
-    <w:p>
-      <w:r>
-        <w:t>- printed out X to remove phone glare</w:t>
-      </w:r>
-    </w:p>
-    <w:p>
-      <w:r>
-        <w:t xml:space="preserve">- </w:t>
-      </w:r>
-      <w:proofErr w:type="spellStart"/>
-      <w:r>
-        <w:t>swappd</w:t>
-      </w:r>
-      <w:proofErr w:type="spellEnd"/>
-      <w:r>
-        <w:t xml:space="preserve"> template and image to cat face as the X had minimal detail making accuracy with thresholds </w:t>
-      </w:r>
-      <w:proofErr w:type="spellStart"/>
-      <w:r>
-        <w:t>diffucult</w:t>
-      </w:r>
-      <w:proofErr w:type="spellEnd"/>
-      <w:r>
-        <w:t xml:space="preserve"> to narrow down</w:t>
-      </w:r>
-    </w:p>
-    <w:p>
-      <w:r>
-        <w:t>3. tested different algorithms</w:t>
-      </w:r>
-      <w:r>
-        <w:t xml:space="preserve">: </w:t>
-      </w:r>
-      <w:r>
-        <w:t>TM_SQDIFF_NORMED</w:t>
-      </w:r>
-      <w:r>
-        <w:t xml:space="preserve"> etc.</w:t>
-      </w:r>
-    </w:p>
-    <w:p>
-      <w:r>
-        <w:lastRenderedPageBreak/>
-        <w:tab/>
-      </w:r>
-      <w:r>
-        <w:t xml:space="preserve">- </w:t>
-      </w:r>
-      <w:r>
-        <w:t>Include some background info and maths about how they work</w:t>
-      </w:r>
-    </w:p>
-    <w:p>
-      <w:r>
-        <w:t>“””</w:t>
-      </w:r>
-      <w:r>
-        <w:t>One heuristic can be, run template matching at 3 different scales (1, 2, 4), suppose you get the best response at a particular scale, (say 2), try between (1.5, 2.25, 3) and keep on refining.</w:t>
-      </w:r>
-      <w:r>
-        <w:t>”””</w:t>
-      </w:r>
-    </w:p>
-    <w:p>
-      <w:r>
-        <w:t>Look for colour black and scan only that area take moment of black?</w:t>
-      </w:r>
-    </w:p>
-    <w:p>
-      <w:pPr>
-        <w:pStyle w:val="Heading3"/>
-        <w:ind w:firstLine="720"/>
-      </w:pPr>
-      <w:bookmarkStart w:id="6" w:name="_Toc188629963"/>
-      <w:r>
-        <w:t>2.2 Mobility of Robot</w:t>
-      </w:r>
-      <w:bookmarkEnd w:id="6"/>
-    </w:p>
-    <w:p>
-      <w:pPr>
-        <w:pStyle w:val="Heading3"/>
-      </w:pPr>
-      <w:r>
-        <w:tab/>
-      </w:r>
-      <w:bookmarkStart w:id="7" w:name="_Toc188629964"/>
-      <w:r>
-        <w:t>2.3 Connection between Robot and Laptop</w:t>
-      </w:r>
-      <w:bookmarkEnd w:id="7"/>
-    </w:p>
-    <w:p>
-      <w:pPr>
-        <w:pStyle w:val="Heading2"/>
-      </w:pPr>
-      <w:bookmarkStart w:id="8" w:name="_Toc188629965"/>
-      <w:commentRangeStart w:id="9"/>
-      <w:r>
-        <w:t>3. Conclusions</w:t>
-      </w:r>
-      <w:commentRangeEnd w:id="9"/>
-      <w:r>
-        <w:rPr>
-          <w:rStyle w:val="CommentReference"/>
-          <w:rFonts w:asciiTheme="minorHAnsi" w:eastAsiaTheme="minorHAnsi" w:hAnsiTheme="minorHAnsi" w:cstheme="minorBidi"/>
-          <w:color w:val="auto"/>
-        </w:rPr>
-        <w:commentReference w:id="9"/>
-      </w:r>
-      <w:bookmarkEnd w:id="8"/>
-    </w:p>
-    <w:p/>
-    <w:p>
-      <w:pPr>
-        <w:pStyle w:val="Heading2"/>
-      </w:pPr>
-      <w:bookmarkStart w:id="10" w:name="_Toc188629966"/>
-      <w:r>
-        <w:t>4</w:t>
-      </w:r>
-      <w:commentRangeStart w:id="11"/>
-      <w:r>
-        <w:t>. Recommendations</w:t>
-      </w:r>
-      <w:commentRangeEnd w:id="11"/>
-      <w:r>
-        <w:rPr>
-          <w:rStyle w:val="CommentReference"/>
-          <w:rFonts w:asciiTheme="minorHAnsi" w:eastAsiaTheme="minorHAnsi" w:hAnsiTheme="minorHAnsi" w:cstheme="minorBidi"/>
-          <w:color w:val="auto"/>
-        </w:rPr>
-        <w:commentReference w:id="11"/>
-      </w:r>
-      <w:bookmarkEnd w:id="10"/>
-    </w:p>
-    <w:p/>
-    <w:p>
-      <w:pPr>
-        <w:pStyle w:val="Heading2"/>
-      </w:pPr>
-      <w:bookmarkStart w:id="12" w:name="_Toc188629967"/>
-      <w:commentRangeStart w:id="13"/>
-      <w:r>
-        <w:t>5</w:t>
-      </w:r>
-      <w:r>
-        <w:t>. Bibliography</w:t>
-      </w:r>
-      <w:commentRangeEnd w:id="13"/>
-      <w:r>
-        <w:rPr>
-          <w:rStyle w:val="CommentReference"/>
-          <w:rFonts w:asciiTheme="minorHAnsi" w:eastAsiaTheme="minorHAnsi" w:hAnsiTheme="minorHAnsi" w:cstheme="minorBidi"/>
-          <w:color w:val="auto"/>
-        </w:rPr>
-        <w:commentReference w:id="13"/>
-      </w:r>
-      <w:bookmarkEnd w:id="12"/>
-    </w:p>
-    <w:p>
-      <w:pPr>
         <w:rPr>
           <w:b/>
           <w:bCs/>
         </w:rPr>
       </w:pPr>
+    </w:p>
+    <w:p>
+      <w:pPr>
+        <w:pStyle w:val="Heading2"/>
+        <w:numPr>
+          <w:ilvl w:val="0"/>
+          <w:numId w:val="17"/>
+        </w:numPr>
+      </w:pPr>
+      <w:bookmarkStart w:id="2" w:name="_Toc196735385"/>
+      <w:r>
+        <w:t>Introduction</w:t>
+      </w:r>
+      <w:bookmarkEnd w:id="2"/>
+    </w:p>
+    <w:p>
+      <w:r>
+        <w:t>This project aims to showcase the learnings gathered from creating a piece of code to match a set template within a live video feed from an external camera.</w:t>
+      </w:r>
+    </w:p>
+    <w:p>
+      <w:r>
+        <w:t>C</w:t>
+      </w:r>
+      <w:r>
+        <w:t>omputer vision is a fast growing area of study and usage</w:t>
+      </w:r>
+      <w:r>
+        <w:t xml:space="preserve">, </w:t>
+      </w:r>
+      <w:r>
+        <w:t>in</w:t>
+      </w:r>
+      <w:r>
+        <w:t xml:space="preserve"> </w:t>
+      </w:r>
+      <w:r>
+        <w:t>self-driving</w:t>
+      </w:r>
+      <w:r>
+        <w:t xml:space="preserve"> cars </w:t>
+      </w:r>
+      <w:sdt>
+        <w:sdtPr>
+          <w:id w:val="1286000274"/>
+          <w:citation/>
+        </w:sdtPr>
+        <w:sdtContent>
+          <w:r>
+            <w:fldChar w:fldCharType="begin"/>
+          </w:r>
+          <w:r>
+            <w:instrText xml:space="preserve">CITATION Kes15 \l 2057 </w:instrText>
+          </w:r>
+          <w:r>
+            <w:fldChar w:fldCharType="separate"/>
+          </w:r>
+          <w:r>
+            <w:rPr>
+              <w:noProof/>
+            </w:rPr>
+            <w:t>(Bimbraw, 2015)</w:t>
+          </w:r>
+          <w:r>
+            <w:fldChar w:fldCharType="end"/>
+          </w:r>
+        </w:sdtContent>
+      </w:sdt>
+      <w:r>
+        <w:t xml:space="preserve">, </w:t>
+      </w:r>
+      <w:r>
+        <w:t>facial recognition software</w:t>
+      </w:r>
+      <w:r>
+        <w:t xml:space="preserve"> such as those seen in facial id in smartphones and particularly</w:t>
+      </w:r>
+      <w:r>
+        <w:rPr>
+          <w:i/>
+          <w:iCs/>
+        </w:rPr>
+        <w:t xml:space="preserve"> </w:t>
+      </w:r>
+      <w:r>
+        <w:t>v</w:t>
+      </w:r>
+      <w:r>
+        <w:t xml:space="preserve">ision based </w:t>
+      </w:r>
+      <w:r>
+        <w:t xml:space="preserve">systems can be used in disaster environments to </w:t>
+      </w:r>
+      <w:r>
+        <w:t>“</w:t>
+      </w:r>
+      <w:r>
+        <w:t>provides a 3D representation of the disaster field which reflects the current state of the site. Such information enables the emergency personnel to survey and assess the disaster area prior to deployment of emergency resources.</w:t>
+      </w:r>
+      <w:r>
+        <w:t>”</w:t>
+      </w:r>
+      <w:sdt>
+        <w:sdtPr>
+          <w:id w:val="321088467"/>
+          <w:citation/>
+        </w:sdtPr>
+        <w:sdtContent>
+          <w:r>
+            <w:fldChar w:fldCharType="begin"/>
+          </w:r>
+          <w:r>
+            <w:instrText xml:space="preserve">CITATION Gan16 \l 2057 </w:instrText>
+          </w:r>
+          <w:r>
+            <w:fldChar w:fldCharType="separate"/>
+          </w:r>
+          <w:r>
+            <w:rPr>
+              <w:noProof/>
+            </w:rPr>
+            <w:t xml:space="preserve"> (Ganz &amp; Yang, 2016)</w:t>
+          </w:r>
+          <w:r>
+            <w:fldChar w:fldCharType="end"/>
+          </w:r>
+        </w:sdtContent>
+      </w:sdt>
+      <w:r>
+        <w:t>.</w:t>
+      </w:r>
+    </w:p>
+    <w:p>
+      <w:r>
+        <w:t xml:space="preserve">Vision based systems able to identify and categorise potential matches for both hazards and people in need of assistance could greatly impact the speed of rescue and ----------- </w:t>
+      </w:r>
+    </w:p>
+    <w:p>
       <w:r>
         <w:rPr>
           <w:b/>
           <w:bCs/>
         </w:rPr>
-        <w:t xml:space="preserve">Books: </w:t>
-      </w:r>
-      <w:r>
+        <w:t>To add here</w:t>
+      </w:r>
+      <w:r>
+        <w:t xml:space="preserve">: </w:t>
+      </w:r>
+      <w:sdt>
+        <w:sdtPr>
+          <w:id w:val="-468977975"/>
+          <w:citation/>
+        </w:sdtPr>
+        <w:sdtContent>
+          <w:r>
+            <w:fldChar w:fldCharType="begin"/>
+          </w:r>
+          <w:r>
+            <w:instrText xml:space="preserve"> CITATION LeC12 \l 2057 </w:instrText>
+          </w:r>
+          <w:r>
+            <w:fldChar w:fldCharType="separate"/>
+          </w:r>
+          <w:r>
+            <w:rPr>
+              <w:noProof/>
+            </w:rPr>
+            <w:t>(Le Comte, Gupta, &amp; Chew, 2012)</w:t>
+          </w:r>
+          <w:r>
+            <w:fldChar w:fldCharType="end"/>
+          </w:r>
+        </w:sdtContent>
+      </w:sdt>
+      <w:r>
+        <w:t>,</w:t>
+      </w:r>
+      <w:sdt>
+        <w:sdtPr>
+          <w:id w:val="1273829404"/>
+          <w:citation/>
+        </w:sdtPr>
+        <w:sdtContent>
+          <w:r>
+            <w:fldChar w:fldCharType="begin"/>
+          </w:r>
+          <w:r>
+            <w:instrText xml:space="preserve"> CITATION Gre02 \l 2057 </w:instrText>
+          </w:r>
+          <w:r>
+            <w:fldChar w:fldCharType="separate"/>
+          </w:r>
+          <w:r>
+            <w:rPr>
+              <w:noProof/>
+            </w:rPr>
+            <w:t xml:space="preserve"> (Greer, McKerrow, &amp; Abrantes, 2002)</w:t>
+          </w:r>
+          <w:r>
+            <w:fldChar w:fldCharType="end"/>
+          </w:r>
+        </w:sdtContent>
+      </w:sdt>
+      <w:r>
+        <w:t xml:space="preserve"> </w:t>
+      </w:r>
+      <w:sdt>
+        <w:sdtPr>
+          <w:id w:val="-1602870478"/>
+          <w:citation/>
+        </w:sdtPr>
+        <w:sdtContent>
+          <w:r>
+            <w:fldChar w:fldCharType="begin"/>
+          </w:r>
+          <w:r>
+            <w:instrText xml:space="preserve"> CITATION Son11 \l 2057 </w:instrText>
+          </w:r>
+          <w:r>
+            <w:fldChar w:fldCharType="separate"/>
+          </w:r>
+          <w:r>
+            <w:rPr>
+              <w:noProof/>
+            </w:rPr>
+            <w:t>(Song, Wang, Zhang, &amp; Meng, 2011)</w:t>
+          </w:r>
+          <w:r>
+            <w:fldChar w:fldCharType="end"/>
+          </w:r>
+        </w:sdtContent>
+      </w:sdt>
+    </w:p>
+    <w:p>
+      <w:pPr>
+        <w:pStyle w:val="Heading3"/>
+      </w:pPr>
+      <w:r>
+        <w:lastRenderedPageBreak/>
+        <w:t>Program? Rename section</w:t>
+      </w:r>
+    </w:p>
+    <w:p>
+      <w:r>
+        <w:t>Put in all programs and versions</w:t>
+      </w:r>
+    </w:p>
+    <w:p>
+      <w:r>
+        <w:t xml:space="preserve">OpenCV 4.1 </w:t>
+      </w:r>
+    </w:p>
+    <w:p>
+      <w:r>
+        <w:t>Qt Creator [12.0.1]</w:t>
+      </w:r>
+    </w:p>
+    <w:p>
+      <w:pPr>
         <w:rPr>
-          <w:b/>
-          <w:bCs/>
+          <w:rFonts w:ascii="Georgia" w:hAnsi="Georgia"/>
+          <w:color w:val="333333"/>
+          <w:sz w:val="27"/>
+          <w:szCs w:val="27"/>
+          <w:shd w:val="clear" w:color="auto" w:fill="FFFFFF"/>
         </w:rPr>
-        <w:t>authors surnames, initials, year, book title, edition number, publisher, page or chapter numbers</w:t>
-      </w:r>
-    </w:p>
-    <w:p>
-      <w:proofErr w:type="spellStart"/>
-      <w:r>
-        <w:t>Bradski</w:t>
-      </w:r>
-      <w:proofErr w:type="spellEnd"/>
-      <w:r>
-        <w:t>, G. and Kaehler, A</w:t>
-      </w:r>
-      <w:r>
-        <w:t xml:space="preserve">. , </w:t>
-      </w:r>
-      <w:r>
-        <w:t>2008, Learning OpenCV computer vision with the OpenCV library, 1</w:t>
-      </w:r>
-      <w:r>
-        <w:rPr>
-          <w:vertAlign w:val="superscript"/>
-        </w:rPr>
-        <w:t>st</w:t>
-      </w:r>
-      <w:r>
-        <w:t xml:space="preserve"> edition,</w:t>
-      </w:r>
-      <w:r>
-        <w:t xml:space="preserve"> </w:t>
-      </w:r>
-      <w:r>
-        <w:t>O'Reilly Media, Inc.</w:t>
-      </w:r>
-    </w:p>
-    <w:p>
-      <w:pPr>
-        <w:pStyle w:val="ListParagraph"/>
+      </w:pPr>
+    </w:p>
+    <w:p>
+      <w:pPr>
+        <w:pStyle w:val="Heading2"/>
         <w:numPr>
           <w:ilvl w:val="0"/>
-          <w:numId w:val="11"/>
+          <w:numId w:val="17"/>
         </w:numPr>
       </w:pPr>
-      <w:r>
-        <w:t>Chapter 5 image processing page 138</w:t>
-      </w:r>
-    </w:p>
-    <w:p>
-      <w:pPr>
-        <w:pStyle w:val="ListParagraph"/>
-        <w:numPr>
-          <w:ilvl w:val="0"/>
-          <w:numId w:val="11"/>
-        </w:numPr>
-      </w:pPr>
-      <w:r>
-        <w:t>Chapter 7 histograms and matching page 218</w:t>
-      </w:r>
-    </w:p>
-    <w:p>
-      <w:pPr>
-        <w:pStyle w:val="ListParagraph"/>
-        <w:numPr>
-          <w:ilvl w:val="0"/>
-          <w:numId w:val="11"/>
-        </w:numPr>
-      </w:pPr>
-      <w:r>
-        <w:t>Chapter 8 moments page 254</w:t>
-      </w:r>
-    </w:p>
-    <w:p>
-      <w:pPr>
-        <w:pStyle w:val="ListParagraph"/>
-        <w:numPr>
-          <w:ilvl w:val="0"/>
-          <w:numId w:val="11"/>
-        </w:numPr>
-      </w:pPr>
-      <w:r>
-        <w:t xml:space="preserve">Chapter 10 tracking and motion page 358 </w:t>
-      </w:r>
-    </w:p>
-    <w:p>
-      <w:pPr>
-        <w:ind w:left="360"/>
-      </w:pPr>
+      <w:bookmarkStart w:id="3" w:name="_Toc196735386"/>
+      <w:r>
+        <w:t>Main Body</w:t>
+      </w:r>
+      <w:bookmarkEnd w:id="3"/>
+    </w:p>
+    <w:p>
+      <w:r>
+        <w:t>This Project focuses heavily on matching a template image to that image through a camera feed. To best identify how to implement this, a few methods were tried.</w:t>
+      </w:r>
+    </w:p>
+    <w:p>
+      <w:pPr>
+        <w:pStyle w:val="Heading3"/>
+        <w:jc w:val="both"/>
+      </w:pPr>
+      <w:bookmarkStart w:id="4" w:name="_Toc196735387"/>
       <w:r>
         <w:rPr>
           <w:noProof/>
         </w:rPr>
         <w:drawing>
-          <wp:inline distT="0" distB="0" distL="0" distR="0" wp14:anchorId="03C40EFA" wp14:editId="1588F842">
-            <wp:extent cx="3915502" cy="2856171"/>
-            <wp:effectExtent l="0" t="0" r="0" b="1905"/>
-            <wp:docPr id="1832250742" name="Picture 1" descr="A screenshot of a computer vision&#10;&#10;Description automatically generated"/>
+          <wp:anchor distT="0" distB="0" distL="114300" distR="114300" simplePos="0" relativeHeight="251667456" behindDoc="1" locked="0" layoutInCell="1" allowOverlap="1" wp14:anchorId="7AFB17AF" wp14:editId="28F9ACDC">
+            <wp:simplePos x="0" y="0"/>
+            <wp:positionH relativeFrom="column">
+              <wp:posOffset>-6985</wp:posOffset>
+            </wp:positionH>
+            <wp:positionV relativeFrom="paragraph">
+              <wp:posOffset>4276090</wp:posOffset>
+            </wp:positionV>
+            <wp:extent cx="3998595" cy="1823085"/>
+            <wp:effectExtent l="0" t="0" r="1905" b="5715"/>
+            <wp:wrapTopAndBottom/>
+            <wp:docPr id="635534198" name="Picture 7"/>
             <wp:cNvGraphicFramePr>
               <a:graphicFrameLocks xmlns:a="http://schemas.openxmlformats.org/drawingml/2006/main" noChangeAspect="1"/>
             </wp:cNvGraphicFramePr>
@@ -2487,321 +2086,13 @@
               <a:graphicData uri="http://schemas.openxmlformats.org/drawingml/2006/picture">
                 <pic:pic xmlns:pic="http://schemas.openxmlformats.org/drawingml/2006/picture">
                   <pic:nvPicPr>
-                    <pic:cNvPr id="1832250742" name="Picture 1" descr="A screenshot of a computer vision&#10;&#10;Description automatically generated"/>
-                    <pic:cNvPicPr/>
-                  </pic:nvPicPr>
-                  <pic:blipFill>
-                    <a:blip r:embed="rId18"/>
-                    <a:stretch>
-                      <a:fillRect/>
-                    </a:stretch>
-                  </pic:blipFill>
-                  <pic:spPr>
-                    <a:xfrm>
-                      <a:off x="0" y="0"/>
-                      <a:ext cx="3932249" cy="2868387"/>
-                    </a:xfrm>
-                    <a:prstGeom prst="rect">
-                      <a:avLst/>
-                    </a:prstGeom>
-                  </pic:spPr>
-                </pic:pic>
-              </a:graphicData>
-            </a:graphic>
-          </wp:inline>
-        </w:drawing>
-      </w:r>
-    </w:p>
-    <w:p/>
-    <w:p/>
-    <w:p>
-      <w:r>
-        <w:lastRenderedPageBreak/>
-        <w:t xml:space="preserve">Z. Zhang and H. Shang, "Low-cost Solution for Vision-based Robotic Grasping," 2021 International Conference on Networking Systems of AI (INSAI), Shanghai, China, 2021, pp. 54-61, </w:t>
-      </w:r>
-      <w:proofErr w:type="spellStart"/>
-      <w:r>
-        <w:t>doi</w:t>
-      </w:r>
-      <w:proofErr w:type="spellEnd"/>
-      <w:r>
-        <w:t xml:space="preserve">: 10.1109/INSAI54028.2021.00022. keywords: {Location </w:t>
-      </w:r>
-      <w:proofErr w:type="spellStart"/>
-      <w:r>
-        <w:t>awareness;Service</w:t>
-      </w:r>
-      <w:proofErr w:type="spellEnd"/>
-      <w:r>
-        <w:t xml:space="preserve"> </w:t>
-      </w:r>
-      <w:proofErr w:type="spellStart"/>
-      <w:r>
-        <w:t>robots;Shape;Machine</w:t>
-      </w:r>
-      <w:proofErr w:type="spellEnd"/>
-      <w:r>
-        <w:t xml:space="preserve"> </w:t>
-      </w:r>
-      <w:proofErr w:type="spellStart"/>
-      <w:r>
-        <w:t>vision;Pose</w:t>
-      </w:r>
-      <w:proofErr w:type="spellEnd"/>
-      <w:r>
-        <w:t xml:space="preserve"> </w:t>
-      </w:r>
-      <w:proofErr w:type="spellStart"/>
-      <w:r>
-        <w:t>estimation;Grasping;Object</w:t>
-      </w:r>
-      <w:proofErr w:type="spellEnd"/>
-      <w:r>
-        <w:t xml:space="preserve"> </w:t>
-      </w:r>
-      <w:proofErr w:type="spellStart"/>
-      <w:r>
-        <w:t>detection;robotic</w:t>
-      </w:r>
-      <w:proofErr w:type="spellEnd"/>
-      <w:r>
-        <w:t xml:space="preserve"> </w:t>
-      </w:r>
-      <w:proofErr w:type="spellStart"/>
-      <w:r>
-        <w:t>grasping;machine</w:t>
-      </w:r>
-      <w:proofErr w:type="spellEnd"/>
-      <w:r>
-        <w:t xml:space="preserve"> </w:t>
-      </w:r>
-      <w:proofErr w:type="spellStart"/>
-      <w:r>
-        <w:t>vision;object</w:t>
-      </w:r>
-      <w:proofErr w:type="spellEnd"/>
-      <w:r>
-        <w:t xml:space="preserve"> </w:t>
-      </w:r>
-      <w:proofErr w:type="spellStart"/>
-      <w:r>
-        <w:t>localization;template</w:t>
-      </w:r>
-      <w:proofErr w:type="spellEnd"/>
-      <w:r>
-        <w:t xml:space="preserve"> matching},</w:t>
-      </w:r>
-    </w:p>
-    <w:p>
-      <w:r>
-        <w:rPr>
-          <w:noProof/>
-        </w:rPr>
-        <w:drawing>
-          <wp:inline distT="0" distB="0" distL="0" distR="0" wp14:anchorId="7DD5F387" wp14:editId="6BA483C1">
-            <wp:extent cx="3809072" cy="3381153"/>
-            <wp:effectExtent l="0" t="0" r="1270" b="0"/>
-            <wp:docPr id="46248312" name="Picture 1" descr="A screenshot of a computer&#10;&#10;Description automatically generated"/>
-            <wp:cNvGraphicFramePr>
-              <a:graphicFrameLocks xmlns:a="http://schemas.openxmlformats.org/drawingml/2006/main" noChangeAspect="1"/>
-            </wp:cNvGraphicFramePr>
-            <a:graphic xmlns:a="http://schemas.openxmlformats.org/drawingml/2006/main">
-              <a:graphicData uri="http://schemas.openxmlformats.org/drawingml/2006/picture">
-                <pic:pic xmlns:pic="http://schemas.openxmlformats.org/drawingml/2006/picture">
-                  <pic:nvPicPr>
-                    <pic:cNvPr id="46248312" name="Picture 1" descr="A screenshot of a computer&#10;&#10;Description automatically generated"/>
-                    <pic:cNvPicPr/>
-                  </pic:nvPicPr>
-                  <pic:blipFill>
-                    <a:blip r:embed="rId19"/>
-                    <a:stretch>
-                      <a:fillRect/>
-                    </a:stretch>
-                  </pic:blipFill>
-                  <pic:spPr>
-                    <a:xfrm>
-                      <a:off x="0" y="0"/>
-                      <a:ext cx="3812096" cy="3383837"/>
-                    </a:xfrm>
-                    <a:prstGeom prst="rect">
-                      <a:avLst/>
-                    </a:prstGeom>
-                  </pic:spPr>
-                </pic:pic>
-              </a:graphicData>
-            </a:graphic>
-          </wp:inline>
-        </w:drawing>
-      </w:r>
-    </w:p>
-    <w:p/>
-    <w:p>
-      <w:pPr>
-        <w:rPr>
-          <w:b/>
-          <w:bCs/>
-        </w:rPr>
-      </w:pPr>
-      <w:r>
-        <w:rPr>
-          <w:b/>
-          <w:bCs/>
-        </w:rPr>
-        <w:t xml:space="preserve">Software: </w:t>
-      </w:r>
-      <w:r>
-        <w:rPr>
-          <w:b/>
-          <w:bCs/>
-        </w:rPr>
-        <w:t>Software [version], Company, Year, Link, Last visited: Date</w:t>
-      </w:r>
-    </w:p>
-    <w:p>
-      <w:r>
-        <w:t>Qt Creator [12.0.1]</w:t>
-      </w:r>
-    </w:p>
-    <w:p>
-      <w:r>
-        <w:t>OpenCV41</w:t>
-      </w:r>
-    </w:p>
-    <w:p>
-      <w:pPr>
-        <w:rPr>
-          <w:color w:val="9B57D3" w:themeColor="accent2"/>
-        </w:rPr>
-      </w:pPr>
-      <w:r>
-        <w:rPr>
-          <w:color w:val="9B57D3" w:themeColor="accent2"/>
-        </w:rPr>
-        <w:t>The drawback of template matching is its high computational cost, which has two distinct origins. The ﬁrst source of complexity is the necessity of using multiple templates to accommodate the variability exhibited by the appearance of complex objects. The second source of complexity is related to the representation of the templates: the higher the resolution, i.e. the number of pixels, the heavier the computational requirements. Besides some computational tricks, this chapter presents more organized, structural ways to improve the speed at which template matching can be performed.</w:t>
-      </w:r>
-      <w:r>
-        <w:rPr>
-          <w:color w:val="9B57D3" w:themeColor="accent2"/>
-        </w:rPr>
-        <w:br/>
-        <w:t>Brunelli, Roberto. </w:t>
-      </w:r>
-      <w:r>
-        <w:rPr>
-          <w:i/>
-          <w:iCs/>
-          <w:color w:val="9B57D3" w:themeColor="accent2"/>
-        </w:rPr>
-        <w:t>Template Matching Techniques in Computer Vision : Theory and Practice</w:t>
-      </w:r>
-      <w:r>
-        <w:rPr>
-          <w:color w:val="9B57D3" w:themeColor="accent2"/>
-        </w:rPr>
-        <w:t>, John Wiley &amp; Sons, Incorporated, 2009.</w:t>
-      </w:r>
-      <w:r>
-        <w:rPr>
-          <w:i/>
-          <w:iCs/>
-          <w:color w:val="9B57D3" w:themeColor="accent2"/>
-        </w:rPr>
-        <w:t> ProQuest Ebook Central</w:t>
-      </w:r>
-      <w:r>
-        <w:rPr>
-          <w:color w:val="9B57D3" w:themeColor="accent2"/>
-        </w:rPr>
-        <w:t>, http://ebookcentral.proquest.com/lib/plymouth/detail.action?docID=437493.</w:t>
-      </w:r>
-      <w:r>
-        <w:rPr>
-          <w:color w:val="9B57D3" w:themeColor="accent2"/>
-        </w:rPr>
-        <w:br/>
-        <w:t xml:space="preserve">Created from </w:t>
-      </w:r>
-      <w:proofErr w:type="spellStart"/>
-      <w:r>
-        <w:rPr>
-          <w:color w:val="9B57D3" w:themeColor="accent2"/>
-        </w:rPr>
-        <w:t>plymouth</w:t>
-      </w:r>
-      <w:proofErr w:type="spellEnd"/>
-      <w:r>
-        <w:rPr>
-          <w:color w:val="9B57D3" w:themeColor="accent2"/>
-        </w:rPr>
-        <w:t xml:space="preserve"> on 2025-02-07 14:40:19.</w:t>
-      </w:r>
-    </w:p>
-    <w:p>
-      <w:r>
-        <w:t>The classic article by B. Lucas and T. Kanade, An Iterative Image Registration Technique with an Application to Stereo Vision, at the Int. Joint Conference in Artificial Intelligence, pp. 674-679, 1981, describes the original feature point tracking algorithm.</w:t>
-      </w:r>
-    </w:p>
-    <w:p>
-      <w:pPr>
-        <w:pStyle w:val="Heading2"/>
-      </w:pPr>
-      <w:bookmarkStart w:id="14" w:name="_Toc188629968"/>
-      <w:commentRangeStart w:id="15"/>
-      <w:r>
-        <w:lastRenderedPageBreak/>
-        <w:t>6</w:t>
-      </w:r>
-      <w:r>
-        <w:t>. Appendix</w:t>
-      </w:r>
-      <w:bookmarkEnd w:id="14"/>
-      <w:commentRangeEnd w:id="15"/>
-      <w:r>
-        <w:rPr>
-          <w:rStyle w:val="CommentReference"/>
-          <w:rFonts w:asciiTheme="minorHAnsi" w:eastAsiaTheme="minorHAnsi" w:hAnsiTheme="minorHAnsi" w:cstheme="minorBidi"/>
-          <w:color w:val="auto"/>
-        </w:rPr>
-        <w:commentReference w:id="15"/>
-      </w:r>
-    </w:p>
-    <w:p>
-      <w:r>
-        <w:t>Requirements for report: 60 pages not including appendix and bibliography</w:t>
-      </w:r>
-    </w:p>
-    <w:p>
-      <w:r>
-        <w:rPr>
-          <w:noProof/>
-        </w:rPr>
-        <w:drawing>
-          <wp:anchor distT="0" distB="0" distL="114300" distR="114300" simplePos="0" relativeHeight="251661312" behindDoc="0" locked="0" layoutInCell="1" allowOverlap="1" wp14:anchorId="3CAE078B" wp14:editId="7B6439B5">
-            <wp:simplePos x="0" y="0"/>
-            <wp:positionH relativeFrom="column">
-              <wp:posOffset>0</wp:posOffset>
-            </wp:positionH>
-            <wp:positionV relativeFrom="paragraph">
-              <wp:posOffset>266065</wp:posOffset>
-            </wp:positionV>
-            <wp:extent cx="5731510" cy="2667000"/>
-            <wp:effectExtent l="0" t="0" r="2540" b="0"/>
-            <wp:wrapTopAndBottom/>
-            <wp:docPr id="660896599" name="Picture 1" descr="A diagram of a project&#10;&#10;Description automatically generated"/>
-            <wp:cNvGraphicFramePr>
-              <a:graphicFrameLocks xmlns:a="http://schemas.openxmlformats.org/drawingml/2006/main" noChangeAspect="1"/>
-            </wp:cNvGraphicFramePr>
-            <a:graphic xmlns:a="http://schemas.openxmlformats.org/drawingml/2006/main">
-              <a:graphicData uri="http://schemas.openxmlformats.org/drawingml/2006/picture">
-                <pic:pic xmlns:pic="http://schemas.openxmlformats.org/drawingml/2006/picture">
-                  <pic:nvPicPr>
-                    <pic:cNvPr id="660896599" name="Picture 1" descr="A diagram of a project&#10;&#10;Description automatically generated"/>
+                    <pic:cNvPr id="0" name="Picture 7"/>
                     <pic:cNvPicPr>
                       <a:picLocks noChangeAspect="1" noChangeArrowheads="1"/>
                     </pic:cNvPicPr>
                   </pic:nvPicPr>
                   <pic:blipFill>
-                    <a:blip r:embed="rId20">
+                    <a:blip r:embed="rId9" cstate="print">
                       <a:extLst>
                         <a:ext uri="{28A0092B-C50C-407E-A947-70E740481C1C}">
                           <a14:useLocalDpi xmlns:a14="http://schemas.microsoft.com/office/drawing/2010/main" val="0"/>
@@ -2816,7 +2107,7 @@
                   <pic:spPr bwMode="auto">
                     <a:xfrm>
                       <a:off x="0" y="0"/>
-                      <a:ext cx="5731510" cy="2667000"/>
+                      <a:ext cx="3998595" cy="1823085"/>
                     </a:xfrm>
                     <a:prstGeom prst="rect">
                       <a:avLst/>
@@ -2838,9 +2129,2487 @@
           </wp:anchor>
         </w:drawing>
       </w:r>
-    </w:p>
+      <w:r>
+        <w:rPr>
+          <w:noProof/>
+        </w:rPr>
+        <w:drawing>
+          <wp:anchor distT="0" distB="0" distL="114300" distR="114300" simplePos="0" relativeHeight="251666432" behindDoc="1" locked="0" layoutInCell="1" allowOverlap="1" wp14:anchorId="645F6DA8" wp14:editId="256EDBF9">
+            <wp:simplePos x="0" y="0"/>
+            <wp:positionH relativeFrom="column">
+              <wp:posOffset>-9525</wp:posOffset>
+            </wp:positionH>
+            <wp:positionV relativeFrom="paragraph">
+              <wp:posOffset>269875</wp:posOffset>
+            </wp:positionV>
+            <wp:extent cx="4149725" cy="1685925"/>
+            <wp:effectExtent l="0" t="0" r="3175" b="9525"/>
+            <wp:wrapTopAndBottom/>
+            <wp:docPr id="761814214" name="Picture 6"/>
+            <wp:cNvGraphicFramePr>
+              <a:graphicFrameLocks xmlns:a="http://schemas.openxmlformats.org/drawingml/2006/main" noChangeAspect="1"/>
+            </wp:cNvGraphicFramePr>
+            <a:graphic xmlns:a="http://schemas.openxmlformats.org/drawingml/2006/main">
+              <a:graphicData uri="http://schemas.openxmlformats.org/drawingml/2006/picture">
+                <pic:pic xmlns:pic="http://schemas.openxmlformats.org/drawingml/2006/picture">
+                  <pic:nvPicPr>
+                    <pic:cNvPr id="0" name="Picture 6"/>
+                    <pic:cNvPicPr>
+                      <a:picLocks noChangeAspect="1" noChangeArrowheads="1"/>
+                    </pic:cNvPicPr>
+                  </pic:nvPicPr>
+                  <pic:blipFill>
+                    <a:blip r:embed="rId10" cstate="print">
+                      <a:extLst>
+                        <a:ext uri="{28A0092B-C50C-407E-A947-70E740481C1C}">
+                          <a14:useLocalDpi xmlns:a14="http://schemas.microsoft.com/office/drawing/2010/main" val="0"/>
+                        </a:ext>
+                      </a:extLst>
+                    </a:blip>
+                    <a:srcRect/>
+                    <a:stretch>
+                      <a:fillRect/>
+                    </a:stretch>
+                  </pic:blipFill>
+                  <pic:spPr bwMode="auto">
+                    <a:xfrm>
+                      <a:off x="0" y="0"/>
+                      <a:ext cx="4149725" cy="1685925"/>
+                    </a:xfrm>
+                    <a:prstGeom prst="rect">
+                      <a:avLst/>
+                    </a:prstGeom>
+                    <a:noFill/>
+                    <a:ln>
+                      <a:noFill/>
+                    </a:ln>
+                  </pic:spPr>
+                </pic:pic>
+              </a:graphicData>
+            </a:graphic>
+            <wp14:sizeRelH relativeFrom="page">
+              <wp14:pctWidth>0</wp14:pctWidth>
+            </wp14:sizeRelH>
+            <wp14:sizeRelV relativeFrom="page">
+              <wp14:pctHeight>0</wp14:pctHeight>
+            </wp14:sizeRelV>
+          </wp:anchor>
+        </w:drawing>
+      </w:r>
+      <w:r>
+        <w:rPr>
+          <w:noProof/>
+        </w:rPr>
+        <w:drawing>
+          <wp:anchor distT="0" distB="0" distL="114300" distR="114300" simplePos="0" relativeHeight="251668480" behindDoc="1" locked="0" layoutInCell="1" allowOverlap="1" wp14:anchorId="0D72EB07" wp14:editId="7A04CE64">
+            <wp:simplePos x="0" y="0"/>
+            <wp:positionH relativeFrom="column">
+              <wp:posOffset>-6985</wp:posOffset>
+            </wp:positionH>
+            <wp:positionV relativeFrom="paragraph">
+              <wp:posOffset>2090420</wp:posOffset>
+            </wp:positionV>
+            <wp:extent cx="3998595" cy="2188210"/>
+            <wp:effectExtent l="0" t="0" r="1905" b="2540"/>
+            <wp:wrapTopAndBottom/>
+            <wp:docPr id="1280018182" name="Picture 5"/>
+            <wp:cNvGraphicFramePr>
+              <a:graphicFrameLocks xmlns:a="http://schemas.openxmlformats.org/drawingml/2006/main" noChangeAspect="1"/>
+            </wp:cNvGraphicFramePr>
+            <a:graphic xmlns:a="http://schemas.openxmlformats.org/drawingml/2006/main">
+              <a:graphicData uri="http://schemas.openxmlformats.org/drawingml/2006/picture">
+                <pic:pic xmlns:pic="http://schemas.openxmlformats.org/drawingml/2006/picture">
+                  <pic:nvPicPr>
+                    <pic:cNvPr id="0" name="Picture 5"/>
+                    <pic:cNvPicPr>
+                      <a:picLocks noChangeAspect="1" noChangeArrowheads="1"/>
+                    </pic:cNvPicPr>
+                  </pic:nvPicPr>
+                  <pic:blipFill rotWithShape="1">
+                    <a:blip r:embed="rId11" cstate="print">
+                      <a:extLst>
+                        <a:ext uri="{28A0092B-C50C-407E-A947-70E740481C1C}">
+                          <a14:useLocalDpi xmlns:a14="http://schemas.microsoft.com/office/drawing/2010/main" val="0"/>
+                        </a:ext>
+                      </a:extLst>
+                    </a:blip>
+                    <a:srcRect b="6332"/>
+                    <a:stretch/>
+                  </pic:blipFill>
+                  <pic:spPr bwMode="auto">
+                    <a:xfrm>
+                      <a:off x="0" y="0"/>
+                      <a:ext cx="3998595" cy="2188210"/>
+                    </a:xfrm>
+                    <a:prstGeom prst="rect">
+                      <a:avLst/>
+                    </a:prstGeom>
+                    <a:noFill/>
+                    <a:ln>
+                      <a:noFill/>
+                    </a:ln>
+                    <a:extLst>
+                      <a:ext uri="{53640926-AAD7-44D8-BBD7-CCE9431645EC}">
+                        <a14:shadowObscured xmlns:a14="http://schemas.microsoft.com/office/drawing/2010/main"/>
+                      </a:ext>
+                    </a:extLst>
+                  </pic:spPr>
+                </pic:pic>
+              </a:graphicData>
+            </a:graphic>
+            <wp14:sizeRelH relativeFrom="page">
+              <wp14:pctWidth>0</wp14:pctWidth>
+            </wp14:sizeRelH>
+            <wp14:sizeRelV relativeFrom="page">
+              <wp14:pctHeight>0</wp14:pctHeight>
+            </wp14:sizeRelV>
+          </wp:anchor>
+        </w:drawing>
+      </w:r>
+      <w:r>
+        <w:t>Feature</w:t>
+      </w:r>
+      <w:r>
+        <w:t>/Key point</w:t>
+      </w:r>
+      <w:r>
+        <w:t xml:space="preserve"> Matching</w:t>
+      </w:r>
+      <w:bookmarkEnd w:id="4"/>
+      <w:r>
+        <w:rPr>
+          <w:noProof/>
+        </w:rPr>
+        <w:drawing>
+          <wp:anchor distT="0" distB="0" distL="114300" distR="114300" simplePos="0" relativeHeight="251669504" behindDoc="1" locked="0" layoutInCell="1" allowOverlap="1" wp14:anchorId="5F814E5B" wp14:editId="5D64B671">
+            <wp:simplePos x="0" y="0"/>
+            <wp:positionH relativeFrom="column">
+              <wp:posOffset>0</wp:posOffset>
+            </wp:positionH>
+            <wp:positionV relativeFrom="paragraph">
+              <wp:posOffset>0</wp:posOffset>
+            </wp:positionV>
+            <wp:extent cx="5726430" cy="4418330"/>
+            <wp:effectExtent l="0" t="0" r="7620" b="1270"/>
+            <wp:wrapTight wrapText="bothSides">
+              <wp:wrapPolygon edited="0">
+                <wp:start x="0" y="0"/>
+                <wp:lineTo x="0" y="21513"/>
+                <wp:lineTo x="21557" y="21513"/>
+                <wp:lineTo x="21557" y="0"/>
+                <wp:lineTo x="0" y="0"/>
+              </wp:wrapPolygon>
+            </wp:wrapTight>
+            <wp:docPr id="1957751723" name="Picture 8"/>
+            <wp:cNvGraphicFramePr>
+              <a:graphicFrameLocks xmlns:a="http://schemas.openxmlformats.org/drawingml/2006/main" noChangeAspect="1"/>
+            </wp:cNvGraphicFramePr>
+            <a:graphic xmlns:a="http://schemas.openxmlformats.org/drawingml/2006/main">
+              <a:graphicData uri="http://schemas.openxmlformats.org/drawingml/2006/picture">
+                <pic:pic xmlns:pic="http://schemas.openxmlformats.org/drawingml/2006/picture">
+                  <pic:nvPicPr>
+                    <pic:cNvPr id="0" name="Picture 8"/>
+                    <pic:cNvPicPr>
+                      <a:picLocks noChangeAspect="1" noChangeArrowheads="1"/>
+                    </pic:cNvPicPr>
+                  </pic:nvPicPr>
+                  <pic:blipFill>
+                    <a:blip r:embed="rId12">
+                      <a:extLst>
+                        <a:ext uri="{28A0092B-C50C-407E-A947-70E740481C1C}">
+                          <a14:useLocalDpi xmlns:a14="http://schemas.microsoft.com/office/drawing/2010/main" val="0"/>
+                        </a:ext>
+                      </a:extLst>
+                    </a:blip>
+                    <a:srcRect/>
+                    <a:stretch>
+                      <a:fillRect/>
+                    </a:stretch>
+                  </pic:blipFill>
+                  <pic:spPr bwMode="auto">
+                    <a:xfrm>
+                      <a:off x="0" y="0"/>
+                      <a:ext cx="5726430" cy="4418330"/>
+                    </a:xfrm>
+                    <a:prstGeom prst="rect">
+                      <a:avLst/>
+                    </a:prstGeom>
+                    <a:noFill/>
+                    <a:ln>
+                      <a:noFill/>
+                    </a:ln>
+                  </pic:spPr>
+                </pic:pic>
+              </a:graphicData>
+            </a:graphic>
+            <wp14:sizeRelH relativeFrom="page">
+              <wp14:pctWidth>0</wp14:pctWidth>
+            </wp14:sizeRelH>
+            <wp14:sizeRelV relativeFrom="page">
+              <wp14:pctHeight>0</wp14:pctHeight>
+            </wp14:sizeRelV>
+          </wp:anchor>
+        </w:drawing>
+      </w:r>
+    </w:p>
+    <w:p>
+      <w:sdt>
+        <w:sdtPr>
+          <w:id w:val="-2020381739"/>
+          <w:citation/>
+        </w:sdtPr>
+        <w:sdtContent>
+          <w:r>
+            <w:fldChar w:fldCharType="begin"/>
+          </w:r>
+          <w:r>
+            <w:instrText xml:space="preserve"> CITATION Nob16 \l 2057 </w:instrText>
+          </w:r>
+          <w:r>
+            <w:fldChar w:fldCharType="separate"/>
+          </w:r>
+          <w:r>
+            <w:rPr>
+              <w:noProof/>
+            </w:rPr>
+            <w:t>(Noble, 2016)</w:t>
+          </w:r>
+          <w:r>
+            <w:fldChar w:fldCharType="end"/>
+          </w:r>
+        </w:sdtContent>
+      </w:sdt>
+      <w:r>
+        <w:t xml:space="preserve"> lovely feature matching report!!</w:t>
+      </w:r>
+    </w:p>
+    <w:p/>
+    <w:p>
+      <w:pPr>
+        <w:pStyle w:val="Heading3"/>
+      </w:pPr>
+      <w:bookmarkStart w:id="5" w:name="_Toc196735388"/>
+      <w:r>
+        <w:t>Object Matching</w:t>
+      </w:r>
+      <w:bookmarkEnd w:id="5"/>
+    </w:p>
+    <w:p/>
+    <w:p>
+      <w:pPr>
+        <w:pStyle w:val="Heading3"/>
+      </w:pPr>
+      <w:bookmarkStart w:id="6" w:name="_Toc196735389"/>
+      <w:r>
+        <w:t>Template Matching</w:t>
+      </w:r>
+      <w:bookmarkEnd w:id="6"/>
+    </w:p>
+    <w:p>
+      <w:r>
+        <w:t xml:space="preserve">Template matching is a function contained in </w:t>
+      </w:r>
+      <w:r>
+        <w:t>the Open</w:t>
+      </w:r>
+      <w:r>
+        <w:t xml:space="preserve"> Computer Vision (Open</w:t>
+      </w:r>
+      <w:r>
+        <w:t>CV</w:t>
+      </w:r>
+      <w:r>
+        <w:t>)</w:t>
+      </w:r>
+      <w:r>
+        <w:t xml:space="preserve"> library and was the base layer of the project. It needed to be able to successfully and consistently </w:t>
+      </w:r>
+    </w:p>
+    <w:p>
+      <w:r>
+        <w:t>“</w:t>
+      </w:r>
+      <w:r>
+        <w:t>The drawback of template matching is its high computational cost, which has two distinct origins. The ﬁrst source of complexity is the necessity of using multiple templates to accommodate the variability exhibited by the appearance of complex objects. The second source of complexity is related to the representation of the templates: the higher the resolution, i.e. the number of pixels, the heavier the computational requirements. Besides some computational tricks.</w:t>
+      </w:r>
+      <w:r>
+        <w:t xml:space="preserve">” </w:t>
+      </w:r>
+      <w:sdt>
+        <w:sdtPr>
+          <w:id w:val="-1380938819"/>
+          <w:citation/>
+        </w:sdtPr>
+        <w:sdtContent>
+          <w:r>
+            <w:fldChar w:fldCharType="begin"/>
+          </w:r>
+          <w:r>
+            <w:instrText xml:space="preserve"> CITATION Bru09 \l 2057 </w:instrText>
+          </w:r>
+          <w:r>
+            <w:fldChar w:fldCharType="separate"/>
+          </w:r>
+          <w:r>
+            <w:rPr>
+              <w:noProof/>
+            </w:rPr>
+            <w:t>(Brunelli, 2009)</w:t>
+          </w:r>
+          <w:r>
+            <w:fldChar w:fldCharType="end"/>
+          </w:r>
+        </w:sdtContent>
+      </w:sdt>
+      <w:r>
+        <w:br/>
+      </w:r>
+    </w:p>
+    <w:p/>
+    <w:p>
+      <w:pPr>
+        <w:pStyle w:val="Heading3"/>
+      </w:pPr>
+      <w:bookmarkStart w:id="7" w:name="_Toc196735390"/>
+      <w:r>
+        <w:t>Generalized Hough Transform</w:t>
+      </w:r>
+      <w:bookmarkEnd w:id="7"/>
+    </w:p>
+    <w:p/>
+    <w:p>
+      <w:pPr>
+        <w:pStyle w:val="Heading2"/>
+        <w:numPr>
+          <w:ilvl w:val="0"/>
+          <w:numId w:val="17"/>
+        </w:numPr>
+      </w:pPr>
+      <w:bookmarkStart w:id="8" w:name="_Toc196735391"/>
+      <w:r>
+        <w:t>Project Management</w:t>
+      </w:r>
+      <w:bookmarkEnd w:id="8"/>
+    </w:p>
+    <w:p>
+      <w:pPr>
+        <w:pStyle w:val="Heading2"/>
+        <w:numPr>
+          <w:ilvl w:val="0"/>
+          <w:numId w:val="17"/>
+        </w:numPr>
+      </w:pPr>
+      <w:bookmarkStart w:id="9" w:name="_Toc196735392"/>
+      <w:r>
+        <w:t>Conclusions</w:t>
+      </w:r>
+      <w:bookmarkEnd w:id="9"/>
+    </w:p>
+    <w:p>
+      <w:pPr>
+        <w:pStyle w:val="Heading2"/>
+      </w:pPr>
+      <w:bookmarkStart w:id="10" w:name="_Toc196735393"/>
+      <w:r>
+        <w:t>References</w:t>
+      </w:r>
+      <w:bookmarkEnd w:id="10"/>
+      <w:r>
+        <w:t xml:space="preserve"> </w:t>
+      </w:r>
+    </w:p>
+    <w:p>
+      <w:r>
+        <w:t>(</w:t>
+      </w:r>
+      <w:proofErr w:type="gramStart"/>
+      <w:r>
+        <w:t>actually</w:t>
+      </w:r>
+      <w:proofErr w:type="gramEnd"/>
+      <w:r>
+        <w:t xml:space="preserve"> used sources)</w:t>
+      </w:r>
+    </w:p>
+    <w:bookmarkStart w:id="11" w:name="_Toc196735394" w:displacedByCustomXml="next"/>
+    <w:sdt>
+      <w:sdtPr>
+        <w:id w:val="-515307718"/>
+        <w:docPartObj>
+          <w:docPartGallery w:val="Bibliographies"/>
+          <w:docPartUnique/>
+        </w:docPartObj>
+      </w:sdtPr>
+      <w:sdtEndPr>
+        <w:rPr>
+          <w:rFonts w:asciiTheme="minorHAnsi" w:eastAsiaTheme="minorHAnsi" w:hAnsiTheme="minorHAnsi" w:cstheme="minorBidi"/>
+          <w:color w:val="auto"/>
+          <w:sz w:val="24"/>
+          <w:szCs w:val="22"/>
+        </w:rPr>
+      </w:sdtEndPr>
+      <w:sdtContent>
+        <w:p>
+          <w:pPr>
+            <w:pStyle w:val="Heading1"/>
+            <w:rPr>
+              <w:rStyle w:val="Heading2Char"/>
+            </w:rPr>
+          </w:pPr>
+          <w:r>
+            <w:rPr>
+              <w:rStyle w:val="Heading2Char"/>
+            </w:rPr>
+            <w:t>Bibliography</w:t>
+          </w:r>
+          <w:bookmarkEnd w:id="11"/>
+        </w:p>
+        <w:sdt>
+          <w:sdtPr>
+            <w:id w:val="111145805"/>
+            <w:bibliography/>
+          </w:sdtPr>
+          <w:sdtContent>
+            <w:p>
+              <w:pPr>
+                <w:pStyle w:val="Bibliography"/>
+                <w:ind w:left="720" w:hanging="720"/>
+                <w:rPr>
+                  <w:noProof/>
+                  <w:kern w:val="0"/>
+                  <w:szCs w:val="24"/>
+                  <w14:ligatures w14:val="none"/>
+                </w:rPr>
+              </w:pPr>
+              <w:r>
+                <w:fldChar w:fldCharType="begin"/>
+              </w:r>
+              <w:r>
+                <w:instrText xml:space="preserve"> BIBLIOGRAPHY </w:instrText>
+              </w:r>
+              <w:r>
+                <w:fldChar w:fldCharType="separate"/>
+              </w:r>
+              <w:r>
+                <w:rPr>
+                  <w:noProof/>
+                </w:rPr>
+                <w:t xml:space="preserve">Bimbraw, K. (2015). Autonomous cars: Past, present and future a review of the developments in the last century, the present scenario and the expected future of autonomous vehicle technology. </w:t>
+              </w:r>
+              <w:r>
+                <w:rPr>
+                  <w:i/>
+                  <w:iCs/>
+                  <w:noProof/>
+                </w:rPr>
+                <w:t>2015 12th International Conference on Informatics in Control, Automation and Robotics (ICINCO)</w:t>
+              </w:r>
+              <w:r>
+                <w:rPr>
+                  <w:noProof/>
+                </w:rPr>
+                <w:t xml:space="preserve"> (pp. 191-198). Colmar, France: IEEE. Retrieved from https://ieeexplore-ieee-org.plymouth.idm.oclc.org/stamp/stamp.jsp?tp=&amp;arnumber=7350466&amp;isnumber=7347907</w:t>
+              </w:r>
+            </w:p>
+            <w:p>
+              <w:pPr>
+                <w:pStyle w:val="Bibliography"/>
+                <w:ind w:left="720" w:hanging="720"/>
+                <w:rPr>
+                  <w:noProof/>
+                </w:rPr>
+              </w:pPr>
+              <w:r>
+                <w:rPr>
+                  <w:noProof/>
+                </w:rPr>
+                <w:t xml:space="preserve">Bradski, G., &amp; Kaehler, A. (2008). </w:t>
+              </w:r>
+              <w:r>
+                <w:rPr>
+                  <w:i/>
+                  <w:iCs/>
+                  <w:noProof/>
+                </w:rPr>
+                <w:t>Learning OpenCV computer vision with the OpenCV library</w:t>
+              </w:r>
+              <w:r>
+                <w:rPr>
+                  <w:noProof/>
+                </w:rPr>
+                <w:t xml:space="preserve"> (1st ed.). O'Reilly Media.</w:t>
+              </w:r>
+            </w:p>
+            <w:p>
+              <w:pPr>
+                <w:pStyle w:val="Bibliography"/>
+                <w:ind w:left="720" w:hanging="720"/>
+                <w:rPr>
+                  <w:noProof/>
+                </w:rPr>
+              </w:pPr>
+              <w:r>
+                <w:rPr>
+                  <w:noProof/>
+                </w:rPr>
+                <w:t xml:space="preserve">Brunelli, R. (2009). </w:t>
+              </w:r>
+              <w:r>
+                <w:rPr>
+                  <w:i/>
+                  <w:iCs/>
+                  <w:noProof/>
+                </w:rPr>
+                <w:t>Template Matching Techniques in Computer Vision: Theory and Practice.</w:t>
+              </w:r>
+              <w:r>
+                <w:rPr>
+                  <w:noProof/>
+                </w:rPr>
+                <w:t xml:space="preserve"> John Wiley &amp; Sons. Retrieved 2025, from http://ebookcentral.proquest.com/lib/plymouth/detail.action?docID=437493</w:t>
+              </w:r>
+            </w:p>
+            <w:p>
+              <w:pPr>
+                <w:pStyle w:val="Bibliography"/>
+                <w:ind w:left="720" w:hanging="720"/>
+                <w:rPr>
+                  <w:noProof/>
+                </w:rPr>
+              </w:pPr>
+              <w:r>
+                <w:rPr>
+                  <w:noProof/>
+                </w:rPr>
+                <w:t xml:space="preserve">Deep. (2019, March 16). </w:t>
+              </w:r>
+              <w:r>
+                <w:rPr>
+                  <w:i/>
+                  <w:iCs/>
+                  <w:noProof/>
+                </w:rPr>
+                <w:t>Introduction to SIFT (Scale Invatiant Feature Transform)</w:t>
+              </w:r>
+              <w:r>
+                <w:rPr>
+                  <w:noProof/>
+                </w:rPr>
+                <w:t xml:space="preserve">. Retrieved February 12, 2025, from Medium.com: </w:t>
+              </w:r>
+              <w:r>
+                <w:rPr>
+                  <w:noProof/>
+                </w:rPr>
+                <w:lastRenderedPageBreak/>
+                <w:t>https://medium.com/@deepanshut041/introduction-to-sift-scale-invariant-feature-transform-65d7f3a72d40</w:t>
+              </w:r>
+            </w:p>
+            <w:p>
+              <w:pPr>
+                <w:pStyle w:val="Bibliography"/>
+                <w:ind w:left="720" w:hanging="720"/>
+                <w:rPr>
+                  <w:noProof/>
+                </w:rPr>
+              </w:pPr>
+              <w:r>
+                <w:rPr>
+                  <w:noProof/>
+                </w:rPr>
+                <w:t xml:space="preserve">Fahmy, A., Li, C., &amp; Sienz, J. (2019). An Augmented Reality Based Human-Robot Interaction Interface Using Kalman Filter Sensor Fusion. </w:t>
+              </w:r>
+              <w:r>
+                <w:rPr>
+                  <w:i/>
+                  <w:iCs/>
+                  <w:noProof/>
+                </w:rPr>
+                <w:t>Sensors, 19</w:t>
+              </w:r>
+              <w:r>
+                <w:rPr>
+                  <w:noProof/>
+                </w:rPr>
+                <w:t>(20). Retrieved from https://www.mdpi.com/1424-8220/19/20/4586</w:t>
+              </w:r>
+            </w:p>
+            <w:p>
+              <w:pPr>
+                <w:pStyle w:val="Bibliography"/>
+                <w:ind w:left="720" w:hanging="720"/>
+                <w:rPr>
+                  <w:noProof/>
+                </w:rPr>
+              </w:pPr>
+              <w:r>
+                <w:rPr>
+                  <w:noProof/>
+                </w:rPr>
+                <w:t xml:space="preserve">Ganz, A., &amp; Yang, Z. (2016). Vision-based responders localization techniques in urban search and rescue scenarios. </w:t>
+              </w:r>
+              <w:r>
+                <w:rPr>
+                  <w:i/>
+                  <w:iCs/>
+                  <w:noProof/>
+                </w:rPr>
+                <w:t>2016 38th Annual International Conference of the IEEE Engineering in Medicine and Biology Society (EMBC)</w:t>
+              </w:r>
+              <w:r>
+                <w:rPr>
+                  <w:noProof/>
+                </w:rPr>
+                <w:t xml:space="preserve"> (pp. 2640-2643). Orlando, FL, USA: IEEE. Retrieved from https://ieeexplore-ieee-org.plymouth.idm.oclc.org/stamp/stamp.jsp?tp=&amp;arnumber=7591272&amp;isnumber=7590615</w:t>
+              </w:r>
+            </w:p>
+            <w:p>
+              <w:pPr>
+                <w:pStyle w:val="Bibliography"/>
+                <w:ind w:left="720" w:hanging="720"/>
+                <w:rPr>
+                  <w:noProof/>
+                </w:rPr>
+              </w:pPr>
+              <w:r>
+                <w:rPr>
+                  <w:noProof/>
+                </w:rPr>
+                <w:t xml:space="preserve">Greer, D., McKerrow, P., &amp; Abrantes, J. (2002). Robots in Urban Search and Rescue Operations. </w:t>
+              </w:r>
+              <w:r>
+                <w:rPr>
+                  <w:i/>
+                  <w:iCs/>
+                  <w:noProof/>
+                </w:rPr>
+                <w:t>International Instrumentation and Measurement Technology Conference Proceedings.</w:t>
+              </w:r>
+              <w:r>
+                <w:rPr>
+                  <w:noProof/>
+                </w:rPr>
+                <w:t xml:space="preserve"> Auckland.</w:t>
+              </w:r>
+            </w:p>
+            <w:p>
+              <w:pPr>
+                <w:pStyle w:val="Bibliography"/>
+                <w:ind w:left="720" w:hanging="720"/>
+                <w:rPr>
+                  <w:noProof/>
+                </w:rPr>
+              </w:pPr>
+              <w:r>
+                <w:rPr>
+                  <w:noProof/>
+                </w:rPr>
+                <w:t xml:space="preserve">Le Comte, B. R., Gupta, G. S., &amp; Chew, M. T. (2012). Distributed sensors for hazard detection in an urban search and rescue operation. </w:t>
+              </w:r>
+              <w:r>
+                <w:rPr>
+                  <w:i/>
+                  <w:iCs/>
+                  <w:noProof/>
+                </w:rPr>
+                <w:t>IEEE International Instrumentation and Measurement Technology Conference Proceedings</w:t>
+              </w:r>
+              <w:r>
+                <w:rPr>
+                  <w:noProof/>
+                </w:rPr>
+                <w:t>, 2385-2390. Retrieved from https://ieeexplore-ieee-org.plymouth.idm.oclc.org/stamp/stamp.jsp?tp=&amp;arnumber=6229679&amp;isnumber=6229113</w:t>
+              </w:r>
+            </w:p>
+            <w:p>
+              <w:pPr>
+                <w:pStyle w:val="Bibliography"/>
+                <w:ind w:left="720" w:hanging="720"/>
+                <w:rPr>
+                  <w:noProof/>
+                </w:rPr>
+              </w:pPr>
+              <w:r>
+                <w:rPr>
+                  <w:noProof/>
+                </w:rPr>
+                <w:t xml:space="preserve">Noble, F. K. (2016). Comparison of OpenCV's feature detectors and feature matchers. </w:t>
+              </w:r>
+              <w:r>
+                <w:rPr>
+                  <w:i/>
+                  <w:iCs/>
+                  <w:noProof/>
+                </w:rPr>
+                <w:t>2016 23rd International Conference on Mechatronics and Machine Vision in Practice (M2VIP)</w:t>
+              </w:r>
+              <w:r>
+                <w:rPr>
+                  <w:noProof/>
+                </w:rPr>
+                <w:t>, (pp. 1-6). Nanjing, China. Retrieved from https://ieeexplore.ieee.org/stamp/stamp.jsp?tp=&amp;arnumber=7827292&amp;isnumber=7827253</w:t>
+              </w:r>
+            </w:p>
+            <w:p>
+              <w:pPr>
+                <w:pStyle w:val="Bibliography"/>
+                <w:ind w:left="720" w:hanging="720"/>
+                <w:rPr>
+                  <w:noProof/>
+                </w:rPr>
+              </w:pPr>
+              <w:r>
+                <w:rPr>
+                  <w:i/>
+                  <w:iCs/>
+                  <w:noProof/>
+                </w:rPr>
+                <w:t>OpenCV modules</w:t>
+              </w:r>
+              <w:r>
+                <w:rPr>
+                  <w:noProof/>
+                </w:rPr>
+                <w:t>. (n.d.). Retrieved from docs.opencv.org: https://docs.opencv.org/4.x/index.html</w:t>
+              </w:r>
+            </w:p>
+            <w:p>
+              <w:pPr>
+                <w:pStyle w:val="Bibliography"/>
+                <w:ind w:left="720" w:hanging="720"/>
+                <w:rPr>
+                  <w:noProof/>
+                </w:rPr>
+              </w:pPr>
+              <w:r>
+                <w:rPr>
+                  <w:noProof/>
+                </w:rPr>
+                <w:t xml:space="preserve">Song, G., Wang, H., Zhang, J., &amp; Meng, T. (2011, May). Automatic docking system for recharging home surveillance robots. </w:t>
+              </w:r>
+              <w:r>
+                <w:rPr>
+                  <w:i/>
+                  <w:iCs/>
+                  <w:noProof/>
+                </w:rPr>
+                <w:t>IEEE Transactions on Consumer Electronics, 57</w:t>
+              </w:r>
+              <w:r>
+                <w:rPr>
+                  <w:noProof/>
+                </w:rPr>
+                <w:t>, 428-435. Retrieved from https://ieeexplore.ieee.org/stamp/stamp.jsp?tp=&amp;arnumber=5955176&amp;isnumber=5955152</w:t>
+              </w:r>
+            </w:p>
+            <w:p>
+              <w:pPr>
+                <w:pStyle w:val="Bibliography"/>
+                <w:ind w:left="720" w:hanging="720"/>
+                <w:rPr>
+                  <w:noProof/>
+                </w:rPr>
+              </w:pPr>
+              <w:r>
+                <w:rPr>
+                  <w:noProof/>
+                </w:rPr>
+                <w:t xml:space="preserve">Zhang, Z., &amp; Shang, H. (2021). Low-cost Solution for Vision-based Robotic Grasping. </w:t>
+              </w:r>
+              <w:r>
+                <w:rPr>
+                  <w:i/>
+                  <w:iCs/>
+                  <w:noProof/>
+                </w:rPr>
+                <w:t>2021 International Confrence on Networking Systems of AI (INSAI)</w:t>
+              </w:r>
+              <w:r>
+                <w:rPr>
+                  <w:noProof/>
+                </w:rPr>
+                <w:t>, (pp. 54-61). Shanghai, China.</w:t>
+              </w:r>
+            </w:p>
+            <w:p>
+              <w:r>
+                <w:rPr>
+                  <w:b/>
+                  <w:bCs/>
+                  <w:noProof/>
+                </w:rPr>
+                <w:fldChar w:fldCharType="end"/>
+              </w:r>
+            </w:p>
+          </w:sdtContent>
+        </w:sdt>
+      </w:sdtContent>
+    </w:sdt>
+    <w:p/>
+    <w:p/>
+    <w:p>
+      <w:pPr>
+        <w:pStyle w:val="Heading2"/>
+      </w:pPr>
+      <w:bookmarkStart w:id="12" w:name="_Toc196735395"/>
+      <w:r>
+        <w:lastRenderedPageBreak/>
+        <w:t>Appendices</w:t>
+      </w:r>
+      <w:bookmarkEnd w:id="12"/>
+      <w:r>
+        <w:t xml:space="preserve"> </w:t>
+      </w:r>
+    </w:p>
+    <w:p>
+      <w:pPr>
+        <w:pStyle w:val="pf0"/>
+        <w:rPr>
+          <w:rFonts w:ascii="Arial" w:hAnsi="Arial" w:cs="Arial"/>
+          <w:sz w:val="20"/>
+          <w:szCs w:val="20"/>
+        </w:rPr>
+      </w:pPr>
+      <w:r>
+        <w:rPr>
+          <w:rStyle w:val="cf01"/>
+          <w:rFonts w:eastAsiaTheme="majorEastAsia"/>
+        </w:rPr>
+        <w:t xml:space="preserve">Appendices are not typically included in the word count! </w:t>
+      </w:r>
+    </w:p>
+    <w:p>
+      <w:pPr>
+        <w:pStyle w:val="pf0"/>
+        <w:rPr>
+          <w:rFonts w:ascii="Arial" w:hAnsi="Arial" w:cs="Arial"/>
+          <w:sz w:val="20"/>
+          <w:szCs w:val="20"/>
+        </w:rPr>
+      </w:pPr>
+      <w:r>
+        <w:rPr>
+          <w:rStyle w:val="cf01"/>
+          <w:rFonts w:eastAsiaTheme="majorEastAsia"/>
+        </w:rPr>
+        <w:t xml:space="preserve">Items you might consider: </w:t>
+      </w:r>
+    </w:p>
+    <w:p>
+      <w:pPr>
+        <w:pStyle w:val="pf0"/>
+        <w:rPr>
+          <w:rFonts w:ascii="Arial" w:hAnsi="Arial" w:cs="Arial"/>
+          <w:sz w:val="20"/>
+          <w:szCs w:val="20"/>
+        </w:rPr>
+      </w:pPr>
+      <w:r>
+        <w:rPr>
+          <w:rStyle w:val="cf01"/>
+          <w:rFonts w:eastAsiaTheme="majorEastAsia"/>
+        </w:rPr>
+        <w:t xml:space="preserve">• Requirements List </w:t>
+      </w:r>
+    </w:p>
+    <w:p>
+      <w:pPr>
+        <w:pStyle w:val="pf0"/>
+        <w:rPr>
+          <w:rFonts w:ascii="Arial" w:hAnsi="Arial" w:cs="Arial"/>
+          <w:sz w:val="20"/>
+          <w:szCs w:val="20"/>
+        </w:rPr>
+      </w:pPr>
+      <w:r>
+        <w:rPr>
+          <w:rStyle w:val="cf01"/>
+          <w:rFonts w:eastAsiaTheme="majorEastAsia"/>
+        </w:rPr>
+        <w:t xml:space="preserve">• Concept sketches and photos of prototypes (not needed in main body) </w:t>
+      </w:r>
+    </w:p>
+    <w:p>
+      <w:pPr>
+        <w:pStyle w:val="pf0"/>
+        <w:rPr>
+          <w:rFonts w:ascii="Arial" w:hAnsi="Arial" w:cs="Arial"/>
+          <w:sz w:val="20"/>
+          <w:szCs w:val="20"/>
+        </w:rPr>
+      </w:pPr>
+      <w:r>
+        <w:rPr>
+          <w:rStyle w:val="cf01"/>
+          <w:rFonts w:eastAsiaTheme="majorEastAsia"/>
+        </w:rPr>
+        <w:t xml:space="preserve">• Drawings and other illustrations not appropriate for the main body of the text </w:t>
+      </w:r>
+    </w:p>
+    <w:p>
+      <w:pPr>
+        <w:pStyle w:val="pf0"/>
+        <w:rPr>
+          <w:rFonts w:ascii="Arial" w:hAnsi="Arial" w:cs="Arial"/>
+          <w:sz w:val="20"/>
+          <w:szCs w:val="20"/>
+        </w:rPr>
+      </w:pPr>
+      <w:r>
+        <w:rPr>
+          <w:rStyle w:val="cf01"/>
+          <w:rFonts w:eastAsiaTheme="majorEastAsia"/>
+        </w:rPr>
+        <w:t xml:space="preserve">• Concept evaluation tables </w:t>
+      </w:r>
+    </w:p>
+    <w:p>
+      <w:pPr>
+        <w:pStyle w:val="pf0"/>
+        <w:rPr>
+          <w:rFonts w:ascii="Arial" w:hAnsi="Arial" w:cs="Arial"/>
+          <w:sz w:val="20"/>
+          <w:szCs w:val="20"/>
+        </w:rPr>
+      </w:pPr>
+      <w:r>
+        <w:rPr>
+          <w:rStyle w:val="cf01"/>
+          <w:rFonts w:eastAsiaTheme="majorEastAsia"/>
+        </w:rPr>
+        <w:t xml:space="preserve">• Project milestone tables </w:t>
+      </w:r>
+    </w:p>
+    <w:p>
+      <w:pPr>
+        <w:pStyle w:val="pf0"/>
+        <w:rPr>
+          <w:rFonts w:ascii="Arial" w:hAnsi="Arial" w:cs="Arial"/>
+          <w:sz w:val="20"/>
+          <w:szCs w:val="20"/>
+        </w:rPr>
+      </w:pPr>
+      <w:r>
+        <w:rPr>
+          <w:rStyle w:val="cf01"/>
+          <w:rFonts w:eastAsiaTheme="majorEastAsia"/>
+        </w:rPr>
+        <w:t xml:space="preserve">• Meetings </w:t>
+      </w:r>
+    </w:p>
+    <w:p>
+      <w:pPr>
+        <w:pStyle w:val="pf0"/>
+        <w:rPr>
+          <w:rFonts w:ascii="Arial" w:hAnsi="Arial" w:cs="Arial"/>
+          <w:sz w:val="20"/>
+          <w:szCs w:val="20"/>
+        </w:rPr>
+      </w:pPr>
+      <w:r>
+        <w:rPr>
+          <w:rStyle w:val="cf01"/>
+          <w:rFonts w:eastAsiaTheme="majorEastAsia"/>
+        </w:rPr>
+        <w:t xml:space="preserve">• Sample code </w:t>
+      </w:r>
+    </w:p>
+    <w:p>
+      <w:pPr>
+        <w:pStyle w:val="pf0"/>
+        <w:rPr>
+          <w:rFonts w:ascii="Arial" w:hAnsi="Arial" w:cs="Arial"/>
+          <w:sz w:val="20"/>
+          <w:szCs w:val="20"/>
+        </w:rPr>
+      </w:pPr>
+      <w:r>
+        <w:rPr>
+          <w:rStyle w:val="cf01"/>
+          <w:rFonts w:eastAsiaTheme="majorEastAsia"/>
+        </w:rPr>
+        <w:t xml:space="preserve">• Anything that would make the main body difficult to read </w:t>
+      </w:r>
+    </w:p>
+    <w:p>
+      <w:pPr>
+        <w:pStyle w:val="Heading3"/>
+      </w:pPr>
+      <w:r>
+        <w:t>Track of Meetings with Supervisor:</w:t>
+      </w:r>
+    </w:p>
+    <w:tbl>
+      <w:tblPr>
+        <w:tblStyle w:val="TableGrid"/>
+        <w:tblW w:w="0" w:type="auto"/>
+        <w:tblLook w:val="04A0" w:firstRow="1" w:lastRow="0" w:firstColumn="1" w:lastColumn="0" w:noHBand="0" w:noVBand="1"/>
+      </w:tblPr>
+      <w:tblGrid>
+        <w:gridCol w:w="1838"/>
+        <w:gridCol w:w="7178"/>
+      </w:tblGrid>
+      <w:tr>
+        <w:tc>
+          <w:tcPr>
+            <w:tcW w:w="9016" w:type="dxa"/>
+            <w:gridSpan w:val="2"/>
+          </w:tcPr>
+          <w:p>
+            <w:r>
+              <w:t>Meetings with Supervisor: Dr Toby Whitley</w:t>
+            </w:r>
+          </w:p>
+        </w:tc>
+      </w:tr>
+      <w:tr>
+        <w:tc>
+          <w:tcPr>
+            <w:tcW w:w="1838" w:type="dxa"/>
+          </w:tcPr>
+          <w:p>
+            <w:r>
+              <w:t>Date</w:t>
+            </w:r>
+          </w:p>
+        </w:tc>
+        <w:tc>
+          <w:tcPr>
+            <w:tcW w:w="7178" w:type="dxa"/>
+          </w:tcPr>
+          <w:p>
+            <w:r>
+              <w:t>Topic</w:t>
+            </w:r>
+          </w:p>
+        </w:tc>
+      </w:tr>
+      <w:tr>
+        <w:tc>
+          <w:tcPr>
+            <w:tcW w:w="1838" w:type="dxa"/>
+          </w:tcPr>
+          <w:p>
+            <w:r>
+              <w:t>24/09/2025</w:t>
+            </w:r>
+          </w:p>
+        </w:tc>
+        <w:tc>
+          <w:tcPr>
+            <w:tcW w:w="7178" w:type="dxa"/>
+          </w:tcPr>
+          <w:p>
+            <w:r>
+              <w:t>Initial Project Ideas Discussion</w:t>
+            </w:r>
+          </w:p>
+        </w:tc>
+      </w:tr>
+      <w:tr>
+        <w:tc>
+          <w:tcPr>
+            <w:tcW w:w="1838" w:type="dxa"/>
+          </w:tcPr>
+          <w:p>
+            <w:r>
+              <w:t>11/10/2025</w:t>
+            </w:r>
+          </w:p>
+        </w:tc>
+        <w:tc>
+          <w:tcPr>
+            <w:tcW w:w="7178" w:type="dxa"/>
+          </w:tcPr>
+          <w:p>
+            <w:r>
+              <w:t>Email – Confirmation of Supervisor</w:t>
+            </w:r>
+          </w:p>
+        </w:tc>
+      </w:tr>
+      <w:tr>
+        <w:tc>
+          <w:tcPr>
+            <w:tcW w:w="1838" w:type="dxa"/>
+          </w:tcPr>
+          <w:p>
+            <w:r>
+              <w:t>14/02/2025</w:t>
+            </w:r>
+          </w:p>
+        </w:tc>
+        <w:tc>
+          <w:tcPr>
+            <w:tcW w:w="7178" w:type="dxa"/>
+          </w:tcPr>
+          <w:p>
+            <w:r>
+              <w:t>Pre-Project Demonstration Talk and Catch Up</w:t>
+            </w:r>
+          </w:p>
+        </w:tc>
+      </w:tr>
+      <w:tr>
+        <w:tc>
+          <w:tcPr>
+            <w:tcW w:w="1838" w:type="dxa"/>
+          </w:tcPr>
+          <w:p>
+            <w:r>
+              <w:t>21/02/2025</w:t>
+            </w:r>
+          </w:p>
+        </w:tc>
+        <w:tc>
+          <w:tcPr>
+            <w:tcW w:w="7178" w:type="dxa"/>
+          </w:tcPr>
+          <w:p>
+            <w:r>
+              <w:t>Email – Catch Up</w:t>
+            </w:r>
+          </w:p>
+        </w:tc>
+      </w:tr>
+      <w:tr>
+        <w:tc>
+          <w:tcPr>
+            <w:tcW w:w="1838" w:type="dxa"/>
+          </w:tcPr>
+          <w:p>
+            <w:r>
+              <w:t>26/02/2025</w:t>
+            </w:r>
+          </w:p>
+        </w:tc>
+        <w:tc>
+          <w:tcPr>
+            <w:tcW w:w="7178" w:type="dxa"/>
+          </w:tcPr>
+          <w:p>
+            <w:r>
+              <w:t>Project Progress Demonstration</w:t>
+            </w:r>
+          </w:p>
+        </w:tc>
+      </w:tr>
+      <w:tr>
+        <w:tc>
+          <w:tcPr>
+            <w:tcW w:w="1838" w:type="dxa"/>
+          </w:tcPr>
+          <w:p>
+            <w:r>
+              <w:t>03/04/2025</w:t>
+            </w:r>
+          </w:p>
+        </w:tc>
+        <w:tc>
+          <w:tcPr>
+            <w:tcW w:w="7178" w:type="dxa"/>
+          </w:tcPr>
+          <w:p>
+            <w:r>
+              <w:t>Discussion Surrounding Viva and Poster</w:t>
+            </w:r>
+          </w:p>
+        </w:tc>
+      </w:tr>
+      <w:tr>
+        <w:tc>
+          <w:tcPr>
+            <w:tcW w:w="1838" w:type="dxa"/>
+          </w:tcPr>
+          <w:p>
+            <w:r>
+              <w:t>24/04/2025</w:t>
+            </w:r>
+          </w:p>
+        </w:tc>
+        <w:tc>
+          <w:tcPr>
+            <w:tcW w:w="7178" w:type="dxa"/>
+          </w:tcPr>
+          <w:p>
+            <w:r>
+              <w:t>Email – Catch Up</w:t>
+            </w:r>
+          </w:p>
+        </w:tc>
+      </w:tr>
+    </w:tbl>
+    <w:p>
+      <w:pPr>
+        <w:pStyle w:val="Heading3"/>
+      </w:pPr>
+      <w:r>
+        <w:rPr>
+          <w:noProof/>
+        </w:rPr>
+        <w:lastRenderedPageBreak/>
+        <w:drawing>
+          <wp:anchor distT="0" distB="0" distL="114300" distR="114300" simplePos="0" relativeHeight="251673600" behindDoc="0" locked="0" layoutInCell="1" allowOverlap="1" wp14:anchorId="35AA83BB" wp14:editId="4E96C0EA">
+            <wp:simplePos x="0" y="0"/>
+            <wp:positionH relativeFrom="column">
+              <wp:posOffset>0</wp:posOffset>
+            </wp:positionH>
+            <wp:positionV relativeFrom="paragraph">
+              <wp:posOffset>473710</wp:posOffset>
+            </wp:positionV>
+            <wp:extent cx="5617210" cy="2457450"/>
+            <wp:effectExtent l="19050" t="19050" r="21590" b="19050"/>
+            <wp:wrapTopAndBottom/>
+            <wp:docPr id="660896599" name="Picture 1" descr="A diagram of a project&#10;&#10;Description automatically generated"/>
+            <wp:cNvGraphicFramePr>
+              <a:graphicFrameLocks xmlns:a="http://schemas.openxmlformats.org/drawingml/2006/main" noChangeAspect="1"/>
+            </wp:cNvGraphicFramePr>
+            <a:graphic xmlns:a="http://schemas.openxmlformats.org/drawingml/2006/main">
+              <a:graphicData uri="http://schemas.openxmlformats.org/drawingml/2006/picture">
+                <pic:pic xmlns:pic="http://schemas.openxmlformats.org/drawingml/2006/picture">
+                  <pic:nvPicPr>
+                    <pic:cNvPr id="660896599" name="Picture 1" descr="A diagram of a project&#10;&#10;Description automatically generated"/>
+                    <pic:cNvPicPr>
+                      <a:picLocks noChangeAspect="1" noChangeArrowheads="1"/>
+                    </pic:cNvPicPr>
+                  </pic:nvPicPr>
+                  <pic:blipFill rotWithShape="1">
+                    <a:blip r:embed="rId13">
+                      <a:extLst>
+                        <a:ext uri="{28A0092B-C50C-407E-A947-70E740481C1C}">
+                          <a14:useLocalDpi xmlns:a14="http://schemas.microsoft.com/office/drawing/2010/main" val="0"/>
+                        </a:ext>
+                      </a:extLst>
+                    </a:blip>
+                    <a:srcRect l="1994" t="7858"/>
+                    <a:stretch/>
+                  </pic:blipFill>
+                  <pic:spPr bwMode="auto">
+                    <a:xfrm>
+                      <a:off x="0" y="0"/>
+                      <a:ext cx="5617210" cy="2457450"/>
+                    </a:xfrm>
+                    <a:prstGeom prst="rect">
+                      <a:avLst/>
+                    </a:prstGeom>
+                    <a:noFill/>
+                    <a:ln>
+                      <a:solidFill>
+                        <a:schemeClr val="tx1"/>
+                      </a:solidFill>
+                    </a:ln>
+                    <a:extLst>
+                      <a:ext uri="{53640926-AAD7-44D8-BBD7-CCE9431645EC}">
+                        <a14:shadowObscured xmlns:a14="http://schemas.microsoft.com/office/drawing/2010/main"/>
+                      </a:ext>
+                    </a:extLst>
+                  </pic:spPr>
+                </pic:pic>
+              </a:graphicData>
+            </a:graphic>
+            <wp14:sizeRelH relativeFrom="page">
+              <wp14:pctWidth>0</wp14:pctWidth>
+            </wp14:sizeRelH>
+            <wp14:sizeRelV relativeFrom="page">
+              <wp14:pctHeight>0</wp14:pctHeight>
+            </wp14:sizeRelV>
+          </wp:anchor>
+        </w:drawing>
+      </w:r>
+      <w:r>
+        <w:t>Planning Images:</w:t>
+      </w:r>
+    </w:p>
+    <w:p/>
+    <w:p>
+      <w:pPr>
+        <w:pStyle w:val="Heading3"/>
+      </w:pPr>
+      <w:r>
+        <w:rPr>
+          <w:noProof/>
+        </w:rPr>
+        <w:lastRenderedPageBreak/>
+        <w:drawing>
+          <wp:anchor distT="0" distB="0" distL="114300" distR="114300" simplePos="0" relativeHeight="251671552" behindDoc="1" locked="0" layoutInCell="1" allowOverlap="1" wp14:anchorId="4FC8B503" wp14:editId="5754652D">
+            <wp:simplePos x="0" y="0"/>
+            <wp:positionH relativeFrom="column">
+              <wp:posOffset>0</wp:posOffset>
+            </wp:positionH>
+            <wp:positionV relativeFrom="paragraph">
+              <wp:posOffset>417195</wp:posOffset>
+            </wp:positionV>
+            <wp:extent cx="5726430" cy="4418330"/>
+            <wp:effectExtent l="19050" t="19050" r="26670" b="20320"/>
+            <wp:wrapTight wrapText="bothSides">
+              <wp:wrapPolygon edited="0">
+                <wp:start x="-72" y="-93"/>
+                <wp:lineTo x="-72" y="21606"/>
+                <wp:lineTo x="21629" y="21606"/>
+                <wp:lineTo x="21629" y="-93"/>
+                <wp:lineTo x="-72" y="-93"/>
+              </wp:wrapPolygon>
+            </wp:wrapTight>
+            <wp:docPr id="736030625" name="Picture 9" descr="A diagram of a person&#10;&#10;AI-generated content may be incorrect."/>
+            <wp:cNvGraphicFramePr>
+              <a:graphicFrameLocks xmlns:a="http://schemas.openxmlformats.org/drawingml/2006/main" noChangeAspect="1"/>
+            </wp:cNvGraphicFramePr>
+            <a:graphic xmlns:a="http://schemas.openxmlformats.org/drawingml/2006/main">
+              <a:graphicData uri="http://schemas.openxmlformats.org/drawingml/2006/picture">
+                <pic:pic xmlns:pic="http://schemas.openxmlformats.org/drawingml/2006/picture">
+                  <pic:nvPicPr>
+                    <pic:cNvPr id="736030625" name="Picture 9" descr="A diagram of a person&#10;&#10;AI-generated content may be incorrect."/>
+                    <pic:cNvPicPr>
+                      <a:picLocks noChangeAspect="1" noChangeArrowheads="1"/>
+                    </pic:cNvPicPr>
+                  </pic:nvPicPr>
+                  <pic:blipFill>
+                    <a:blip r:embed="rId12">
+                      <a:extLst>
+                        <a:ext uri="{28A0092B-C50C-407E-A947-70E740481C1C}">
+                          <a14:useLocalDpi xmlns:a14="http://schemas.microsoft.com/office/drawing/2010/main" val="0"/>
+                        </a:ext>
+                      </a:extLst>
+                    </a:blip>
+                    <a:srcRect/>
+                    <a:stretch>
+                      <a:fillRect/>
+                    </a:stretch>
+                  </pic:blipFill>
+                  <pic:spPr bwMode="auto">
+                    <a:xfrm>
+                      <a:off x="0" y="0"/>
+                      <a:ext cx="5726430" cy="4418330"/>
+                    </a:xfrm>
+                    <a:prstGeom prst="rect">
+                      <a:avLst/>
+                    </a:prstGeom>
+                    <a:noFill/>
+                    <a:ln>
+                      <a:solidFill>
+                        <a:schemeClr val="tx1"/>
+                      </a:solidFill>
+                    </a:ln>
+                  </pic:spPr>
+                </pic:pic>
+              </a:graphicData>
+            </a:graphic>
+            <wp14:sizeRelH relativeFrom="page">
+              <wp14:pctWidth>0</wp14:pctWidth>
+            </wp14:sizeRelH>
+            <wp14:sizeRelV relativeFrom="page">
+              <wp14:pctHeight>0</wp14:pctHeight>
+            </wp14:sizeRelV>
+          </wp:anchor>
+        </w:drawing>
+      </w:r>
+      <w:r>
+        <w:t>Images not necessary in main body of text:</w:t>
+      </w:r>
+    </w:p>
+    <w:p>
+      <w:r>
+        <w:rPr>
+          <w:noProof/>
+        </w:rPr>
+        <w:lastRenderedPageBreak/>
+        <w:drawing>
+          <wp:inline distT="0" distB="0" distL="0" distR="0" wp14:anchorId="444D31F0" wp14:editId="3A88AA55">
+            <wp:extent cx="3809072" cy="3381153"/>
+            <wp:effectExtent l="19050" t="19050" r="20320" b="10160"/>
+            <wp:docPr id="46248312" name="Picture 1" descr="A screenshot of a computer&#10;&#10;Description automatically generated"/>
+            <wp:cNvGraphicFramePr>
+              <a:graphicFrameLocks xmlns:a="http://schemas.openxmlformats.org/drawingml/2006/main" noChangeAspect="1"/>
+            </wp:cNvGraphicFramePr>
+            <a:graphic xmlns:a="http://schemas.openxmlformats.org/drawingml/2006/main">
+              <a:graphicData uri="http://schemas.openxmlformats.org/drawingml/2006/picture">
+                <pic:pic xmlns:pic="http://schemas.openxmlformats.org/drawingml/2006/picture">
+                  <pic:nvPicPr>
+                    <pic:cNvPr id="46248312" name="Picture 1" descr="A screenshot of a computer&#10;&#10;Description automatically generated"/>
+                    <pic:cNvPicPr/>
+                  </pic:nvPicPr>
+                  <pic:blipFill>
+                    <a:blip r:embed="rId14"/>
+                    <a:stretch>
+                      <a:fillRect/>
+                    </a:stretch>
+                  </pic:blipFill>
+                  <pic:spPr>
+                    <a:xfrm>
+                      <a:off x="0" y="0"/>
+                      <a:ext cx="3812096" cy="3383837"/>
+                    </a:xfrm>
+                    <a:prstGeom prst="rect">
+                      <a:avLst/>
+                    </a:prstGeom>
+                    <a:ln>
+                      <a:solidFill>
+                        <a:schemeClr val="tx1"/>
+                      </a:solidFill>
+                    </a:ln>
+                  </pic:spPr>
+                </pic:pic>
+              </a:graphicData>
+            </a:graphic>
+          </wp:inline>
+        </w:drawing>
+      </w:r>
+    </w:p>
+    <w:p>
+      <w:r>
+        <w:t xml:space="preserve"> </w:t>
+      </w:r>
+      <w:sdt>
+        <w:sdtPr>
+          <w:id w:val="-1201166013"/>
+          <w:citation/>
+        </w:sdtPr>
+        <w:sdtContent>
+          <w:r>
+            <w:fldChar w:fldCharType="begin"/>
+          </w:r>
+          <w:r>
+            <w:instrText xml:space="preserve"> CITATION Zha21 \l 2057 </w:instrText>
+          </w:r>
+          <w:r>
+            <w:fldChar w:fldCharType="separate"/>
+          </w:r>
+          <w:r>
+            <w:rPr>
+              <w:noProof/>
+            </w:rPr>
+            <w:t>(Zhang &amp; Shang, 2021)</w:t>
+          </w:r>
+          <w:r>
+            <w:fldChar w:fldCharType="end"/>
+          </w:r>
+        </w:sdtContent>
+      </w:sdt>
+    </w:p>
+    <w:p/>
+    <w:p>
+      <w:r>
+        <w:t xml:space="preserve"> </w:t>
+      </w:r>
+    </w:p>
+    <w:p>
+      <w:pPr>
+        <w:pStyle w:val="Heading1"/>
+      </w:pPr>
+      <w:r>
+        <w:t>Old Info</w:t>
+      </w:r>
+    </w:p>
+    <w:p>
+      <w:pPr>
+        <w:rPr>
+          <w:b/>
+          <w:bCs/>
+        </w:rPr>
+      </w:pPr>
+      <w:r>
+        <w:rPr>
+          <w:b/>
+          <w:bCs/>
+        </w:rPr>
+        <w:t>Background information</w:t>
+      </w:r>
+    </w:p>
+    <w:p>
+      <w:pPr>
+        <w:ind w:left="720"/>
+      </w:pPr>
+      <w:r>
+        <w:t>Goal of this project was to learn about the current industry surrounding computer vision in industry at the moment</w:t>
+      </w:r>
+    </w:p>
+    <w:p>
+      <w:r>
+        <w:tab/>
+      </w:r>
+      <w:r>
+        <w:t>What current products are in the industry and why is m project being done in the first place…?</w:t>
+      </w:r>
+    </w:p>
+    <w:p>
+      <w:pPr>
+        <w:rPr>
+          <w:b/>
+          <w:bCs/>
+        </w:rPr>
+      </w:pPr>
+      <w:r>
+        <w:rPr>
+          <w:b/>
+          <w:bCs/>
+        </w:rPr>
+        <w:t>Project Planning</w:t>
+      </w:r>
+    </w:p>
+    <w:p>
+      <w:pPr>
+        <w:ind w:left="360"/>
+      </w:pPr>
+    </w:p>
+    <w:p>
+      <w:r>
+        <w:t>Planned deliverables:</w:t>
+      </w:r>
+    </w:p>
+    <w:p>
+      <w:pPr>
+        <w:pStyle w:val="ListParagraph"/>
+        <w:numPr>
+          <w:ilvl w:val="0"/>
+          <w:numId w:val="8"/>
+        </w:numPr>
+      </w:pPr>
+      <w:r>
+        <w:rPr>
+          <w:rStyle w:val="normaltextrun"/>
+          <w:rFonts w:cs="Calibri"/>
+        </w:rPr>
+        <w:t>Image Comparison code that can correctly </w:t>
+      </w:r>
+      <w:r>
+        <w:rPr>
+          <w:rStyle w:val="spellingerror"/>
+          <w:rFonts w:cs="Calibri"/>
+        </w:rPr>
+        <w:t>recognise</w:t>
+      </w:r>
+      <w:r>
+        <w:rPr>
+          <w:rStyle w:val="normaltextrun"/>
+          <w:rFonts w:cs="Calibri"/>
+        </w:rPr>
+        <w:t> a fed in target image, through a camera on a raspberry Pi that connects to laptop</w:t>
+      </w:r>
+      <w:r>
+        <w:rPr>
+          <w:rStyle w:val="eop"/>
+          <w:rFonts w:cs="Calibri"/>
+        </w:rPr>
+        <w:t> </w:t>
+      </w:r>
+    </w:p>
+    <w:p>
+      <w:r>
+        <w:rPr>
+          <w:rStyle w:val="normaltextrun"/>
+          <w:rFonts w:cs="Calibri"/>
+        </w:rPr>
+        <w:t xml:space="preserve">Raspberry Pi on mobile robot that can navigate a low </w:t>
+      </w:r>
+      <w:proofErr w:type="gramStart"/>
+      <w:r>
+        <w:rPr>
+          <w:rStyle w:val="normaltextrun"/>
+          <w:rFonts w:cs="Calibri"/>
+        </w:rPr>
+        <w:t>obstacle controlled</w:t>
+      </w:r>
+      <w:proofErr w:type="gramEnd"/>
+      <w:r>
+        <w:rPr>
+          <w:rStyle w:val="normaltextrun"/>
+          <w:rFonts w:cs="Calibri"/>
+        </w:rPr>
+        <w:t xml:space="preserve"> environment (such as search an empty cardboard box) pi communicates wirelessly</w:t>
+      </w:r>
+      <w:r>
+        <w:rPr>
+          <w:rStyle w:val="eop"/>
+          <w:rFonts w:cs="Calibri"/>
+        </w:rPr>
+        <w:t> </w:t>
+      </w:r>
+    </w:p>
+    <w:p>
+      <w:pPr>
+        <w:pStyle w:val="ListParagraph"/>
+        <w:numPr>
+          <w:ilvl w:val="0"/>
+          <w:numId w:val="8"/>
+        </w:numPr>
+      </w:pPr>
+      <w:r>
+        <w:rPr>
+          <w:rStyle w:val="normaltextrun"/>
+          <w:rFonts w:cs="Calibri"/>
+        </w:rPr>
+        <w:t>lower contrast target image/live feed target, more obstacles in environment</w:t>
+      </w:r>
+      <w:r>
+        <w:rPr>
+          <w:rStyle w:val="eop"/>
+          <w:rFonts w:cs="Calibri"/>
+        </w:rPr>
+        <w:t> </w:t>
+      </w:r>
+    </w:p>
+    <w:p>
+      <w:pPr>
+        <w:pStyle w:val="ListParagraph"/>
+        <w:numPr>
+          <w:ilvl w:val="0"/>
+          <w:numId w:val="8"/>
+        </w:numPr>
+      </w:pPr>
+      <w:r>
+        <w:rPr>
+          <w:rStyle w:val="normaltextrun"/>
+          <w:rFonts w:cs="Calibri"/>
+        </w:rPr>
+        <w:t>little control in environment (multiple obstacles and targets not on high contrast surfaces, and no physical barriers) </w:t>
+      </w:r>
+      <w:r>
+        <w:rPr>
+          <w:rStyle w:val="eop"/>
+          <w:rFonts w:cs="Calibri"/>
+        </w:rPr>
+        <w:t> </w:t>
+      </w:r>
+    </w:p>
+    <w:p/>
+    <w:p>
+      <w:pPr>
+        <w:rPr>
+          <w:rStyle w:val="normaltextrun"/>
+          <w:rFonts w:cs="Calibri"/>
+        </w:rPr>
+      </w:pPr>
+      <w:r>
+        <w:rPr>
+          <w:rStyle w:val="normaltextrun"/>
+          <w:rFonts w:cs="Calibri"/>
+        </w:rPr>
+        <w:lastRenderedPageBreak/>
+        <w:t>Quotes from project proposal:</w:t>
+      </w:r>
+    </w:p>
+    <w:p>
+      <w:pPr>
+        <w:pStyle w:val="ListParagraph"/>
+        <w:numPr>
+          <w:ilvl w:val="0"/>
+          <w:numId w:val="9"/>
+        </w:numPr>
+      </w:pPr>
+      <w:r>
+        <w:rPr>
+          <w:rStyle w:val="normaltextrun"/>
+          <w:rFonts w:cs="Calibri"/>
+        </w:rPr>
+        <w:t>High Focus on image comparison,</w:t>
+      </w:r>
+      <w:r>
+        <w:rPr>
+          <w:rStyle w:val="eop"/>
+          <w:rFonts w:cs="Calibri"/>
+        </w:rPr>
+        <w:t> </w:t>
+      </w:r>
+    </w:p>
+    <w:p>
+      <w:pPr>
+        <w:pStyle w:val="ListParagraph"/>
+        <w:numPr>
+          <w:ilvl w:val="0"/>
+          <w:numId w:val="9"/>
+        </w:numPr>
+      </w:pPr>
+      <w:r>
+        <w:rPr>
+          <w:rStyle w:val="normaltextrun"/>
+          <w:rFonts w:cs="Calibri"/>
+        </w:rPr>
+        <w:t>There will be a laptop that wireless communicates with an autonomous mobile robot. Feed it an image either pre-selected or through the laptop webcam (as a stretch goal)</w:t>
+      </w:r>
+      <w:r>
+        <w:rPr>
+          <w:rStyle w:val="eop"/>
+          <w:rFonts w:cs="Calibri"/>
+        </w:rPr>
+        <w:t> </w:t>
+      </w:r>
+    </w:p>
+    <w:p>
+      <w:pPr>
+        <w:pStyle w:val="ListParagraph"/>
+        <w:numPr>
+          <w:ilvl w:val="0"/>
+          <w:numId w:val="9"/>
+        </w:numPr>
+      </w:pPr>
+      <w:r>
+        <w:rPr>
+          <w:rStyle w:val="normaltextrun"/>
+          <w:rFonts w:cs="Calibri"/>
+        </w:rPr>
+        <w:t>This will start with a high contrast simple shape on a plain background, and if successful, lower contrast or busier images can be used.</w:t>
+      </w:r>
+      <w:r>
+        <w:rPr>
+          <w:rStyle w:val="eop"/>
+          <w:rFonts w:cs="Calibri"/>
+        </w:rPr>
+        <w:t> </w:t>
+      </w:r>
+    </w:p>
+    <w:p>
+      <w:pPr>
+        <w:pStyle w:val="ListParagraph"/>
+      </w:pPr>
+    </w:p>
+    <w:p/>
+    <w:p/>
+    <w:p>
+      <w:pPr>
+        <w:rPr>
+          <w:b/>
+          <w:bCs/>
+        </w:rPr>
+      </w:pPr>
+      <w:commentRangeStart w:id="13"/>
+      <w:r>
+        <w:rPr>
+          <w:b/>
+          <w:bCs/>
+        </w:rPr>
+        <w:t>2. Main Body</w:t>
+      </w:r>
+      <w:commentRangeEnd w:id="13"/>
+      <w:r>
+        <w:rPr>
+          <w:rStyle w:val="CommentReference"/>
+          <w:b/>
+          <w:bCs/>
+        </w:rPr>
+        <w:commentReference w:id="13"/>
+      </w:r>
+    </w:p>
+    <w:p>
+      <w:pPr>
+        <w:rPr>
+          <w:b/>
+          <w:bCs/>
+        </w:rPr>
+      </w:pPr>
+      <w:r>
+        <w:rPr>
+          <w:b/>
+          <w:bCs/>
+        </w:rPr>
+        <w:t>2.1 Image Matching</w:t>
+      </w:r>
+    </w:p>
+    <w:p>
+      <w:r>
+        <w:t>DESCRIBE ANALYSE EVALUATE</w:t>
+      </w:r>
+    </w:p>
+    <w:p>
+      <w:r>
+        <w:t xml:space="preserve">A main feature of this product is the ability to recognise the target image in the environment, as such the image matching code was very important. </w:t>
+      </w:r>
+      <w:r>
+        <w:t xml:space="preserve">For this an OpenCV function - </w:t>
+      </w:r>
+      <w:r>
+        <w:t>Template matching</w:t>
+      </w:r>
+      <w:r>
+        <w:t xml:space="preserve"> -</w:t>
+      </w:r>
+      <w:r>
+        <w:t xml:space="preserve"> was the </w:t>
+      </w:r>
+      <w:r>
+        <w:t xml:space="preserve">best starting point for matching multiple images to an unchanging template. </w:t>
+      </w:r>
+      <w:r>
+        <w:rPr>
+          <w:rStyle w:val="QuoteChar"/>
+        </w:rPr>
+        <w:t xml:space="preserve">“[matchTemplate] compares a template against overlapped image regions. The function slides through image, compares the overlapped patches </w:t>
+      </w:r>
+      <w:r>
+        <w:rPr>
+          <w:rStyle w:val="QuoteChar"/>
+        </w:rPr>
+        <w:t xml:space="preserve">… </w:t>
+      </w:r>
+      <w:r>
+        <w:rPr>
+          <w:rStyle w:val="QuoteChar"/>
+        </w:rPr>
+        <w:t>using the specified method and stores the comparison results in result.“</w:t>
+      </w:r>
+      <w:r>
+        <w:t xml:space="preserve"> (</w:t>
+      </w:r>
+      <w:hyperlink r:id="rId19" w:history="1">
+        <w:r>
+          <w:rPr>
+            <w:rStyle w:val="Hyperlink"/>
+          </w:rPr>
+          <w:t>https://docs.opencv.org/4.x/df/dfb/group__imgproc__object.html</w:t>
+        </w:r>
+      </w:hyperlink>
+      <w:r>
+        <w:t xml:space="preserve">) </w:t>
+      </w:r>
+    </w:p>
+    <w:p>
+      <w:r>
+        <w:t>‘’’’</w:t>
+      </w:r>
+    </w:p>
+    <w:p>
+      <w:hyperlink r:id="rId20" w:anchor="ga3a7850640f1fe1f58fe91a2d7583695d" w:tooltip="type of the template matching operation" w:history="1">
+        <w:proofErr w:type="spellStart"/>
+        <w:r>
+          <w:rPr>
+            <w:rStyle w:val="Hyperlink"/>
+            <w:b/>
+            <w:bCs/>
+          </w:rPr>
+          <w:t>TemplateMatchModes</w:t>
+        </w:r>
+        <w:proofErr w:type="spellEnd"/>
+      </w:hyperlink>
+      <w:r>
+        <w:t xml:space="preserve"> describes the formulae for the available comparison methods </w:t>
+      </w:r>
+      <w:proofErr w:type="gramStart"/>
+      <w:r>
+        <w:t>( I</w:t>
+      </w:r>
+      <w:proofErr w:type="gramEnd"/>
+      <w:r>
+        <w:t> </w:t>
+      </w:r>
+      <w:proofErr w:type="gramStart"/>
+      <w:r>
+        <w:t>denotes</w:t>
+      </w:r>
+      <w:proofErr w:type="gramEnd"/>
+      <w:r>
+        <w:t xml:space="preserve"> image, T template, R result, M the optional </w:t>
+      </w:r>
+      <w:proofErr w:type="gramStart"/>
+      <w:r>
+        <w:t>mask )</w:t>
+      </w:r>
+      <w:proofErr w:type="gramEnd"/>
+      <w:r>
+        <w:t>. The summation is done over template and/or the image patch: x′=0...w−</w:t>
+      </w:r>
+      <w:proofErr w:type="gramStart"/>
+      <w:r>
+        <w:t>1,y</w:t>
+      </w:r>
+      <w:proofErr w:type="gramEnd"/>
+      <w:r>
+        <w:t>′=0...h−1</w:t>
+      </w:r>
+    </w:p>
+    <w:p>
+      <w:r>
+        <w:t>After the function finishes the comparison, the best matches can be found as global minimums (when </w:t>
+      </w:r>
+      <w:hyperlink r:id="rId21" w:anchor="gga3a7850640f1fe1f58fe91a2d7583695dab65c042ed62c9e9e095a1e7e41fe2773" w:history="1">
+        <w:r>
+          <w:rPr>
+            <w:rStyle w:val="Hyperlink"/>
+            <w:b/>
+            <w:bCs/>
+          </w:rPr>
+          <w:t>TM_SQDIFF</w:t>
+        </w:r>
+      </w:hyperlink>
+      <w:r>
+        <w:t> was used) or maximums (when </w:t>
+      </w:r>
+      <w:hyperlink r:id="rId22" w:anchor="gga3a7850640f1fe1f58fe91a2d7583695da5be00b45a4d99b5e42625b4400bfde65" w:history="1">
+        <w:r>
+          <w:rPr>
+            <w:rStyle w:val="Hyperlink"/>
+            <w:b/>
+            <w:bCs/>
+          </w:rPr>
+          <w:t>TM_CCORR</w:t>
+        </w:r>
+      </w:hyperlink>
+      <w:r>
+        <w:t> or </w:t>
+      </w:r>
+      <w:hyperlink r:id="rId23" w:anchor="gga3a7850640f1fe1f58fe91a2d7583695dac5babb7dfda59544e3e31ea928f8cb16" w:history="1">
+        <w:r>
+          <w:rPr>
+            <w:rStyle w:val="Hyperlink"/>
+            <w:b/>
+            <w:bCs/>
+          </w:rPr>
+          <w:t>TM_CCOEFF</w:t>
+        </w:r>
+      </w:hyperlink>
+      <w:r>
+        <w:t> was used) using the </w:t>
+      </w:r>
+      <w:hyperlink r:id="rId24" w:anchor="gab473bf2eb6d14ff97e89b355dac20707" w:tooltip="Finds the global minimum and maximum in an array." w:history="1">
+        <w:r>
+          <w:rPr>
+            <w:rStyle w:val="Hyperlink"/>
+            <w:b/>
+            <w:bCs/>
+          </w:rPr>
+          <w:t>minMaxLoc</w:t>
+        </w:r>
+      </w:hyperlink>
+      <w:r>
+        <w:t xml:space="preserve"> function. In case of a </w:t>
+      </w:r>
+      <w:proofErr w:type="spellStart"/>
+      <w:r>
+        <w:t>color</w:t>
+      </w:r>
+      <w:proofErr w:type="spellEnd"/>
+      <w:r>
+        <w:t xml:space="preserve"> image, template summation in the numerator and each sum in the denominator is done over all of the channels and separate mean values are used for each channel. That is, the function can take a </w:t>
+      </w:r>
+      <w:proofErr w:type="spellStart"/>
+      <w:r>
+        <w:t>color</w:t>
+      </w:r>
+      <w:proofErr w:type="spellEnd"/>
+      <w:r>
+        <w:t xml:space="preserve"> template and a </w:t>
+      </w:r>
+      <w:proofErr w:type="spellStart"/>
+      <w:r>
+        <w:t>color</w:t>
+      </w:r>
+      <w:proofErr w:type="spellEnd"/>
+      <w:r>
+        <w:t xml:space="preserve"> image. The result will still be a single-channel image, which is easier to </w:t>
+      </w:r>
+      <w:proofErr w:type="spellStart"/>
+      <w:r>
+        <w:t>analyze</w:t>
+      </w:r>
+      <w:proofErr w:type="spellEnd"/>
+      <w:r>
+        <w:t>.</w:t>
+      </w:r>
+    </w:p>
+    <w:p>
+      <w:r>
+        <w:t>‘’’</w:t>
+      </w:r>
+    </w:p>
+    <w:p>
+      <w:r>
+        <w:t>The template image is slid across the source image, one pixel at a time. At each position, a metric is calculated to measure how well the template matches that area of the source image. These metrics are stored in a result matrix, where the brightest locations (or darkest, depending on the method) indicate the best matches.</w:t>
+      </w:r>
+    </w:p>
+    <w:p>
+      <w:r>
+        <w:t>The function `</w:t>
+      </w:r>
+      <w:proofErr w:type="gramStart"/>
+      <w:r>
+        <w:t>minMaxLoc(</w:t>
+      </w:r>
+      <w:proofErr w:type="gramEnd"/>
+      <w:r>
+        <w:t>)` is then used to find the highest (or lowest) value in the result matrix, identifying the location of the best match</w:t>
+      </w:r>
+    </w:p>
+    <w:p>
+      <w:r>
+        <w:lastRenderedPageBreak/>
+        <w:t>OpenCV's `</w:t>
+      </w:r>
+      <w:proofErr w:type="gramStart"/>
+      <w:r>
+        <w:t>matchTemplate(</w:t>
+      </w:r>
+      <w:proofErr w:type="gramEnd"/>
+      <w:r>
+        <w:t>)` function offers six matching methods: `TM_SQDIFF`, `TM_SQDIFF_NORMED`, `TM_CCORR`, `TM_CCORR_NORMED`, `TM_CCOEFF`, and `TM_CCOEFF_NORMED`</w:t>
+      </w:r>
+    </w:p>
+    <w:p>
+      <w:r>
+        <w:t>‘’’’</w:t>
+      </w:r>
+    </w:p>
+    <w:p>
+      <w:r>
+        <w:t>Initially the template image and image including the template was a big black X on a white sheet of paper, chosen with the understanding that the high contrast and simple shape would make the code simpler and cleaner</w:t>
+      </w:r>
+      <w:r>
+        <w:t xml:space="preserve">. This </w:t>
+      </w:r>
+      <w:r>
+        <w:t xml:space="preserve">did </w:t>
+      </w:r>
+      <w:r>
+        <w:t>allow</w:t>
+      </w:r>
+      <w:r>
+        <w:t xml:space="preserve"> </w:t>
+      </w:r>
+      <w:r>
+        <w:t>the image to be found easily however it also introduced more false positives in the surrounding environment</w:t>
+      </w:r>
+      <w:r>
+        <w:t>. it</w:t>
+      </w:r>
+      <w:r>
+        <w:t xml:space="preserve"> was very difficult to narrow the accuracy threshold</w:t>
+      </w:r>
+      <w:r>
+        <w:t xml:space="preserve"> to a point where the shape would still be found and false positives </w:t>
+      </w:r>
+      <w:proofErr w:type="gramStart"/>
+      <w:r>
+        <w:t>where</w:t>
+      </w:r>
+      <w:proofErr w:type="gramEnd"/>
+      <w:r>
+        <w:t xml:space="preserve"> uncommon</w:t>
+      </w:r>
+      <w:r>
+        <w:t>.</w:t>
+      </w:r>
+      <w:r>
+        <w:t xml:space="preserve"> </w:t>
+      </w:r>
+      <w:proofErr w:type="gramStart"/>
+      <w:r>
+        <w:t>So</w:t>
+      </w:r>
+      <w:proofErr w:type="gramEnd"/>
+      <w:r>
+        <w:t xml:space="preserve"> a new template image of a simple cat face was used from this point onwards.</w:t>
+      </w:r>
+      <w:r>
+        <w:t xml:space="preserve"> The more complex template meant the environment was unlikely to contain the template. This did however introduce the issue of too high accuracy for the template matching as the image had to be a certain orientation and distance away for the match to be successful.</w:t>
+      </w:r>
+    </w:p>
+    <w:p>
+      <w:r>
+        <w:t xml:space="preserve">The next step was to check for rotations of the template at various scales. In a static image and in testing this worked perfectly and as expected, however with the live camera frames being matched against the various scales and rotations of the template, the video became </w:t>
+      </w:r>
+      <w:proofErr w:type="spellStart"/>
+      <w:r>
+        <w:t>stuttery</w:t>
+      </w:r>
+      <w:proofErr w:type="spellEnd"/>
+      <w:r>
+        <w:t xml:space="preserve"> and slow. The frame took time to be processed and as such the </w:t>
+      </w:r>
+      <w:proofErr w:type="spellStart"/>
+      <w:r>
+        <w:t>imshow</w:t>
+      </w:r>
+      <w:proofErr w:type="spellEnd"/>
+      <w:r>
+        <w:t xml:space="preserve"> command could only be done when the full set of matchings had been completed. </w:t>
+      </w:r>
+    </w:p>
+    <w:p>
+      <w:r>
+        <w:t>‘’’</w:t>
+      </w:r>
+    </w:p>
+    <w:p>
+      <w:r>
+        <w:t>DECIDED TO GO WITH JUST SCALE AND NOT ROTATION and control the rotation of the image for this project</w:t>
+      </w:r>
+      <w:r>
+        <w:t xml:space="preserve">, also output the scale from </w:t>
+      </w:r>
+      <w:proofErr w:type="spellStart"/>
+      <w:r>
+        <w:t>fuction</w:t>
+      </w:r>
+      <w:proofErr w:type="spellEnd"/>
+      <w:r>
+        <w:t xml:space="preserve"> so it can be used to estimate distance away from target in movement sections of the project</w:t>
+      </w:r>
+    </w:p>
+    <w:p/>
+    <w:p>
+      <w:r>
+        <w:t xml:space="preserve">Realised I was basically using the generalised </w:t>
+      </w:r>
+      <w:proofErr w:type="spellStart"/>
+      <w:r>
+        <w:t>hough</w:t>
+      </w:r>
+      <w:proofErr w:type="spellEnd"/>
+      <w:r>
+        <w:t xml:space="preserve"> </w:t>
+      </w:r>
+      <w:proofErr w:type="spellStart"/>
+      <w:r>
+        <w:t>gui</w:t>
+      </w:r>
+      <w:proofErr w:type="spellEnd"/>
+      <w:r>
+        <w:t xml:space="preserve"> so swapped to that for ease</w:t>
+      </w:r>
+    </w:p>
+    <w:p>
+      <w:r>
+        <w:t>‘’’’</w:t>
+      </w:r>
+    </w:p>
+    <w:p>
+      <w:r>
+        <w:t>1: started with static black X on white background with a zoomed in / cropped image of the X as the template to match against</w:t>
+      </w:r>
+    </w:p>
+    <w:p>
+      <w:r>
+        <w:t>2. then moved to video feed with black x on phone moving it around</w:t>
+      </w:r>
+    </w:p>
+    <w:p>
+      <w:r>
+        <w:t>- printed out X to remove phone glare</w:t>
+      </w:r>
+    </w:p>
+    <w:p>
+      <w:r>
+        <w:t xml:space="preserve">- </w:t>
+      </w:r>
+      <w:proofErr w:type="spellStart"/>
+      <w:r>
+        <w:t>swappd</w:t>
+      </w:r>
+      <w:proofErr w:type="spellEnd"/>
+      <w:r>
+        <w:t xml:space="preserve"> template and image to cat face as the X had minimal detail making accuracy with thresholds </w:t>
+      </w:r>
+      <w:proofErr w:type="spellStart"/>
+      <w:r>
+        <w:t>diffucult</w:t>
+      </w:r>
+      <w:proofErr w:type="spellEnd"/>
+      <w:r>
+        <w:t xml:space="preserve"> to narrow down</w:t>
+      </w:r>
+    </w:p>
+    <w:p>
+      <w:r>
+        <w:t>3. tested different algorithms</w:t>
+      </w:r>
+      <w:r>
+        <w:t xml:space="preserve">: </w:t>
+      </w:r>
+      <w:r>
+        <w:t>TM_SQDIFF_NORMED</w:t>
+      </w:r>
+      <w:r>
+        <w:t xml:space="preserve"> etc.</w:t>
+      </w:r>
+    </w:p>
+    <w:p>
+      <w:r>
+        <w:tab/>
+      </w:r>
+      <w:r>
+        <w:t xml:space="preserve">- </w:t>
+      </w:r>
+      <w:r>
+        <w:t>Include some background info and maths about how they work</w:t>
+      </w:r>
+    </w:p>
+    <w:p>
+      <w:r>
+        <w:t>“</w:t>
+      </w:r>
+      <w:proofErr w:type="gramStart"/>
+      <w:r>
+        <w:t>””</w:t>
+      </w:r>
+      <w:r>
+        <w:t>One</w:t>
+      </w:r>
+      <w:proofErr w:type="gramEnd"/>
+      <w:r>
+        <w:t xml:space="preserve"> heuristic can be, run template matching at 3 different scales (1, 2, 4), suppose you get the best response at a particular scale, (say 2), try between (1.5, 2.25, 3) and keep on refining.</w:t>
+      </w:r>
+      <w:r>
+        <w:t>”””</w:t>
+      </w:r>
+    </w:p>
+    <w:p>
+      <w:r>
+        <w:lastRenderedPageBreak/>
+        <w:t>Look for colour black and scan only that area take moment of black?</w:t>
+      </w:r>
+    </w:p>
+    <w:p>
+      <w:pPr>
+        <w:rPr>
+          <w:b/>
+          <w:bCs/>
+        </w:rPr>
+      </w:pPr>
+      <w:commentRangeStart w:id="14"/>
+      <w:r>
+        <w:rPr>
+          <w:b/>
+          <w:bCs/>
+        </w:rPr>
+        <w:t>3. Conclusions</w:t>
+      </w:r>
+      <w:commentRangeEnd w:id="14"/>
+      <w:r>
+        <w:rPr>
+          <w:rStyle w:val="CommentReference"/>
+          <w:b/>
+          <w:bCs/>
+        </w:rPr>
+        <w:commentReference w:id="14"/>
+      </w:r>
+    </w:p>
+    <w:p>
+      <w:pPr>
+        <w:rPr>
+          <w:b/>
+          <w:bCs/>
+        </w:rPr>
+      </w:pPr>
+    </w:p>
+    <w:p>
+      <w:pPr>
+        <w:rPr>
+          <w:b/>
+          <w:bCs/>
+        </w:rPr>
+      </w:pPr>
+      <w:commentRangeStart w:id="15"/>
+      <w:r>
+        <w:rPr>
+          <w:b/>
+          <w:bCs/>
+        </w:rPr>
+        <w:t>5</w:t>
+      </w:r>
+      <w:r>
+        <w:rPr>
+          <w:b/>
+          <w:bCs/>
+        </w:rPr>
+        <w:t>. Bibliography</w:t>
+      </w:r>
+      <w:commentRangeEnd w:id="15"/>
+      <w:r>
+        <w:rPr>
+          <w:rStyle w:val="CommentReference"/>
+          <w:b/>
+          <w:bCs/>
+        </w:rPr>
+        <w:commentReference w:id="15"/>
+      </w:r>
+    </w:p>
+    <w:p>
+      <w:pPr>
+        <w:rPr>
+          <w:b/>
+          <w:bCs/>
+        </w:rPr>
+      </w:pPr>
+      <w:r>
+        <w:rPr>
+          <w:b/>
+          <w:bCs/>
+        </w:rPr>
+        <w:t xml:space="preserve">Books: </w:t>
+      </w:r>
+      <w:r>
+        <w:rPr>
+          <w:b/>
+          <w:bCs/>
+        </w:rPr>
+        <w:t>authors surnames, initials, year, book title, edition number, publisher, page or chapter numbers</w:t>
+      </w:r>
+    </w:p>
+    <w:p>
+      <w:pPr>
+        <w:rPr>
+          <w:b/>
+          <w:bCs/>
+        </w:rPr>
+      </w:pPr>
+    </w:p>
+    <w:p>
+      <w:pPr>
+        <w:rPr>
+          <w:b/>
+          <w:bCs/>
+        </w:rPr>
+      </w:pPr>
+      <w:hyperlink r:id="rId25" w:history="1">
+        <w:r>
+          <w:rPr>
+            <w:rStyle w:val="Hyperlink"/>
+            <w:b/>
+            <w:bCs/>
+          </w:rPr>
+          <w:t>https://www.dexory.com/solutions</w:t>
+        </w:r>
+      </w:hyperlink>
+    </w:p>
+    <w:p>
+      <w:pPr>
+        <w:rPr>
+          <w:b/>
+          <w:bCs/>
+        </w:rPr>
+      </w:pPr>
+    </w:p>
+    <w:p>
+      <w:proofErr w:type="spellStart"/>
+      <w:r>
+        <w:t>Bradski</w:t>
+      </w:r>
+      <w:proofErr w:type="spellEnd"/>
+      <w:r>
+        <w:t xml:space="preserve">, G. and Kaehler, </w:t>
+      </w:r>
+      <w:proofErr w:type="gramStart"/>
+      <w:r>
+        <w:t>A</w:t>
+      </w:r>
+      <w:r>
+        <w:t>. ,</w:t>
+      </w:r>
+      <w:proofErr w:type="gramEnd"/>
+      <w:r>
+        <w:t xml:space="preserve"> </w:t>
+      </w:r>
+      <w:r>
+        <w:t>2008, Learning OpenCV computer vision with the OpenCV library, 1</w:t>
+      </w:r>
+      <w:r>
+        <w:rPr>
+          <w:vertAlign w:val="superscript"/>
+        </w:rPr>
+        <w:t>st</w:t>
+      </w:r>
+      <w:r>
+        <w:t xml:space="preserve"> edition,</w:t>
+      </w:r>
+      <w:r>
+        <w:t xml:space="preserve"> </w:t>
+      </w:r>
+      <w:r>
+        <w:t>O'Reilly Media, Inc.</w:t>
+      </w:r>
+    </w:p>
+    <w:p>
+      <w:pPr>
+        <w:pStyle w:val="ListParagraph"/>
+        <w:numPr>
+          <w:ilvl w:val="0"/>
+          <w:numId w:val="11"/>
+        </w:numPr>
+      </w:pPr>
+      <w:r>
+        <w:t>Chapter 5 image processing page 138</w:t>
+      </w:r>
+    </w:p>
+    <w:p>
+      <w:pPr>
+        <w:pStyle w:val="ListParagraph"/>
+        <w:numPr>
+          <w:ilvl w:val="0"/>
+          <w:numId w:val="11"/>
+        </w:numPr>
+      </w:pPr>
+      <w:r>
+        <w:t>Chapter 7 histograms and matching page 218</w:t>
+      </w:r>
+    </w:p>
+    <w:p>
+      <w:pPr>
+        <w:pStyle w:val="ListParagraph"/>
+        <w:numPr>
+          <w:ilvl w:val="0"/>
+          <w:numId w:val="11"/>
+        </w:numPr>
+      </w:pPr>
+      <w:r>
+        <w:t>Chapter 8 moments page 254</w:t>
+      </w:r>
+    </w:p>
+    <w:p>
+      <w:pPr>
+        <w:pStyle w:val="ListParagraph"/>
+        <w:numPr>
+          <w:ilvl w:val="0"/>
+          <w:numId w:val="11"/>
+        </w:numPr>
+      </w:pPr>
+      <w:r>
+        <w:t xml:space="preserve">Chapter 10 tracking and motion page 358 </w:t>
+      </w:r>
+    </w:p>
+    <w:p/>
+    <w:p>
+      <w:pPr>
+        <w:rPr>
+          <w:color w:val="9B57D3" w:themeColor="accent2"/>
+        </w:rPr>
+      </w:pPr>
+    </w:p>
+    <w:p>
+      <w:r>
+        <w:t>The classic article by B. Lucas and T. Kanade, An Iterative Image Registration Technique with an Application to Stereo Vision, at the Int. Joint Conference in Artificial Intelligence, pp. 674-679, 1981, describes the original feature point tracking algorithm.</w:t>
+      </w:r>
+    </w:p>
+    <w:p/>
+    <w:p>
+      <w:r>
+        <w:t xml:space="preserve">G. Song, H. Wang, J. Zhang and T. Meng, "Automatic docking system for recharging home surveillance robots," in IEEE Transactions on Consumer Electronics, vol. 57, no. 2, pp. 428-435, May 2011, </w:t>
+      </w:r>
+      <w:proofErr w:type="spellStart"/>
+      <w:r>
+        <w:t>doi</w:t>
+      </w:r>
+      <w:proofErr w:type="spellEnd"/>
+      <w:r>
+        <w:t>: 10.1109/TCE.2011.5955176.</w:t>
+      </w:r>
+    </w:p>
+    <w:p>
+      <w:r>
+        <w:t xml:space="preserve">Abstract: This paper presents the development and characterization of a surveillance robot with automatic docking and recharging capabilities for home security. The proposed system is composed of a surveillance robot and a docking station. The palm-sized surveillance robot has a triangular shape with three wheels. It communicates with the general wireless home router through </w:t>
+      </w:r>
+      <w:proofErr w:type="spellStart"/>
+      <w:r>
+        <w:t>WiFi</w:t>
+      </w:r>
+      <w:proofErr w:type="spellEnd"/>
+      <w:r>
+        <w:t>. It communicates with the docking station through ZigBee and serves as a mobile wireless sensor network gateway. The docking station has a trapezoidal structure with an arc-shaped docking interface. A docking method based on the self-localization of the robot and the infrared detectors of the docking station is proposed. The robot can return to the docking station for recharging operations when the on-board battery is too low. The experimental results show that the prototype robot achieved a success rate of 90% after 60 different docking attempts.</w:t>
+      </w:r>
+    </w:p>
+    <w:p/>
+    <w:p/>
+    <w:p/>
+    <w:p/>
+    <w:p/>
     <w:sectPr>
-      <w:footerReference w:type="default" r:id="rId21"/>
+      <w:footerReference w:type="default" r:id="rId26"/>
       <w:pgSz w:w="11906" w:h="16838"/>
       <w:pgMar w:top="1440" w:right="1440" w:bottom="1440" w:left="1440" w:header="708" w:footer="708" w:gutter="0"/>
       <w:pgNumType w:start="0"/>
@@ -2854,7 +4623,7 @@
 
 <file path=word/comments.xml><?xml version="1.0" encoding="utf-8"?>
 <w:comments xmlns:wpc="http://schemas.microsoft.com/office/word/2010/wordprocessingCanvas" xmlns:cx="http://schemas.microsoft.com/office/drawing/2014/chartex" xmlns:cx1="http://schemas.microsoft.com/office/drawing/2015/9/8/chartex" xmlns:cx2="http://schemas.microsoft.com/office/drawing/2015/10/21/chartex" xmlns:cx3="http://schemas.microsoft.com/office/drawing/2016/5/9/chartex" xmlns:cx4="http://schemas.microsoft.com/office/drawing/2016/5/10/chartex" xmlns:cx5="http://schemas.microsoft.com/office/drawing/2016/5/11/chartex" xmlns:cx6="http://schemas.microsoft.com/office/drawing/2016/5/12/chartex" xmlns:cx7="http://schemas.microsoft.com/office/drawing/2016/5/13/chartex" xmlns:cx8="http://schemas.microsoft.com/office/drawing/2016/5/14/chartex" xmlns:mc="http://schemas.openxmlformats.org/markup-compatibility/2006" xmlns:aink="http://schemas.microsoft.com/office/drawing/2016/ink" xmlns:am3d="http://schemas.microsoft.com/office/drawing/2017/model3d" xmlns:o="urn:schemas-microsoft-com:office:office" xmlns:oel="http://schemas.microsoft.com/office/2019/extlst" xmlns:r="http://schemas.openxmlformats.org/officeDocument/2006/relationships" xmlns:m="http://schemas.openxmlformats.org/officeDocument/2006/math" xmlns:v="urn:schemas-microsoft-com:vml" xmlns:wp14="http://schemas.microsoft.com/office/word/2010/wordprocessingDrawing" xmlns:wp="http://schemas.openxmlformats.org/drawingml/2006/wordprocessingDrawing" xmlns:w10="urn:schemas-microsoft-com:office:word" xmlns:w="http://schemas.openxmlformats.org/wordprocessingml/2006/main" xmlns:w14="http://schemas.microsoft.com/office/word/2010/wordml" xmlns:w15="http://schemas.microsoft.com/office/word/2012/wordml" xmlns:w16cex="http://schemas.microsoft.com/office/word/2018/wordml/cex" xmlns:w16cid="http://schemas.microsoft.com/office/word/2016/wordml/cid" xmlns:w16="http://schemas.microsoft.com/office/word/2018/wordml" xmlns:w16du="http://schemas.microsoft.com/office/word/2023/wordml/word16du" xmlns:w16sdtdh="http://schemas.microsoft.com/office/word/2020/wordml/sdtdatahash" xmlns:w16sdtfl="http://schemas.microsoft.com/office/word/2024/wordml/sdtformatlock" xmlns:w16se="http://schemas.microsoft.com/office/word/2015/wordml/symex" xmlns:wpg="http://schemas.microsoft.com/office/word/2010/wordprocessingGroup" xmlns:wpi="http://schemas.microsoft.com/office/word/2010/wordprocessingInk" xmlns:wne="http://schemas.microsoft.com/office/word/2006/wordml" xmlns:wps="http://schemas.microsoft.com/office/word/2010/wordprocessingShape" mc:Ignorable="w14 w15 w16se w16cid w16 w16cex w16sdtdh w16sdtfl w16du wp14">
-  <w:comment w:id="4" w:author="(s) Aisling Cleary" w:date="2025-01-24T16:34:00Z" w:initials="AC">
+  <w:comment w:id="13" w:author="(s) Aisling Cleary" w:date="2025-01-24T16:34:00Z" w:initials="AC">
     <w:p>
       <w:pPr>
         <w:pStyle w:val="CommentText"/>
@@ -2966,7 +4735,7 @@
       </w:r>
     </w:p>
   </w:comment>
-  <w:comment w:id="9" w:author="(s) Aisling Cleary" w:date="2025-01-24T16:34:00Z" w:initials="AC">
+  <w:comment w:id="14" w:author="(s) Aisling Cleary" w:date="2025-01-24T16:34:00Z" w:initials="AC">
     <w:p>
       <w:pPr>
         <w:pStyle w:val="CommentText"/>
@@ -2999,7 +4768,7 @@
       </w:r>
     </w:p>
   </w:comment>
-  <w:comment w:id="11" w:author="(s) Aisling Cleary" w:date="2025-01-24T16:34:00Z" w:initials="AC">
+  <w:comment w:id="15" w:author="(s) Aisling Cleary" w:date="2025-01-24T16:35:00Z" w:initials="AC">
     <w:p>
       <w:pPr>
         <w:pStyle w:val="CommentText"/>
@@ -3011,128 +4780,7 @@
         <w:annotationRef/>
       </w:r>
       <w:r>
-        <w:t xml:space="preserve">Recommendations Can also be drawn from evaluations References (sources that are used in the main text) </w:t>
-      </w:r>
-    </w:p>
-    <w:p>
-      <w:pPr>
-        <w:pStyle w:val="CommentText"/>
-      </w:pPr>
-      <w:r>
-        <w:tab/>
-        <w:t xml:space="preserve">4.1 What can you recommend from your evaluations?! </w:t>
-      </w:r>
-    </w:p>
-    <w:p>
-      <w:pPr>
-        <w:pStyle w:val="CommentText"/>
-      </w:pPr>
-      <w:r>
-        <w:t>4.2 Recommendations are not always required in reports</w:t>
-      </w:r>
-    </w:p>
-  </w:comment>
-  <w:comment w:id="13" w:author="(s) Aisling Cleary" w:date="2025-01-24T16:35:00Z" w:initials="AC">
-    <w:p>
-      <w:pPr>
-        <w:pStyle w:val="CommentText"/>
-      </w:pPr>
-      <w:r>
-        <w:rPr>
-          <w:rStyle w:val="CommentReference"/>
-        </w:rPr>
-        <w:annotationRef/>
-      </w:r>
-      <w:r>
         <w:t xml:space="preserve">(Sources read but not used in text) </w:t>
-      </w:r>
-    </w:p>
-  </w:comment>
-  <w:comment w:id="15" w:author="(s) Aisling Cleary" w:date="2025-01-24T16:56:00Z" w:initials="AC">
-    <w:p>
-      <w:pPr>
-        <w:pStyle w:val="CommentText"/>
-      </w:pPr>
-      <w:r>
-        <w:rPr>
-          <w:rStyle w:val="CommentReference"/>
-        </w:rPr>
-        <w:annotationRef/>
-      </w:r>
-      <w:r>
-        <w:t xml:space="preserve">Appendices are not typically included in the word count! </w:t>
-      </w:r>
-    </w:p>
-    <w:p>
-      <w:pPr>
-        <w:pStyle w:val="CommentText"/>
-      </w:pPr>
-      <w:r>
-        <w:t xml:space="preserve">Items you might consider: </w:t>
-      </w:r>
-    </w:p>
-    <w:p>
-      <w:pPr>
-        <w:pStyle w:val="CommentText"/>
-      </w:pPr>
-      <w:r>
-        <w:t xml:space="preserve">• Requirements List </w:t>
-      </w:r>
-    </w:p>
-    <w:p>
-      <w:pPr>
-        <w:pStyle w:val="CommentText"/>
-      </w:pPr>
-      <w:r>
-        <w:t xml:space="preserve">• Concept sketches and photos of prototypes (not needed in main body) </w:t>
-      </w:r>
-    </w:p>
-    <w:p>
-      <w:pPr>
-        <w:pStyle w:val="CommentText"/>
-      </w:pPr>
-      <w:r>
-        <w:t xml:space="preserve">• Drawings and other illustrations not appropriate for the main body of the text </w:t>
-      </w:r>
-    </w:p>
-    <w:p>
-      <w:pPr>
-        <w:pStyle w:val="CommentText"/>
-      </w:pPr>
-      <w:r>
-        <w:t xml:space="preserve">• Concept evaluation tables </w:t>
-      </w:r>
-    </w:p>
-    <w:p>
-      <w:pPr>
-        <w:pStyle w:val="CommentText"/>
-      </w:pPr>
-      <w:r>
-        <w:t xml:space="preserve">• Project milestone tables </w:t>
-      </w:r>
-    </w:p>
-    <w:p>
-      <w:pPr>
-        <w:pStyle w:val="CommentText"/>
-      </w:pPr>
-      <w:r>
-        <w:t xml:space="preserve">• Meetings </w:t>
-      </w:r>
-    </w:p>
-    <w:p>
-      <w:pPr>
-        <w:pStyle w:val="CommentText"/>
-      </w:pPr>
-      <w:r>
-        <w:t xml:space="preserve">• Sample code </w:t>
-      </w:r>
-    </w:p>
-    <w:p>
-      <w:pPr>
-        <w:pStyle w:val="CommentText"/>
-      </w:pPr>
-      <w:r>
-        <w:t xml:space="preserve">• Anything that would make the main body difficult to read </w:t>
       </w:r>
     </w:p>
   </w:comment>
@@ -3143,9 +4791,7 @@
 <w15:commentsEx xmlns:wpc="http://schemas.microsoft.com/office/word/2010/wordprocessingCanvas" xmlns:cx="http://schemas.microsoft.com/office/drawing/2014/chartex" xmlns:cx1="http://schemas.microsoft.com/office/drawing/2015/9/8/chartex" xmlns:cx2="http://schemas.microsoft.com/office/drawing/2015/10/21/chartex" xmlns:cx3="http://schemas.microsoft.com/office/drawing/2016/5/9/chartex" xmlns:cx4="http://schemas.microsoft.com/office/drawing/2016/5/10/chartex" xmlns:cx5="http://schemas.microsoft.com/office/drawing/2016/5/11/chartex" xmlns:cx6="http://schemas.microsoft.com/office/drawing/2016/5/12/chartex" xmlns:cx7="http://schemas.microsoft.com/office/drawing/2016/5/13/chartex" xmlns:cx8="http://schemas.microsoft.com/office/drawing/2016/5/14/chartex" xmlns:mc="http://schemas.openxmlformats.org/markup-compatibility/2006" xmlns:aink="http://schemas.microsoft.com/office/drawing/2016/ink" xmlns:am3d="http://schemas.microsoft.com/office/drawing/2017/model3d" xmlns:o="urn:schemas-microsoft-com:office:office" xmlns:oel="http://schemas.microsoft.com/office/2019/extlst" xmlns:r="http://schemas.openxmlformats.org/officeDocument/2006/relationships" xmlns:m="http://schemas.openxmlformats.org/officeDocument/2006/math" xmlns:v="urn:schemas-microsoft-com:vml" xmlns:wp14="http://schemas.microsoft.com/office/word/2010/wordprocessingDrawing" xmlns:wp="http://schemas.openxmlformats.org/drawingml/2006/wordprocessingDrawing" xmlns:w10="urn:schemas-microsoft-com:office:word" xmlns:w="http://schemas.openxmlformats.org/wordprocessingml/2006/main" xmlns:w14="http://schemas.microsoft.com/office/word/2010/wordml" xmlns:w15="http://schemas.microsoft.com/office/word/2012/wordml" xmlns:w16cex="http://schemas.microsoft.com/office/word/2018/wordml/cex" xmlns:w16cid="http://schemas.microsoft.com/office/word/2016/wordml/cid" xmlns:w16="http://schemas.microsoft.com/office/word/2018/wordml" xmlns:w16du="http://schemas.microsoft.com/office/word/2023/wordml/word16du" xmlns:w16sdtdh="http://schemas.microsoft.com/office/word/2020/wordml/sdtdatahash" xmlns:w16sdtfl="http://schemas.microsoft.com/office/word/2024/wordml/sdtformatlock" xmlns:w16se="http://schemas.microsoft.com/office/word/2015/wordml/symex" xmlns:wpg="http://schemas.microsoft.com/office/word/2010/wordprocessingGroup" xmlns:wpi="http://schemas.microsoft.com/office/word/2010/wordprocessingInk" xmlns:wne="http://schemas.microsoft.com/office/word/2006/wordml" xmlns:wps="http://schemas.microsoft.com/office/word/2010/wordprocessingShape" mc:Ignorable="w14 w15 w16se w16cid w16 w16cex w16sdtdh w16sdtfl w16du wp14">
   <w15:commentEx w15:paraId="4A0C02BD" w15:done="0"/>
   <w15:commentEx w15:paraId="5DF28D43" w15:done="0"/>
-  <w15:commentEx w15:paraId="115CB96C" w15:done="0"/>
-  <w15:commentEx w15:paraId="228DF19D" w15:done="0"/>
-  <w15:commentEx w15:paraId="77FD2CA2" w15:done="0"/>
+  <w15:commentEx w15:paraId="228DF19D" w15:done="1"/>
 </w15:commentsEx>
 </file>
 
@@ -3153,9 +4799,7 @@
 <w16cex:commentsExtensible xmlns:wpc="http://schemas.microsoft.com/office/word/2010/wordprocessingCanvas" xmlns:cx="http://schemas.microsoft.com/office/drawing/2014/chartex" xmlns:cx1="http://schemas.microsoft.com/office/drawing/2015/9/8/chartex" xmlns:cx2="http://schemas.microsoft.com/office/drawing/2015/10/21/chartex" xmlns:cx3="http://schemas.microsoft.com/office/drawing/2016/5/9/chartex" xmlns:cx4="http://schemas.microsoft.com/office/drawing/2016/5/10/chartex" xmlns:cx5="http://schemas.microsoft.com/office/drawing/2016/5/11/chartex" xmlns:cx6="http://schemas.microsoft.com/office/drawing/2016/5/12/chartex" xmlns:cx7="http://schemas.microsoft.com/office/drawing/2016/5/13/chartex" xmlns:cx8="http://schemas.microsoft.com/office/drawing/2016/5/14/chartex" xmlns:cr="http://schemas.microsoft.com/office/comments/2020/reactions" xmlns:mc="http://schemas.openxmlformats.org/markup-compatibility/2006" xmlns:aink="http://schemas.microsoft.com/office/drawing/2016/ink" xmlns:am3d="http://schemas.microsoft.com/office/drawing/2017/model3d" xmlns:o="urn:schemas-microsoft-com:office:office" xmlns:oel="http://schemas.microsoft.com/office/2019/extlst" xmlns:r="http://schemas.openxmlformats.org/officeDocument/2006/relationships" xmlns:m="http://schemas.openxmlformats.org/officeDocument/2006/math" xmlns:v="urn:schemas-microsoft-com:vml" xmlns:wp14="http://schemas.microsoft.com/office/word/2010/wordprocessingDrawing" xmlns:wp="http://schemas.openxmlformats.org/drawingml/2006/wordprocessingDrawing" xmlns:w10="urn:schemas-microsoft-com:office:word" xmlns:w="http://schemas.openxmlformats.org/wordprocessingml/2006/main" xmlns:w14="http://schemas.microsoft.com/office/word/2010/wordml" xmlns:w15="http://schemas.microsoft.com/office/word/2012/wordml" xmlns:w16cex="http://schemas.microsoft.com/office/word/2018/wordml/cex" xmlns:w16cid="http://schemas.microsoft.com/office/word/2016/wordml/cid" xmlns:w16="http://schemas.microsoft.com/office/word/2018/wordml" xmlns:w16du="http://schemas.microsoft.com/office/word/2023/wordml/word16du" xmlns:w16sdtdh="http://schemas.microsoft.com/office/word/2020/wordml/sdtdatahash" xmlns:w16sdtfl="http://schemas.microsoft.com/office/word/2024/wordml/sdtformatlock" xmlns:w16se="http://schemas.microsoft.com/office/word/2015/wordml/symex" xmlns:wpg="http://schemas.microsoft.com/office/word/2010/wordprocessingGroup" xmlns:wpi="http://schemas.microsoft.com/office/word/2010/wordprocessingInk" xmlns:wne="http://schemas.microsoft.com/office/word/2006/wordml" xmlns:wps="http://schemas.microsoft.com/office/word/2010/wordprocessingShape" mc:Ignorable="w14 w15 w16se w16cid w16 w16cex w16sdtdh w16sdtfl cr w16du wp14">
   <w16cex:commentExtensible w16cex:durableId="2622F936" w16cex:dateUtc="2025-01-24T16:34:00Z"/>
   <w16cex:commentExtensible w16cex:durableId="62860285" w16cex:dateUtc="2025-01-24T16:34:00Z"/>
-  <w16cex:commentExtensible w16cex:durableId="47384182" w16cex:dateUtc="2025-01-24T16:34:00Z"/>
   <w16cex:commentExtensible w16cex:durableId="47F1B3DD" w16cex:dateUtc="2025-01-24T16:35:00Z"/>
-  <w16cex:commentExtensible w16cex:durableId="03FF47D5" w16cex:dateUtc="2025-01-24T16:56:00Z"/>
 </w16cex:commentsExtensible>
 </file>
 
@@ -3163,9 +4807,7 @@
 <w16cid:commentsIds xmlns:wpc="http://schemas.microsoft.com/office/word/2010/wordprocessingCanvas" xmlns:cx="http://schemas.microsoft.com/office/drawing/2014/chartex" xmlns:cx1="http://schemas.microsoft.com/office/drawing/2015/9/8/chartex" xmlns:cx2="http://schemas.microsoft.com/office/drawing/2015/10/21/chartex" xmlns:cx3="http://schemas.microsoft.com/office/drawing/2016/5/9/chartex" xmlns:cx4="http://schemas.microsoft.com/office/drawing/2016/5/10/chartex" xmlns:cx5="http://schemas.microsoft.com/office/drawing/2016/5/11/chartex" xmlns:cx6="http://schemas.microsoft.com/office/drawing/2016/5/12/chartex" xmlns:cx7="http://schemas.microsoft.com/office/drawing/2016/5/13/chartex" xmlns:cx8="http://schemas.microsoft.com/office/drawing/2016/5/14/chartex" xmlns:mc="http://schemas.openxmlformats.org/markup-compatibility/2006" xmlns:aink="http://schemas.microsoft.com/office/drawing/2016/ink" xmlns:am3d="http://schemas.microsoft.com/office/drawing/2017/model3d" xmlns:o="urn:schemas-microsoft-com:office:office" xmlns:oel="http://schemas.microsoft.com/office/2019/extlst" xmlns:r="http://schemas.openxmlformats.org/officeDocument/2006/relationships" xmlns:m="http://schemas.openxmlformats.org/officeDocument/2006/math" xmlns:v="urn:schemas-microsoft-com:vml" xmlns:wp14="http://schemas.microsoft.com/office/word/2010/wordprocessingDrawing" xmlns:wp="http://schemas.openxmlformats.org/drawingml/2006/wordprocessingDrawing" xmlns:w10="urn:schemas-microsoft-com:office:word" xmlns:w="http://schemas.openxmlformats.org/wordprocessingml/2006/main" xmlns:w14="http://schemas.microsoft.com/office/word/2010/wordml" xmlns:w15="http://schemas.microsoft.com/office/word/2012/wordml" xmlns:w16cex="http://schemas.microsoft.com/office/word/2018/wordml/cex" xmlns:w16cid="http://schemas.microsoft.com/office/word/2016/wordml/cid" xmlns:w16="http://schemas.microsoft.com/office/word/2018/wordml" xmlns:w16du="http://schemas.microsoft.com/office/word/2023/wordml/word16du" xmlns:w16sdtdh="http://schemas.microsoft.com/office/word/2020/wordml/sdtdatahash" xmlns:w16sdtfl="http://schemas.microsoft.com/office/word/2024/wordml/sdtformatlock" xmlns:w16se="http://schemas.microsoft.com/office/word/2015/wordml/symex" xmlns:wpg="http://schemas.microsoft.com/office/word/2010/wordprocessingGroup" xmlns:wpi="http://schemas.microsoft.com/office/word/2010/wordprocessingInk" xmlns:wne="http://schemas.microsoft.com/office/word/2006/wordml" xmlns:wps="http://schemas.microsoft.com/office/word/2010/wordprocessingShape" mc:Ignorable="w14 w15 w16se w16cid w16 w16cex w16sdtdh w16sdtfl w16du wp14">
   <w16cid:commentId w16cid:paraId="4A0C02BD" w16cid:durableId="2622F936"/>
   <w16cid:commentId w16cid:paraId="5DF28D43" w16cid:durableId="62860285"/>
-  <w16cid:commentId w16cid:paraId="115CB96C" w16cid:durableId="47384182"/>
   <w16cid:commentId w16cid:paraId="228DF19D" w16cid:durableId="47F1B3DD"/>
-  <w16cid:commentId w16cid:paraId="77FD2CA2" w16cid:durableId="03FF47D5"/>
 </w16cid:commentsIds>
 </file>
 
@@ -3264,6 +4906,95 @@
 <file path=word/numbering.xml><?xml version="1.0" encoding="utf-8"?>
 <w:numbering xmlns:wpc="http://schemas.microsoft.com/office/word/2010/wordprocessingCanvas" xmlns:cx="http://schemas.microsoft.com/office/drawing/2014/chartex" xmlns:cx1="http://schemas.microsoft.com/office/drawing/2015/9/8/chartex" xmlns:cx2="http://schemas.microsoft.com/office/drawing/2015/10/21/chartex" xmlns:cx3="http://schemas.microsoft.com/office/drawing/2016/5/9/chartex" xmlns:cx4="http://schemas.microsoft.com/office/drawing/2016/5/10/chartex" xmlns:cx5="http://schemas.microsoft.com/office/drawing/2016/5/11/chartex" xmlns:cx6="http://schemas.microsoft.com/office/drawing/2016/5/12/chartex" xmlns:cx7="http://schemas.microsoft.com/office/drawing/2016/5/13/chartex" xmlns:cx8="http://schemas.microsoft.com/office/drawing/2016/5/14/chartex" xmlns:mc="http://schemas.openxmlformats.org/markup-compatibility/2006" xmlns:aink="http://schemas.microsoft.com/office/drawing/2016/ink" xmlns:am3d="http://schemas.microsoft.com/office/drawing/2017/model3d" xmlns:o="urn:schemas-microsoft-com:office:office" xmlns:oel="http://schemas.microsoft.com/office/2019/extlst" xmlns:r="http://schemas.openxmlformats.org/officeDocument/2006/relationships" xmlns:m="http://schemas.openxmlformats.org/officeDocument/2006/math" xmlns:v="urn:schemas-microsoft-com:vml" xmlns:wp14="http://schemas.microsoft.com/office/word/2010/wordprocessingDrawing" xmlns:wp="http://schemas.openxmlformats.org/drawingml/2006/wordprocessingDrawing" xmlns:w10="urn:schemas-microsoft-com:office:word" xmlns:w="http://schemas.openxmlformats.org/wordprocessingml/2006/main" xmlns:w14="http://schemas.microsoft.com/office/word/2010/wordml" xmlns:w15="http://schemas.microsoft.com/office/word/2012/wordml" xmlns:w16cex="http://schemas.microsoft.com/office/word/2018/wordml/cex" xmlns:w16cid="http://schemas.microsoft.com/office/word/2016/wordml/cid" xmlns:w16="http://schemas.microsoft.com/office/word/2018/wordml" xmlns:w16du="http://schemas.microsoft.com/office/word/2023/wordml/word16du" xmlns:w16sdtdh="http://schemas.microsoft.com/office/word/2020/wordml/sdtdatahash" xmlns:w16sdtfl="http://schemas.microsoft.com/office/word/2024/wordml/sdtformatlock" xmlns:w16se="http://schemas.microsoft.com/office/word/2015/wordml/symex" xmlns:wpg="http://schemas.microsoft.com/office/word/2010/wordprocessingGroup" xmlns:wpi="http://schemas.microsoft.com/office/word/2010/wordprocessingInk" xmlns:wne="http://schemas.microsoft.com/office/word/2006/wordml" xmlns:wps="http://schemas.microsoft.com/office/word/2010/wordprocessingShape" mc:Ignorable="w14 w15 w16se w16cid w16 w16cex w16sdtdh w16sdtfl w16du wp14">
   <w:abstractNum w:abstractNumId="0" w15:restartNumberingAfterBreak="0">
+    <w:nsid w:val="03E179E5"/>
+    <w:multiLevelType w:val="hybridMultilevel"/>
+    <w:tmpl w:val="3B660F46"/>
+    <w:lvl w:ilvl="0" w:tplc="393E4E68">
+      <w:start w:val="1"/>
+      <w:numFmt w:val="decimal"/>
+      <w:lvlText w:val="%1"/>
+      <w:lvlJc w:val="left"/>
+      <w:pPr>
+        <w:ind w:left="720" w:hanging="360"/>
+      </w:pPr>
+      <w:rPr>
+        <w:rFonts w:hint="default"/>
+      </w:rPr>
+    </w:lvl>
+    <w:lvl w:ilvl="1" w:tplc="08090019" w:tentative="1">
+      <w:start w:val="1"/>
+      <w:numFmt w:val="lowerLetter"/>
+      <w:lvlText w:val="%2."/>
+      <w:lvlJc w:val="left"/>
+      <w:pPr>
+        <w:ind w:left="1440" w:hanging="360"/>
+      </w:pPr>
+    </w:lvl>
+    <w:lvl w:ilvl="2" w:tplc="0809001B" w:tentative="1">
+      <w:start w:val="1"/>
+      <w:numFmt w:val="lowerRoman"/>
+      <w:lvlText w:val="%3."/>
+      <w:lvlJc w:val="right"/>
+      <w:pPr>
+        <w:ind w:left="2160" w:hanging="180"/>
+      </w:pPr>
+    </w:lvl>
+    <w:lvl w:ilvl="3" w:tplc="0809000F" w:tentative="1">
+      <w:start w:val="1"/>
+      <w:numFmt w:val="decimal"/>
+      <w:lvlText w:val="%4."/>
+      <w:lvlJc w:val="left"/>
+      <w:pPr>
+        <w:ind w:left="2880" w:hanging="360"/>
+      </w:pPr>
+    </w:lvl>
+    <w:lvl w:ilvl="4" w:tplc="08090019" w:tentative="1">
+      <w:start w:val="1"/>
+      <w:numFmt w:val="lowerLetter"/>
+      <w:lvlText w:val="%5."/>
+      <w:lvlJc w:val="left"/>
+      <w:pPr>
+        <w:ind w:left="3600" w:hanging="360"/>
+      </w:pPr>
+    </w:lvl>
+    <w:lvl w:ilvl="5" w:tplc="0809001B" w:tentative="1">
+      <w:start w:val="1"/>
+      <w:numFmt w:val="lowerRoman"/>
+      <w:lvlText w:val="%6."/>
+      <w:lvlJc w:val="right"/>
+      <w:pPr>
+        <w:ind w:left="4320" w:hanging="180"/>
+      </w:pPr>
+    </w:lvl>
+    <w:lvl w:ilvl="6" w:tplc="0809000F" w:tentative="1">
+      <w:start w:val="1"/>
+      <w:numFmt w:val="decimal"/>
+      <w:lvlText w:val="%7."/>
+      <w:lvlJc w:val="left"/>
+      <w:pPr>
+        <w:ind w:left="5040" w:hanging="360"/>
+      </w:pPr>
+    </w:lvl>
+    <w:lvl w:ilvl="7" w:tplc="08090019" w:tentative="1">
+      <w:start w:val="1"/>
+      <w:numFmt w:val="lowerLetter"/>
+      <w:lvlText w:val="%8."/>
+      <w:lvlJc w:val="left"/>
+      <w:pPr>
+        <w:ind w:left="5760" w:hanging="360"/>
+      </w:pPr>
+    </w:lvl>
+    <w:lvl w:ilvl="8" w:tplc="0809001B" w:tentative="1">
+      <w:start w:val="1"/>
+      <w:numFmt w:val="lowerRoman"/>
+      <w:lvlText w:val="%9."/>
+      <w:lvlJc w:val="right"/>
+      <w:pPr>
+        <w:ind w:left="6480" w:hanging="180"/>
+      </w:pPr>
+    </w:lvl>
+  </w:abstractNum>
+  <w:abstractNum w:abstractNumId="1" w15:restartNumberingAfterBreak="0">
     <w:nsid w:val="03FE4EF1"/>
     <w:multiLevelType w:val="multilevel"/>
     <w:tmpl w:val="B808BED4"/>
@@ -3384,7 +5115,7 @@
       </w:rPr>
     </w:lvl>
   </w:abstractNum>
-  <w:abstractNum w:abstractNumId="1" w15:restartNumberingAfterBreak="0">
+  <w:abstractNum w:abstractNumId="2" w15:restartNumberingAfterBreak="0">
     <w:nsid w:val="050F3D7B"/>
     <w:multiLevelType w:val="hybridMultilevel"/>
     <w:tmpl w:val="9C4EF228"/>
@@ -3497,7 +5228,7 @@
       </w:rPr>
     </w:lvl>
   </w:abstractNum>
-  <w:abstractNum w:abstractNumId="2" w15:restartNumberingAfterBreak="0">
+  <w:abstractNum w:abstractNumId="3" w15:restartNumberingAfterBreak="0">
     <w:nsid w:val="0C2F1239"/>
     <w:multiLevelType w:val="multilevel"/>
     <w:tmpl w:val="930A6004"/>
@@ -3646,7 +5377,120 @@
       </w:rPr>
     </w:lvl>
   </w:abstractNum>
-  <w:abstractNum w:abstractNumId="3" w15:restartNumberingAfterBreak="0">
+  <w:abstractNum w:abstractNumId="4" w15:restartNumberingAfterBreak="0">
+    <w:nsid w:val="0DD01490"/>
+    <w:multiLevelType w:val="multilevel"/>
+    <w:tmpl w:val="F6C0C286"/>
+    <w:lvl w:ilvl="0">
+      <w:start w:val="1"/>
+      <w:numFmt w:val="decimal"/>
+      <w:lvlText w:val="%1"/>
+      <w:lvlJc w:val="left"/>
+      <w:pPr>
+        <w:ind w:left="465" w:hanging="465"/>
+      </w:pPr>
+      <w:rPr>
+        <w:rFonts w:hint="default"/>
+      </w:rPr>
+    </w:lvl>
+    <w:lvl w:ilvl="1">
+      <w:start w:val="1"/>
+      <w:numFmt w:val="decimal"/>
+      <w:lvlText w:val="%1.%2"/>
+      <w:lvlJc w:val="left"/>
+      <w:pPr>
+        <w:ind w:left="1185" w:hanging="465"/>
+      </w:pPr>
+      <w:rPr>
+        <w:rFonts w:hint="default"/>
+      </w:rPr>
+    </w:lvl>
+    <w:lvl w:ilvl="2">
+      <w:start w:val="1"/>
+      <w:numFmt w:val="decimal"/>
+      <w:lvlText w:val="%1.%2.%3"/>
+      <w:lvlJc w:val="left"/>
+      <w:pPr>
+        <w:ind w:left="2160" w:hanging="720"/>
+      </w:pPr>
+      <w:rPr>
+        <w:rFonts w:hint="default"/>
+      </w:rPr>
+    </w:lvl>
+    <w:lvl w:ilvl="3">
+      <w:start w:val="1"/>
+      <w:numFmt w:val="decimal"/>
+      <w:lvlText w:val="%1.%2.%3.%4"/>
+      <w:lvlJc w:val="left"/>
+      <w:pPr>
+        <w:ind w:left="3240" w:hanging="1080"/>
+      </w:pPr>
+      <w:rPr>
+        <w:rFonts w:hint="default"/>
+      </w:rPr>
+    </w:lvl>
+    <w:lvl w:ilvl="4">
+      <w:start w:val="1"/>
+      <w:numFmt w:val="decimal"/>
+      <w:lvlText w:val="%1.%2.%3.%4.%5"/>
+      <w:lvlJc w:val="left"/>
+      <w:pPr>
+        <w:ind w:left="3960" w:hanging="1080"/>
+      </w:pPr>
+      <w:rPr>
+        <w:rFonts w:hint="default"/>
+      </w:rPr>
+    </w:lvl>
+    <w:lvl w:ilvl="5">
+      <w:start w:val="1"/>
+      <w:numFmt w:val="decimal"/>
+      <w:lvlText w:val="%1.%2.%3.%4.%5.%6"/>
+      <w:lvlJc w:val="left"/>
+      <w:pPr>
+        <w:ind w:left="5040" w:hanging="1440"/>
+      </w:pPr>
+      <w:rPr>
+        <w:rFonts w:hint="default"/>
+      </w:rPr>
+    </w:lvl>
+    <w:lvl w:ilvl="6">
+      <w:start w:val="1"/>
+      <w:numFmt w:val="decimal"/>
+      <w:lvlText w:val="%1.%2.%3.%4.%5.%6.%7"/>
+      <w:lvlJc w:val="left"/>
+      <w:pPr>
+        <w:ind w:left="5760" w:hanging="1440"/>
+      </w:pPr>
+      <w:rPr>
+        <w:rFonts w:hint="default"/>
+      </w:rPr>
+    </w:lvl>
+    <w:lvl w:ilvl="7">
+      <w:start w:val="1"/>
+      <w:numFmt w:val="decimal"/>
+      <w:lvlText w:val="%1.%2.%3.%4.%5.%6.%7.%8"/>
+      <w:lvlJc w:val="left"/>
+      <w:pPr>
+        <w:ind w:left="6840" w:hanging="1800"/>
+      </w:pPr>
+      <w:rPr>
+        <w:rFonts w:hint="default"/>
+      </w:rPr>
+    </w:lvl>
+    <w:lvl w:ilvl="8">
+      <w:start w:val="1"/>
+      <w:numFmt w:val="decimal"/>
+      <w:lvlText w:val="%1.%2.%3.%4.%5.%6.%7.%8.%9"/>
+      <w:lvlJc w:val="left"/>
+      <w:pPr>
+        <w:ind w:left="7560" w:hanging="1800"/>
+      </w:pPr>
+      <w:rPr>
+        <w:rFonts w:hint="default"/>
+      </w:rPr>
+    </w:lvl>
+  </w:abstractNum>
+  <w:abstractNum w:abstractNumId="5" w15:restartNumberingAfterBreak="0">
     <w:nsid w:val="1D1022C7"/>
     <w:multiLevelType w:val="hybridMultilevel"/>
     <w:tmpl w:val="34D4FD44"/>
@@ -3735,7 +5579,7 @@
       </w:pPr>
     </w:lvl>
   </w:abstractNum>
-  <w:abstractNum w:abstractNumId="4" w15:restartNumberingAfterBreak="0">
+  <w:abstractNum w:abstractNumId="6" w15:restartNumberingAfterBreak="0">
     <w:nsid w:val="1E6E0E94"/>
     <w:multiLevelType w:val="hybridMultilevel"/>
     <w:tmpl w:val="F1747394"/>
@@ -3848,7 +5692,96 @@
       </w:rPr>
     </w:lvl>
   </w:abstractNum>
-  <w:abstractNum w:abstractNumId="5" w15:restartNumberingAfterBreak="0">
+  <w:abstractNum w:abstractNumId="7" w15:restartNumberingAfterBreak="0">
+    <w:nsid w:val="20F7549F"/>
+    <w:multiLevelType w:val="hybridMultilevel"/>
+    <w:tmpl w:val="2C541C9C"/>
+    <w:lvl w:ilvl="0" w:tplc="0809000F">
+      <w:start w:val="1"/>
+      <w:numFmt w:val="decimal"/>
+      <w:lvlText w:val="%1."/>
+      <w:lvlJc w:val="left"/>
+      <w:pPr>
+        <w:ind w:left="720" w:hanging="360"/>
+      </w:pPr>
+      <w:rPr>
+        <w:rFonts w:hint="default"/>
+      </w:rPr>
+    </w:lvl>
+    <w:lvl w:ilvl="1" w:tplc="08090019" w:tentative="1">
+      <w:start w:val="1"/>
+      <w:numFmt w:val="lowerLetter"/>
+      <w:lvlText w:val="%2."/>
+      <w:lvlJc w:val="left"/>
+      <w:pPr>
+        <w:ind w:left="1440" w:hanging="360"/>
+      </w:pPr>
+    </w:lvl>
+    <w:lvl w:ilvl="2" w:tplc="0809001B" w:tentative="1">
+      <w:start w:val="1"/>
+      <w:numFmt w:val="lowerRoman"/>
+      <w:lvlText w:val="%3."/>
+      <w:lvlJc w:val="right"/>
+      <w:pPr>
+        <w:ind w:left="2160" w:hanging="180"/>
+      </w:pPr>
+    </w:lvl>
+    <w:lvl w:ilvl="3" w:tplc="0809000F" w:tentative="1">
+      <w:start w:val="1"/>
+      <w:numFmt w:val="decimal"/>
+      <w:lvlText w:val="%4."/>
+      <w:lvlJc w:val="left"/>
+      <w:pPr>
+        <w:ind w:left="2880" w:hanging="360"/>
+      </w:pPr>
+    </w:lvl>
+    <w:lvl w:ilvl="4" w:tplc="08090019" w:tentative="1">
+      <w:start w:val="1"/>
+      <w:numFmt w:val="lowerLetter"/>
+      <w:lvlText w:val="%5."/>
+      <w:lvlJc w:val="left"/>
+      <w:pPr>
+        <w:ind w:left="3600" w:hanging="360"/>
+      </w:pPr>
+    </w:lvl>
+    <w:lvl w:ilvl="5" w:tplc="0809001B" w:tentative="1">
+      <w:start w:val="1"/>
+      <w:numFmt w:val="lowerRoman"/>
+      <w:lvlText w:val="%6."/>
+      <w:lvlJc w:val="right"/>
+      <w:pPr>
+        <w:ind w:left="4320" w:hanging="180"/>
+      </w:pPr>
+    </w:lvl>
+    <w:lvl w:ilvl="6" w:tplc="0809000F" w:tentative="1">
+      <w:start w:val="1"/>
+      <w:numFmt w:val="decimal"/>
+      <w:lvlText w:val="%7."/>
+      <w:lvlJc w:val="left"/>
+      <w:pPr>
+        <w:ind w:left="5040" w:hanging="360"/>
+      </w:pPr>
+    </w:lvl>
+    <w:lvl w:ilvl="7" w:tplc="08090019" w:tentative="1">
+      <w:start w:val="1"/>
+      <w:numFmt w:val="lowerLetter"/>
+      <w:lvlText w:val="%8."/>
+      <w:lvlJc w:val="left"/>
+      <w:pPr>
+        <w:ind w:left="5760" w:hanging="360"/>
+      </w:pPr>
+    </w:lvl>
+    <w:lvl w:ilvl="8" w:tplc="0809001B" w:tentative="1">
+      <w:start w:val="1"/>
+      <w:numFmt w:val="lowerRoman"/>
+      <w:lvlText w:val="%9."/>
+      <w:lvlJc w:val="right"/>
+      <w:pPr>
+        <w:ind w:left="6480" w:hanging="180"/>
+      </w:pPr>
+    </w:lvl>
+  </w:abstractNum>
+  <w:abstractNum w:abstractNumId="8" w15:restartNumberingAfterBreak="0">
     <w:nsid w:val="21CA6EA0"/>
     <w:multiLevelType w:val="multilevel"/>
     <w:tmpl w:val="8E6EB5DA"/>
@@ -3961,7 +5894,7 @@
       </w:rPr>
     </w:lvl>
   </w:abstractNum>
-  <w:abstractNum w:abstractNumId="6" w15:restartNumberingAfterBreak="0">
+  <w:abstractNum w:abstractNumId="9" w15:restartNumberingAfterBreak="0">
     <w:nsid w:val="28835AD8"/>
     <w:multiLevelType w:val="multilevel"/>
     <w:tmpl w:val="D7C8AC48"/>
@@ -4110,7 +6043,7 @@
       </w:rPr>
     </w:lvl>
   </w:abstractNum>
-  <w:abstractNum w:abstractNumId="7" w15:restartNumberingAfterBreak="0">
+  <w:abstractNum w:abstractNumId="10" w15:restartNumberingAfterBreak="0">
     <w:nsid w:val="2E6503EA"/>
     <w:multiLevelType w:val="hybridMultilevel"/>
     <w:tmpl w:val="B7E691EE"/>
@@ -4223,7 +6156,7 @@
       </w:rPr>
     </w:lvl>
   </w:abstractNum>
-  <w:abstractNum w:abstractNumId="8" w15:restartNumberingAfterBreak="0">
+  <w:abstractNum w:abstractNumId="11" w15:restartNumberingAfterBreak="0">
     <w:nsid w:val="3B363DA8"/>
     <w:multiLevelType w:val="hybridMultilevel"/>
     <w:tmpl w:val="4E348AD8"/>
@@ -4336,7 +6269,128 @@
       </w:rPr>
     </w:lvl>
   </w:abstractNum>
-  <w:abstractNum w:abstractNumId="9" w15:restartNumberingAfterBreak="0">
+  <w:abstractNum w:abstractNumId="12" w15:restartNumberingAfterBreak="0">
+    <w:nsid w:val="4C2C0350"/>
+    <w:multiLevelType w:val="multilevel"/>
+    <w:tmpl w:val="1E26DD86"/>
+    <w:lvl w:ilvl="0">
+      <w:start w:val="1"/>
+      <w:numFmt w:val="decimal"/>
+      <w:lvlText w:val="%1."/>
+      <w:lvlJc w:val="left"/>
+      <w:pPr>
+        <w:ind w:left="360" w:hanging="360"/>
+      </w:pPr>
+      <w:rPr>
+        <w:rFonts w:hint="default"/>
+      </w:rPr>
+    </w:lvl>
+    <w:lvl w:ilvl="1">
+      <w:start w:val="1"/>
+      <w:numFmt w:val="decimal"/>
+      <w:isLgl/>
+      <w:lvlText w:val="%1.%2"/>
+      <w:lvlJc w:val="left"/>
+      <w:pPr>
+        <w:ind w:left="673" w:hanging="390"/>
+      </w:pPr>
+      <w:rPr>
+        <w:rFonts w:hint="default"/>
+      </w:rPr>
+    </w:lvl>
+    <w:lvl w:ilvl="2">
+      <w:start w:val="1"/>
+      <w:numFmt w:val="decimal"/>
+      <w:isLgl/>
+      <w:lvlText w:val="%1.%2.%3"/>
+      <w:lvlJc w:val="left"/>
+      <w:pPr>
+        <w:ind w:left="720" w:hanging="720"/>
+      </w:pPr>
+      <w:rPr>
+        <w:rFonts w:hint="default"/>
+      </w:rPr>
+    </w:lvl>
+    <w:lvl w:ilvl="3">
+      <w:start w:val="1"/>
+      <w:numFmt w:val="decimal"/>
+      <w:isLgl/>
+      <w:lvlText w:val="%1.%2.%3.%4"/>
+      <w:lvlJc w:val="left"/>
+      <w:pPr>
+        <w:ind w:left="1080" w:hanging="1080"/>
+      </w:pPr>
+      <w:rPr>
+        <w:rFonts w:hint="default"/>
+      </w:rPr>
+    </w:lvl>
+    <w:lvl w:ilvl="4">
+      <w:start w:val="1"/>
+      <w:numFmt w:val="decimal"/>
+      <w:isLgl/>
+      <w:lvlText w:val="%1.%2.%3.%4.%5"/>
+      <w:lvlJc w:val="left"/>
+      <w:pPr>
+        <w:ind w:left="1080" w:hanging="1080"/>
+      </w:pPr>
+      <w:rPr>
+        <w:rFonts w:hint="default"/>
+      </w:rPr>
+    </w:lvl>
+    <w:lvl w:ilvl="5">
+      <w:start w:val="1"/>
+      <w:numFmt w:val="decimal"/>
+      <w:isLgl/>
+      <w:lvlText w:val="%1.%2.%3.%4.%5.%6"/>
+      <w:lvlJc w:val="left"/>
+      <w:pPr>
+        <w:ind w:left="1440" w:hanging="1440"/>
+      </w:pPr>
+      <w:rPr>
+        <w:rFonts w:hint="default"/>
+      </w:rPr>
+    </w:lvl>
+    <w:lvl w:ilvl="6">
+      <w:start w:val="1"/>
+      <w:numFmt w:val="decimal"/>
+      <w:isLgl/>
+      <w:lvlText w:val="%1.%2.%3.%4.%5.%6.%7"/>
+      <w:lvlJc w:val="left"/>
+      <w:pPr>
+        <w:ind w:left="1440" w:hanging="1440"/>
+      </w:pPr>
+      <w:rPr>
+        <w:rFonts w:hint="default"/>
+      </w:rPr>
+    </w:lvl>
+    <w:lvl w:ilvl="7">
+      <w:start w:val="1"/>
+      <w:numFmt w:val="decimal"/>
+      <w:isLgl/>
+      <w:lvlText w:val="%1.%2.%3.%4.%5.%6.%7.%8"/>
+      <w:lvlJc w:val="left"/>
+      <w:pPr>
+        <w:ind w:left="1800" w:hanging="1800"/>
+      </w:pPr>
+      <w:rPr>
+        <w:rFonts w:hint="default"/>
+      </w:rPr>
+    </w:lvl>
+    <w:lvl w:ilvl="8">
+      <w:start w:val="1"/>
+      <w:numFmt w:val="decimal"/>
+      <w:isLgl/>
+      <w:lvlText w:val="%1.%2.%3.%4.%5.%6.%7.%8.%9"/>
+      <w:lvlJc w:val="left"/>
+      <w:pPr>
+        <w:ind w:left="1800" w:hanging="1800"/>
+      </w:pPr>
+      <w:rPr>
+        <w:rFonts w:hint="default"/>
+      </w:rPr>
+    </w:lvl>
+  </w:abstractNum>
+  <w:abstractNum w:abstractNumId="13" w15:restartNumberingAfterBreak="0">
     <w:nsid w:val="4E7B7C2C"/>
     <w:multiLevelType w:val="multilevel"/>
     <w:tmpl w:val="0CF0CE90"/>
@@ -4449,7 +6503,7 @@
       </w:rPr>
     </w:lvl>
   </w:abstractNum>
-  <w:abstractNum w:abstractNumId="10" w15:restartNumberingAfterBreak="0">
+  <w:abstractNum w:abstractNumId="14" w15:restartNumberingAfterBreak="0">
     <w:nsid w:val="4F5832BF"/>
     <w:multiLevelType w:val="hybridMultilevel"/>
     <w:tmpl w:val="E8604DDE"/>
@@ -4562,7 +6616,7 @@
       </w:rPr>
     </w:lvl>
   </w:abstractNum>
-  <w:abstractNum w:abstractNumId="11" w15:restartNumberingAfterBreak="0">
+  <w:abstractNum w:abstractNumId="15" w15:restartNumberingAfterBreak="0">
     <w:nsid w:val="5AC57A34"/>
     <w:multiLevelType w:val="multilevel"/>
     <w:tmpl w:val="CEB464DE"/>
@@ -4675,41 +6729,145 @@
       </w:rPr>
     </w:lvl>
   </w:abstractNum>
+  <w:abstractNum w:abstractNumId="16" w15:restartNumberingAfterBreak="0">
+    <w:nsid w:val="67C53085"/>
+    <w:multiLevelType w:val="hybridMultilevel"/>
+    <w:tmpl w:val="86480330"/>
+    <w:lvl w:ilvl="0" w:tplc="EA2A1590">
+      <w:start w:val="1"/>
+      <w:numFmt w:val="decimal"/>
+      <w:lvlText w:val="%1"/>
+      <w:lvlJc w:val="left"/>
+      <w:pPr>
+        <w:ind w:left="360" w:hanging="360"/>
+      </w:pPr>
+      <w:rPr>
+        <w:rFonts w:hint="default"/>
+      </w:rPr>
+    </w:lvl>
+    <w:lvl w:ilvl="1" w:tplc="08090019" w:tentative="1">
+      <w:start w:val="1"/>
+      <w:numFmt w:val="lowerLetter"/>
+      <w:lvlText w:val="%2."/>
+      <w:lvlJc w:val="left"/>
+      <w:pPr>
+        <w:ind w:left="1080" w:hanging="360"/>
+      </w:pPr>
+    </w:lvl>
+    <w:lvl w:ilvl="2" w:tplc="0809001B" w:tentative="1">
+      <w:start w:val="1"/>
+      <w:numFmt w:val="lowerRoman"/>
+      <w:lvlText w:val="%3."/>
+      <w:lvlJc w:val="right"/>
+      <w:pPr>
+        <w:ind w:left="1800" w:hanging="180"/>
+      </w:pPr>
+    </w:lvl>
+    <w:lvl w:ilvl="3" w:tplc="0809000F" w:tentative="1">
+      <w:start w:val="1"/>
+      <w:numFmt w:val="decimal"/>
+      <w:lvlText w:val="%4."/>
+      <w:lvlJc w:val="left"/>
+      <w:pPr>
+        <w:ind w:left="2520" w:hanging="360"/>
+      </w:pPr>
+    </w:lvl>
+    <w:lvl w:ilvl="4" w:tplc="08090019" w:tentative="1">
+      <w:start w:val="1"/>
+      <w:numFmt w:val="lowerLetter"/>
+      <w:lvlText w:val="%5."/>
+      <w:lvlJc w:val="left"/>
+      <w:pPr>
+        <w:ind w:left="3240" w:hanging="360"/>
+      </w:pPr>
+    </w:lvl>
+    <w:lvl w:ilvl="5" w:tplc="0809001B" w:tentative="1">
+      <w:start w:val="1"/>
+      <w:numFmt w:val="lowerRoman"/>
+      <w:lvlText w:val="%6."/>
+      <w:lvlJc w:val="right"/>
+      <w:pPr>
+        <w:ind w:left="3960" w:hanging="180"/>
+      </w:pPr>
+    </w:lvl>
+    <w:lvl w:ilvl="6" w:tplc="0809000F" w:tentative="1">
+      <w:start w:val="1"/>
+      <w:numFmt w:val="decimal"/>
+      <w:lvlText w:val="%7."/>
+      <w:lvlJc w:val="left"/>
+      <w:pPr>
+        <w:ind w:left="4680" w:hanging="360"/>
+      </w:pPr>
+    </w:lvl>
+    <w:lvl w:ilvl="7" w:tplc="08090019" w:tentative="1">
+      <w:start w:val="1"/>
+      <w:numFmt w:val="lowerLetter"/>
+      <w:lvlText w:val="%8."/>
+      <w:lvlJc w:val="left"/>
+      <w:pPr>
+        <w:ind w:left="5400" w:hanging="360"/>
+      </w:pPr>
+    </w:lvl>
+    <w:lvl w:ilvl="8" w:tplc="0809001B" w:tentative="1">
+      <w:start w:val="1"/>
+      <w:numFmt w:val="lowerRoman"/>
+      <w:lvlText w:val="%9."/>
+      <w:lvlJc w:val="right"/>
+      <w:pPr>
+        <w:ind w:left="6120" w:hanging="180"/>
+      </w:pPr>
+    </w:lvl>
+  </w:abstractNum>
   <w:num w:numId="1" w16cid:durableId="517232202">
+    <w:abstractNumId w:val="5"/>
+  </w:num>
+  <w:num w:numId="2" w16cid:durableId="79757340">
+    <w:abstractNumId w:val="8"/>
+  </w:num>
+  <w:num w:numId="3" w16cid:durableId="1666321723">
+    <w:abstractNumId w:val="9"/>
+  </w:num>
+  <w:num w:numId="4" w16cid:durableId="1224171887">
+    <w:abstractNumId w:val="11"/>
+  </w:num>
+  <w:num w:numId="5" w16cid:durableId="2087652210">
+    <w:abstractNumId w:val="13"/>
+  </w:num>
+  <w:num w:numId="6" w16cid:durableId="2138794079">
     <w:abstractNumId w:val="3"/>
   </w:num>
-  <w:num w:numId="2" w16cid:durableId="79757340">
-    <w:abstractNumId w:val="5"/>
+  <w:num w:numId="7" w16cid:durableId="850220055">
+    <w:abstractNumId w:val="10"/>
   </w:num>
-  <w:num w:numId="3" w16cid:durableId="1666321723">
+  <w:num w:numId="8" w16cid:durableId="1642879934">
+    <w:abstractNumId w:val="14"/>
+  </w:num>
+  <w:num w:numId="9" w16cid:durableId="1108234879">
     <w:abstractNumId w:val="6"/>
   </w:num>
-  <w:num w:numId="4" w16cid:durableId="1224171887">
-    <w:abstractNumId w:val="8"/>
+  <w:num w:numId="10" w16cid:durableId="29428114">
+    <w:abstractNumId w:val="15"/>
   </w:num>
-  <w:num w:numId="5" w16cid:durableId="2087652210">
-    <w:abstractNumId w:val="9"/>
-  </w:num>
-  <w:num w:numId="6" w16cid:durableId="2138794079">
+  <w:num w:numId="11" w16cid:durableId="403719462">
     <w:abstractNumId w:val="2"/>
   </w:num>
-  <w:num w:numId="7" w16cid:durableId="850220055">
+  <w:num w:numId="12" w16cid:durableId="981688844">
+    <w:abstractNumId w:val="1"/>
+  </w:num>
+  <w:num w:numId="13" w16cid:durableId="141505631">
+    <w:abstractNumId w:val="4"/>
+  </w:num>
+  <w:num w:numId="14" w16cid:durableId="727336841">
     <w:abstractNumId w:val="7"/>
   </w:num>
-  <w:num w:numId="8" w16cid:durableId="1642879934">
-    <w:abstractNumId w:val="10"/>
+  <w:num w:numId="15" w16cid:durableId="1709910529">
+    <w:abstractNumId w:val="0"/>
   </w:num>
-  <w:num w:numId="9" w16cid:durableId="1108234879">
-    <w:abstractNumId w:val="4"/>
+  <w:num w:numId="16" w16cid:durableId="1563906706">
+    <w:abstractNumId w:val="16"/>
   </w:num>
-  <w:num w:numId="10" w16cid:durableId="29428114">
-    <w:abstractNumId w:val="11"/>
-  </w:num>
-  <w:num w:numId="11" w16cid:durableId="403719462">
-    <w:abstractNumId w:val="1"/>
-  </w:num>
-  <w:num w:numId="12" w16cid:durableId="981688844">
-    <w:abstractNumId w:val="0"/>
+  <w:num w:numId="17" w16cid:durableId="2094547165">
+    <w:abstractNumId w:val="12"/>
   </w:num>
 </w:numbering>
 </file>
@@ -5877,6 +8035,70 @@
       <w:shd w:val="clear" w:color="auto" w:fill="E1DFDD"/>
     </w:rPr>
   </w:style>
+  <w:style w:type="paragraph" w:styleId="Bibliography">
+    <w:name w:val="Bibliography"/>
+    <w:basedOn w:val="Normal"/>
+    <w:next w:val="Normal"/>
+    <w:uiPriority w:val="37"/>
+    <w:unhideWhenUsed/>
+    <w:rsid w:val="00B475FA"/>
+  </w:style>
+  <w:style w:type="paragraph" w:styleId="TOC1">
+    <w:name w:val="toc 1"/>
+    <w:basedOn w:val="Normal"/>
+    <w:next w:val="Normal"/>
+    <w:autoRedefine/>
+    <w:uiPriority w:val="39"/>
+    <w:unhideWhenUsed/>
+    <w:rsid w:val="006878AA"/>
+    <w:pPr>
+      <w:spacing w:after="100"/>
+    </w:pPr>
+  </w:style>
+  <w:style w:type="table" w:styleId="TableGrid">
+    <w:name w:val="Table Grid"/>
+    <w:basedOn w:val="TableNormal"/>
+    <w:uiPriority w:val="39"/>
+    <w:rsid w:val="007064A4"/>
+    <w:pPr>
+      <w:spacing w:after="0" w:line="240" w:lineRule="auto"/>
+    </w:pPr>
+    <w:tblPr>
+      <w:tblBorders>
+        <w:top w:val="single" w:sz="4" w:space="0" w:color="auto"/>
+        <w:left w:val="single" w:sz="4" w:space="0" w:color="auto"/>
+        <w:bottom w:val="single" w:sz="4" w:space="0" w:color="auto"/>
+        <w:right w:val="single" w:sz="4" w:space="0" w:color="auto"/>
+        <w:insideH w:val="single" w:sz="4" w:space="0" w:color="auto"/>
+        <w:insideV w:val="single" w:sz="4" w:space="0" w:color="auto"/>
+      </w:tblBorders>
+    </w:tblPr>
+  </w:style>
+  <w:style w:type="paragraph" w:customStyle="1" w:styleId="pf0">
+    <w:name w:val="pf0"/>
+    <w:basedOn w:val="Normal"/>
+    <w:rsid w:val="002E5E95"/>
+    <w:pPr>
+      <w:spacing w:before="100" w:beforeAutospacing="1" w:after="100" w:afterAutospacing="1" w:line="240" w:lineRule="auto"/>
+    </w:pPr>
+    <w:rPr>
+      <w:rFonts w:ascii="Times New Roman" w:eastAsia="Times New Roman" w:hAnsi="Times New Roman" w:cs="Times New Roman"/>
+      <w:kern w:val="0"/>
+      <w:szCs w:val="24"/>
+      <w:lang w:eastAsia="en-GB"/>
+      <w14:ligatures w14:val="none"/>
+    </w:rPr>
+  </w:style>
+  <w:style w:type="character" w:customStyle="1" w:styleId="cf01">
+    <w:name w:val="cf01"/>
+    <w:basedOn w:val="DefaultParagraphFont"/>
+    <w:rsid w:val="002E5E95"/>
+    <w:rPr>
+      <w:rFonts w:ascii="Segoe UI" w:hAnsi="Segoe UI" w:cs="Segoe UI" w:hint="default"/>
+      <w:sz w:val="18"/>
+      <w:szCs w:val="18"/>
+    </w:rPr>
+  </w:style>
 </w:styles>
 </file>
 
@@ -6153,7 +8375,311 @@
 </file>
 
 <file path=customXml/item2.xml><?xml version="1.0" encoding="utf-8"?>
-<b:Sources xmlns:b="http://schemas.openxmlformats.org/officeDocument/2006/bibliography" xmlns="http://schemas.openxmlformats.org/officeDocument/2006/bibliography" SelectedStyle="\APASixthEditionOfficeOnline.xsl" StyleName="APA" Version="6"/>
+<b:Sources xmlns:b="http://schemas.openxmlformats.org/officeDocument/2006/bibliography" xmlns="http://schemas.openxmlformats.org/officeDocument/2006/bibliography" SelectedStyle="\APASixthEditionOfficeOnline.xsl" StyleName="APA" Version="6">
+  <b:Source>
+    <b:Tag>Gan16</b:Tag>
+    <b:SourceType>ConferenceProceedings</b:SourceType>
+    <b:Guid>{35902277-D46C-46CA-AA21-28A4FA3B56D3}</b:Guid>
+    <b:Title>Vision-based responders localization techniques in urban search and rescue scenarios</b:Title>
+    <b:Year>2016</b:Year>
+    <b:City>Orlando, FL, USA</b:City>
+    <b:Publisher>IEEE</b:Publisher>
+    <b:Author>
+      <b:Author>
+        <b:NameList>
+          <b:Person>
+            <b:Last>Ganz</b:Last>
+            <b:First>Aura</b:First>
+          </b:Person>
+          <b:Person>
+            <b:Last>Yang</b:Last>
+            <b:First>Zhuorui</b:First>
+          </b:Person>
+        </b:NameList>
+      </b:Author>
+    </b:Author>
+    <b:Pages>2640-2643</b:Pages>
+    <b:ConferenceName>2016 38th Annual International Conference of the IEEE Engineering in Medicine and Biology Society (EMBC)</b:ConferenceName>
+    <b:URL>https://ieeexplore-ieee-org.plymouth.idm.oclc.org/stamp/stamp.jsp?tp=&amp;arnumber=7591272&amp;isnumber=7590615</b:URL>
+    <b:RefOrder>2</b:RefOrder>
+  </b:Source>
+  <b:Source>
+    <b:Tag>Kes15</b:Tag>
+    <b:SourceType>ConferenceProceedings</b:SourceType>
+    <b:Guid>{1E7B31D9-F7F2-4657-B724-D7E5294A088F}</b:Guid>
+    <b:Author>
+      <b:Author>
+        <b:NameList>
+          <b:Person>
+            <b:Last>Bimbraw</b:Last>
+            <b:First>Keshav</b:First>
+          </b:Person>
+        </b:NameList>
+      </b:Author>
+    </b:Author>
+    <b:Title>Autonomous cars: Past, present and future a review of the developments in the last century, the present scenario and the expected future of autonomous vehicle technology</b:Title>
+    <b:Pages>191-198</b:Pages>
+    <b:Year>2015</b:Year>
+    <b:ConferenceName>2015 12th International Conference on Informatics in Control, Automation and Robotics (ICINCO)</b:ConferenceName>
+    <b:City>Colmar, France</b:City>
+    <b:Publisher>IEEE</b:Publisher>
+    <b:URL>https://ieeexplore-ieee-org.plymouth.idm.oclc.org/stamp/stamp.jsp?tp=&amp;arnumber=7350466&amp;isnumber=7347907</b:URL>
+    <b:RefOrder>1</b:RefOrder>
+  </b:Source>
+  <b:Source>
+    <b:Tag>Zha21</b:Tag>
+    <b:SourceType>ConferenceProceedings</b:SourceType>
+    <b:Guid>{464258E9-11F7-4DD0-95A8-36FEC2D2C4E0}</b:Guid>
+    <b:Title>Low-cost Solution for Vision-based Robotic Grasping</b:Title>
+    <b:Year>2021</b:Year>
+    <b:City>Shanghai, China</b:City>
+    <b:Pages>54-61</b:Pages>
+    <b:ConferenceName>2021 International Confrence on Networking Systems of AI (INSAI)</b:ConferenceName>
+    <b:Author>
+      <b:Author>
+        <b:NameList>
+          <b:Person>
+            <b:Last>Zhang</b:Last>
+            <b:First>Z</b:First>
+          </b:Person>
+          <b:Person>
+            <b:Last>Shang</b:Last>
+            <b:First>H</b:First>
+          </b:Person>
+        </b:NameList>
+      </b:Author>
+    </b:Author>
+    <b:RefOrder>8</b:RefOrder>
+  </b:Source>
+  <b:Source>
+    <b:Tag>Son11</b:Tag>
+    <b:SourceType>JournalArticle</b:SourceType>
+    <b:Guid>{7CE1325A-23F1-416A-BB60-293CB39848E0}</b:Guid>
+    <b:Title>Automatic docking system for recharging home surveillance robots</b:Title>
+    <b:Pages>428-435</b:Pages>
+    <b:Year>2011</b:Year>
+    <b:Author>
+      <b:Author>
+        <b:NameList>
+          <b:Person>
+            <b:Last>Song</b:Last>
+            <b:First>G</b:First>
+          </b:Person>
+          <b:Person>
+            <b:Last>Wang</b:Last>
+            <b:First>H</b:First>
+          </b:Person>
+          <b:Person>
+            <b:Last>Zhang</b:Last>
+            <b:First>J</b:First>
+          </b:Person>
+          <b:Person>
+            <b:Last>Meng</b:Last>
+            <b:First>T</b:First>
+          </b:Person>
+        </b:NameList>
+      </b:Author>
+    </b:Author>
+    <b:Month>May</b:Month>
+    <b:JournalName>IEEE Transactions on Consumer Electronics</b:JournalName>
+    <b:Volume>57</b:Volume>
+    <b:URL>https://ieeexplore.ieee.org/stamp/stamp.jsp?tp=&amp;arnumber=5955176&amp;isnumber=5955152</b:URL>
+    <b:RefOrder>5</b:RefOrder>
+  </b:Source>
+  <b:Source>
+    <b:Tag>Bru09</b:Tag>
+    <b:SourceType>Book</b:SourceType>
+    <b:Guid>{FD8EAF4C-BAED-4216-BA1A-8AE6DA8139CC}</b:Guid>
+    <b:Title>Template Matching Techniques in Computer Vision: Theory and Practice</b:Title>
+    <b:Year>2009</b:Year>
+    <b:Author>
+      <b:Author>
+        <b:NameList>
+          <b:Person>
+            <b:Last>Brunelli</b:Last>
+            <b:First>Roberto</b:First>
+          </b:Person>
+        </b:NameList>
+      </b:Author>
+    </b:Author>
+    <b:Publisher>John Wiley &amp; Sons</b:Publisher>
+    <b:YearAccessed>2025</b:YearAccessed>
+    <b:URL>http://ebookcentral.proquest.com/lib/plymouth/detail.action?docID=437493</b:URL>
+    <b:RefOrder>7</b:RefOrder>
+  </b:Source>
+  <b:Source>
+    <b:Tag>Dee19</b:Tag>
+    <b:SourceType>InternetSite</b:SourceType>
+    <b:Guid>{E263A915-831C-4A68-8BCA-E7BDB86762DE}</b:Guid>
+    <b:Title>Introduction to SIFT (Scale Invatiant Feature Transform)</b:Title>
+    <b:Year>2019</b:Year>
+    <b:InternetSiteTitle>Medium.com</b:InternetSiteTitle>
+    <b:Month>March</b:Month>
+    <b:Day>16</b:Day>
+    <b:URL>https://medium.com/@deepanshut041/introduction-to-sift-scale-invariant-feature-transform-65d7f3a72d40</b:URL>
+    <b:Author>
+      <b:Author>
+        <b:NameList>
+          <b:Person>
+            <b:Last>Deep</b:Last>
+          </b:Person>
+        </b:NameList>
+      </b:Author>
+    </b:Author>
+    <b:YearAccessed>2025</b:YearAccessed>
+    <b:MonthAccessed>February</b:MonthAccessed>
+    <b:DayAccessed>12</b:DayAccessed>
+    <b:RefOrder>9</b:RefOrder>
+  </b:Source>
+  <b:Source>
+    <b:Tag>Fah19</b:Tag>
+    <b:SourceType>JournalArticle</b:SourceType>
+    <b:Guid>{05C63B97-E4C0-4337-BFEE-0512B0ABDAB2}</b:Guid>
+    <b:Title>An Augmented Reality Based Human-Robot Interaction Interface Using Kalman Filter Sensor Fusion</b:Title>
+    <b:Year>2019</b:Year>
+    <b:URL>https://www.mdpi.com/1424-8220/19/20/4586</b:URL>
+    <b:Author>
+      <b:Author>
+        <b:NameList>
+          <b:Person>
+            <b:Last>Fahmy</b:Last>
+            <b:First>Ashraf</b:First>
+          </b:Person>
+          <b:Person>
+            <b:Last>Li</b:Last>
+            <b:First>Chunxu</b:First>
+          </b:Person>
+          <b:Person>
+            <b:Last>Sienz</b:Last>
+            <b:First>Johann</b:First>
+          </b:Person>
+        </b:NameList>
+      </b:Author>
+    </b:Author>
+    <b:JournalName>Sensors</b:JournalName>
+    <b:Volume>19</b:Volume>
+    <b:Issue>20</b:Issue>
+    <b:RefOrder>10</b:RefOrder>
+  </b:Source>
+  <b:Source>
+    <b:Tag>Ope</b:Tag>
+    <b:SourceType>InternetSite</b:SourceType>
+    <b:Guid>{FC7E9C1D-D6E3-4069-90B3-F39BAF331779}</b:Guid>
+    <b:Title>OpenCV modules</b:Title>
+    <b:InternetSiteTitle>docs.opencv.org</b:InternetSiteTitle>
+    <b:URL>https://docs.opencv.org/4.x/index.html</b:URL>
+    <b:RefOrder>11</b:RefOrder>
+  </b:Source>
+  <b:Source>
+    <b:Tag>LeC12</b:Tag>
+    <b:SourceType>JournalArticle</b:SourceType>
+    <b:Guid>{BDDCBF2D-A8CD-4971-B3F6-61DC074F8DE4}</b:Guid>
+    <b:Title>Distributed sensors for hazard detection in an urban search and rescue operation</b:Title>
+    <b:JournalName>IEEE International Instrumentation and Measurement Technology Conference Proceedings</b:JournalName>
+    <b:Year>2012</b:Year>
+    <b:Pages>2385-2390</b:Pages>
+    <b:City>Graz, Austria</b:City>
+    <b:URL>https://ieeexplore-ieee-org.plymouth.idm.oclc.org/stamp/stamp.jsp?tp=&amp;arnumber=6229679&amp;isnumber=6229113</b:URL>
+    <b:Author>
+      <b:Author>
+        <b:NameList>
+          <b:Person>
+            <b:Last>Le Comte</b:Last>
+            <b:Middle>Rhys</b:Middle>
+            <b:First>Brendon</b:First>
+          </b:Person>
+          <b:Person>
+            <b:Last>Gupta</b:Last>
+            <b:Middle>Sen</b:Middle>
+            <b:First>Gourab</b:First>
+          </b:Person>
+          <b:Person>
+            <b:Last>Chew</b:Last>
+            <b:Middle>Tin</b:Middle>
+            <b:First>Moi</b:First>
+          </b:Person>
+        </b:NameList>
+      </b:Author>
+    </b:Author>
+    <b:RefOrder>3</b:RefOrder>
+  </b:Source>
+  <b:Source>
+    <b:Tag>Gre02</b:Tag>
+    <b:SourceType>ConferenceProceedings</b:SourceType>
+    <b:Guid>{539801ED-AC53-4C29-967C-BB707DE1FC88}</b:Guid>
+    <b:Title>Robots in Urban Search and Rescue Operations</b:Title>
+    <b:Year>2002</b:Year>
+    <b:ConferenceName>International Instrumentation and Measurement Technology Conference Proceedings</b:ConferenceName>
+    <b:City>Auckland</b:City>
+    <b:Author>
+      <b:Author>
+        <b:NameList>
+          <b:Person>
+            <b:Last>Greer</b:Last>
+            <b:First>David</b:First>
+          </b:Person>
+          <b:Person>
+            <b:Last>McKerrow</b:Last>
+            <b:First>Phillip</b:First>
+          </b:Person>
+          <b:Person>
+            <b:Last>Abrantes</b:Last>
+            <b:First>Jo</b:First>
+          </b:Person>
+        </b:NameList>
+      </b:Author>
+    </b:Author>
+    <b:RefOrder>4</b:RefOrder>
+  </b:Source>
+  <b:Source>
+    <b:Tag>Nob16</b:Tag>
+    <b:SourceType>ConferenceProceedings</b:SourceType>
+    <b:Guid>{6F958DC0-715E-412F-850C-B2C7FF71226B}</b:Guid>
+    <b:Title>Comparison of OpenCV's feature detectors and feature matchers</b:Title>
+    <b:Pages>1-6</b:Pages>
+    <b:Year>2016</b:Year>
+    <b:ConferenceName>2016 23rd International Conference on Mechatronics and Machine Vision in Practice (M2VIP)</b:ConferenceName>
+    <b:City>Nanjing, China</b:City>
+    <b:Author>
+      <b:Author>
+        <b:NameList>
+          <b:Person>
+            <b:Last>Noble</b:Last>
+            <b:Middle>K</b:Middle>
+            <b:First>Frazer</b:First>
+          </b:Person>
+        </b:NameList>
+      </b:Author>
+    </b:Author>
+    <b:URL>https://ieeexplore.ieee.org/stamp/stamp.jsp?tp=&amp;arnumber=7827292&amp;isnumber=7827253</b:URL>
+    <b:RefOrder>6</b:RefOrder>
+  </b:Source>
+  <b:Source>
+    <b:Tag>Bra08</b:Tag>
+    <b:SourceType>BookSection</b:SourceType>
+    <b:Guid>{EF1D1681-B7FF-43FD-98DA-4DA1DB6B4B39}</b:Guid>
+    <b:Title>Learning OpenCV computer vision with the OpenCV library</b:Title>
+    <b:Year>2008</b:Year>
+    <b:Publisher>O'Reilly Media</b:Publisher>
+    <b:Author>
+      <b:Author>
+        <b:NameList>
+          <b:Person>
+            <b:Last>Bradski</b:Last>
+            <b:First>G</b:First>
+          </b:Person>
+          <b:Person>
+            <b:Last>Kaehler</b:Last>
+            <b:First>A</b:First>
+          </b:Person>
+        </b:NameList>
+      </b:Author>
+    </b:Author>
+    <b:Edition>1st</b:Edition>
+    <b:ChapterNumber>5 Image Processing</b:ChapterNumber>
+    <b:RefOrder>12</b:RefOrder>
+  </b:Source>
+</b:Sources>
 </file>
 
 <file path=customXml/itemProps1.xml><?xml version="1.0" encoding="utf-8"?>
@@ -6165,7 +8691,7 @@
 </file>
 
 <file path=customXml/itemProps2.xml><?xml version="1.0" encoding="utf-8"?>
-<ds:datastoreItem xmlns:ds="http://schemas.openxmlformats.org/officeDocument/2006/customXml" ds:itemID="{79674C00-AAFF-4C83-9221-DE09B6D52A97}">
+<ds:datastoreItem xmlns:ds="http://schemas.openxmlformats.org/officeDocument/2006/customXml" ds:itemID="{9F983666-AED2-4B66-A827-823072AD068C}">
   <ds:schemaRefs>
     <ds:schemaRef ds:uri="http://schemas.openxmlformats.org/officeDocument/2006/bibliography"/>
   </ds:schemaRefs>
